--- a/WP-2/Data_cleaning/Data_Cleaning_Note.docx
+++ b/WP-2/Data_cleaning/Data_Cleaning_Note.docx
@@ -7,12 +7,16 @@
         <w:rPr>
           <w:b/>
           <w:bCs/>
-        </w:rPr>
-      </w:pPr>
-      <w:r>
-        <w:rPr>
-          <w:b/>
-          <w:bCs/>
+          <w:sz w:val="44"/>
+          <w:szCs w:val="44"/>
+        </w:rPr>
+      </w:pPr>
+      <w:r>
+        <w:rPr>
+          <w:b/>
+          <w:bCs/>
+          <w:sz w:val="44"/>
+          <w:szCs w:val="44"/>
         </w:rPr>
         <w:t>Spiegazione della scala di valori e del significato dei parametri della tabella BLCHANGE</w:t>
       </w:r>
@@ -153,6 +157,24 @@
           <w:b/>
           <w:bCs/>
         </w:rPr>
+        <w:t>VISCODE2</w:t>
+      </w:r>
+      <w:r>
+        <w:t>: Codice visita standardizzato (valori simili a VISCODE)</w:t>
+      </w:r>
+    </w:p>
+    <w:p>
+      <w:pPr>
+        <w:numPr>
+          <w:ilvl w:val="0"/>
+          <w:numId w:val="1"/>
+        </w:numPr>
+      </w:pPr>
+      <w:r>
+        <w:rPr>
+          <w:b/>
+          <w:bCs/>
+        </w:rPr>
         <w:t>EXAMDATE</w:t>
       </w:r>
       <w:r>
@@ -548,6 +570,7 @@
           <w:b/>
           <w:bCs/>
         </w:rPr>
+        <w:lastRenderedPageBreak/>
         <w:t>Note aggiuntive:</w:t>
       </w:r>
     </w:p>
@@ -589,7 +612,6 @@
         </w:numPr>
       </w:pPr>
       <w:r>
-        <w:lastRenderedPageBreak/>
         <w:t>La colonna "</w:t>
       </w:r>
       <w:proofErr w:type="spellStart"/>
@@ -654,12 +676,16 @@
         <w:rPr>
           <w:b/>
           <w:bCs/>
-        </w:rPr>
-      </w:pPr>
-      <w:r>
-        <w:rPr>
-          <w:b/>
-          <w:bCs/>
+          <w:sz w:val="44"/>
+          <w:szCs w:val="44"/>
+        </w:rPr>
+      </w:pPr>
+      <w:r>
+        <w:rPr>
+          <w:b/>
+          <w:bCs/>
+          <w:sz w:val="44"/>
+          <w:szCs w:val="44"/>
         </w:rPr>
         <w:t>Spiegazione della scala di valori e del significato dei parametri della tabella MMSE</w:t>
       </w:r>
@@ -1009,6 +1035,7 @@
           <w:b/>
           <w:bCs/>
         </w:rPr>
+        <w:lastRenderedPageBreak/>
         <w:t>24-30</w:t>
       </w:r>
       <w:r>
@@ -1088,7 +1115,6 @@
         </w:numPr>
       </w:pPr>
       <w:r>
-        <w:lastRenderedPageBreak/>
         <w:t>I dati sono stati raccolti in tutte le fasi dello studio ADNI (ADNI1, ADNIGO, ADNI2, ADNI3, ADNI4).</w:t>
       </w:r>
     </w:p>
@@ -1103,12 +1129,16 @@
         <w:rPr>
           <w:b/>
           <w:bCs/>
-        </w:rPr>
-      </w:pPr>
-      <w:r>
-        <w:rPr>
-          <w:b/>
-          <w:bCs/>
+          <w:sz w:val="44"/>
+          <w:szCs w:val="44"/>
+        </w:rPr>
+      </w:pPr>
+      <w:r>
+        <w:rPr>
+          <w:b/>
+          <w:bCs/>
+          <w:sz w:val="44"/>
+          <w:szCs w:val="44"/>
         </w:rPr>
         <w:t>Spiegazione dei parametri e valori della tabella PTDEMOG</w:t>
       </w:r>
@@ -1451,6 +1481,7 @@
           <w:b/>
           <w:bCs/>
         </w:rPr>
+        <w:lastRenderedPageBreak/>
         <w:t>PTMARRY</w:t>
       </w:r>
       <w:r>
@@ -1577,7 +1608,6 @@
           <w:b/>
           <w:bCs/>
         </w:rPr>
-        <w:lastRenderedPageBreak/>
         <w:t>-4.0</w:t>
       </w:r>
       <w:r>
@@ -1986,6 +2016,7 @@
           <w:b/>
           <w:bCs/>
         </w:rPr>
+        <w:lastRenderedPageBreak/>
         <w:t>Note aggiuntive:</w:t>
       </w:r>
     </w:p>
@@ -2073,14 +2104,2280 @@
     </w:p>
     <w:p>
       <w:r>
+        <w:t>Questi dati forniscono un profilo demografico completo dei partecipanti allo studio ADNI, essenziale per l'analisi e l'interpretazione dei risultati relativi alla progressione dell'Alzheimer e di altre forme di demenza.</w:t>
+      </w:r>
+    </w:p>
+    <w:p/>
+    <w:p>
+      <w:pPr>
+        <w:rPr>
+          <w:b/>
+          <w:bCs/>
+          <w:sz w:val="44"/>
+          <w:szCs w:val="44"/>
+        </w:rPr>
+      </w:pPr>
+      <w:r>
+        <w:rPr>
+          <w:b/>
+          <w:bCs/>
+          <w:sz w:val="44"/>
+          <w:szCs w:val="44"/>
+        </w:rPr>
+        <w:t>Spiegazione dei parametri e valori della tabella ADSP_PHC_BIOMARKER</w:t>
+      </w:r>
+    </w:p>
+    <w:p>
+      <w:r>
+        <w:t xml:space="preserve">La tabella ADSP_PHC_BIOMARKER (ADSP </w:t>
+      </w:r>
+      <w:proofErr w:type="spellStart"/>
+      <w:r>
+        <w:t>Phenotype</w:t>
+      </w:r>
+      <w:proofErr w:type="spellEnd"/>
+      <w:r>
+        <w:t xml:space="preserve"> </w:t>
+      </w:r>
+      <w:proofErr w:type="spellStart"/>
+      <w:r>
+        <w:t>Harmonization</w:t>
+      </w:r>
+      <w:proofErr w:type="spellEnd"/>
+      <w:r>
+        <w:t xml:space="preserve"> Consortium - Composite Biomarker Scores) contiene informazioni sui biomarcatori armonizzati dal consorzio PHC. Ecco la spiegazione dettagliata dei parametri e dei loro valori:</w:t>
+      </w:r>
+    </w:p>
+    <w:p>
+      <w:pPr>
+        <w:rPr>
+          <w:b/>
+          <w:bCs/>
+        </w:rPr>
+      </w:pPr>
+      <w:r>
+        <w:rPr>
+          <w:b/>
+          <w:bCs/>
+        </w:rPr>
+        <w:t>Parametri di identificazione:</w:t>
+      </w:r>
+    </w:p>
+    <w:p>
+      <w:pPr>
+        <w:numPr>
+          <w:ilvl w:val="0"/>
+          <w:numId w:val="19"/>
+        </w:numPr>
+      </w:pPr>
+      <w:r>
+        <w:rPr>
+          <w:b/>
+          <w:bCs/>
+        </w:rPr>
+        <w:t>RID</w:t>
+      </w:r>
+      <w:r>
+        <w:t>: Identificatore numerico del paziente (Range: da 3.0 a 5296.0)</w:t>
+      </w:r>
+    </w:p>
+    <w:p>
+      <w:pPr>
+        <w:numPr>
+          <w:ilvl w:val="0"/>
+          <w:numId w:val="19"/>
+        </w:numPr>
+      </w:pPr>
+      <w:r>
+        <w:rPr>
+          <w:b/>
+          <w:bCs/>
+        </w:rPr>
+        <w:t>PHASE</w:t>
+      </w:r>
+      <w:r>
+        <w:t>: Fase dello studio ADNI (valori: "ADNI1", "ADNIGO", "ADNI2")</w:t>
+      </w:r>
+    </w:p>
+    <w:p>
+      <w:pPr>
+        <w:numPr>
+          <w:ilvl w:val="0"/>
+          <w:numId w:val="19"/>
+        </w:numPr>
+      </w:pPr>
+      <w:r>
+        <w:rPr>
+          <w:b/>
+          <w:bCs/>
+        </w:rPr>
+        <w:t>VISCODE</w:t>
+      </w:r>
+      <w:r>
+        <w:t>: Codice visita (valori: "</w:t>
+      </w:r>
+      <w:proofErr w:type="spellStart"/>
+      <w:r>
+        <w:t>bl</w:t>
+      </w:r>
+      <w:proofErr w:type="spellEnd"/>
+      <w:r>
+        <w:t>" [baseline], "m12" [mese 12], "m24" [mese 24], "m36" [mese 36], "m48" [mese 48], "m60" [mese 60], "v03", "v06", "v11", "v21")</w:t>
+      </w:r>
+    </w:p>
+    <w:p>
+      <w:pPr>
+        <w:numPr>
+          <w:ilvl w:val="0"/>
+          <w:numId w:val="19"/>
+        </w:numPr>
+      </w:pPr>
+      <w:r>
+        <w:rPr>
+          <w:b/>
+          <w:bCs/>
+        </w:rPr>
+        <w:t>VISCODE2</w:t>
+      </w:r>
+      <w:r>
+        <w:t>: Codice visita standardizzato (valori simili a VISCODE)</w:t>
+      </w:r>
+    </w:p>
+    <w:p>
+      <w:pPr>
+        <w:rPr>
+          <w:b/>
+          <w:bCs/>
+        </w:rPr>
+      </w:pPr>
+      <w:r>
+        <w:rPr>
+          <w:b/>
+          <w:bCs/>
+        </w:rPr>
+        <w:t>Parametri demografici:</w:t>
+      </w:r>
+    </w:p>
+    <w:p>
+      <w:pPr>
+        <w:numPr>
+          <w:ilvl w:val="0"/>
+          <w:numId w:val="20"/>
+        </w:numPr>
+      </w:pPr>
+      <w:proofErr w:type="spellStart"/>
+      <w:r>
+        <w:rPr>
+          <w:b/>
+          <w:bCs/>
+        </w:rPr>
+        <w:t>PHC_Education</w:t>
+      </w:r>
+      <w:proofErr w:type="spellEnd"/>
+      <w:r>
+        <w:t>: Anni di educazione (Range: da 4.0 a 20.0)</w:t>
+      </w:r>
+    </w:p>
+    <w:p>
+      <w:pPr>
+        <w:numPr>
+          <w:ilvl w:val="0"/>
+          <w:numId w:val="20"/>
+        </w:numPr>
+      </w:pPr>
+      <w:proofErr w:type="spellStart"/>
+      <w:r>
+        <w:rPr>
+          <w:b/>
+          <w:bCs/>
+        </w:rPr>
+        <w:t>PHC_Ethnicity</w:t>
+      </w:r>
+      <w:proofErr w:type="spellEnd"/>
+      <w:r>
+        <w:t>: Categoria etnica</w:t>
+      </w:r>
+    </w:p>
+    <w:p>
+      <w:pPr>
+        <w:numPr>
+          <w:ilvl w:val="1"/>
+          <w:numId w:val="20"/>
+        </w:numPr>
+      </w:pPr>
+      <w:r>
+        <w:rPr>
+          <w:b/>
+          <w:bCs/>
+        </w:rPr>
+        <w:t>1.0</w:t>
+      </w:r>
+      <w:r>
+        <w:t>: Probabilmente Ispanico/Latino</w:t>
+      </w:r>
+    </w:p>
+    <w:p>
+      <w:pPr>
+        <w:numPr>
+          <w:ilvl w:val="1"/>
+          <w:numId w:val="20"/>
+        </w:numPr>
+      </w:pPr>
+      <w:r>
+        <w:rPr>
+          <w:b/>
+          <w:bCs/>
+        </w:rPr>
+        <w:t>2.0</w:t>
+      </w:r>
+      <w:r>
+        <w:t>: Probabilmente Non Ispanico/Latino</w:t>
+      </w:r>
+    </w:p>
+    <w:p>
+      <w:pPr>
+        <w:numPr>
+          <w:ilvl w:val="0"/>
+          <w:numId w:val="20"/>
+        </w:numPr>
+      </w:pPr>
+      <w:proofErr w:type="spellStart"/>
+      <w:r>
+        <w:rPr>
+          <w:b/>
+          <w:bCs/>
+        </w:rPr>
+        <w:t>PHC_Race</w:t>
+      </w:r>
+      <w:proofErr w:type="spellEnd"/>
+      <w:r>
+        <w:t>: Categoria razziale</w:t>
+      </w:r>
+    </w:p>
+    <w:p>
+      <w:pPr>
+        <w:numPr>
+          <w:ilvl w:val="1"/>
+          <w:numId w:val="20"/>
+        </w:numPr>
+      </w:pPr>
+      <w:r>
+        <w:rPr>
+          <w:b/>
+          <w:bCs/>
+        </w:rPr>
+        <w:t>1</w:t>
+      </w:r>
+      <w:r>
+        <w:t>: Probabilmente Indiano americano/Nativo dell'Alaska</w:t>
+      </w:r>
+    </w:p>
+    <w:p>
+      <w:pPr>
+        <w:numPr>
+          <w:ilvl w:val="1"/>
+          <w:numId w:val="20"/>
+        </w:numPr>
+      </w:pPr>
+      <w:r>
+        <w:rPr>
+          <w:b/>
+          <w:bCs/>
+        </w:rPr>
+        <w:t>2</w:t>
+      </w:r>
+      <w:r>
+        <w:t>: Probabilmente Asiatico</w:t>
+      </w:r>
+    </w:p>
+    <w:p>
+      <w:pPr>
+        <w:numPr>
+          <w:ilvl w:val="1"/>
+          <w:numId w:val="20"/>
+        </w:numPr>
+      </w:pPr>
+      <w:r>
+        <w:rPr>
+          <w:b/>
+          <w:bCs/>
+        </w:rPr>
+        <w:t>3</w:t>
+      </w:r>
+      <w:r>
+        <w:t>: Probabilmente Nero/Afroamericano</w:t>
+      </w:r>
+    </w:p>
+    <w:p>
+      <w:pPr>
+        <w:numPr>
+          <w:ilvl w:val="1"/>
+          <w:numId w:val="20"/>
+        </w:numPr>
+      </w:pPr>
+      <w:r>
+        <w:rPr>
+          <w:b/>
+          <w:bCs/>
+        </w:rPr>
+        <w:t>4</w:t>
+      </w:r>
+      <w:r>
+        <w:t>: Probabilmente Hawaiano/Isolano del Pacifico</w:t>
+      </w:r>
+    </w:p>
+    <w:p>
+      <w:pPr>
+        <w:numPr>
+          <w:ilvl w:val="1"/>
+          <w:numId w:val="20"/>
+        </w:numPr>
+      </w:pPr>
+      <w:r>
+        <w:rPr>
+          <w:b/>
+          <w:bCs/>
+        </w:rPr>
+        <w:t>5</w:t>
+      </w:r>
+      <w:r>
+        <w:t>: Probabilmente Bianco</w:t>
+      </w:r>
+    </w:p>
+    <w:p>
+      <w:pPr>
+        <w:numPr>
+          <w:ilvl w:val="1"/>
+          <w:numId w:val="20"/>
+        </w:numPr>
+      </w:pPr>
+      <w:r>
+        <w:rPr>
+          <w:b/>
+          <w:bCs/>
+        </w:rPr>
         <w:lastRenderedPageBreak/>
-        <w:t>Questi dati forniscono un profilo demografico completo dei partecipanti allo studio ADNI, essenziale per l'analisi e l'interpretazione dei risultati relativi alla progressione dell'Alzheimer e di altre forme di demenza.</w:t>
+        <w:t>6</w:t>
+      </w:r>
+      <w:r>
+        <w:t>: Probabilmente Più di una razza</w:t>
+      </w:r>
+    </w:p>
+    <w:p>
+      <w:pPr>
+        <w:numPr>
+          <w:ilvl w:val="0"/>
+          <w:numId w:val="20"/>
+        </w:numPr>
+      </w:pPr>
+      <w:proofErr w:type="spellStart"/>
+      <w:r>
+        <w:rPr>
+          <w:b/>
+          <w:bCs/>
+        </w:rPr>
+        <w:t>PHC_Sex</w:t>
+      </w:r>
+      <w:proofErr w:type="spellEnd"/>
+      <w:r>
+        <w:t>: Genere del partecipante</w:t>
+      </w:r>
+    </w:p>
+    <w:p>
+      <w:pPr>
+        <w:numPr>
+          <w:ilvl w:val="1"/>
+          <w:numId w:val="20"/>
+        </w:numPr>
+      </w:pPr>
+      <w:r>
+        <w:rPr>
+          <w:b/>
+          <w:bCs/>
+        </w:rPr>
+        <w:t>1</w:t>
+      </w:r>
+      <w:r>
+        <w:t>: Probabilmente Maschio</w:t>
+      </w:r>
+    </w:p>
+    <w:p>
+      <w:pPr>
+        <w:numPr>
+          <w:ilvl w:val="1"/>
+          <w:numId w:val="20"/>
+        </w:numPr>
+      </w:pPr>
+      <w:r>
+        <w:rPr>
+          <w:b/>
+          <w:bCs/>
+        </w:rPr>
+        <w:t>2</w:t>
+      </w:r>
+      <w:r>
+        <w:t>: Probabilmente Femmina</w:t>
+      </w:r>
+    </w:p>
+    <w:p>
+      <w:pPr>
+        <w:rPr>
+          <w:b/>
+          <w:bCs/>
+        </w:rPr>
+      </w:pPr>
+      <w:r>
+        <w:rPr>
+          <w:b/>
+          <w:bCs/>
+        </w:rPr>
+        <w:t>Parametri clinici e biomarcatori:</w:t>
+      </w:r>
+    </w:p>
+    <w:p>
+      <w:pPr>
+        <w:numPr>
+          <w:ilvl w:val="0"/>
+          <w:numId w:val="21"/>
+        </w:numPr>
+      </w:pPr>
+      <w:proofErr w:type="spellStart"/>
+      <w:r>
+        <w:rPr>
+          <w:b/>
+          <w:bCs/>
+        </w:rPr>
+        <w:t>PHC_Tau</w:t>
+      </w:r>
+      <w:proofErr w:type="spellEnd"/>
+      <w:r>
+        <w:t>: Punteggio composito per la proteina Tau</w:t>
+      </w:r>
+    </w:p>
+    <w:p>
+      <w:pPr>
+        <w:numPr>
+          <w:ilvl w:val="1"/>
+          <w:numId w:val="21"/>
+        </w:numPr>
+      </w:pPr>
+      <w:r>
+        <w:t>Range: da -2.75390285653023 a 2.66834693328626</w:t>
+      </w:r>
+    </w:p>
+    <w:p>
+      <w:pPr>
+        <w:numPr>
+          <w:ilvl w:val="1"/>
+          <w:numId w:val="21"/>
+        </w:numPr>
+      </w:pPr>
+      <w:r>
+        <w:t>Si tratta di un punteggio standardizzato (z-score) dove valori più alti indicano livelli più elevati di proteina Tau</w:t>
+      </w:r>
+    </w:p>
+    <w:p>
+      <w:pPr>
+        <w:numPr>
+          <w:ilvl w:val="0"/>
+          <w:numId w:val="21"/>
+        </w:numPr>
+      </w:pPr>
+      <w:proofErr w:type="spellStart"/>
+      <w:r>
+        <w:rPr>
+          <w:b/>
+          <w:bCs/>
+        </w:rPr>
+        <w:t>PHC_pTau</w:t>
+      </w:r>
+      <w:proofErr w:type="spellEnd"/>
+      <w:r>
+        <w:t>: Punteggio composito per la proteina Tau fosforilata</w:t>
+      </w:r>
+    </w:p>
+    <w:p>
+      <w:pPr>
+        <w:numPr>
+          <w:ilvl w:val="1"/>
+          <w:numId w:val="21"/>
+        </w:numPr>
+      </w:pPr>
+      <w:r>
+        <w:t>Range: da -2.97667099545672 a 2.95236525879149</w:t>
+      </w:r>
+    </w:p>
+    <w:p>
+      <w:pPr>
+        <w:numPr>
+          <w:ilvl w:val="1"/>
+          <w:numId w:val="21"/>
+        </w:numPr>
+      </w:pPr>
+      <w:r>
+        <w:t>Si tratta di un punteggio standardizzato dove valori più alti indicano livelli più elevati di proteina Tau fosforilata</w:t>
+      </w:r>
+    </w:p>
+    <w:p>
+      <w:pPr>
+        <w:numPr>
+          <w:ilvl w:val="0"/>
+          <w:numId w:val="21"/>
+        </w:numPr>
+      </w:pPr>
+      <w:r>
+        <w:rPr>
+          <w:b/>
+          <w:bCs/>
+        </w:rPr>
+        <w:t>PHC_AB42</w:t>
+      </w:r>
+      <w:r>
+        <w:t>: Punteggio composito per Beta-amiloide 42</w:t>
+      </w:r>
+    </w:p>
+    <w:p>
+      <w:pPr>
+        <w:numPr>
+          <w:ilvl w:val="1"/>
+          <w:numId w:val="21"/>
+        </w:numPr>
+      </w:pPr>
+      <w:r>
+        <w:t>Range: da -2.50491980032413 a 2.62575583932457</w:t>
+      </w:r>
+    </w:p>
+    <w:p>
+      <w:pPr>
+        <w:numPr>
+          <w:ilvl w:val="1"/>
+          <w:numId w:val="21"/>
+        </w:numPr>
+      </w:pPr>
+      <w:r>
+        <w:t>Si tratta di un punteggio standardizzato dove valori più bassi tipicamente indicano accumuli di beta-amiloide nel cervello</w:t>
+      </w:r>
+    </w:p>
+    <w:p>
+      <w:pPr>
+        <w:numPr>
+          <w:ilvl w:val="0"/>
+          <w:numId w:val="21"/>
+        </w:numPr>
+      </w:pPr>
+      <w:proofErr w:type="spellStart"/>
+      <w:r>
+        <w:rPr>
+          <w:b/>
+          <w:bCs/>
+        </w:rPr>
+        <w:t>PHC_Visit</w:t>
+      </w:r>
+      <w:proofErr w:type="spellEnd"/>
+      <w:r>
+        <w:t>: Numero di visita (Range: da 1.0 a 10.0)</w:t>
+      </w:r>
+    </w:p>
+    <w:p>
+      <w:pPr>
+        <w:numPr>
+          <w:ilvl w:val="0"/>
+          <w:numId w:val="21"/>
+        </w:numPr>
+      </w:pPr>
+      <w:proofErr w:type="spellStart"/>
+      <w:r>
+        <w:rPr>
+          <w:b/>
+          <w:bCs/>
+        </w:rPr>
+        <w:t>PHC_Diagnosis</w:t>
+      </w:r>
+      <w:proofErr w:type="spellEnd"/>
+      <w:r>
+        <w:t>: Diagnosi clinica</w:t>
+      </w:r>
+    </w:p>
+    <w:p>
+      <w:pPr>
+        <w:numPr>
+          <w:ilvl w:val="1"/>
+          <w:numId w:val="21"/>
+        </w:numPr>
+      </w:pPr>
+      <w:r>
+        <w:rPr>
+          <w:b/>
+          <w:bCs/>
+        </w:rPr>
+        <w:t>1.0</w:t>
+      </w:r>
+      <w:r>
+        <w:t>: Probabile controllo cognitivamente normale (CN)</w:t>
+      </w:r>
+    </w:p>
+    <w:p>
+      <w:pPr>
+        <w:numPr>
+          <w:ilvl w:val="1"/>
+          <w:numId w:val="21"/>
+        </w:numPr>
+      </w:pPr>
+      <w:r>
+        <w:rPr>
+          <w:b/>
+          <w:bCs/>
+        </w:rPr>
+        <w:t>2.0</w:t>
+      </w:r>
+      <w:r>
+        <w:t>: Probabile deterioramento cognitivo lieve (MCI)</w:t>
+      </w:r>
+    </w:p>
+    <w:p>
+      <w:pPr>
+        <w:numPr>
+          <w:ilvl w:val="1"/>
+          <w:numId w:val="21"/>
+        </w:numPr>
+      </w:pPr>
+      <w:r>
+        <w:rPr>
+          <w:b/>
+          <w:bCs/>
+        </w:rPr>
+        <w:t>3.0</w:t>
+      </w:r>
+      <w:r>
+        <w:t>: Probabile demenza/Alzheimer (AD)</w:t>
+      </w:r>
+    </w:p>
+    <w:p>
+      <w:pPr>
+        <w:rPr>
+          <w:b/>
+          <w:bCs/>
+        </w:rPr>
+      </w:pPr>
+      <w:r>
+        <w:rPr>
+          <w:b/>
+          <w:bCs/>
+        </w:rPr>
+        <w:t>Parametri aggiuntivi:</w:t>
+      </w:r>
+    </w:p>
+    <w:p>
+      <w:r>
+        <w:t>La tabella include anche riferimenti a parametri che sembrano essere duplicati o provenienti da altre tabelle:</w:t>
+      </w:r>
+    </w:p>
+    <w:p>
+      <w:pPr>
+        <w:numPr>
+          <w:ilvl w:val="0"/>
+          <w:numId w:val="22"/>
+        </w:numPr>
+      </w:pPr>
+      <w:r>
+        <w:rPr>
+          <w:b/>
+          <w:bCs/>
+        </w:rPr>
+        <w:t>PTEDUCAT</w:t>
+      </w:r>
+      <w:r>
+        <w:t>: Riferimento all'educazione dalla tabella demografica</w:t>
+      </w:r>
+    </w:p>
+    <w:p>
+      <w:pPr>
+        <w:numPr>
+          <w:ilvl w:val="0"/>
+          <w:numId w:val="22"/>
+        </w:numPr>
+      </w:pPr>
+      <w:r>
+        <w:rPr>
+          <w:b/>
+          <w:bCs/>
+        </w:rPr>
+        <w:t>PTETHCAT</w:t>
+      </w:r>
+      <w:r>
+        <w:t>: Riferimento alla categoria etnica</w:t>
+      </w:r>
+    </w:p>
+    <w:p>
+      <w:pPr>
+        <w:numPr>
+          <w:ilvl w:val="0"/>
+          <w:numId w:val="22"/>
+        </w:numPr>
+      </w:pPr>
+      <w:r>
+        <w:rPr>
+          <w:b/>
+          <w:bCs/>
+        </w:rPr>
+        <w:t>PTGENDER</w:t>
+      </w:r>
+      <w:r>
+        <w:t>: Riferimento al genere</w:t>
+      </w:r>
+    </w:p>
+    <w:p>
+      <w:pPr>
+        <w:numPr>
+          <w:ilvl w:val="0"/>
+          <w:numId w:val="22"/>
+        </w:numPr>
+      </w:pPr>
+      <w:r>
+        <w:rPr>
+          <w:b/>
+          <w:bCs/>
+        </w:rPr>
+        <w:t>PTRACCAT</w:t>
+      </w:r>
+      <w:r>
+        <w:t>: Riferimento alla categoria razziale</w:t>
+      </w:r>
+    </w:p>
+    <w:p>
+      <w:pPr>
+        <w:numPr>
+          <w:ilvl w:val="0"/>
+          <w:numId w:val="22"/>
+        </w:numPr>
+      </w:pPr>
+      <w:r>
+        <w:rPr>
+          <w:b/>
+          <w:bCs/>
+        </w:rPr>
+        <w:t>PHC_DX</w:t>
+      </w:r>
+      <w:r>
+        <w:t>: Diagnosi (dettagli non specificati nel file)</w:t>
+      </w:r>
+    </w:p>
+    <w:p>
+      <w:pPr>
+        <w:numPr>
+          <w:ilvl w:val="0"/>
+          <w:numId w:val="22"/>
+        </w:numPr>
+      </w:pPr>
+      <w:proofErr w:type="spellStart"/>
+      <w:r>
+        <w:rPr>
+          <w:b/>
+          <w:bCs/>
+        </w:rPr>
+        <w:t>PHC_Age</w:t>
+      </w:r>
+      <w:proofErr w:type="spellEnd"/>
+      <w:r>
+        <w:t>: Età (dettagli non specificati nel file)</w:t>
+      </w:r>
+    </w:p>
+    <w:p>
+      <w:pPr>
+        <w:rPr>
+          <w:b/>
+          <w:bCs/>
+        </w:rPr>
+      </w:pPr>
+      <w:r>
+        <w:rPr>
+          <w:b/>
+          <w:bCs/>
+        </w:rPr>
+        <w:t>Note aggiuntive:</w:t>
+      </w:r>
+    </w:p>
+    <w:p>
+      <w:pPr>
+        <w:numPr>
+          <w:ilvl w:val="0"/>
+          <w:numId w:val="23"/>
+        </w:numPr>
+      </w:pPr>
+      <w:r>
+        <w:lastRenderedPageBreak/>
+        <w:t>I dati di questa tabella sono assenti per le popolazioni ADNI3 e ADNI4, come indicato nella colonna "</w:t>
+      </w:r>
+      <w:proofErr w:type="spellStart"/>
+      <w:r>
+        <w:t>missing_pop</w:t>
+      </w:r>
+      <w:proofErr w:type="spellEnd"/>
+      <w:r>
+        <w:t>".</w:t>
+      </w:r>
+    </w:p>
+    <w:p>
+      <w:pPr>
+        <w:numPr>
+          <w:ilvl w:val="0"/>
+          <w:numId w:val="23"/>
+        </w:numPr>
+      </w:pPr>
+      <w:r>
+        <w:t>Il PHC (</w:t>
+      </w:r>
+      <w:proofErr w:type="spellStart"/>
+      <w:r>
+        <w:t>Phenotype</w:t>
+      </w:r>
+      <w:proofErr w:type="spellEnd"/>
+      <w:r>
+        <w:t xml:space="preserve"> </w:t>
+      </w:r>
+      <w:proofErr w:type="spellStart"/>
+      <w:r>
+        <w:t>Harmonization</w:t>
+      </w:r>
+      <w:proofErr w:type="spellEnd"/>
+      <w:r>
+        <w:t xml:space="preserve"> Consortium) si occupa di standardizzare i biomarcatori tra diversi studi sull'Alzheimer.</w:t>
+      </w:r>
+    </w:p>
+    <w:p>
+      <w:pPr>
+        <w:numPr>
+          <w:ilvl w:val="0"/>
+          <w:numId w:val="23"/>
+        </w:numPr>
+      </w:pPr>
+      <w:r>
+        <w:t>I biomarcatori compositi (</w:t>
+      </w:r>
+      <w:proofErr w:type="spellStart"/>
+      <w:r>
+        <w:t>PHC_Tau</w:t>
+      </w:r>
+      <w:proofErr w:type="spellEnd"/>
+      <w:r>
+        <w:t xml:space="preserve">, </w:t>
+      </w:r>
+      <w:proofErr w:type="spellStart"/>
+      <w:r>
+        <w:t>PHC_pTau</w:t>
+      </w:r>
+      <w:proofErr w:type="spellEnd"/>
+      <w:r>
+        <w:t>, PHC_AB42) sono punteggi standardizzati che combinano misure provenienti da diverse fonti o metodologie per creare una metrica più robusta e confrontabile.</w:t>
+      </w:r>
+    </w:p>
+    <w:p>
+      <w:pPr>
+        <w:numPr>
+          <w:ilvl w:val="0"/>
+          <w:numId w:val="23"/>
+        </w:numPr>
+      </w:pPr>
+      <w:r>
+        <w:t>Questi biomarcatori sono particolarmente importanti per la ricerca sull'Alzheimer poiché:</w:t>
+      </w:r>
+    </w:p>
+    <w:p>
+      <w:pPr>
+        <w:numPr>
+          <w:ilvl w:val="1"/>
+          <w:numId w:val="23"/>
+        </w:numPr>
+      </w:pPr>
+      <w:r>
+        <w:t xml:space="preserve">Tau e </w:t>
+      </w:r>
+      <w:proofErr w:type="spellStart"/>
+      <w:r>
+        <w:t>pTau</w:t>
+      </w:r>
+      <w:proofErr w:type="spellEnd"/>
+      <w:r>
+        <w:t xml:space="preserve"> sono associati alla formazione di grovigli neurofibrillari</w:t>
+      </w:r>
+    </w:p>
+    <w:p>
+      <w:pPr>
+        <w:numPr>
+          <w:ilvl w:val="1"/>
+          <w:numId w:val="23"/>
+        </w:numPr>
+      </w:pPr>
+      <w:r>
+        <w:t>Beta-amiloide 42 (AB42) è associato alla formazione di placche amiloidi</w:t>
+      </w:r>
+    </w:p>
+    <w:p>
+      <w:pPr>
+        <w:numPr>
+          <w:ilvl w:val="1"/>
+          <w:numId w:val="23"/>
+        </w:numPr>
+      </w:pPr>
+      <w:r>
+        <w:t>Entrambi sono considerati biomarcatori chiave per la patologia dell'Alzheimer</w:t>
+      </w:r>
+    </w:p>
+    <w:p>
+      <w:r>
+        <w:t>I biomarcatori in questa tabella possono essere utilizzati per valutare la gravità della patologia a livello molecolare e la loro relazione con i sintomi clinici e la progressione della malattia.</w:t>
+      </w:r>
+    </w:p>
+    <w:p>
+      <w:pPr>
+        <w:rPr>
+          <w:b/>
+          <w:bCs/>
+          <w:sz w:val="44"/>
+          <w:szCs w:val="44"/>
+        </w:rPr>
+      </w:pPr>
+      <w:r>
+        <w:rPr>
+          <w:b/>
+          <w:bCs/>
+          <w:sz w:val="44"/>
+          <w:szCs w:val="44"/>
+        </w:rPr>
+        <w:t>Spiegazione dei parametri e valori della tabella ADNIMERGE</w:t>
+      </w:r>
+    </w:p>
+    <w:p>
+      <w:r>
+        <w:t xml:space="preserve">La tabella ADNIMERGE ("Key ADNI </w:t>
+      </w:r>
+      <w:proofErr w:type="spellStart"/>
+      <w:r>
+        <w:t>tables</w:t>
+      </w:r>
+      <w:proofErr w:type="spellEnd"/>
+      <w:r>
+        <w:t xml:space="preserve"> </w:t>
+      </w:r>
+      <w:proofErr w:type="spellStart"/>
+      <w:r>
+        <w:t>merged</w:t>
+      </w:r>
+      <w:proofErr w:type="spellEnd"/>
+      <w:r>
+        <w:t xml:space="preserve"> </w:t>
+      </w:r>
+      <w:proofErr w:type="spellStart"/>
+      <w:r>
+        <w:t>into</w:t>
+      </w:r>
+      <w:proofErr w:type="spellEnd"/>
+      <w:r>
+        <w:t xml:space="preserve"> one </w:t>
+      </w:r>
+      <w:proofErr w:type="spellStart"/>
+      <w:r>
+        <w:t>table</w:t>
+      </w:r>
+      <w:proofErr w:type="spellEnd"/>
+      <w:r>
+        <w:t>") è una tabella centrale nel dataset ADNI che combina i principali dati da diverse fonti. Ecco una spiegazione dettagliata dei parametri e dei loro valori:</w:t>
+      </w:r>
+    </w:p>
+    <w:p>
+      <w:pPr>
+        <w:rPr>
+          <w:b/>
+          <w:bCs/>
+        </w:rPr>
+      </w:pPr>
+      <w:r>
+        <w:rPr>
+          <w:b/>
+          <w:bCs/>
+        </w:rPr>
+        <w:t>Parametri di identificazione:</w:t>
+      </w:r>
+    </w:p>
+    <w:p>
+      <w:pPr>
+        <w:numPr>
+          <w:ilvl w:val="0"/>
+          <w:numId w:val="25"/>
+        </w:numPr>
+      </w:pPr>
+      <w:r>
+        <w:rPr>
+          <w:b/>
+          <w:bCs/>
+        </w:rPr>
+        <w:t>PTID</w:t>
+      </w:r>
+      <w:r>
+        <w:t>: Identificatore del paziente (es. "011_S_0002", "011_S_0003")</w:t>
+      </w:r>
+    </w:p>
+    <w:p>
+      <w:pPr>
+        <w:numPr>
+          <w:ilvl w:val="0"/>
+          <w:numId w:val="25"/>
+        </w:numPr>
+      </w:pPr>
+      <w:r>
+        <w:rPr>
+          <w:b/>
+          <w:bCs/>
+        </w:rPr>
+        <w:t>RID</w:t>
+      </w:r>
+      <w:r>
+        <w:t>: Identificatore numerico del paziente (Range: da 2.0 a 7125.0)</w:t>
+      </w:r>
+    </w:p>
+    <w:p>
+      <w:pPr>
+        <w:numPr>
+          <w:ilvl w:val="0"/>
+          <w:numId w:val="25"/>
+        </w:numPr>
+      </w:pPr>
+      <w:r>
+        <w:rPr>
+          <w:b/>
+          <w:bCs/>
+        </w:rPr>
+        <w:t>COLPROT</w:t>
+      </w:r>
+      <w:r>
+        <w:t>: Protocollo della coorte (valori: "ADNI1", "ADNI2", "ADNIGO", "ADNI3")</w:t>
+      </w:r>
+    </w:p>
+    <w:p>
+      <w:pPr>
+        <w:rPr>
+          <w:b/>
+          <w:bCs/>
+        </w:rPr>
+      </w:pPr>
+      <w:r>
+        <w:rPr>
+          <w:b/>
+          <w:bCs/>
+        </w:rPr>
+        <w:t>Parametri temporali e di visita:</w:t>
+      </w:r>
+    </w:p>
+    <w:p>
+      <w:pPr>
+        <w:numPr>
+          <w:ilvl w:val="0"/>
+          <w:numId w:val="26"/>
+        </w:numPr>
+      </w:pPr>
+      <w:r>
+        <w:rPr>
+          <w:b/>
+          <w:bCs/>
+        </w:rPr>
+        <w:t>VISCODE</w:t>
+      </w:r>
+      <w:r>
+        <w:t>: Codice visita (valori: "</w:t>
+      </w:r>
+      <w:proofErr w:type="spellStart"/>
+      <w:r>
+        <w:t>bl</w:t>
+      </w:r>
+      <w:proofErr w:type="spellEnd"/>
+      <w:r>
+        <w:t>" [baseline], "m06" [mese 6], "m12" [mese 12], "m18" [mese 18], "m24" [mese 24])</w:t>
+      </w:r>
+    </w:p>
+    <w:p>
+      <w:pPr>
+        <w:numPr>
+          <w:ilvl w:val="0"/>
+          <w:numId w:val="26"/>
+        </w:numPr>
+      </w:pPr>
+      <w:r>
+        <w:rPr>
+          <w:b/>
+          <w:bCs/>
+        </w:rPr>
+        <w:t>EXAMDATE</w:t>
+      </w:r>
+      <w:r>
+        <w:t>: Data dell'esame (formato: "YYYY-MM-DD")</w:t>
+      </w:r>
+    </w:p>
+    <w:p>
+      <w:pPr>
+        <w:numPr>
+          <w:ilvl w:val="0"/>
+          <w:numId w:val="26"/>
+        </w:numPr>
+      </w:pPr>
+      <w:proofErr w:type="spellStart"/>
+      <w:r>
+        <w:rPr>
+          <w:b/>
+          <w:bCs/>
+        </w:rPr>
+        <w:t>EXAMDATE_bl</w:t>
+      </w:r>
+      <w:proofErr w:type="spellEnd"/>
+      <w:r>
+        <w:t>: Data dell'esame baseline</w:t>
+      </w:r>
+    </w:p>
+    <w:p>
+      <w:pPr>
+        <w:rPr>
+          <w:b/>
+          <w:bCs/>
+        </w:rPr>
+      </w:pPr>
+      <w:r>
+        <w:rPr>
+          <w:b/>
+          <w:bCs/>
+        </w:rPr>
+        <w:t>Parametri demografici:</w:t>
+      </w:r>
+    </w:p>
+    <w:p>
+      <w:pPr>
+        <w:numPr>
+          <w:ilvl w:val="0"/>
+          <w:numId w:val="27"/>
+        </w:numPr>
+      </w:pPr>
+      <w:r>
+        <w:rPr>
+          <w:b/>
+          <w:bCs/>
+        </w:rPr>
+        <w:t>AGE</w:t>
+      </w:r>
+      <w:r>
+        <w:t>: Età del partecipante (Range: da 50.4 a 91.4 anni)</w:t>
+      </w:r>
+    </w:p>
+    <w:p>
+      <w:pPr>
+        <w:numPr>
+          <w:ilvl w:val="0"/>
+          <w:numId w:val="27"/>
+        </w:numPr>
+      </w:pPr>
+      <w:r>
+        <w:rPr>
+          <w:b/>
+          <w:bCs/>
+        </w:rPr>
+        <w:t>PTGENDER</w:t>
+      </w:r>
+      <w:r>
+        <w:t>: Genere ("Male", "</w:t>
+      </w:r>
+      <w:proofErr w:type="spellStart"/>
+      <w:r>
+        <w:t>Female</w:t>
+      </w:r>
+      <w:proofErr w:type="spellEnd"/>
+      <w:r>
+        <w:t>")</w:t>
+      </w:r>
+    </w:p>
+    <w:p>
+      <w:pPr>
+        <w:numPr>
+          <w:ilvl w:val="0"/>
+          <w:numId w:val="27"/>
+        </w:numPr>
+      </w:pPr>
+      <w:r>
+        <w:rPr>
+          <w:b/>
+          <w:bCs/>
+        </w:rPr>
+        <w:t>PTEDUCAT</w:t>
+      </w:r>
+      <w:r>
+        <w:t>: Anni di educazione (Range: da 4.0 a 20.0)</w:t>
+      </w:r>
+    </w:p>
+    <w:p>
+      <w:pPr>
+        <w:numPr>
+          <w:ilvl w:val="0"/>
+          <w:numId w:val="27"/>
+        </w:numPr>
+      </w:pPr>
+      <w:r>
+        <w:rPr>
+          <w:b/>
+          <w:bCs/>
+        </w:rPr>
+        <w:t>PTETHCAT</w:t>
+      </w:r>
+      <w:r>
+        <w:t xml:space="preserve">: Categoria etnica ("Not </w:t>
+      </w:r>
+      <w:proofErr w:type="spellStart"/>
+      <w:r>
+        <w:t>Hisp</w:t>
+      </w:r>
+      <w:proofErr w:type="spellEnd"/>
+      <w:r>
+        <w:t>/Latino", "</w:t>
+      </w:r>
+      <w:proofErr w:type="spellStart"/>
+      <w:r>
+        <w:t>Hisp</w:t>
+      </w:r>
+      <w:proofErr w:type="spellEnd"/>
+      <w:r>
+        <w:t>/Latino", "</w:t>
+      </w:r>
+      <w:proofErr w:type="spellStart"/>
+      <w:r>
+        <w:t>Unknown</w:t>
+      </w:r>
+      <w:proofErr w:type="spellEnd"/>
+      <w:r>
+        <w:t>")</w:t>
+      </w:r>
+    </w:p>
+    <w:p>
+      <w:pPr>
+        <w:numPr>
+          <w:ilvl w:val="0"/>
+          <w:numId w:val="27"/>
+        </w:numPr>
+        <w:rPr>
+          <w:lang w:val="en-GB"/>
+        </w:rPr>
+      </w:pPr>
+      <w:r>
+        <w:rPr>
+          <w:b/>
+          <w:bCs/>
+          <w:lang w:val="en-GB"/>
+        </w:rPr>
+        <w:t>PTRACCAT</w:t>
+      </w:r>
+      <w:r>
+        <w:rPr>
+          <w:lang w:val="en-GB"/>
+        </w:rPr>
+        <w:t xml:space="preserve">: </w:t>
+      </w:r>
+      <w:proofErr w:type="spellStart"/>
+      <w:r>
+        <w:rPr>
+          <w:lang w:val="en-GB"/>
+        </w:rPr>
+        <w:t>Categoria</w:t>
+      </w:r>
+      <w:proofErr w:type="spellEnd"/>
+      <w:r>
+        <w:rPr>
+          <w:lang w:val="en-GB"/>
+        </w:rPr>
+        <w:t xml:space="preserve"> </w:t>
+      </w:r>
+      <w:proofErr w:type="spellStart"/>
+      <w:r>
+        <w:rPr>
+          <w:lang w:val="en-GB"/>
+        </w:rPr>
+        <w:t>razziale</w:t>
+      </w:r>
+      <w:proofErr w:type="spellEnd"/>
+      <w:r>
+        <w:rPr>
+          <w:lang w:val="en-GB"/>
+        </w:rPr>
+        <w:t xml:space="preserve"> ("White", "Black", "Asian", "Am Indian/Alaskan", "Hawaiian/Other PI", "More than one", "Unknown")</w:t>
+      </w:r>
+    </w:p>
+    <w:p>
+      <w:pPr>
+        <w:numPr>
+          <w:ilvl w:val="0"/>
+          <w:numId w:val="27"/>
+        </w:numPr>
+        <w:rPr>
+          <w:lang w:val="en-GB"/>
+        </w:rPr>
+      </w:pPr>
+      <w:r>
+        <w:rPr>
+          <w:b/>
+          <w:bCs/>
+          <w:lang w:val="en-GB"/>
+        </w:rPr>
+        <w:lastRenderedPageBreak/>
+        <w:t>PTMARRY</w:t>
+      </w:r>
+      <w:r>
+        <w:rPr>
+          <w:lang w:val="en-GB"/>
+        </w:rPr>
+        <w:t xml:space="preserve">: </w:t>
+      </w:r>
+      <w:proofErr w:type="spellStart"/>
+      <w:r>
+        <w:rPr>
+          <w:lang w:val="en-GB"/>
+        </w:rPr>
+        <w:t>Stato</w:t>
+      </w:r>
+      <w:proofErr w:type="spellEnd"/>
+      <w:r>
+        <w:rPr>
+          <w:lang w:val="en-GB"/>
+        </w:rPr>
+        <w:t xml:space="preserve"> civile ("Married", "Divorced", "Widowed", "Never married", "Unknown")</w:t>
+      </w:r>
+    </w:p>
+    <w:p>
+      <w:pPr>
+        <w:rPr>
+          <w:b/>
+          <w:bCs/>
+        </w:rPr>
+      </w:pPr>
+      <w:r>
+        <w:rPr>
+          <w:b/>
+          <w:bCs/>
+        </w:rPr>
+        <w:t>Parametri genetici:</w:t>
+      </w:r>
+    </w:p>
+    <w:p>
+      <w:pPr>
+        <w:numPr>
+          <w:ilvl w:val="0"/>
+          <w:numId w:val="28"/>
+        </w:numPr>
+      </w:pPr>
+      <w:r>
+        <w:rPr>
+          <w:b/>
+          <w:bCs/>
+        </w:rPr>
+        <w:t>APOE4</w:t>
+      </w:r>
+      <w:r>
+        <w:t>: Conteggio dell'allele APOE4, un importante fattore di rischio genetico per l'Alzheimer</w:t>
+      </w:r>
+    </w:p>
+    <w:p>
+      <w:pPr>
+        <w:numPr>
+          <w:ilvl w:val="1"/>
+          <w:numId w:val="28"/>
+        </w:numPr>
+      </w:pPr>
+      <w:r>
+        <w:rPr>
+          <w:b/>
+          <w:bCs/>
+        </w:rPr>
+        <w:t>0.0</w:t>
+      </w:r>
+      <w:r>
+        <w:t>: Nessun allele APOE4</w:t>
+      </w:r>
+    </w:p>
+    <w:p>
+      <w:pPr>
+        <w:numPr>
+          <w:ilvl w:val="1"/>
+          <w:numId w:val="28"/>
+        </w:numPr>
+      </w:pPr>
+      <w:r>
+        <w:rPr>
+          <w:b/>
+          <w:bCs/>
+        </w:rPr>
+        <w:t>1.0</w:t>
+      </w:r>
+      <w:r>
+        <w:t>: Un allele APOE4</w:t>
+      </w:r>
+    </w:p>
+    <w:p>
+      <w:pPr>
+        <w:numPr>
+          <w:ilvl w:val="1"/>
+          <w:numId w:val="28"/>
+        </w:numPr>
+      </w:pPr>
+      <w:r>
+        <w:rPr>
+          <w:b/>
+          <w:bCs/>
+        </w:rPr>
+        <w:t>2.0</w:t>
+      </w:r>
+      <w:r>
+        <w:t>: Due alleli APOE4</w:t>
+      </w:r>
+    </w:p>
+    <w:p>
+      <w:pPr>
+        <w:rPr>
+          <w:b/>
+          <w:bCs/>
+        </w:rPr>
+      </w:pPr>
+      <w:r>
+        <w:rPr>
+          <w:b/>
+          <w:bCs/>
+        </w:rPr>
+        <w:t>Biomarcatori per amiloide-beta:</w:t>
+      </w:r>
+    </w:p>
+    <w:p>
+      <w:pPr>
+        <w:numPr>
+          <w:ilvl w:val="0"/>
+          <w:numId w:val="29"/>
+        </w:numPr>
+      </w:pPr>
+      <w:r>
+        <w:rPr>
+          <w:b/>
+          <w:bCs/>
+        </w:rPr>
+        <w:t>PIB</w:t>
+      </w:r>
+      <w:r>
+        <w:t xml:space="preserve">: Biomarcatore </w:t>
+      </w:r>
+      <w:proofErr w:type="spellStart"/>
+      <w:r>
+        <w:t>PiB</w:t>
+      </w:r>
+      <w:proofErr w:type="spellEnd"/>
+      <w:r>
+        <w:t xml:space="preserve"> (Pittsburgh compound B) per amiloide-beta (Range: da 1.095 a 2.9275)</w:t>
+      </w:r>
+    </w:p>
+    <w:p>
+      <w:pPr>
+        <w:numPr>
+          <w:ilvl w:val="0"/>
+          <w:numId w:val="29"/>
+        </w:numPr>
+      </w:pPr>
+      <w:r>
+        <w:rPr>
+          <w:b/>
+          <w:bCs/>
+        </w:rPr>
+        <w:t>AV45</w:t>
+      </w:r>
+      <w:r>
+        <w:t xml:space="preserve">: Biomarcatore </w:t>
+      </w:r>
+      <w:proofErr w:type="spellStart"/>
+      <w:r>
+        <w:t>Florbetapir</w:t>
+      </w:r>
+      <w:proofErr w:type="spellEnd"/>
+      <w:r>
+        <w:t xml:space="preserve"> (AV-45) per amiloide-beta (Range: da 0.809 a 2.6866)</w:t>
+      </w:r>
+    </w:p>
+    <w:p>
+      <w:pPr>
+        <w:rPr>
+          <w:b/>
+          <w:bCs/>
+        </w:rPr>
+      </w:pPr>
+      <w:r>
+        <w:rPr>
+          <w:b/>
+          <w:bCs/>
+        </w:rPr>
+        <w:t>Misure di valutazione clinica:</w:t>
+      </w:r>
+    </w:p>
+    <w:p>
+      <w:pPr>
+        <w:numPr>
+          <w:ilvl w:val="0"/>
+          <w:numId w:val="30"/>
+        </w:numPr>
+      </w:pPr>
+      <w:r>
+        <w:rPr>
+          <w:b/>
+          <w:bCs/>
+        </w:rPr>
+        <w:t>CDRSB</w:t>
+      </w:r>
+      <w:r>
+        <w:t xml:space="preserve">: Clinical </w:t>
+      </w:r>
+      <w:proofErr w:type="spellStart"/>
+      <w:r>
+        <w:t>Dementia</w:t>
+      </w:r>
+      <w:proofErr w:type="spellEnd"/>
+      <w:r>
+        <w:t xml:space="preserve"> Rating Sum of Boxes (Range: da 0.0 a 18.0) - punteggi più alti indicano maggiore deterioramento</w:t>
+      </w:r>
+    </w:p>
+    <w:p>
+      <w:pPr>
+        <w:numPr>
+          <w:ilvl w:val="0"/>
+          <w:numId w:val="30"/>
+        </w:numPr>
+      </w:pPr>
+      <w:r>
+        <w:rPr>
+          <w:b/>
+          <w:bCs/>
+        </w:rPr>
+        <w:t>ADAS11</w:t>
+      </w:r>
+      <w:r>
+        <w:t xml:space="preserve">: </w:t>
+      </w:r>
+      <w:proofErr w:type="spellStart"/>
+      <w:r>
+        <w:t>Alzheimer's</w:t>
+      </w:r>
+      <w:proofErr w:type="spellEnd"/>
+      <w:r>
+        <w:t xml:space="preserve"> </w:t>
+      </w:r>
+      <w:proofErr w:type="spellStart"/>
+      <w:r>
+        <w:t>Disease</w:t>
+      </w:r>
+      <w:proofErr w:type="spellEnd"/>
+      <w:r>
+        <w:t xml:space="preserve"> </w:t>
+      </w:r>
+      <w:proofErr w:type="spellStart"/>
+      <w:r>
+        <w:t>Assessment</w:t>
+      </w:r>
+      <w:proofErr w:type="spellEnd"/>
+      <w:r>
+        <w:t xml:space="preserve"> Scale con 11 items (Range: da 0.0 a 70.0) - punteggi più alti indicano maggiore deterioramento</w:t>
+      </w:r>
+    </w:p>
+    <w:p>
+      <w:pPr>
+        <w:numPr>
+          <w:ilvl w:val="0"/>
+          <w:numId w:val="30"/>
+        </w:numPr>
+      </w:pPr>
+      <w:r>
+        <w:rPr>
+          <w:b/>
+          <w:bCs/>
+        </w:rPr>
+        <w:t>ADAS13</w:t>
+      </w:r>
+      <w:r>
+        <w:t xml:space="preserve">: </w:t>
+      </w:r>
+      <w:proofErr w:type="spellStart"/>
+      <w:r>
+        <w:t>Alzheimer's</w:t>
+      </w:r>
+      <w:proofErr w:type="spellEnd"/>
+      <w:r>
+        <w:t xml:space="preserve"> </w:t>
+      </w:r>
+      <w:proofErr w:type="spellStart"/>
+      <w:r>
+        <w:t>Disease</w:t>
+      </w:r>
+      <w:proofErr w:type="spellEnd"/>
+      <w:r>
+        <w:t xml:space="preserve"> </w:t>
+      </w:r>
+      <w:proofErr w:type="spellStart"/>
+      <w:r>
+        <w:t>Assessment</w:t>
+      </w:r>
+      <w:proofErr w:type="spellEnd"/>
+      <w:r>
+        <w:t xml:space="preserve"> Scale con 13 items (Range: da 0.0 a 85.0) - punteggi più alti indicano maggiore deterioramento</w:t>
+      </w:r>
+    </w:p>
+    <w:p>
+      <w:pPr>
+        <w:numPr>
+          <w:ilvl w:val="0"/>
+          <w:numId w:val="30"/>
+        </w:numPr>
+      </w:pPr>
+      <w:r>
+        <w:rPr>
+          <w:b/>
+          <w:bCs/>
+        </w:rPr>
+        <w:t>MMSE</w:t>
+      </w:r>
+      <w:r>
+        <w:t>: Mini-</w:t>
+      </w:r>
+      <w:proofErr w:type="spellStart"/>
+      <w:r>
+        <w:t>Mental</w:t>
+      </w:r>
+      <w:proofErr w:type="spellEnd"/>
+      <w:r>
+        <w:t xml:space="preserve"> State </w:t>
+      </w:r>
+      <w:proofErr w:type="spellStart"/>
+      <w:r>
+        <w:t>Examination</w:t>
+      </w:r>
+      <w:proofErr w:type="spellEnd"/>
+      <w:r>
+        <w:t xml:space="preserve"> (Range: da 0.0 a 30.0) - punteggi più bassi indicano maggiore deterioramento</w:t>
+      </w:r>
+    </w:p>
+    <w:p>
+      <w:pPr>
+        <w:numPr>
+          <w:ilvl w:val="0"/>
+          <w:numId w:val="30"/>
+        </w:numPr>
+      </w:pPr>
+      <w:proofErr w:type="spellStart"/>
+      <w:r>
+        <w:rPr>
+          <w:b/>
+          <w:bCs/>
+        </w:rPr>
+        <w:t>RAVLT_immediate</w:t>
+      </w:r>
+      <w:proofErr w:type="spellEnd"/>
+      <w:r>
+        <w:t xml:space="preserve">: Rey </w:t>
+      </w:r>
+      <w:proofErr w:type="spellStart"/>
+      <w:r>
+        <w:t>Auditory</w:t>
+      </w:r>
+      <w:proofErr w:type="spellEnd"/>
+      <w:r>
+        <w:t xml:space="preserve"> </w:t>
+      </w:r>
+      <w:proofErr w:type="spellStart"/>
+      <w:r>
+        <w:t>Verbal</w:t>
+      </w:r>
+      <w:proofErr w:type="spellEnd"/>
+      <w:r>
+        <w:t xml:space="preserve"> Learning Test, punteggio immediato (Range: da 0.0 a 75.0) - punteggi più bassi indicano maggiore deterioramento</w:t>
+      </w:r>
+    </w:p>
+    <w:p>
+      <w:pPr>
+        <w:numPr>
+          <w:ilvl w:val="0"/>
+          <w:numId w:val="30"/>
+        </w:numPr>
+      </w:pPr>
+      <w:r>
+        <w:rPr>
+          <w:b/>
+          <w:bCs/>
+        </w:rPr>
+        <w:t>FAQ</w:t>
+      </w:r>
+      <w:r>
+        <w:t xml:space="preserve">: </w:t>
+      </w:r>
+      <w:proofErr w:type="spellStart"/>
+      <w:r>
+        <w:t>Functional</w:t>
+      </w:r>
+      <w:proofErr w:type="spellEnd"/>
+      <w:r>
+        <w:t xml:space="preserve"> Activities </w:t>
+      </w:r>
+      <w:proofErr w:type="spellStart"/>
+      <w:r>
+        <w:t>Questionnaire</w:t>
+      </w:r>
+      <w:proofErr w:type="spellEnd"/>
+      <w:r>
+        <w:t xml:space="preserve"> (Range: da 0.0 a 30.0) - punteggi più alti indicano maggiore compromissione funzionale</w:t>
+      </w:r>
+    </w:p>
+    <w:p>
+      <w:pPr>
+        <w:numPr>
+          <w:ilvl w:val="0"/>
+          <w:numId w:val="30"/>
+        </w:numPr>
+      </w:pPr>
+      <w:r>
+        <w:rPr>
+          <w:b/>
+          <w:bCs/>
+        </w:rPr>
+        <w:t>MOCA</w:t>
+      </w:r>
+      <w:r>
+        <w:t xml:space="preserve">: Montreal Cognitive </w:t>
+      </w:r>
+      <w:proofErr w:type="spellStart"/>
+      <w:r>
+        <w:t>Assessment</w:t>
+      </w:r>
+      <w:proofErr w:type="spellEnd"/>
+      <w:r>
+        <w:t xml:space="preserve"> (Range: da 0.0 a 30.0) - punteggi più bassi indicano maggiore deterioramento</w:t>
+      </w:r>
+    </w:p>
+    <w:p>
+      <w:pPr>
+        <w:rPr>
+          <w:b/>
+          <w:bCs/>
+        </w:rPr>
+      </w:pPr>
+      <w:r>
+        <w:rPr>
+          <w:b/>
+          <w:bCs/>
+        </w:rPr>
+        <w:t>Volumi cerebrali (misurati tramite MRI):</w:t>
+      </w:r>
+    </w:p>
+    <w:p>
+      <w:pPr>
+        <w:numPr>
+          <w:ilvl w:val="0"/>
+          <w:numId w:val="31"/>
+        </w:numPr>
+      </w:pPr>
+      <w:proofErr w:type="spellStart"/>
+      <w:r>
+        <w:rPr>
+          <w:b/>
+          <w:bCs/>
+        </w:rPr>
+        <w:t>Ventricles</w:t>
+      </w:r>
+      <w:proofErr w:type="spellEnd"/>
+      <w:r>
+        <w:t>: Volume dei ventricoli (Range: da 5650.0 a 162729.0 mm³) - l'aumento è associato ad atrofia cerebrale</w:t>
+      </w:r>
+    </w:p>
+    <w:p>
+      <w:pPr>
+        <w:numPr>
+          <w:ilvl w:val="0"/>
+          <w:numId w:val="31"/>
+        </w:numPr>
+      </w:pPr>
+      <w:proofErr w:type="spellStart"/>
+      <w:r>
+        <w:rPr>
+          <w:b/>
+          <w:bCs/>
+        </w:rPr>
+        <w:t>Hippocampus</w:t>
+      </w:r>
+      <w:proofErr w:type="spellEnd"/>
+      <w:r>
+        <w:t>: Volume dell'ippocampo (Range: da 2219.0 a 11207.0 mm³) - la riduzione è associata alla progressione dell'Alzheimer</w:t>
+      </w:r>
+    </w:p>
+    <w:p>
+      <w:pPr>
+        <w:numPr>
+          <w:ilvl w:val="0"/>
+          <w:numId w:val="31"/>
+        </w:numPr>
+      </w:pPr>
+      <w:proofErr w:type="spellStart"/>
+      <w:r>
+        <w:rPr>
+          <w:b/>
+          <w:bCs/>
+        </w:rPr>
+        <w:t>Entorhinal</w:t>
+      </w:r>
+      <w:proofErr w:type="spellEnd"/>
+      <w:r>
+        <w:t xml:space="preserve">: Volume della corteccia </w:t>
+      </w:r>
+      <w:proofErr w:type="spellStart"/>
+      <w:r>
+        <w:t>entorinale</w:t>
+      </w:r>
+      <w:proofErr w:type="spellEnd"/>
+      <w:r>
+        <w:t xml:space="preserve"> (Range: da 976.0 a 7062.0 mm³)</w:t>
+      </w:r>
+    </w:p>
+    <w:p>
+      <w:pPr>
+        <w:numPr>
+          <w:ilvl w:val="0"/>
+          <w:numId w:val="31"/>
+        </w:numPr>
+      </w:pPr>
+      <w:proofErr w:type="spellStart"/>
+      <w:r>
+        <w:rPr>
+          <w:b/>
+          <w:bCs/>
+        </w:rPr>
+        <w:t>Fusiform</w:t>
+      </w:r>
+      <w:proofErr w:type="spellEnd"/>
+      <w:r>
+        <w:t>: Volume del giro fusiforme (Range: da 7739.0 a 29950.0 mm³)</w:t>
+      </w:r>
+    </w:p>
+    <w:p>
+      <w:pPr>
+        <w:numPr>
+          <w:ilvl w:val="0"/>
+          <w:numId w:val="31"/>
+        </w:numPr>
+      </w:pPr>
+      <w:proofErr w:type="spellStart"/>
+      <w:r>
+        <w:rPr>
+          <w:b/>
+          <w:bCs/>
+        </w:rPr>
+        <w:t>MidTemp</w:t>
+      </w:r>
+      <w:proofErr w:type="spellEnd"/>
+      <w:r>
+        <w:t>: Volume del lobo temporale medio (Range: da 8044.0 a 32324.0 mm³)</w:t>
+      </w:r>
+    </w:p>
+    <w:p>
+      <w:pPr>
+        <w:numPr>
+          <w:ilvl w:val="0"/>
+          <w:numId w:val="31"/>
+        </w:numPr>
+      </w:pPr>
+      <w:r>
+        <w:rPr>
+          <w:b/>
+          <w:bCs/>
+        </w:rPr>
+        <w:t>ICV</w:t>
+      </w:r>
+      <w:r>
+        <w:t>: Volume intracranico totale (Range: da 708913.0 a 3500150.0 mm³) - usato per normalizzare altre misure di volume</w:t>
+      </w:r>
+    </w:p>
+    <w:p>
+      <w:pPr>
+        <w:rPr>
+          <w:b/>
+          <w:bCs/>
+        </w:rPr>
+      </w:pPr>
+      <w:r>
+        <w:rPr>
+          <w:b/>
+          <w:bCs/>
+        </w:rPr>
+        <w:t>Parametri diagnostici:</w:t>
+      </w:r>
+    </w:p>
+    <w:p>
+      <w:pPr>
+        <w:numPr>
+          <w:ilvl w:val="0"/>
+          <w:numId w:val="32"/>
+        </w:numPr>
+      </w:pPr>
+      <w:r>
+        <w:rPr>
+          <w:b/>
+          <w:bCs/>
+        </w:rPr>
+        <w:lastRenderedPageBreak/>
+        <w:t>DX</w:t>
+      </w:r>
+      <w:r>
+        <w:t>: Diagnosi corrente</w:t>
+      </w:r>
+    </w:p>
+    <w:p>
+      <w:pPr>
+        <w:numPr>
+          <w:ilvl w:val="1"/>
+          <w:numId w:val="32"/>
+        </w:numPr>
+      </w:pPr>
+      <w:r>
+        <w:rPr>
+          <w:b/>
+          <w:bCs/>
+        </w:rPr>
+        <w:t>CN</w:t>
+      </w:r>
+      <w:r>
+        <w:t>: Cognitivamente normale</w:t>
+      </w:r>
+    </w:p>
+    <w:p>
+      <w:pPr>
+        <w:numPr>
+          <w:ilvl w:val="1"/>
+          <w:numId w:val="32"/>
+        </w:numPr>
+      </w:pPr>
+      <w:r>
+        <w:rPr>
+          <w:b/>
+          <w:bCs/>
+        </w:rPr>
+        <w:t>MCI</w:t>
+      </w:r>
+      <w:r>
+        <w:t>: Deterioramento cognitivo lieve</w:t>
+      </w:r>
+    </w:p>
+    <w:p>
+      <w:pPr>
+        <w:numPr>
+          <w:ilvl w:val="1"/>
+          <w:numId w:val="32"/>
+        </w:numPr>
+      </w:pPr>
+      <w:proofErr w:type="spellStart"/>
+      <w:r>
+        <w:rPr>
+          <w:b/>
+          <w:bCs/>
+        </w:rPr>
+        <w:t>Dementia</w:t>
+      </w:r>
+      <w:proofErr w:type="spellEnd"/>
+      <w:r>
+        <w:t>: Demenza</w:t>
+      </w:r>
+    </w:p>
+    <w:p>
+      <w:pPr>
+        <w:numPr>
+          <w:ilvl w:val="0"/>
+          <w:numId w:val="32"/>
+        </w:numPr>
+      </w:pPr>
+      <w:proofErr w:type="spellStart"/>
+      <w:r>
+        <w:rPr>
+          <w:b/>
+          <w:bCs/>
+        </w:rPr>
+        <w:t>DX_bl</w:t>
+      </w:r>
+      <w:proofErr w:type="spellEnd"/>
+      <w:r>
+        <w:t>: Diagnosi alla baseline</w:t>
+      </w:r>
+    </w:p>
+    <w:p>
+      <w:pPr>
+        <w:numPr>
+          <w:ilvl w:val="1"/>
+          <w:numId w:val="32"/>
+        </w:numPr>
+      </w:pPr>
+      <w:r>
+        <w:rPr>
+          <w:b/>
+          <w:bCs/>
+        </w:rPr>
+        <w:t>CN</w:t>
+      </w:r>
+      <w:r>
+        <w:t>: Cognitivamente normale</w:t>
+      </w:r>
+    </w:p>
+    <w:p>
+      <w:pPr>
+        <w:numPr>
+          <w:ilvl w:val="1"/>
+          <w:numId w:val="32"/>
+        </w:numPr>
+      </w:pPr>
+      <w:r>
+        <w:rPr>
+          <w:b/>
+          <w:bCs/>
+        </w:rPr>
+        <w:t>EMCI</w:t>
+      </w:r>
+      <w:r>
+        <w:t>: Deterioramento cognitivo lieve precoce</w:t>
+      </w:r>
+    </w:p>
+    <w:p>
+      <w:pPr>
+        <w:numPr>
+          <w:ilvl w:val="1"/>
+          <w:numId w:val="32"/>
+        </w:numPr>
+      </w:pPr>
+      <w:r>
+        <w:rPr>
+          <w:b/>
+          <w:bCs/>
+        </w:rPr>
+        <w:t>LMCI</w:t>
+      </w:r>
+      <w:r>
+        <w:t>: Deterioramento cognitivo lieve tardivo</w:t>
+      </w:r>
+    </w:p>
+    <w:p>
+      <w:pPr>
+        <w:numPr>
+          <w:ilvl w:val="1"/>
+          <w:numId w:val="32"/>
+        </w:numPr>
+      </w:pPr>
+      <w:r>
+        <w:rPr>
+          <w:b/>
+          <w:bCs/>
+        </w:rPr>
+        <w:t>SMC</w:t>
+      </w:r>
+      <w:r>
+        <w:t>: Lamentela soggettiva di memoria</w:t>
+      </w:r>
+    </w:p>
+    <w:p>
+      <w:pPr>
+        <w:numPr>
+          <w:ilvl w:val="1"/>
+          <w:numId w:val="32"/>
+        </w:numPr>
+      </w:pPr>
+      <w:r>
+        <w:rPr>
+          <w:b/>
+          <w:bCs/>
+        </w:rPr>
+        <w:t>AD</w:t>
+      </w:r>
+      <w:r>
+        <w:t>: Malattia di Alzheimer</w:t>
+      </w:r>
+    </w:p>
+    <w:p>
+      <w:pPr>
+        <w:rPr>
+          <w:b/>
+          <w:bCs/>
+        </w:rPr>
+      </w:pPr>
+      <w:r>
+        <w:rPr>
+          <w:b/>
+          <w:bCs/>
+        </w:rPr>
+        <w:t>Valori alla baseline:</w:t>
+      </w:r>
+    </w:p>
+    <w:p>
+      <w:r>
+        <w:t>La tabella include anche i valori di molte misure alla baseline (visita iniziale), indicati con il suffisso "_</w:t>
+      </w:r>
+      <w:proofErr w:type="spellStart"/>
+      <w:r>
+        <w:t>bl</w:t>
+      </w:r>
+      <w:proofErr w:type="spellEnd"/>
+      <w:r>
+        <w:t>". Ad esempio:</w:t>
+      </w:r>
+    </w:p>
+    <w:p>
+      <w:pPr>
+        <w:numPr>
+          <w:ilvl w:val="0"/>
+          <w:numId w:val="33"/>
+        </w:numPr>
+      </w:pPr>
+      <w:proofErr w:type="spellStart"/>
+      <w:r>
+        <w:rPr>
+          <w:b/>
+          <w:bCs/>
+        </w:rPr>
+        <w:t>CDRSB_bl</w:t>
+      </w:r>
+      <w:proofErr w:type="spellEnd"/>
+      <w:r>
+        <w:t>: Punteggio CDR Sum of Boxes alla baseline</w:t>
+      </w:r>
+    </w:p>
+    <w:p>
+      <w:pPr>
+        <w:numPr>
+          <w:ilvl w:val="0"/>
+          <w:numId w:val="33"/>
+        </w:numPr>
+      </w:pPr>
+      <w:proofErr w:type="spellStart"/>
+      <w:r>
+        <w:rPr>
+          <w:b/>
+          <w:bCs/>
+        </w:rPr>
+        <w:t>MMSE_bl</w:t>
+      </w:r>
+      <w:proofErr w:type="spellEnd"/>
+      <w:r>
+        <w:t>: Punteggio MMSE alla baseline</w:t>
+      </w:r>
+    </w:p>
+    <w:p>
+      <w:pPr>
+        <w:numPr>
+          <w:ilvl w:val="0"/>
+          <w:numId w:val="33"/>
+        </w:numPr>
+      </w:pPr>
+      <w:proofErr w:type="spellStart"/>
+      <w:r>
+        <w:rPr>
+          <w:b/>
+          <w:bCs/>
+        </w:rPr>
+        <w:t>Hippocampus_bl</w:t>
+      </w:r>
+      <w:proofErr w:type="spellEnd"/>
+      <w:r>
+        <w:t>: Volume dell'ippocampo alla baseline</w:t>
+      </w:r>
+    </w:p>
+    <w:p>
+      <w:pPr>
+        <w:numPr>
+          <w:ilvl w:val="0"/>
+          <w:numId w:val="33"/>
+        </w:numPr>
+      </w:pPr>
+      <w:r>
+        <w:t>e così via</w:t>
+      </w:r>
+    </w:p>
+    <w:p>
+      <w:pPr>
+        <w:rPr>
+          <w:b/>
+          <w:bCs/>
+        </w:rPr>
+      </w:pPr>
+      <w:r>
+        <w:rPr>
+          <w:b/>
+          <w:bCs/>
+        </w:rPr>
+        <w:t>Note aggiuntive:</w:t>
+      </w:r>
+    </w:p>
+    <w:p>
+      <w:pPr>
+        <w:numPr>
+          <w:ilvl w:val="0"/>
+          <w:numId w:val="34"/>
+        </w:numPr>
+      </w:pPr>
+      <w:r>
+        <w:t>ADNIMERGE è probabilmente la tabella più completa e utilizzata del dataset ADNI, in quanto integra dati da diverse fonti.</w:t>
+      </w:r>
+    </w:p>
+    <w:p>
+      <w:pPr>
+        <w:numPr>
+          <w:ilvl w:val="0"/>
+          <w:numId w:val="34"/>
+        </w:numPr>
+      </w:pPr>
+      <w:r>
+        <w:t>I biomarcatori e le misure volumetriche sono particolarmente importanti per la ricerca sull'Alzheimer, in quanto possono mostrare cambiamenti patologici prima della manifestazione clinica dei sintomi.</w:t>
+      </w:r>
+    </w:p>
+    <w:p>
+      <w:pPr>
+        <w:numPr>
+          <w:ilvl w:val="0"/>
+          <w:numId w:val="34"/>
+        </w:numPr>
+      </w:pPr>
+      <w:r>
+        <w:t>La presenza di misure alla baseline (_</w:t>
+      </w:r>
+      <w:proofErr w:type="spellStart"/>
+      <w:r>
+        <w:t>bl</w:t>
+      </w:r>
+      <w:proofErr w:type="spellEnd"/>
+      <w:r>
+        <w:t>) consente di valutare facilmente i cambiamenti nel tempo rispetto alla visita iniziale.</w:t>
+      </w:r>
+    </w:p>
+    <w:p>
+      <w:pPr>
+        <w:numPr>
+          <w:ilvl w:val="0"/>
+          <w:numId w:val="34"/>
+        </w:numPr>
+      </w:pPr>
+      <w:r>
+        <w:t>Ci sono diversi valori mancanti per alcuni parametri, specialmente per i biomarcatori e le misure volumetriche che potrebbero non essere stati raccolti in tutti i pazienti o in tutte le visite.</w:t>
+      </w:r>
+    </w:p>
+    <w:p>
+      <w:r>
+        <w:t>Questa tabella fornisce un quadro completo dei pazienti ADNI, combinando dati demografici, clinici, neuropsicologici, di imaging e biomolecolari, ed è quindi fondamentale per analisi longitudinali della progressione dell'Alzheimer.</w:t>
       </w:r>
     </w:p>
     <w:p/>
     <w:p/>
     <w:p/>
     <w:p/>
+    <w:p/>
+    <w:p>
+      <w:pPr>
+        <w:rPr>
+          <w:b/>
+          <w:bCs/>
+        </w:rPr>
+      </w:pPr>
+    </w:p>
     <w:p>
       <w:pPr>
         <w:rPr>
@@ -2094,6 +4391,220 @@
           <w:bCs/>
         </w:rPr>
         <w:t>COSE DA FARE</w:t>
+      </w:r>
+    </w:p>
+    <w:p>
+      <w:pPr>
+        <w:rPr>
+          <w:b/>
+          <w:bCs/>
+        </w:rPr>
+      </w:pPr>
+      <w:r>
+        <w:rPr>
+          <w:b/>
+          <w:bCs/>
+        </w:rPr>
+        <w:tab/>
+        <w:t>TABELLA ADNIMERGE</w:t>
+      </w:r>
+    </w:p>
+    <w:p>
+      <w:pPr>
+        <w:pStyle w:val="Paragrafoelenco"/>
+        <w:numPr>
+          <w:ilvl w:val="0"/>
+          <w:numId w:val="36"/>
+        </w:numPr>
+        <w:rPr>
+          <w:b/>
+          <w:bCs/>
+        </w:rPr>
+      </w:pPr>
+      <w:r>
+        <w:t>Trasformare i mesi in numeri VISCODE</w:t>
+      </w:r>
+    </w:p>
+    <w:p>
+      <w:pPr>
+        <w:pStyle w:val="Paragrafoelenco"/>
+        <w:numPr>
+          <w:ilvl w:val="0"/>
+          <w:numId w:val="36"/>
+        </w:numPr>
+        <w:rPr>
+          <w:b/>
+          <w:bCs/>
+        </w:rPr>
+      </w:pPr>
+      <w:r>
+        <w:t>Cambiare il nome di AGE in AGE_BL</w:t>
+      </w:r>
+    </w:p>
+    <w:p>
+      <w:pPr>
+        <w:pStyle w:val="Paragrafoelenco"/>
+        <w:numPr>
+          <w:ilvl w:val="0"/>
+          <w:numId w:val="36"/>
+        </w:numPr>
+        <w:rPr>
+          <w:b/>
+          <w:bCs/>
+        </w:rPr>
+      </w:pPr>
+      <w:r>
+        <w:t>Calcolare e aggiungere una colonna per l’età corrente (relativa alla visita)</w:t>
+      </w:r>
+    </w:p>
+    <w:p>
+      <w:pPr>
+        <w:pStyle w:val="Paragrafoelenco"/>
+        <w:numPr>
+          <w:ilvl w:val="0"/>
+          <w:numId w:val="36"/>
+        </w:numPr>
+        <w:rPr>
+          <w:b/>
+          <w:bCs/>
+        </w:rPr>
+      </w:pPr>
+      <w:r>
+        <w:t>Convertire il sesso in binario</w:t>
+      </w:r>
+    </w:p>
+    <w:p>
+      <w:pPr>
+        <w:pStyle w:val="Paragrafoelenco"/>
+        <w:numPr>
+          <w:ilvl w:val="0"/>
+          <w:numId w:val="36"/>
+        </w:numPr>
+        <w:rPr>
+          <w:b/>
+          <w:bCs/>
+        </w:rPr>
+      </w:pPr>
+      <w:r>
+        <w:t xml:space="preserve">Convertire </w:t>
+      </w:r>
+      <w:r>
+        <w:t>etnia, razza, stato maritale in interi (dummy)</w:t>
+      </w:r>
+    </w:p>
+    <w:p>
+      <w:pPr>
+        <w:pStyle w:val="Paragrafoelenco"/>
+        <w:numPr>
+          <w:ilvl w:val="0"/>
+          <w:numId w:val="36"/>
+        </w:numPr>
+        <w:rPr>
+          <w:b/>
+          <w:bCs/>
+        </w:rPr>
+      </w:pPr>
+      <w:r>
+        <w:t xml:space="preserve">Trasformare gli </w:t>
+      </w:r>
+      <w:proofErr w:type="spellStart"/>
+      <w:r>
+        <w:t>unknow</w:t>
+      </w:r>
+      <w:proofErr w:type="spellEnd"/>
+      <w:r>
+        <w:t xml:space="preserve"> </w:t>
+      </w:r>
+      <w:r>
+        <w:t xml:space="preserve">(delle classi come etnia, razza, maritale </w:t>
+      </w:r>
+      <w:proofErr w:type="spellStart"/>
+      <w:r>
+        <w:t>etc</w:t>
+      </w:r>
+      <w:proofErr w:type="spellEnd"/>
+      <w:r>
+        <w:t xml:space="preserve">…) in </w:t>
+      </w:r>
+      <w:proofErr w:type="spellStart"/>
+      <w:r>
+        <w:t>Nan</w:t>
+      </w:r>
+      <w:proofErr w:type="spellEnd"/>
+    </w:p>
+    <w:p>
+      <w:pPr>
+        <w:pStyle w:val="Paragrafoelenco"/>
+        <w:numPr>
+          <w:ilvl w:val="0"/>
+          <w:numId w:val="36"/>
+        </w:numPr>
+        <w:rPr>
+          <w:b/>
+          <w:bCs/>
+        </w:rPr>
+      </w:pPr>
+      <w:r>
+        <w:t>Normalizzare le scale tra 0-1 o z-score</w:t>
+      </w:r>
+    </w:p>
+    <w:p>
+      <w:pPr>
+        <w:pStyle w:val="Paragrafoelenco"/>
+        <w:numPr>
+          <w:ilvl w:val="0"/>
+          <w:numId w:val="36"/>
+        </w:numPr>
+        <w:rPr>
+          <w:b/>
+          <w:bCs/>
+        </w:rPr>
+      </w:pPr>
+      <w:r>
+        <w:t>Normalizzare i volumi cerebrali tra 0-1 o z-score</w:t>
+      </w:r>
+    </w:p>
+    <w:p>
+      <w:pPr>
+        <w:pStyle w:val="Paragrafoelenco"/>
+        <w:numPr>
+          <w:ilvl w:val="0"/>
+          <w:numId w:val="36"/>
+        </w:numPr>
+        <w:rPr>
+          <w:b/>
+          <w:bCs/>
+        </w:rPr>
+      </w:pPr>
+      <w:r>
+        <w:t xml:space="preserve">Trasformare tutte le diagnosi in </w:t>
+      </w:r>
+      <w:r>
+        <w:t xml:space="preserve">interi (considerare solo 3 stati CN, MCI e </w:t>
+      </w:r>
+      <w:proofErr w:type="spellStart"/>
+      <w:r>
+        <w:t>Dementia</w:t>
+      </w:r>
+      <w:proofErr w:type="spellEnd"/>
+      <w:r>
+        <w:t xml:space="preserve"> -&gt; 0,1,2)</w:t>
+      </w:r>
+    </w:p>
+    <w:p>
+      <w:pPr>
+        <w:pStyle w:val="Paragrafoelenco"/>
+        <w:numPr>
+          <w:ilvl w:val="0"/>
+          <w:numId w:val="36"/>
+        </w:numPr>
+        <w:rPr>
+          <w:b/>
+          <w:bCs/>
+        </w:rPr>
+      </w:pPr>
+      <w:r>
+        <w:t>Eliminare i valori alla baseline</w:t>
       </w:r>
     </w:p>
     <w:p>
@@ -2398,7 +4909,7 @@
       </w:r>
       <w:proofErr w:type="spellEnd"/>
       <w:r>
-        <w:t xml:space="preserve"> in VISCODE2 oppure inserire il valore del mese se calcolabile </w:t>
+        <w:t xml:space="preserve"> in VISCODE2 oppure inserire il valore del mese se calcolabile</w:t>
       </w:r>
     </w:p>
     <w:p>
@@ -2409,6 +4920,129 @@
           <w:numId w:val="18"/>
         </w:numPr>
       </w:pPr>
+      <w:r>
+        <w:t>Trasformare i mesi in numeri VISCODE2</w:t>
+      </w:r>
+    </w:p>
+    <w:p>
+      <w:pPr>
+        <w:ind w:left="708"/>
+        <w:rPr>
+          <w:b/>
+          <w:bCs/>
+        </w:rPr>
+      </w:pPr>
+      <w:r>
+        <w:rPr>
+          <w:b/>
+          <w:bCs/>
+        </w:rPr>
+        <w:t>TABELLA ADSP_PHC_BIOMARKER</w:t>
+      </w:r>
+    </w:p>
+    <w:p>
+      <w:pPr>
+        <w:pStyle w:val="Paragrafoelenco"/>
+        <w:numPr>
+          <w:ilvl w:val="0"/>
+          <w:numId w:val="18"/>
+        </w:numPr>
+      </w:pPr>
+      <w:r>
+        <w:t>Trasformare</w:t>
+      </w:r>
+      <w:r>
+        <w:t xml:space="preserve"> i dati float relativi allo stato </w:t>
+      </w:r>
+      <w:proofErr w:type="spellStart"/>
+      <w:r>
+        <w:t>mariatle</w:t>
+      </w:r>
+      <w:proofErr w:type="spellEnd"/>
+      <w:r>
+        <w:t xml:space="preserve">, educazione, etnia </w:t>
+      </w:r>
+      <w:proofErr w:type="spellStart"/>
+      <w:r>
+        <w:t>etc</w:t>
+      </w:r>
+      <w:proofErr w:type="spellEnd"/>
+      <w:r>
+        <w:t>… a intero (</w:t>
+      </w:r>
+      <w:proofErr w:type="spellStart"/>
+      <w:r>
+        <w:t>dammy</w:t>
+      </w:r>
+      <w:proofErr w:type="spellEnd"/>
+      <w:r>
+        <w:t>)</w:t>
+      </w:r>
+    </w:p>
+    <w:p>
+      <w:pPr>
+        <w:pStyle w:val="Paragrafoelenco"/>
+        <w:numPr>
+          <w:ilvl w:val="0"/>
+          <w:numId w:val="18"/>
+        </w:numPr>
+      </w:pPr>
+      <w:r>
+        <w:t xml:space="preserve">Trasformare i -4 in </w:t>
+      </w:r>
+      <w:proofErr w:type="spellStart"/>
+      <w:r>
+        <w:t>Nan</w:t>
+      </w:r>
+      <w:proofErr w:type="spellEnd"/>
+    </w:p>
+    <w:p>
+      <w:pPr>
+        <w:pStyle w:val="Paragrafoelenco"/>
+        <w:numPr>
+          <w:ilvl w:val="0"/>
+          <w:numId w:val="18"/>
+        </w:numPr>
+      </w:pPr>
+      <w:r>
+        <w:lastRenderedPageBreak/>
+        <w:t xml:space="preserve">Normalizzare i valori per tau, </w:t>
+      </w:r>
+      <w:proofErr w:type="spellStart"/>
+      <w:r>
+        <w:t>pta</w:t>
+      </w:r>
+      <w:r>
+        <w:t>u</w:t>
+      </w:r>
+      <w:proofErr w:type="spellEnd"/>
+      <w:r>
+        <w:t xml:space="preserve"> e amiloide (0-1 o z-score)</w:t>
+      </w:r>
+    </w:p>
+    <w:p>
+      <w:pPr>
+        <w:pStyle w:val="Paragrafoelenco"/>
+        <w:numPr>
+          <w:ilvl w:val="0"/>
+          <w:numId w:val="18"/>
+        </w:numPr>
+      </w:pPr>
+      <w:r>
+        <w:t>Usare VISCODE2 ed eliminare VSICODE</w:t>
+      </w:r>
+    </w:p>
+    <w:p>
+      <w:pPr>
+        <w:pStyle w:val="Paragrafoelenco"/>
+        <w:numPr>
+          <w:ilvl w:val="0"/>
+          <w:numId w:val="18"/>
+        </w:numPr>
+      </w:pPr>
+      <w:r>
+        <w:t>Trasformare in numeri i mesi VISCODE2</w:t>
+      </w:r>
     </w:p>
     <w:p>
       <w:pPr>
@@ -2577,6 +5211,530 @@
     </w:lvl>
   </w:abstractNum>
   <w:abstractNum w:abstractNumId="1" w15:restartNumberingAfterBreak="0">
+    <w:nsid w:val="10A4229D"/>
+    <w:multiLevelType w:val="multilevel"/>
+    <w:tmpl w:val="587E3290"/>
+    <w:lvl w:ilvl="0">
+      <w:start w:val="1"/>
+      <w:numFmt w:val="decimal"/>
+      <w:lvlText w:val="%1."/>
+      <w:lvlJc w:val="left"/>
+      <w:pPr>
+        <w:tabs>
+          <w:tab w:val="num" w:pos="720"/>
+        </w:tabs>
+        <w:ind w:left="720" w:hanging="360"/>
+      </w:pPr>
+    </w:lvl>
+    <w:lvl w:ilvl="1" w:tentative="1">
+      <w:start w:val="1"/>
+      <w:numFmt w:val="decimal"/>
+      <w:lvlText w:val="%2."/>
+      <w:lvlJc w:val="left"/>
+      <w:pPr>
+        <w:tabs>
+          <w:tab w:val="num" w:pos="1440"/>
+        </w:tabs>
+        <w:ind w:left="1440" w:hanging="360"/>
+      </w:pPr>
+    </w:lvl>
+    <w:lvl w:ilvl="2" w:tentative="1">
+      <w:start w:val="1"/>
+      <w:numFmt w:val="decimal"/>
+      <w:lvlText w:val="%3."/>
+      <w:lvlJc w:val="left"/>
+      <w:pPr>
+        <w:tabs>
+          <w:tab w:val="num" w:pos="2160"/>
+        </w:tabs>
+        <w:ind w:left="2160" w:hanging="360"/>
+      </w:pPr>
+    </w:lvl>
+    <w:lvl w:ilvl="3" w:tentative="1">
+      <w:start w:val="1"/>
+      <w:numFmt w:val="decimal"/>
+      <w:lvlText w:val="%4."/>
+      <w:lvlJc w:val="left"/>
+      <w:pPr>
+        <w:tabs>
+          <w:tab w:val="num" w:pos="2880"/>
+        </w:tabs>
+        <w:ind w:left="2880" w:hanging="360"/>
+      </w:pPr>
+    </w:lvl>
+    <w:lvl w:ilvl="4" w:tentative="1">
+      <w:start w:val="1"/>
+      <w:numFmt w:val="decimal"/>
+      <w:lvlText w:val="%5."/>
+      <w:lvlJc w:val="left"/>
+      <w:pPr>
+        <w:tabs>
+          <w:tab w:val="num" w:pos="3600"/>
+        </w:tabs>
+        <w:ind w:left="3600" w:hanging="360"/>
+      </w:pPr>
+    </w:lvl>
+    <w:lvl w:ilvl="5" w:tentative="1">
+      <w:start w:val="1"/>
+      <w:numFmt w:val="decimal"/>
+      <w:lvlText w:val="%6."/>
+      <w:lvlJc w:val="left"/>
+      <w:pPr>
+        <w:tabs>
+          <w:tab w:val="num" w:pos="4320"/>
+        </w:tabs>
+        <w:ind w:left="4320" w:hanging="360"/>
+      </w:pPr>
+    </w:lvl>
+    <w:lvl w:ilvl="6" w:tentative="1">
+      <w:start w:val="1"/>
+      <w:numFmt w:val="decimal"/>
+      <w:lvlText w:val="%7."/>
+      <w:lvlJc w:val="left"/>
+      <w:pPr>
+        <w:tabs>
+          <w:tab w:val="num" w:pos="5040"/>
+        </w:tabs>
+        <w:ind w:left="5040" w:hanging="360"/>
+      </w:pPr>
+    </w:lvl>
+    <w:lvl w:ilvl="7" w:tentative="1">
+      <w:start w:val="1"/>
+      <w:numFmt w:val="decimal"/>
+      <w:lvlText w:val="%8."/>
+      <w:lvlJc w:val="left"/>
+      <w:pPr>
+        <w:tabs>
+          <w:tab w:val="num" w:pos="5760"/>
+        </w:tabs>
+        <w:ind w:left="5760" w:hanging="360"/>
+      </w:pPr>
+    </w:lvl>
+    <w:lvl w:ilvl="8" w:tentative="1">
+      <w:start w:val="1"/>
+      <w:numFmt w:val="decimal"/>
+      <w:lvlText w:val="%9."/>
+      <w:lvlJc w:val="left"/>
+      <w:pPr>
+        <w:tabs>
+          <w:tab w:val="num" w:pos="6480"/>
+        </w:tabs>
+        <w:ind w:left="6480" w:hanging="360"/>
+      </w:pPr>
+    </w:lvl>
+  </w:abstractNum>
+  <w:abstractNum w:abstractNumId="2" w15:restartNumberingAfterBreak="0">
+    <w:nsid w:val="154C325F"/>
+    <w:multiLevelType w:val="hybridMultilevel"/>
+    <w:tmpl w:val="59382B8E"/>
+    <w:lvl w:ilvl="0" w:tplc="04100001">
+      <w:start w:val="1"/>
+      <w:numFmt w:val="bullet"/>
+      <w:lvlText w:val=""/>
+      <w:lvlJc w:val="left"/>
+      <w:pPr>
+        <w:ind w:left="1428" w:hanging="360"/>
+      </w:pPr>
+      <w:rPr>
+        <w:rFonts w:ascii="Symbol" w:hAnsi="Symbol" w:hint="default"/>
+      </w:rPr>
+    </w:lvl>
+    <w:lvl w:ilvl="1" w:tplc="04100003" w:tentative="1">
+      <w:start w:val="1"/>
+      <w:numFmt w:val="bullet"/>
+      <w:lvlText w:val="o"/>
+      <w:lvlJc w:val="left"/>
+      <w:pPr>
+        <w:ind w:left="2148" w:hanging="360"/>
+      </w:pPr>
+      <w:rPr>
+        <w:rFonts w:ascii="Courier New" w:hAnsi="Courier New" w:cs="Courier New" w:hint="default"/>
+      </w:rPr>
+    </w:lvl>
+    <w:lvl w:ilvl="2" w:tplc="04100005" w:tentative="1">
+      <w:start w:val="1"/>
+      <w:numFmt w:val="bullet"/>
+      <w:lvlText w:val=""/>
+      <w:lvlJc w:val="left"/>
+      <w:pPr>
+        <w:ind w:left="2868" w:hanging="360"/>
+      </w:pPr>
+      <w:rPr>
+        <w:rFonts w:ascii="Wingdings" w:hAnsi="Wingdings" w:hint="default"/>
+      </w:rPr>
+    </w:lvl>
+    <w:lvl w:ilvl="3" w:tplc="04100001" w:tentative="1">
+      <w:start w:val="1"/>
+      <w:numFmt w:val="bullet"/>
+      <w:lvlText w:val=""/>
+      <w:lvlJc w:val="left"/>
+      <w:pPr>
+        <w:ind w:left="3588" w:hanging="360"/>
+      </w:pPr>
+      <w:rPr>
+        <w:rFonts w:ascii="Symbol" w:hAnsi="Symbol" w:hint="default"/>
+      </w:rPr>
+    </w:lvl>
+    <w:lvl w:ilvl="4" w:tplc="04100003" w:tentative="1">
+      <w:start w:val="1"/>
+      <w:numFmt w:val="bullet"/>
+      <w:lvlText w:val="o"/>
+      <w:lvlJc w:val="left"/>
+      <w:pPr>
+        <w:ind w:left="4308" w:hanging="360"/>
+      </w:pPr>
+      <w:rPr>
+        <w:rFonts w:ascii="Courier New" w:hAnsi="Courier New" w:cs="Courier New" w:hint="default"/>
+      </w:rPr>
+    </w:lvl>
+    <w:lvl w:ilvl="5" w:tplc="04100005" w:tentative="1">
+      <w:start w:val="1"/>
+      <w:numFmt w:val="bullet"/>
+      <w:lvlText w:val=""/>
+      <w:lvlJc w:val="left"/>
+      <w:pPr>
+        <w:ind w:left="5028" w:hanging="360"/>
+      </w:pPr>
+      <w:rPr>
+        <w:rFonts w:ascii="Wingdings" w:hAnsi="Wingdings" w:hint="default"/>
+      </w:rPr>
+    </w:lvl>
+    <w:lvl w:ilvl="6" w:tplc="04100001" w:tentative="1">
+      <w:start w:val="1"/>
+      <w:numFmt w:val="bullet"/>
+      <w:lvlText w:val=""/>
+      <w:lvlJc w:val="left"/>
+      <w:pPr>
+        <w:ind w:left="5748" w:hanging="360"/>
+      </w:pPr>
+      <w:rPr>
+        <w:rFonts w:ascii="Symbol" w:hAnsi="Symbol" w:hint="default"/>
+      </w:rPr>
+    </w:lvl>
+    <w:lvl w:ilvl="7" w:tplc="04100003" w:tentative="1">
+      <w:start w:val="1"/>
+      <w:numFmt w:val="bullet"/>
+      <w:lvlText w:val="o"/>
+      <w:lvlJc w:val="left"/>
+      <w:pPr>
+        <w:ind w:left="6468" w:hanging="360"/>
+      </w:pPr>
+      <w:rPr>
+        <w:rFonts w:ascii="Courier New" w:hAnsi="Courier New" w:cs="Courier New" w:hint="default"/>
+      </w:rPr>
+    </w:lvl>
+    <w:lvl w:ilvl="8" w:tplc="04100005" w:tentative="1">
+      <w:start w:val="1"/>
+      <w:numFmt w:val="bullet"/>
+      <w:lvlText w:val=""/>
+      <w:lvlJc w:val="left"/>
+      <w:pPr>
+        <w:ind w:left="7188" w:hanging="360"/>
+      </w:pPr>
+      <w:rPr>
+        <w:rFonts w:ascii="Wingdings" w:hAnsi="Wingdings" w:hint="default"/>
+      </w:rPr>
+    </w:lvl>
+  </w:abstractNum>
+  <w:abstractNum w:abstractNumId="3" w15:restartNumberingAfterBreak="0">
+    <w:nsid w:val="16AE4192"/>
+    <w:multiLevelType w:val="multilevel"/>
+    <w:tmpl w:val="7E527D2A"/>
+    <w:lvl w:ilvl="0">
+      <w:start w:val="1"/>
+      <w:numFmt w:val="bullet"/>
+      <w:lvlText w:val=""/>
+      <w:lvlJc w:val="left"/>
+      <w:pPr>
+        <w:tabs>
+          <w:tab w:val="num" w:pos="720"/>
+        </w:tabs>
+        <w:ind w:left="720" w:hanging="360"/>
+      </w:pPr>
+      <w:rPr>
+        <w:rFonts w:ascii="Symbol" w:hAnsi="Symbol" w:hint="default"/>
+        <w:sz w:val="20"/>
+      </w:rPr>
+    </w:lvl>
+    <w:lvl w:ilvl="1" w:tentative="1">
+      <w:start w:val="1"/>
+      <w:numFmt w:val="bullet"/>
+      <w:lvlText w:val=""/>
+      <w:lvlJc w:val="left"/>
+      <w:pPr>
+        <w:tabs>
+          <w:tab w:val="num" w:pos="1440"/>
+        </w:tabs>
+        <w:ind w:left="1440" w:hanging="360"/>
+      </w:pPr>
+      <w:rPr>
+        <w:rFonts w:ascii="Symbol" w:hAnsi="Symbol" w:hint="default"/>
+        <w:sz w:val="20"/>
+      </w:rPr>
+    </w:lvl>
+    <w:lvl w:ilvl="2" w:tentative="1">
+      <w:start w:val="1"/>
+      <w:numFmt w:val="bullet"/>
+      <w:lvlText w:val=""/>
+      <w:lvlJc w:val="left"/>
+      <w:pPr>
+        <w:tabs>
+          <w:tab w:val="num" w:pos="2160"/>
+        </w:tabs>
+        <w:ind w:left="2160" w:hanging="360"/>
+      </w:pPr>
+      <w:rPr>
+        <w:rFonts w:ascii="Symbol" w:hAnsi="Symbol" w:hint="default"/>
+        <w:sz w:val="20"/>
+      </w:rPr>
+    </w:lvl>
+    <w:lvl w:ilvl="3" w:tentative="1">
+      <w:start w:val="1"/>
+      <w:numFmt w:val="bullet"/>
+      <w:lvlText w:val=""/>
+      <w:lvlJc w:val="left"/>
+      <w:pPr>
+        <w:tabs>
+          <w:tab w:val="num" w:pos="2880"/>
+        </w:tabs>
+        <w:ind w:left="2880" w:hanging="360"/>
+      </w:pPr>
+      <w:rPr>
+        <w:rFonts w:ascii="Symbol" w:hAnsi="Symbol" w:hint="default"/>
+        <w:sz w:val="20"/>
+      </w:rPr>
+    </w:lvl>
+    <w:lvl w:ilvl="4" w:tentative="1">
+      <w:start w:val="1"/>
+      <w:numFmt w:val="bullet"/>
+      <w:lvlText w:val=""/>
+      <w:lvlJc w:val="left"/>
+      <w:pPr>
+        <w:tabs>
+          <w:tab w:val="num" w:pos="3600"/>
+        </w:tabs>
+        <w:ind w:left="3600" w:hanging="360"/>
+      </w:pPr>
+      <w:rPr>
+        <w:rFonts w:ascii="Symbol" w:hAnsi="Symbol" w:hint="default"/>
+        <w:sz w:val="20"/>
+      </w:rPr>
+    </w:lvl>
+    <w:lvl w:ilvl="5" w:tentative="1">
+      <w:start w:val="1"/>
+      <w:numFmt w:val="bullet"/>
+      <w:lvlText w:val=""/>
+      <w:lvlJc w:val="left"/>
+      <w:pPr>
+        <w:tabs>
+          <w:tab w:val="num" w:pos="4320"/>
+        </w:tabs>
+        <w:ind w:left="4320" w:hanging="360"/>
+      </w:pPr>
+      <w:rPr>
+        <w:rFonts w:ascii="Symbol" w:hAnsi="Symbol" w:hint="default"/>
+        <w:sz w:val="20"/>
+      </w:rPr>
+    </w:lvl>
+    <w:lvl w:ilvl="6" w:tentative="1">
+      <w:start w:val="1"/>
+      <w:numFmt w:val="bullet"/>
+      <w:lvlText w:val=""/>
+      <w:lvlJc w:val="left"/>
+      <w:pPr>
+        <w:tabs>
+          <w:tab w:val="num" w:pos="5040"/>
+        </w:tabs>
+        <w:ind w:left="5040" w:hanging="360"/>
+      </w:pPr>
+      <w:rPr>
+        <w:rFonts w:ascii="Symbol" w:hAnsi="Symbol" w:hint="default"/>
+        <w:sz w:val="20"/>
+      </w:rPr>
+    </w:lvl>
+    <w:lvl w:ilvl="7" w:tentative="1">
+      <w:start w:val="1"/>
+      <w:numFmt w:val="bullet"/>
+      <w:lvlText w:val=""/>
+      <w:lvlJc w:val="left"/>
+      <w:pPr>
+        <w:tabs>
+          <w:tab w:val="num" w:pos="5760"/>
+        </w:tabs>
+        <w:ind w:left="5760" w:hanging="360"/>
+      </w:pPr>
+      <w:rPr>
+        <w:rFonts w:ascii="Symbol" w:hAnsi="Symbol" w:hint="default"/>
+        <w:sz w:val="20"/>
+      </w:rPr>
+    </w:lvl>
+    <w:lvl w:ilvl="8" w:tentative="1">
+      <w:start w:val="1"/>
+      <w:numFmt w:val="bullet"/>
+      <w:lvlText w:val=""/>
+      <w:lvlJc w:val="left"/>
+      <w:pPr>
+        <w:tabs>
+          <w:tab w:val="num" w:pos="6480"/>
+        </w:tabs>
+        <w:ind w:left="6480" w:hanging="360"/>
+      </w:pPr>
+      <w:rPr>
+        <w:rFonts w:ascii="Symbol" w:hAnsi="Symbol" w:hint="default"/>
+        <w:sz w:val="20"/>
+      </w:rPr>
+    </w:lvl>
+  </w:abstractNum>
+  <w:abstractNum w:abstractNumId="4" w15:restartNumberingAfterBreak="0">
+    <w:nsid w:val="1B93145B"/>
+    <w:multiLevelType w:val="multilevel"/>
+    <w:tmpl w:val="1448861A"/>
+    <w:lvl w:ilvl="0">
+      <w:start w:val="1"/>
+      <w:numFmt w:val="bullet"/>
+      <w:lvlText w:val=""/>
+      <w:lvlJc w:val="left"/>
+      <w:pPr>
+        <w:tabs>
+          <w:tab w:val="num" w:pos="720"/>
+        </w:tabs>
+        <w:ind w:left="720" w:hanging="360"/>
+      </w:pPr>
+      <w:rPr>
+        <w:rFonts w:ascii="Symbol" w:hAnsi="Symbol" w:hint="default"/>
+        <w:sz w:val="20"/>
+      </w:rPr>
+    </w:lvl>
+    <w:lvl w:ilvl="1" w:tentative="1">
+      <w:start w:val="1"/>
+      <w:numFmt w:val="bullet"/>
+      <w:lvlText w:val=""/>
+      <w:lvlJc w:val="left"/>
+      <w:pPr>
+        <w:tabs>
+          <w:tab w:val="num" w:pos="1440"/>
+        </w:tabs>
+        <w:ind w:left="1440" w:hanging="360"/>
+      </w:pPr>
+      <w:rPr>
+        <w:rFonts w:ascii="Symbol" w:hAnsi="Symbol" w:hint="default"/>
+        <w:sz w:val="20"/>
+      </w:rPr>
+    </w:lvl>
+    <w:lvl w:ilvl="2" w:tentative="1">
+      <w:start w:val="1"/>
+      <w:numFmt w:val="bullet"/>
+      <w:lvlText w:val=""/>
+      <w:lvlJc w:val="left"/>
+      <w:pPr>
+        <w:tabs>
+          <w:tab w:val="num" w:pos="2160"/>
+        </w:tabs>
+        <w:ind w:left="2160" w:hanging="360"/>
+      </w:pPr>
+      <w:rPr>
+        <w:rFonts w:ascii="Symbol" w:hAnsi="Symbol" w:hint="default"/>
+        <w:sz w:val="20"/>
+      </w:rPr>
+    </w:lvl>
+    <w:lvl w:ilvl="3" w:tentative="1">
+      <w:start w:val="1"/>
+      <w:numFmt w:val="bullet"/>
+      <w:lvlText w:val=""/>
+      <w:lvlJc w:val="left"/>
+      <w:pPr>
+        <w:tabs>
+          <w:tab w:val="num" w:pos="2880"/>
+        </w:tabs>
+        <w:ind w:left="2880" w:hanging="360"/>
+      </w:pPr>
+      <w:rPr>
+        <w:rFonts w:ascii="Symbol" w:hAnsi="Symbol" w:hint="default"/>
+        <w:sz w:val="20"/>
+      </w:rPr>
+    </w:lvl>
+    <w:lvl w:ilvl="4" w:tentative="1">
+      <w:start w:val="1"/>
+      <w:numFmt w:val="bullet"/>
+      <w:lvlText w:val=""/>
+      <w:lvlJc w:val="left"/>
+      <w:pPr>
+        <w:tabs>
+          <w:tab w:val="num" w:pos="3600"/>
+        </w:tabs>
+        <w:ind w:left="3600" w:hanging="360"/>
+      </w:pPr>
+      <w:rPr>
+        <w:rFonts w:ascii="Symbol" w:hAnsi="Symbol" w:hint="default"/>
+        <w:sz w:val="20"/>
+      </w:rPr>
+    </w:lvl>
+    <w:lvl w:ilvl="5" w:tentative="1">
+      <w:start w:val="1"/>
+      <w:numFmt w:val="bullet"/>
+      <w:lvlText w:val=""/>
+      <w:lvlJc w:val="left"/>
+      <w:pPr>
+        <w:tabs>
+          <w:tab w:val="num" w:pos="4320"/>
+        </w:tabs>
+        <w:ind w:left="4320" w:hanging="360"/>
+      </w:pPr>
+      <w:rPr>
+        <w:rFonts w:ascii="Symbol" w:hAnsi="Symbol" w:hint="default"/>
+        <w:sz w:val="20"/>
+      </w:rPr>
+    </w:lvl>
+    <w:lvl w:ilvl="6" w:tentative="1">
+      <w:start w:val="1"/>
+      <w:numFmt w:val="bullet"/>
+      <w:lvlText w:val=""/>
+      <w:lvlJc w:val="left"/>
+      <w:pPr>
+        <w:tabs>
+          <w:tab w:val="num" w:pos="5040"/>
+        </w:tabs>
+        <w:ind w:left="5040" w:hanging="360"/>
+      </w:pPr>
+      <w:rPr>
+        <w:rFonts w:ascii="Symbol" w:hAnsi="Symbol" w:hint="default"/>
+        <w:sz w:val="20"/>
+      </w:rPr>
+    </w:lvl>
+    <w:lvl w:ilvl="7" w:tentative="1">
+      <w:start w:val="1"/>
+      <w:numFmt w:val="bullet"/>
+      <w:lvlText w:val=""/>
+      <w:lvlJc w:val="left"/>
+      <w:pPr>
+        <w:tabs>
+          <w:tab w:val="num" w:pos="5760"/>
+        </w:tabs>
+        <w:ind w:left="5760" w:hanging="360"/>
+      </w:pPr>
+      <w:rPr>
+        <w:rFonts w:ascii="Symbol" w:hAnsi="Symbol" w:hint="default"/>
+        <w:sz w:val="20"/>
+      </w:rPr>
+    </w:lvl>
+    <w:lvl w:ilvl="8" w:tentative="1">
+      <w:start w:val="1"/>
+      <w:numFmt w:val="bullet"/>
+      <w:lvlText w:val=""/>
+      <w:lvlJc w:val="left"/>
+      <w:pPr>
+        <w:tabs>
+          <w:tab w:val="num" w:pos="6480"/>
+        </w:tabs>
+        <w:ind w:left="6480" w:hanging="360"/>
+      </w:pPr>
+      <w:rPr>
+        <w:rFonts w:ascii="Symbol" w:hAnsi="Symbol" w:hint="default"/>
+        <w:sz w:val="20"/>
+      </w:rPr>
+    </w:lvl>
+  </w:abstractNum>
+  <w:abstractNum w:abstractNumId="5" w15:restartNumberingAfterBreak="0">
     <w:nsid w:val="1D806B22"/>
     <w:multiLevelType w:val="multilevel"/>
     <w:tmpl w:val="71761E12"/>
@@ -2689,7 +5847,156 @@
       </w:pPr>
     </w:lvl>
   </w:abstractNum>
-  <w:abstractNum w:abstractNumId="2" w15:restartNumberingAfterBreak="0">
+  <w:abstractNum w:abstractNumId="6" w15:restartNumberingAfterBreak="0">
+    <w:nsid w:val="236334F6"/>
+    <w:multiLevelType w:val="multilevel"/>
+    <w:tmpl w:val="E00A6E86"/>
+    <w:lvl w:ilvl="0">
+      <w:start w:val="1"/>
+      <w:numFmt w:val="bullet"/>
+      <w:lvlText w:val=""/>
+      <w:lvlJc w:val="left"/>
+      <w:pPr>
+        <w:tabs>
+          <w:tab w:val="num" w:pos="720"/>
+        </w:tabs>
+        <w:ind w:left="720" w:hanging="360"/>
+      </w:pPr>
+      <w:rPr>
+        <w:rFonts w:ascii="Symbol" w:hAnsi="Symbol" w:hint="default"/>
+        <w:sz w:val="20"/>
+      </w:rPr>
+    </w:lvl>
+    <w:lvl w:ilvl="1" w:tentative="1">
+      <w:start w:val="1"/>
+      <w:numFmt w:val="bullet"/>
+      <w:lvlText w:val=""/>
+      <w:lvlJc w:val="left"/>
+      <w:pPr>
+        <w:tabs>
+          <w:tab w:val="num" w:pos="1440"/>
+        </w:tabs>
+        <w:ind w:left="1440" w:hanging="360"/>
+      </w:pPr>
+      <w:rPr>
+        <w:rFonts w:ascii="Symbol" w:hAnsi="Symbol" w:hint="default"/>
+        <w:sz w:val="20"/>
+      </w:rPr>
+    </w:lvl>
+    <w:lvl w:ilvl="2" w:tentative="1">
+      <w:start w:val="1"/>
+      <w:numFmt w:val="bullet"/>
+      <w:lvlText w:val=""/>
+      <w:lvlJc w:val="left"/>
+      <w:pPr>
+        <w:tabs>
+          <w:tab w:val="num" w:pos="2160"/>
+        </w:tabs>
+        <w:ind w:left="2160" w:hanging="360"/>
+      </w:pPr>
+      <w:rPr>
+        <w:rFonts w:ascii="Symbol" w:hAnsi="Symbol" w:hint="default"/>
+        <w:sz w:val="20"/>
+      </w:rPr>
+    </w:lvl>
+    <w:lvl w:ilvl="3" w:tentative="1">
+      <w:start w:val="1"/>
+      <w:numFmt w:val="bullet"/>
+      <w:lvlText w:val=""/>
+      <w:lvlJc w:val="left"/>
+      <w:pPr>
+        <w:tabs>
+          <w:tab w:val="num" w:pos="2880"/>
+        </w:tabs>
+        <w:ind w:left="2880" w:hanging="360"/>
+      </w:pPr>
+      <w:rPr>
+        <w:rFonts w:ascii="Symbol" w:hAnsi="Symbol" w:hint="default"/>
+        <w:sz w:val="20"/>
+      </w:rPr>
+    </w:lvl>
+    <w:lvl w:ilvl="4" w:tentative="1">
+      <w:start w:val="1"/>
+      <w:numFmt w:val="bullet"/>
+      <w:lvlText w:val=""/>
+      <w:lvlJc w:val="left"/>
+      <w:pPr>
+        <w:tabs>
+          <w:tab w:val="num" w:pos="3600"/>
+        </w:tabs>
+        <w:ind w:left="3600" w:hanging="360"/>
+      </w:pPr>
+      <w:rPr>
+        <w:rFonts w:ascii="Symbol" w:hAnsi="Symbol" w:hint="default"/>
+        <w:sz w:val="20"/>
+      </w:rPr>
+    </w:lvl>
+    <w:lvl w:ilvl="5" w:tentative="1">
+      <w:start w:val="1"/>
+      <w:numFmt w:val="bullet"/>
+      <w:lvlText w:val=""/>
+      <w:lvlJc w:val="left"/>
+      <w:pPr>
+        <w:tabs>
+          <w:tab w:val="num" w:pos="4320"/>
+        </w:tabs>
+        <w:ind w:left="4320" w:hanging="360"/>
+      </w:pPr>
+      <w:rPr>
+        <w:rFonts w:ascii="Symbol" w:hAnsi="Symbol" w:hint="default"/>
+        <w:sz w:val="20"/>
+      </w:rPr>
+    </w:lvl>
+    <w:lvl w:ilvl="6" w:tentative="1">
+      <w:start w:val="1"/>
+      <w:numFmt w:val="bullet"/>
+      <w:lvlText w:val=""/>
+      <w:lvlJc w:val="left"/>
+      <w:pPr>
+        <w:tabs>
+          <w:tab w:val="num" w:pos="5040"/>
+        </w:tabs>
+        <w:ind w:left="5040" w:hanging="360"/>
+      </w:pPr>
+      <w:rPr>
+        <w:rFonts w:ascii="Symbol" w:hAnsi="Symbol" w:hint="default"/>
+        <w:sz w:val="20"/>
+      </w:rPr>
+    </w:lvl>
+    <w:lvl w:ilvl="7" w:tentative="1">
+      <w:start w:val="1"/>
+      <w:numFmt w:val="bullet"/>
+      <w:lvlText w:val=""/>
+      <w:lvlJc w:val="left"/>
+      <w:pPr>
+        <w:tabs>
+          <w:tab w:val="num" w:pos="5760"/>
+        </w:tabs>
+        <w:ind w:left="5760" w:hanging="360"/>
+      </w:pPr>
+      <w:rPr>
+        <w:rFonts w:ascii="Symbol" w:hAnsi="Symbol" w:hint="default"/>
+        <w:sz w:val="20"/>
+      </w:rPr>
+    </w:lvl>
+    <w:lvl w:ilvl="8" w:tentative="1">
+      <w:start w:val="1"/>
+      <w:numFmt w:val="bullet"/>
+      <w:lvlText w:val=""/>
+      <w:lvlJc w:val="left"/>
+      <w:pPr>
+        <w:tabs>
+          <w:tab w:val="num" w:pos="6480"/>
+        </w:tabs>
+        <w:ind w:left="6480" w:hanging="360"/>
+      </w:pPr>
+      <w:rPr>
+        <w:rFonts w:ascii="Symbol" w:hAnsi="Symbol" w:hint="default"/>
+        <w:sz w:val="20"/>
+      </w:rPr>
+    </w:lvl>
+  </w:abstractNum>
+  <w:abstractNum w:abstractNumId="7" w15:restartNumberingAfterBreak="0">
     <w:nsid w:val="27D2659F"/>
     <w:multiLevelType w:val="multilevel"/>
     <w:tmpl w:val="A8762816"/>
@@ -2838,7 +6145,156 @@
       </w:rPr>
     </w:lvl>
   </w:abstractNum>
-  <w:abstractNum w:abstractNumId="3" w15:restartNumberingAfterBreak="0">
+  <w:abstractNum w:abstractNumId="8" w15:restartNumberingAfterBreak="0">
+    <w:nsid w:val="2C0E4FC2"/>
+    <w:multiLevelType w:val="multilevel"/>
+    <w:tmpl w:val="FF96A226"/>
+    <w:lvl w:ilvl="0">
+      <w:start w:val="1"/>
+      <w:numFmt w:val="bullet"/>
+      <w:lvlText w:val=""/>
+      <w:lvlJc w:val="left"/>
+      <w:pPr>
+        <w:tabs>
+          <w:tab w:val="num" w:pos="720"/>
+        </w:tabs>
+        <w:ind w:left="720" w:hanging="360"/>
+      </w:pPr>
+      <w:rPr>
+        <w:rFonts w:ascii="Symbol" w:hAnsi="Symbol" w:hint="default"/>
+        <w:sz w:val="20"/>
+      </w:rPr>
+    </w:lvl>
+    <w:lvl w:ilvl="1" w:tentative="1">
+      <w:start w:val="1"/>
+      <w:numFmt w:val="bullet"/>
+      <w:lvlText w:val=""/>
+      <w:lvlJc w:val="left"/>
+      <w:pPr>
+        <w:tabs>
+          <w:tab w:val="num" w:pos="1440"/>
+        </w:tabs>
+        <w:ind w:left="1440" w:hanging="360"/>
+      </w:pPr>
+      <w:rPr>
+        <w:rFonts w:ascii="Symbol" w:hAnsi="Symbol" w:hint="default"/>
+        <w:sz w:val="20"/>
+      </w:rPr>
+    </w:lvl>
+    <w:lvl w:ilvl="2" w:tentative="1">
+      <w:start w:val="1"/>
+      <w:numFmt w:val="bullet"/>
+      <w:lvlText w:val=""/>
+      <w:lvlJc w:val="left"/>
+      <w:pPr>
+        <w:tabs>
+          <w:tab w:val="num" w:pos="2160"/>
+        </w:tabs>
+        <w:ind w:left="2160" w:hanging="360"/>
+      </w:pPr>
+      <w:rPr>
+        <w:rFonts w:ascii="Symbol" w:hAnsi="Symbol" w:hint="default"/>
+        <w:sz w:val="20"/>
+      </w:rPr>
+    </w:lvl>
+    <w:lvl w:ilvl="3" w:tentative="1">
+      <w:start w:val="1"/>
+      <w:numFmt w:val="bullet"/>
+      <w:lvlText w:val=""/>
+      <w:lvlJc w:val="left"/>
+      <w:pPr>
+        <w:tabs>
+          <w:tab w:val="num" w:pos="2880"/>
+        </w:tabs>
+        <w:ind w:left="2880" w:hanging="360"/>
+      </w:pPr>
+      <w:rPr>
+        <w:rFonts w:ascii="Symbol" w:hAnsi="Symbol" w:hint="default"/>
+        <w:sz w:val="20"/>
+      </w:rPr>
+    </w:lvl>
+    <w:lvl w:ilvl="4" w:tentative="1">
+      <w:start w:val="1"/>
+      <w:numFmt w:val="bullet"/>
+      <w:lvlText w:val=""/>
+      <w:lvlJc w:val="left"/>
+      <w:pPr>
+        <w:tabs>
+          <w:tab w:val="num" w:pos="3600"/>
+        </w:tabs>
+        <w:ind w:left="3600" w:hanging="360"/>
+      </w:pPr>
+      <w:rPr>
+        <w:rFonts w:ascii="Symbol" w:hAnsi="Symbol" w:hint="default"/>
+        <w:sz w:val="20"/>
+      </w:rPr>
+    </w:lvl>
+    <w:lvl w:ilvl="5" w:tentative="1">
+      <w:start w:val="1"/>
+      <w:numFmt w:val="bullet"/>
+      <w:lvlText w:val=""/>
+      <w:lvlJc w:val="left"/>
+      <w:pPr>
+        <w:tabs>
+          <w:tab w:val="num" w:pos="4320"/>
+        </w:tabs>
+        <w:ind w:left="4320" w:hanging="360"/>
+      </w:pPr>
+      <w:rPr>
+        <w:rFonts w:ascii="Symbol" w:hAnsi="Symbol" w:hint="default"/>
+        <w:sz w:val="20"/>
+      </w:rPr>
+    </w:lvl>
+    <w:lvl w:ilvl="6" w:tentative="1">
+      <w:start w:val="1"/>
+      <w:numFmt w:val="bullet"/>
+      <w:lvlText w:val=""/>
+      <w:lvlJc w:val="left"/>
+      <w:pPr>
+        <w:tabs>
+          <w:tab w:val="num" w:pos="5040"/>
+        </w:tabs>
+        <w:ind w:left="5040" w:hanging="360"/>
+      </w:pPr>
+      <w:rPr>
+        <w:rFonts w:ascii="Symbol" w:hAnsi="Symbol" w:hint="default"/>
+        <w:sz w:val="20"/>
+      </w:rPr>
+    </w:lvl>
+    <w:lvl w:ilvl="7" w:tentative="1">
+      <w:start w:val="1"/>
+      <w:numFmt w:val="bullet"/>
+      <w:lvlText w:val=""/>
+      <w:lvlJc w:val="left"/>
+      <w:pPr>
+        <w:tabs>
+          <w:tab w:val="num" w:pos="5760"/>
+        </w:tabs>
+        <w:ind w:left="5760" w:hanging="360"/>
+      </w:pPr>
+      <w:rPr>
+        <w:rFonts w:ascii="Symbol" w:hAnsi="Symbol" w:hint="default"/>
+        <w:sz w:val="20"/>
+      </w:rPr>
+    </w:lvl>
+    <w:lvl w:ilvl="8" w:tentative="1">
+      <w:start w:val="1"/>
+      <w:numFmt w:val="bullet"/>
+      <w:lvlText w:val=""/>
+      <w:lvlJc w:val="left"/>
+      <w:pPr>
+        <w:tabs>
+          <w:tab w:val="num" w:pos="6480"/>
+        </w:tabs>
+        <w:ind w:left="6480" w:hanging="360"/>
+      </w:pPr>
+      <w:rPr>
+        <w:rFonts w:ascii="Symbol" w:hAnsi="Symbol" w:hint="default"/>
+        <w:sz w:val="20"/>
+      </w:rPr>
+    </w:lvl>
+  </w:abstractNum>
+  <w:abstractNum w:abstractNumId="9" w15:restartNumberingAfterBreak="0">
     <w:nsid w:val="2DC52B91"/>
     <w:multiLevelType w:val="multilevel"/>
     <w:tmpl w:val="185CFB10"/>
@@ -2987,7 +6443,454 @@
       </w:rPr>
     </w:lvl>
   </w:abstractNum>
-  <w:abstractNum w:abstractNumId="4" w15:restartNumberingAfterBreak="0">
+  <w:abstractNum w:abstractNumId="10" w15:restartNumberingAfterBreak="0">
+    <w:nsid w:val="2F953466"/>
+    <w:multiLevelType w:val="multilevel"/>
+    <w:tmpl w:val="F5C4F104"/>
+    <w:lvl w:ilvl="0">
+      <w:start w:val="1"/>
+      <w:numFmt w:val="bullet"/>
+      <w:lvlText w:val=""/>
+      <w:lvlJc w:val="left"/>
+      <w:pPr>
+        <w:tabs>
+          <w:tab w:val="num" w:pos="720"/>
+        </w:tabs>
+        <w:ind w:left="720" w:hanging="360"/>
+      </w:pPr>
+      <w:rPr>
+        <w:rFonts w:ascii="Symbol" w:hAnsi="Symbol" w:hint="default"/>
+        <w:sz w:val="20"/>
+      </w:rPr>
+    </w:lvl>
+    <w:lvl w:ilvl="1" w:tentative="1">
+      <w:start w:val="1"/>
+      <w:numFmt w:val="bullet"/>
+      <w:lvlText w:val=""/>
+      <w:lvlJc w:val="left"/>
+      <w:pPr>
+        <w:tabs>
+          <w:tab w:val="num" w:pos="1440"/>
+        </w:tabs>
+        <w:ind w:left="1440" w:hanging="360"/>
+      </w:pPr>
+      <w:rPr>
+        <w:rFonts w:ascii="Symbol" w:hAnsi="Symbol" w:hint="default"/>
+        <w:sz w:val="20"/>
+      </w:rPr>
+    </w:lvl>
+    <w:lvl w:ilvl="2" w:tentative="1">
+      <w:start w:val="1"/>
+      <w:numFmt w:val="bullet"/>
+      <w:lvlText w:val=""/>
+      <w:lvlJc w:val="left"/>
+      <w:pPr>
+        <w:tabs>
+          <w:tab w:val="num" w:pos="2160"/>
+        </w:tabs>
+        <w:ind w:left="2160" w:hanging="360"/>
+      </w:pPr>
+      <w:rPr>
+        <w:rFonts w:ascii="Symbol" w:hAnsi="Symbol" w:hint="default"/>
+        <w:sz w:val="20"/>
+      </w:rPr>
+    </w:lvl>
+    <w:lvl w:ilvl="3" w:tentative="1">
+      <w:start w:val="1"/>
+      <w:numFmt w:val="bullet"/>
+      <w:lvlText w:val=""/>
+      <w:lvlJc w:val="left"/>
+      <w:pPr>
+        <w:tabs>
+          <w:tab w:val="num" w:pos="2880"/>
+        </w:tabs>
+        <w:ind w:left="2880" w:hanging="360"/>
+      </w:pPr>
+      <w:rPr>
+        <w:rFonts w:ascii="Symbol" w:hAnsi="Symbol" w:hint="default"/>
+        <w:sz w:val="20"/>
+      </w:rPr>
+    </w:lvl>
+    <w:lvl w:ilvl="4" w:tentative="1">
+      <w:start w:val="1"/>
+      <w:numFmt w:val="bullet"/>
+      <w:lvlText w:val=""/>
+      <w:lvlJc w:val="left"/>
+      <w:pPr>
+        <w:tabs>
+          <w:tab w:val="num" w:pos="3600"/>
+        </w:tabs>
+        <w:ind w:left="3600" w:hanging="360"/>
+      </w:pPr>
+      <w:rPr>
+        <w:rFonts w:ascii="Symbol" w:hAnsi="Symbol" w:hint="default"/>
+        <w:sz w:val="20"/>
+      </w:rPr>
+    </w:lvl>
+    <w:lvl w:ilvl="5" w:tentative="1">
+      <w:start w:val="1"/>
+      <w:numFmt w:val="bullet"/>
+      <w:lvlText w:val=""/>
+      <w:lvlJc w:val="left"/>
+      <w:pPr>
+        <w:tabs>
+          <w:tab w:val="num" w:pos="4320"/>
+        </w:tabs>
+        <w:ind w:left="4320" w:hanging="360"/>
+      </w:pPr>
+      <w:rPr>
+        <w:rFonts w:ascii="Symbol" w:hAnsi="Symbol" w:hint="default"/>
+        <w:sz w:val="20"/>
+      </w:rPr>
+    </w:lvl>
+    <w:lvl w:ilvl="6" w:tentative="1">
+      <w:start w:val="1"/>
+      <w:numFmt w:val="bullet"/>
+      <w:lvlText w:val=""/>
+      <w:lvlJc w:val="left"/>
+      <w:pPr>
+        <w:tabs>
+          <w:tab w:val="num" w:pos="5040"/>
+        </w:tabs>
+        <w:ind w:left="5040" w:hanging="360"/>
+      </w:pPr>
+      <w:rPr>
+        <w:rFonts w:ascii="Symbol" w:hAnsi="Symbol" w:hint="default"/>
+        <w:sz w:val="20"/>
+      </w:rPr>
+    </w:lvl>
+    <w:lvl w:ilvl="7" w:tentative="1">
+      <w:start w:val="1"/>
+      <w:numFmt w:val="bullet"/>
+      <w:lvlText w:val=""/>
+      <w:lvlJc w:val="left"/>
+      <w:pPr>
+        <w:tabs>
+          <w:tab w:val="num" w:pos="5760"/>
+        </w:tabs>
+        <w:ind w:left="5760" w:hanging="360"/>
+      </w:pPr>
+      <w:rPr>
+        <w:rFonts w:ascii="Symbol" w:hAnsi="Symbol" w:hint="default"/>
+        <w:sz w:val="20"/>
+      </w:rPr>
+    </w:lvl>
+    <w:lvl w:ilvl="8" w:tentative="1">
+      <w:start w:val="1"/>
+      <w:numFmt w:val="bullet"/>
+      <w:lvlText w:val=""/>
+      <w:lvlJc w:val="left"/>
+      <w:pPr>
+        <w:tabs>
+          <w:tab w:val="num" w:pos="6480"/>
+        </w:tabs>
+        <w:ind w:left="6480" w:hanging="360"/>
+      </w:pPr>
+      <w:rPr>
+        <w:rFonts w:ascii="Symbol" w:hAnsi="Symbol" w:hint="default"/>
+        <w:sz w:val="20"/>
+      </w:rPr>
+    </w:lvl>
+  </w:abstractNum>
+  <w:abstractNum w:abstractNumId="11" w15:restartNumberingAfterBreak="0">
+    <w:nsid w:val="32D72AEF"/>
+    <w:multiLevelType w:val="multilevel"/>
+    <w:tmpl w:val="A4D8778A"/>
+    <w:lvl w:ilvl="0">
+      <w:start w:val="1"/>
+      <w:numFmt w:val="bullet"/>
+      <w:lvlText w:val=""/>
+      <w:lvlJc w:val="left"/>
+      <w:pPr>
+        <w:tabs>
+          <w:tab w:val="num" w:pos="720"/>
+        </w:tabs>
+        <w:ind w:left="720" w:hanging="360"/>
+      </w:pPr>
+      <w:rPr>
+        <w:rFonts w:ascii="Symbol" w:hAnsi="Symbol" w:hint="default"/>
+        <w:sz w:val="20"/>
+      </w:rPr>
+    </w:lvl>
+    <w:lvl w:ilvl="1">
+      <w:start w:val="1"/>
+      <w:numFmt w:val="bullet"/>
+      <w:lvlText w:val=""/>
+      <w:lvlJc w:val="left"/>
+      <w:pPr>
+        <w:tabs>
+          <w:tab w:val="num" w:pos="1440"/>
+        </w:tabs>
+        <w:ind w:left="1440" w:hanging="360"/>
+      </w:pPr>
+      <w:rPr>
+        <w:rFonts w:ascii="Symbol" w:hAnsi="Symbol" w:hint="default"/>
+        <w:sz w:val="20"/>
+      </w:rPr>
+    </w:lvl>
+    <w:lvl w:ilvl="2" w:tentative="1">
+      <w:start w:val="1"/>
+      <w:numFmt w:val="bullet"/>
+      <w:lvlText w:val=""/>
+      <w:lvlJc w:val="left"/>
+      <w:pPr>
+        <w:tabs>
+          <w:tab w:val="num" w:pos="2160"/>
+        </w:tabs>
+        <w:ind w:left="2160" w:hanging="360"/>
+      </w:pPr>
+      <w:rPr>
+        <w:rFonts w:ascii="Symbol" w:hAnsi="Symbol" w:hint="default"/>
+        <w:sz w:val="20"/>
+      </w:rPr>
+    </w:lvl>
+    <w:lvl w:ilvl="3" w:tentative="1">
+      <w:start w:val="1"/>
+      <w:numFmt w:val="bullet"/>
+      <w:lvlText w:val=""/>
+      <w:lvlJc w:val="left"/>
+      <w:pPr>
+        <w:tabs>
+          <w:tab w:val="num" w:pos="2880"/>
+        </w:tabs>
+        <w:ind w:left="2880" w:hanging="360"/>
+      </w:pPr>
+      <w:rPr>
+        <w:rFonts w:ascii="Symbol" w:hAnsi="Symbol" w:hint="default"/>
+        <w:sz w:val="20"/>
+      </w:rPr>
+    </w:lvl>
+    <w:lvl w:ilvl="4" w:tentative="1">
+      <w:start w:val="1"/>
+      <w:numFmt w:val="bullet"/>
+      <w:lvlText w:val=""/>
+      <w:lvlJc w:val="left"/>
+      <w:pPr>
+        <w:tabs>
+          <w:tab w:val="num" w:pos="3600"/>
+        </w:tabs>
+        <w:ind w:left="3600" w:hanging="360"/>
+      </w:pPr>
+      <w:rPr>
+        <w:rFonts w:ascii="Symbol" w:hAnsi="Symbol" w:hint="default"/>
+        <w:sz w:val="20"/>
+      </w:rPr>
+    </w:lvl>
+    <w:lvl w:ilvl="5" w:tentative="1">
+      <w:start w:val="1"/>
+      <w:numFmt w:val="bullet"/>
+      <w:lvlText w:val=""/>
+      <w:lvlJc w:val="left"/>
+      <w:pPr>
+        <w:tabs>
+          <w:tab w:val="num" w:pos="4320"/>
+        </w:tabs>
+        <w:ind w:left="4320" w:hanging="360"/>
+      </w:pPr>
+      <w:rPr>
+        <w:rFonts w:ascii="Symbol" w:hAnsi="Symbol" w:hint="default"/>
+        <w:sz w:val="20"/>
+      </w:rPr>
+    </w:lvl>
+    <w:lvl w:ilvl="6" w:tentative="1">
+      <w:start w:val="1"/>
+      <w:numFmt w:val="bullet"/>
+      <w:lvlText w:val=""/>
+      <w:lvlJc w:val="left"/>
+      <w:pPr>
+        <w:tabs>
+          <w:tab w:val="num" w:pos="5040"/>
+        </w:tabs>
+        <w:ind w:left="5040" w:hanging="360"/>
+      </w:pPr>
+      <w:rPr>
+        <w:rFonts w:ascii="Symbol" w:hAnsi="Symbol" w:hint="default"/>
+        <w:sz w:val="20"/>
+      </w:rPr>
+    </w:lvl>
+    <w:lvl w:ilvl="7" w:tentative="1">
+      <w:start w:val="1"/>
+      <w:numFmt w:val="bullet"/>
+      <w:lvlText w:val=""/>
+      <w:lvlJc w:val="left"/>
+      <w:pPr>
+        <w:tabs>
+          <w:tab w:val="num" w:pos="5760"/>
+        </w:tabs>
+        <w:ind w:left="5760" w:hanging="360"/>
+      </w:pPr>
+      <w:rPr>
+        <w:rFonts w:ascii="Symbol" w:hAnsi="Symbol" w:hint="default"/>
+        <w:sz w:val="20"/>
+      </w:rPr>
+    </w:lvl>
+    <w:lvl w:ilvl="8" w:tentative="1">
+      <w:start w:val="1"/>
+      <w:numFmt w:val="bullet"/>
+      <w:lvlText w:val=""/>
+      <w:lvlJc w:val="left"/>
+      <w:pPr>
+        <w:tabs>
+          <w:tab w:val="num" w:pos="6480"/>
+        </w:tabs>
+        <w:ind w:left="6480" w:hanging="360"/>
+      </w:pPr>
+      <w:rPr>
+        <w:rFonts w:ascii="Symbol" w:hAnsi="Symbol" w:hint="default"/>
+        <w:sz w:val="20"/>
+      </w:rPr>
+    </w:lvl>
+  </w:abstractNum>
+  <w:abstractNum w:abstractNumId="12" w15:restartNumberingAfterBreak="0">
+    <w:nsid w:val="342350C7"/>
+    <w:multiLevelType w:val="multilevel"/>
+    <w:tmpl w:val="76EE0382"/>
+    <w:lvl w:ilvl="0">
+      <w:start w:val="1"/>
+      <w:numFmt w:val="bullet"/>
+      <w:lvlText w:val=""/>
+      <w:lvlJc w:val="left"/>
+      <w:pPr>
+        <w:tabs>
+          <w:tab w:val="num" w:pos="720"/>
+        </w:tabs>
+        <w:ind w:left="720" w:hanging="360"/>
+      </w:pPr>
+      <w:rPr>
+        <w:rFonts w:ascii="Symbol" w:hAnsi="Symbol" w:hint="default"/>
+        <w:sz w:val="20"/>
+      </w:rPr>
+    </w:lvl>
+    <w:lvl w:ilvl="1" w:tentative="1">
+      <w:start w:val="1"/>
+      <w:numFmt w:val="bullet"/>
+      <w:lvlText w:val=""/>
+      <w:lvlJc w:val="left"/>
+      <w:pPr>
+        <w:tabs>
+          <w:tab w:val="num" w:pos="1440"/>
+        </w:tabs>
+        <w:ind w:left="1440" w:hanging="360"/>
+      </w:pPr>
+      <w:rPr>
+        <w:rFonts w:ascii="Symbol" w:hAnsi="Symbol" w:hint="default"/>
+        <w:sz w:val="20"/>
+      </w:rPr>
+    </w:lvl>
+    <w:lvl w:ilvl="2" w:tentative="1">
+      <w:start w:val="1"/>
+      <w:numFmt w:val="bullet"/>
+      <w:lvlText w:val=""/>
+      <w:lvlJc w:val="left"/>
+      <w:pPr>
+        <w:tabs>
+          <w:tab w:val="num" w:pos="2160"/>
+        </w:tabs>
+        <w:ind w:left="2160" w:hanging="360"/>
+      </w:pPr>
+      <w:rPr>
+        <w:rFonts w:ascii="Symbol" w:hAnsi="Symbol" w:hint="default"/>
+        <w:sz w:val="20"/>
+      </w:rPr>
+    </w:lvl>
+    <w:lvl w:ilvl="3" w:tentative="1">
+      <w:start w:val="1"/>
+      <w:numFmt w:val="bullet"/>
+      <w:lvlText w:val=""/>
+      <w:lvlJc w:val="left"/>
+      <w:pPr>
+        <w:tabs>
+          <w:tab w:val="num" w:pos="2880"/>
+        </w:tabs>
+        <w:ind w:left="2880" w:hanging="360"/>
+      </w:pPr>
+      <w:rPr>
+        <w:rFonts w:ascii="Symbol" w:hAnsi="Symbol" w:hint="default"/>
+        <w:sz w:val="20"/>
+      </w:rPr>
+    </w:lvl>
+    <w:lvl w:ilvl="4" w:tentative="1">
+      <w:start w:val="1"/>
+      <w:numFmt w:val="bullet"/>
+      <w:lvlText w:val=""/>
+      <w:lvlJc w:val="left"/>
+      <w:pPr>
+        <w:tabs>
+          <w:tab w:val="num" w:pos="3600"/>
+        </w:tabs>
+        <w:ind w:left="3600" w:hanging="360"/>
+      </w:pPr>
+      <w:rPr>
+        <w:rFonts w:ascii="Symbol" w:hAnsi="Symbol" w:hint="default"/>
+        <w:sz w:val="20"/>
+      </w:rPr>
+    </w:lvl>
+    <w:lvl w:ilvl="5" w:tentative="1">
+      <w:start w:val="1"/>
+      <w:numFmt w:val="bullet"/>
+      <w:lvlText w:val=""/>
+      <w:lvlJc w:val="left"/>
+      <w:pPr>
+        <w:tabs>
+          <w:tab w:val="num" w:pos="4320"/>
+        </w:tabs>
+        <w:ind w:left="4320" w:hanging="360"/>
+      </w:pPr>
+      <w:rPr>
+        <w:rFonts w:ascii="Symbol" w:hAnsi="Symbol" w:hint="default"/>
+        <w:sz w:val="20"/>
+      </w:rPr>
+    </w:lvl>
+    <w:lvl w:ilvl="6" w:tentative="1">
+      <w:start w:val="1"/>
+      <w:numFmt w:val="bullet"/>
+      <w:lvlText w:val=""/>
+      <w:lvlJc w:val="left"/>
+      <w:pPr>
+        <w:tabs>
+          <w:tab w:val="num" w:pos="5040"/>
+        </w:tabs>
+        <w:ind w:left="5040" w:hanging="360"/>
+      </w:pPr>
+      <w:rPr>
+        <w:rFonts w:ascii="Symbol" w:hAnsi="Symbol" w:hint="default"/>
+        <w:sz w:val="20"/>
+      </w:rPr>
+    </w:lvl>
+    <w:lvl w:ilvl="7" w:tentative="1">
+      <w:start w:val="1"/>
+      <w:numFmt w:val="bullet"/>
+      <w:lvlText w:val=""/>
+      <w:lvlJc w:val="left"/>
+      <w:pPr>
+        <w:tabs>
+          <w:tab w:val="num" w:pos="5760"/>
+        </w:tabs>
+        <w:ind w:left="5760" w:hanging="360"/>
+      </w:pPr>
+      <w:rPr>
+        <w:rFonts w:ascii="Symbol" w:hAnsi="Symbol" w:hint="default"/>
+        <w:sz w:val="20"/>
+      </w:rPr>
+    </w:lvl>
+    <w:lvl w:ilvl="8" w:tentative="1">
+      <w:start w:val="1"/>
+      <w:numFmt w:val="bullet"/>
+      <w:lvlText w:val=""/>
+      <w:lvlJc w:val="left"/>
+      <w:pPr>
+        <w:tabs>
+          <w:tab w:val="num" w:pos="6480"/>
+        </w:tabs>
+        <w:ind w:left="6480" w:hanging="360"/>
+      </w:pPr>
+      <w:rPr>
+        <w:rFonts w:ascii="Symbol" w:hAnsi="Symbol" w:hint="default"/>
+        <w:sz w:val="20"/>
+      </w:rPr>
+    </w:lvl>
+  </w:abstractNum>
+  <w:abstractNum w:abstractNumId="13" w15:restartNumberingAfterBreak="0">
     <w:nsid w:val="34427A9F"/>
     <w:multiLevelType w:val="multilevel"/>
     <w:tmpl w:val="F0241720"/>
@@ -3136,7 +7039,7 @@
       </w:rPr>
     </w:lvl>
   </w:abstractNum>
-  <w:abstractNum w:abstractNumId="5" w15:restartNumberingAfterBreak="0">
+  <w:abstractNum w:abstractNumId="14" w15:restartNumberingAfterBreak="0">
     <w:nsid w:val="38D21986"/>
     <w:multiLevelType w:val="multilevel"/>
     <w:tmpl w:val="DF7416D0"/>
@@ -3285,7 +7188,156 @@
       </w:rPr>
     </w:lvl>
   </w:abstractNum>
-  <w:abstractNum w:abstractNumId="6" w15:restartNumberingAfterBreak="0">
+  <w:abstractNum w:abstractNumId="15" w15:restartNumberingAfterBreak="0">
+    <w:nsid w:val="3D2F7700"/>
+    <w:multiLevelType w:val="multilevel"/>
+    <w:tmpl w:val="0A84B570"/>
+    <w:lvl w:ilvl="0">
+      <w:start w:val="1"/>
+      <w:numFmt w:val="bullet"/>
+      <w:lvlText w:val=""/>
+      <w:lvlJc w:val="left"/>
+      <w:pPr>
+        <w:tabs>
+          <w:tab w:val="num" w:pos="720"/>
+        </w:tabs>
+        <w:ind w:left="720" w:hanging="360"/>
+      </w:pPr>
+      <w:rPr>
+        <w:rFonts w:ascii="Symbol" w:hAnsi="Symbol" w:hint="default"/>
+        <w:sz w:val="20"/>
+      </w:rPr>
+    </w:lvl>
+    <w:lvl w:ilvl="1">
+      <w:start w:val="1"/>
+      <w:numFmt w:val="bullet"/>
+      <w:lvlText w:val=""/>
+      <w:lvlJc w:val="left"/>
+      <w:pPr>
+        <w:tabs>
+          <w:tab w:val="num" w:pos="1440"/>
+        </w:tabs>
+        <w:ind w:left="1440" w:hanging="360"/>
+      </w:pPr>
+      <w:rPr>
+        <w:rFonts w:ascii="Symbol" w:hAnsi="Symbol" w:hint="default"/>
+        <w:sz w:val="20"/>
+      </w:rPr>
+    </w:lvl>
+    <w:lvl w:ilvl="2" w:tentative="1">
+      <w:start w:val="1"/>
+      <w:numFmt w:val="bullet"/>
+      <w:lvlText w:val=""/>
+      <w:lvlJc w:val="left"/>
+      <w:pPr>
+        <w:tabs>
+          <w:tab w:val="num" w:pos="2160"/>
+        </w:tabs>
+        <w:ind w:left="2160" w:hanging="360"/>
+      </w:pPr>
+      <w:rPr>
+        <w:rFonts w:ascii="Symbol" w:hAnsi="Symbol" w:hint="default"/>
+        <w:sz w:val="20"/>
+      </w:rPr>
+    </w:lvl>
+    <w:lvl w:ilvl="3" w:tentative="1">
+      <w:start w:val="1"/>
+      <w:numFmt w:val="bullet"/>
+      <w:lvlText w:val=""/>
+      <w:lvlJc w:val="left"/>
+      <w:pPr>
+        <w:tabs>
+          <w:tab w:val="num" w:pos="2880"/>
+        </w:tabs>
+        <w:ind w:left="2880" w:hanging="360"/>
+      </w:pPr>
+      <w:rPr>
+        <w:rFonts w:ascii="Symbol" w:hAnsi="Symbol" w:hint="default"/>
+        <w:sz w:val="20"/>
+      </w:rPr>
+    </w:lvl>
+    <w:lvl w:ilvl="4" w:tentative="1">
+      <w:start w:val="1"/>
+      <w:numFmt w:val="bullet"/>
+      <w:lvlText w:val=""/>
+      <w:lvlJc w:val="left"/>
+      <w:pPr>
+        <w:tabs>
+          <w:tab w:val="num" w:pos="3600"/>
+        </w:tabs>
+        <w:ind w:left="3600" w:hanging="360"/>
+      </w:pPr>
+      <w:rPr>
+        <w:rFonts w:ascii="Symbol" w:hAnsi="Symbol" w:hint="default"/>
+        <w:sz w:val="20"/>
+      </w:rPr>
+    </w:lvl>
+    <w:lvl w:ilvl="5" w:tentative="1">
+      <w:start w:val="1"/>
+      <w:numFmt w:val="bullet"/>
+      <w:lvlText w:val=""/>
+      <w:lvlJc w:val="left"/>
+      <w:pPr>
+        <w:tabs>
+          <w:tab w:val="num" w:pos="4320"/>
+        </w:tabs>
+        <w:ind w:left="4320" w:hanging="360"/>
+      </w:pPr>
+      <w:rPr>
+        <w:rFonts w:ascii="Symbol" w:hAnsi="Symbol" w:hint="default"/>
+        <w:sz w:val="20"/>
+      </w:rPr>
+    </w:lvl>
+    <w:lvl w:ilvl="6" w:tentative="1">
+      <w:start w:val="1"/>
+      <w:numFmt w:val="bullet"/>
+      <w:lvlText w:val=""/>
+      <w:lvlJc w:val="left"/>
+      <w:pPr>
+        <w:tabs>
+          <w:tab w:val="num" w:pos="5040"/>
+        </w:tabs>
+        <w:ind w:left="5040" w:hanging="360"/>
+      </w:pPr>
+      <w:rPr>
+        <w:rFonts w:ascii="Symbol" w:hAnsi="Symbol" w:hint="default"/>
+        <w:sz w:val="20"/>
+      </w:rPr>
+    </w:lvl>
+    <w:lvl w:ilvl="7" w:tentative="1">
+      <w:start w:val="1"/>
+      <w:numFmt w:val="bullet"/>
+      <w:lvlText w:val=""/>
+      <w:lvlJc w:val="left"/>
+      <w:pPr>
+        <w:tabs>
+          <w:tab w:val="num" w:pos="5760"/>
+        </w:tabs>
+        <w:ind w:left="5760" w:hanging="360"/>
+      </w:pPr>
+      <w:rPr>
+        <w:rFonts w:ascii="Symbol" w:hAnsi="Symbol" w:hint="default"/>
+        <w:sz w:val="20"/>
+      </w:rPr>
+    </w:lvl>
+    <w:lvl w:ilvl="8" w:tentative="1">
+      <w:start w:val="1"/>
+      <w:numFmt w:val="bullet"/>
+      <w:lvlText w:val=""/>
+      <w:lvlJc w:val="left"/>
+      <w:pPr>
+        <w:tabs>
+          <w:tab w:val="num" w:pos="6480"/>
+        </w:tabs>
+        <w:ind w:left="6480" w:hanging="360"/>
+      </w:pPr>
+      <w:rPr>
+        <w:rFonts w:ascii="Symbol" w:hAnsi="Symbol" w:hint="default"/>
+        <w:sz w:val="20"/>
+      </w:rPr>
+    </w:lvl>
+  </w:abstractNum>
+  <w:abstractNum w:abstractNumId="16" w15:restartNumberingAfterBreak="0">
     <w:nsid w:val="42F87866"/>
     <w:multiLevelType w:val="multilevel"/>
     <w:tmpl w:val="50A66676"/>
@@ -3402,7 +7454,124 @@
       </w:pPr>
     </w:lvl>
   </w:abstractNum>
-  <w:abstractNum w:abstractNumId="7" w15:restartNumberingAfterBreak="0">
+  <w:abstractNum w:abstractNumId="17" w15:restartNumberingAfterBreak="0">
+    <w:nsid w:val="47F3066F"/>
+    <w:multiLevelType w:val="multilevel"/>
+    <w:tmpl w:val="FC34F72C"/>
+    <w:lvl w:ilvl="0">
+      <w:start w:val="1"/>
+      <w:numFmt w:val="decimal"/>
+      <w:lvlText w:val="%1."/>
+      <w:lvlJc w:val="left"/>
+      <w:pPr>
+        <w:tabs>
+          <w:tab w:val="num" w:pos="720"/>
+        </w:tabs>
+        <w:ind w:left="720" w:hanging="360"/>
+      </w:pPr>
+    </w:lvl>
+    <w:lvl w:ilvl="1">
+      <w:start w:val="1"/>
+      <w:numFmt w:val="bullet"/>
+      <w:lvlText w:val=""/>
+      <w:lvlJc w:val="left"/>
+      <w:pPr>
+        <w:tabs>
+          <w:tab w:val="num" w:pos="1440"/>
+        </w:tabs>
+        <w:ind w:left="1440" w:hanging="360"/>
+      </w:pPr>
+      <w:rPr>
+        <w:rFonts w:ascii="Symbol" w:hAnsi="Symbol" w:hint="default"/>
+        <w:sz w:val="20"/>
+      </w:rPr>
+    </w:lvl>
+    <w:lvl w:ilvl="2" w:tentative="1">
+      <w:start w:val="1"/>
+      <w:numFmt w:val="decimal"/>
+      <w:lvlText w:val="%3."/>
+      <w:lvlJc w:val="left"/>
+      <w:pPr>
+        <w:tabs>
+          <w:tab w:val="num" w:pos="2160"/>
+        </w:tabs>
+        <w:ind w:left="2160" w:hanging="360"/>
+      </w:pPr>
+    </w:lvl>
+    <w:lvl w:ilvl="3" w:tentative="1">
+      <w:start w:val="1"/>
+      <w:numFmt w:val="decimal"/>
+      <w:lvlText w:val="%4."/>
+      <w:lvlJc w:val="left"/>
+      <w:pPr>
+        <w:tabs>
+          <w:tab w:val="num" w:pos="2880"/>
+        </w:tabs>
+        <w:ind w:left="2880" w:hanging="360"/>
+      </w:pPr>
+    </w:lvl>
+    <w:lvl w:ilvl="4" w:tentative="1">
+      <w:start w:val="1"/>
+      <w:numFmt w:val="decimal"/>
+      <w:lvlText w:val="%5."/>
+      <w:lvlJc w:val="left"/>
+      <w:pPr>
+        <w:tabs>
+          <w:tab w:val="num" w:pos="3600"/>
+        </w:tabs>
+        <w:ind w:left="3600" w:hanging="360"/>
+      </w:pPr>
+    </w:lvl>
+    <w:lvl w:ilvl="5" w:tentative="1">
+      <w:start w:val="1"/>
+      <w:numFmt w:val="decimal"/>
+      <w:lvlText w:val="%6."/>
+      <w:lvlJc w:val="left"/>
+      <w:pPr>
+        <w:tabs>
+          <w:tab w:val="num" w:pos="4320"/>
+        </w:tabs>
+        <w:ind w:left="4320" w:hanging="360"/>
+      </w:pPr>
+    </w:lvl>
+    <w:lvl w:ilvl="6" w:tentative="1">
+      <w:start w:val="1"/>
+      <w:numFmt w:val="decimal"/>
+      <w:lvlText w:val="%7."/>
+      <w:lvlJc w:val="left"/>
+      <w:pPr>
+        <w:tabs>
+          <w:tab w:val="num" w:pos="5040"/>
+        </w:tabs>
+        <w:ind w:left="5040" w:hanging="360"/>
+      </w:pPr>
+    </w:lvl>
+    <w:lvl w:ilvl="7" w:tentative="1">
+      <w:start w:val="1"/>
+      <w:numFmt w:val="decimal"/>
+      <w:lvlText w:val="%8."/>
+      <w:lvlJc w:val="left"/>
+      <w:pPr>
+        <w:tabs>
+          <w:tab w:val="num" w:pos="5760"/>
+        </w:tabs>
+        <w:ind w:left="5760" w:hanging="360"/>
+      </w:pPr>
+    </w:lvl>
+    <w:lvl w:ilvl="8" w:tentative="1">
+      <w:start w:val="1"/>
+      <w:numFmt w:val="decimal"/>
+      <w:lvlText w:val="%9."/>
+      <w:lvlJc w:val="left"/>
+      <w:pPr>
+        <w:tabs>
+          <w:tab w:val="num" w:pos="6480"/>
+        </w:tabs>
+        <w:ind w:left="6480" w:hanging="360"/>
+      </w:pPr>
+    </w:lvl>
+  </w:abstractNum>
+  <w:abstractNum w:abstractNumId="18" w15:restartNumberingAfterBreak="0">
     <w:nsid w:val="496C7F94"/>
     <w:multiLevelType w:val="hybridMultilevel"/>
     <w:tmpl w:val="3AF2BDC6"/>
@@ -3515,7 +7684,7 @@
       </w:rPr>
     </w:lvl>
   </w:abstractNum>
-  <w:abstractNum w:abstractNumId="8" w15:restartNumberingAfterBreak="0">
+  <w:abstractNum w:abstractNumId="19" w15:restartNumberingAfterBreak="0">
     <w:nsid w:val="4B33390D"/>
     <w:multiLevelType w:val="hybridMultilevel"/>
     <w:tmpl w:val="EF60ED1A"/>
@@ -3628,7 +7797,7 @@
       </w:rPr>
     </w:lvl>
   </w:abstractNum>
-  <w:abstractNum w:abstractNumId="9" w15:restartNumberingAfterBreak="0">
+  <w:abstractNum w:abstractNumId="20" w15:restartNumberingAfterBreak="0">
     <w:nsid w:val="4C88401E"/>
     <w:multiLevelType w:val="multilevel"/>
     <w:tmpl w:val="26026530"/>
@@ -3777,7 +7946,7 @@
       </w:rPr>
     </w:lvl>
   </w:abstractNum>
-  <w:abstractNum w:abstractNumId="10" w15:restartNumberingAfterBreak="0">
+  <w:abstractNum w:abstractNumId="21" w15:restartNumberingAfterBreak="0">
     <w:nsid w:val="4F0662BF"/>
     <w:multiLevelType w:val="hybridMultilevel"/>
     <w:tmpl w:val="EB7CB714"/>
@@ -3890,7 +8059,7 @@
       </w:rPr>
     </w:lvl>
   </w:abstractNum>
-  <w:abstractNum w:abstractNumId="11" w15:restartNumberingAfterBreak="0">
+  <w:abstractNum w:abstractNumId="22" w15:restartNumberingAfterBreak="0">
     <w:nsid w:val="4F0F3F3E"/>
     <w:multiLevelType w:val="multilevel"/>
     <w:tmpl w:val="004EFC86"/>
@@ -4039,7 +8208,7 @@
       </w:rPr>
     </w:lvl>
   </w:abstractNum>
-  <w:abstractNum w:abstractNumId="12" w15:restartNumberingAfterBreak="0">
+  <w:abstractNum w:abstractNumId="23" w15:restartNumberingAfterBreak="0">
     <w:nsid w:val="515A353A"/>
     <w:multiLevelType w:val="hybridMultilevel"/>
     <w:tmpl w:val="762CCFE8"/>
@@ -4152,7 +8321,156 @@
       </w:rPr>
     </w:lvl>
   </w:abstractNum>
-  <w:abstractNum w:abstractNumId="13" w15:restartNumberingAfterBreak="0">
+  <w:abstractNum w:abstractNumId="24" w15:restartNumberingAfterBreak="0">
+    <w:nsid w:val="56DC0D01"/>
+    <w:multiLevelType w:val="multilevel"/>
+    <w:tmpl w:val="03F4E896"/>
+    <w:lvl w:ilvl="0">
+      <w:start w:val="1"/>
+      <w:numFmt w:val="bullet"/>
+      <w:lvlText w:val=""/>
+      <w:lvlJc w:val="left"/>
+      <w:pPr>
+        <w:tabs>
+          <w:tab w:val="num" w:pos="720"/>
+        </w:tabs>
+        <w:ind w:left="720" w:hanging="360"/>
+      </w:pPr>
+      <w:rPr>
+        <w:rFonts w:ascii="Symbol" w:hAnsi="Symbol" w:hint="default"/>
+        <w:sz w:val="20"/>
+      </w:rPr>
+    </w:lvl>
+    <w:lvl w:ilvl="1" w:tentative="1">
+      <w:start w:val="1"/>
+      <w:numFmt w:val="bullet"/>
+      <w:lvlText w:val=""/>
+      <w:lvlJc w:val="left"/>
+      <w:pPr>
+        <w:tabs>
+          <w:tab w:val="num" w:pos="1440"/>
+        </w:tabs>
+        <w:ind w:left="1440" w:hanging="360"/>
+      </w:pPr>
+      <w:rPr>
+        <w:rFonts w:ascii="Symbol" w:hAnsi="Symbol" w:hint="default"/>
+        <w:sz w:val="20"/>
+      </w:rPr>
+    </w:lvl>
+    <w:lvl w:ilvl="2" w:tentative="1">
+      <w:start w:val="1"/>
+      <w:numFmt w:val="bullet"/>
+      <w:lvlText w:val=""/>
+      <w:lvlJc w:val="left"/>
+      <w:pPr>
+        <w:tabs>
+          <w:tab w:val="num" w:pos="2160"/>
+        </w:tabs>
+        <w:ind w:left="2160" w:hanging="360"/>
+      </w:pPr>
+      <w:rPr>
+        <w:rFonts w:ascii="Symbol" w:hAnsi="Symbol" w:hint="default"/>
+        <w:sz w:val="20"/>
+      </w:rPr>
+    </w:lvl>
+    <w:lvl w:ilvl="3" w:tentative="1">
+      <w:start w:val="1"/>
+      <w:numFmt w:val="bullet"/>
+      <w:lvlText w:val=""/>
+      <w:lvlJc w:val="left"/>
+      <w:pPr>
+        <w:tabs>
+          <w:tab w:val="num" w:pos="2880"/>
+        </w:tabs>
+        <w:ind w:left="2880" w:hanging="360"/>
+      </w:pPr>
+      <w:rPr>
+        <w:rFonts w:ascii="Symbol" w:hAnsi="Symbol" w:hint="default"/>
+        <w:sz w:val="20"/>
+      </w:rPr>
+    </w:lvl>
+    <w:lvl w:ilvl="4" w:tentative="1">
+      <w:start w:val="1"/>
+      <w:numFmt w:val="bullet"/>
+      <w:lvlText w:val=""/>
+      <w:lvlJc w:val="left"/>
+      <w:pPr>
+        <w:tabs>
+          <w:tab w:val="num" w:pos="3600"/>
+        </w:tabs>
+        <w:ind w:left="3600" w:hanging="360"/>
+      </w:pPr>
+      <w:rPr>
+        <w:rFonts w:ascii="Symbol" w:hAnsi="Symbol" w:hint="default"/>
+        <w:sz w:val="20"/>
+      </w:rPr>
+    </w:lvl>
+    <w:lvl w:ilvl="5" w:tentative="1">
+      <w:start w:val="1"/>
+      <w:numFmt w:val="bullet"/>
+      <w:lvlText w:val=""/>
+      <w:lvlJc w:val="left"/>
+      <w:pPr>
+        <w:tabs>
+          <w:tab w:val="num" w:pos="4320"/>
+        </w:tabs>
+        <w:ind w:left="4320" w:hanging="360"/>
+      </w:pPr>
+      <w:rPr>
+        <w:rFonts w:ascii="Symbol" w:hAnsi="Symbol" w:hint="default"/>
+        <w:sz w:val="20"/>
+      </w:rPr>
+    </w:lvl>
+    <w:lvl w:ilvl="6" w:tentative="1">
+      <w:start w:val="1"/>
+      <w:numFmt w:val="bullet"/>
+      <w:lvlText w:val=""/>
+      <w:lvlJc w:val="left"/>
+      <w:pPr>
+        <w:tabs>
+          <w:tab w:val="num" w:pos="5040"/>
+        </w:tabs>
+        <w:ind w:left="5040" w:hanging="360"/>
+      </w:pPr>
+      <w:rPr>
+        <w:rFonts w:ascii="Symbol" w:hAnsi="Symbol" w:hint="default"/>
+        <w:sz w:val="20"/>
+      </w:rPr>
+    </w:lvl>
+    <w:lvl w:ilvl="7" w:tentative="1">
+      <w:start w:val="1"/>
+      <w:numFmt w:val="bullet"/>
+      <w:lvlText w:val=""/>
+      <w:lvlJc w:val="left"/>
+      <w:pPr>
+        <w:tabs>
+          <w:tab w:val="num" w:pos="5760"/>
+        </w:tabs>
+        <w:ind w:left="5760" w:hanging="360"/>
+      </w:pPr>
+      <w:rPr>
+        <w:rFonts w:ascii="Symbol" w:hAnsi="Symbol" w:hint="default"/>
+        <w:sz w:val="20"/>
+      </w:rPr>
+    </w:lvl>
+    <w:lvl w:ilvl="8" w:tentative="1">
+      <w:start w:val="1"/>
+      <w:numFmt w:val="bullet"/>
+      <w:lvlText w:val=""/>
+      <w:lvlJc w:val="left"/>
+      <w:pPr>
+        <w:tabs>
+          <w:tab w:val="num" w:pos="6480"/>
+        </w:tabs>
+        <w:ind w:left="6480" w:hanging="360"/>
+      </w:pPr>
+      <w:rPr>
+        <w:rFonts w:ascii="Symbol" w:hAnsi="Symbol" w:hint="default"/>
+        <w:sz w:val="20"/>
+      </w:rPr>
+    </w:lvl>
+  </w:abstractNum>
+  <w:abstractNum w:abstractNumId="25" w15:restartNumberingAfterBreak="0">
     <w:nsid w:val="5ACE4F54"/>
     <w:multiLevelType w:val="multilevel"/>
     <w:tmpl w:val="F9DE7116"/>
@@ -4301,7 +8619,7 @@
       </w:rPr>
     </w:lvl>
   </w:abstractNum>
-  <w:abstractNum w:abstractNumId="14" w15:restartNumberingAfterBreak="0">
+  <w:abstractNum w:abstractNumId="26" w15:restartNumberingAfterBreak="0">
     <w:nsid w:val="5C7540F7"/>
     <w:multiLevelType w:val="multilevel"/>
     <w:tmpl w:val="1312054E"/>
@@ -4450,7 +8768,7 @@
       </w:rPr>
     </w:lvl>
   </w:abstractNum>
-  <w:abstractNum w:abstractNumId="15" w15:restartNumberingAfterBreak="0">
+  <w:abstractNum w:abstractNumId="27" w15:restartNumberingAfterBreak="0">
     <w:nsid w:val="5E8B521A"/>
     <w:multiLevelType w:val="multilevel"/>
     <w:tmpl w:val="EDF677CE"/>
@@ -4563,7 +8881,454 @@
       </w:pPr>
     </w:lvl>
   </w:abstractNum>
-  <w:abstractNum w:abstractNumId="16" w15:restartNumberingAfterBreak="0">
+  <w:abstractNum w:abstractNumId="28" w15:restartNumberingAfterBreak="0">
+    <w:nsid w:val="5ED2767C"/>
+    <w:multiLevelType w:val="multilevel"/>
+    <w:tmpl w:val="A1E8C232"/>
+    <w:lvl w:ilvl="0">
+      <w:start w:val="1"/>
+      <w:numFmt w:val="bullet"/>
+      <w:lvlText w:val=""/>
+      <w:lvlJc w:val="left"/>
+      <w:pPr>
+        <w:tabs>
+          <w:tab w:val="num" w:pos="720"/>
+        </w:tabs>
+        <w:ind w:left="720" w:hanging="360"/>
+      </w:pPr>
+      <w:rPr>
+        <w:rFonts w:ascii="Symbol" w:hAnsi="Symbol" w:hint="default"/>
+        <w:sz w:val="20"/>
+      </w:rPr>
+    </w:lvl>
+    <w:lvl w:ilvl="1" w:tentative="1">
+      <w:start w:val="1"/>
+      <w:numFmt w:val="bullet"/>
+      <w:lvlText w:val=""/>
+      <w:lvlJc w:val="left"/>
+      <w:pPr>
+        <w:tabs>
+          <w:tab w:val="num" w:pos="1440"/>
+        </w:tabs>
+        <w:ind w:left="1440" w:hanging="360"/>
+      </w:pPr>
+      <w:rPr>
+        <w:rFonts w:ascii="Symbol" w:hAnsi="Symbol" w:hint="default"/>
+        <w:sz w:val="20"/>
+      </w:rPr>
+    </w:lvl>
+    <w:lvl w:ilvl="2" w:tentative="1">
+      <w:start w:val="1"/>
+      <w:numFmt w:val="bullet"/>
+      <w:lvlText w:val=""/>
+      <w:lvlJc w:val="left"/>
+      <w:pPr>
+        <w:tabs>
+          <w:tab w:val="num" w:pos="2160"/>
+        </w:tabs>
+        <w:ind w:left="2160" w:hanging="360"/>
+      </w:pPr>
+      <w:rPr>
+        <w:rFonts w:ascii="Symbol" w:hAnsi="Symbol" w:hint="default"/>
+        <w:sz w:val="20"/>
+      </w:rPr>
+    </w:lvl>
+    <w:lvl w:ilvl="3" w:tentative="1">
+      <w:start w:val="1"/>
+      <w:numFmt w:val="bullet"/>
+      <w:lvlText w:val=""/>
+      <w:lvlJc w:val="left"/>
+      <w:pPr>
+        <w:tabs>
+          <w:tab w:val="num" w:pos="2880"/>
+        </w:tabs>
+        <w:ind w:left="2880" w:hanging="360"/>
+      </w:pPr>
+      <w:rPr>
+        <w:rFonts w:ascii="Symbol" w:hAnsi="Symbol" w:hint="default"/>
+        <w:sz w:val="20"/>
+      </w:rPr>
+    </w:lvl>
+    <w:lvl w:ilvl="4" w:tentative="1">
+      <w:start w:val="1"/>
+      <w:numFmt w:val="bullet"/>
+      <w:lvlText w:val=""/>
+      <w:lvlJc w:val="left"/>
+      <w:pPr>
+        <w:tabs>
+          <w:tab w:val="num" w:pos="3600"/>
+        </w:tabs>
+        <w:ind w:left="3600" w:hanging="360"/>
+      </w:pPr>
+      <w:rPr>
+        <w:rFonts w:ascii="Symbol" w:hAnsi="Symbol" w:hint="default"/>
+        <w:sz w:val="20"/>
+      </w:rPr>
+    </w:lvl>
+    <w:lvl w:ilvl="5" w:tentative="1">
+      <w:start w:val="1"/>
+      <w:numFmt w:val="bullet"/>
+      <w:lvlText w:val=""/>
+      <w:lvlJc w:val="left"/>
+      <w:pPr>
+        <w:tabs>
+          <w:tab w:val="num" w:pos="4320"/>
+        </w:tabs>
+        <w:ind w:left="4320" w:hanging="360"/>
+      </w:pPr>
+      <w:rPr>
+        <w:rFonts w:ascii="Symbol" w:hAnsi="Symbol" w:hint="default"/>
+        <w:sz w:val="20"/>
+      </w:rPr>
+    </w:lvl>
+    <w:lvl w:ilvl="6" w:tentative="1">
+      <w:start w:val="1"/>
+      <w:numFmt w:val="bullet"/>
+      <w:lvlText w:val=""/>
+      <w:lvlJc w:val="left"/>
+      <w:pPr>
+        <w:tabs>
+          <w:tab w:val="num" w:pos="5040"/>
+        </w:tabs>
+        <w:ind w:left="5040" w:hanging="360"/>
+      </w:pPr>
+      <w:rPr>
+        <w:rFonts w:ascii="Symbol" w:hAnsi="Symbol" w:hint="default"/>
+        <w:sz w:val="20"/>
+      </w:rPr>
+    </w:lvl>
+    <w:lvl w:ilvl="7" w:tentative="1">
+      <w:start w:val="1"/>
+      <w:numFmt w:val="bullet"/>
+      <w:lvlText w:val=""/>
+      <w:lvlJc w:val="left"/>
+      <w:pPr>
+        <w:tabs>
+          <w:tab w:val="num" w:pos="5760"/>
+        </w:tabs>
+        <w:ind w:left="5760" w:hanging="360"/>
+      </w:pPr>
+      <w:rPr>
+        <w:rFonts w:ascii="Symbol" w:hAnsi="Symbol" w:hint="default"/>
+        <w:sz w:val="20"/>
+      </w:rPr>
+    </w:lvl>
+    <w:lvl w:ilvl="8" w:tentative="1">
+      <w:start w:val="1"/>
+      <w:numFmt w:val="bullet"/>
+      <w:lvlText w:val=""/>
+      <w:lvlJc w:val="left"/>
+      <w:pPr>
+        <w:tabs>
+          <w:tab w:val="num" w:pos="6480"/>
+        </w:tabs>
+        <w:ind w:left="6480" w:hanging="360"/>
+      </w:pPr>
+      <w:rPr>
+        <w:rFonts w:ascii="Symbol" w:hAnsi="Symbol" w:hint="default"/>
+        <w:sz w:val="20"/>
+      </w:rPr>
+    </w:lvl>
+  </w:abstractNum>
+  <w:abstractNum w:abstractNumId="29" w15:restartNumberingAfterBreak="0">
+    <w:nsid w:val="61FB3366"/>
+    <w:multiLevelType w:val="multilevel"/>
+    <w:tmpl w:val="0DACC8D2"/>
+    <w:lvl w:ilvl="0">
+      <w:start w:val="1"/>
+      <w:numFmt w:val="bullet"/>
+      <w:lvlText w:val=""/>
+      <w:lvlJc w:val="left"/>
+      <w:pPr>
+        <w:tabs>
+          <w:tab w:val="num" w:pos="720"/>
+        </w:tabs>
+        <w:ind w:left="720" w:hanging="360"/>
+      </w:pPr>
+      <w:rPr>
+        <w:rFonts w:ascii="Symbol" w:hAnsi="Symbol" w:hint="default"/>
+        <w:sz w:val="20"/>
+      </w:rPr>
+    </w:lvl>
+    <w:lvl w:ilvl="1" w:tentative="1">
+      <w:start w:val="1"/>
+      <w:numFmt w:val="bullet"/>
+      <w:lvlText w:val=""/>
+      <w:lvlJc w:val="left"/>
+      <w:pPr>
+        <w:tabs>
+          <w:tab w:val="num" w:pos="1440"/>
+        </w:tabs>
+        <w:ind w:left="1440" w:hanging="360"/>
+      </w:pPr>
+      <w:rPr>
+        <w:rFonts w:ascii="Symbol" w:hAnsi="Symbol" w:hint="default"/>
+        <w:sz w:val="20"/>
+      </w:rPr>
+    </w:lvl>
+    <w:lvl w:ilvl="2" w:tentative="1">
+      <w:start w:val="1"/>
+      <w:numFmt w:val="bullet"/>
+      <w:lvlText w:val=""/>
+      <w:lvlJc w:val="left"/>
+      <w:pPr>
+        <w:tabs>
+          <w:tab w:val="num" w:pos="2160"/>
+        </w:tabs>
+        <w:ind w:left="2160" w:hanging="360"/>
+      </w:pPr>
+      <w:rPr>
+        <w:rFonts w:ascii="Symbol" w:hAnsi="Symbol" w:hint="default"/>
+        <w:sz w:val="20"/>
+      </w:rPr>
+    </w:lvl>
+    <w:lvl w:ilvl="3" w:tentative="1">
+      <w:start w:val="1"/>
+      <w:numFmt w:val="bullet"/>
+      <w:lvlText w:val=""/>
+      <w:lvlJc w:val="left"/>
+      <w:pPr>
+        <w:tabs>
+          <w:tab w:val="num" w:pos="2880"/>
+        </w:tabs>
+        <w:ind w:left="2880" w:hanging="360"/>
+      </w:pPr>
+      <w:rPr>
+        <w:rFonts w:ascii="Symbol" w:hAnsi="Symbol" w:hint="default"/>
+        <w:sz w:val="20"/>
+      </w:rPr>
+    </w:lvl>
+    <w:lvl w:ilvl="4" w:tentative="1">
+      <w:start w:val="1"/>
+      <w:numFmt w:val="bullet"/>
+      <w:lvlText w:val=""/>
+      <w:lvlJc w:val="left"/>
+      <w:pPr>
+        <w:tabs>
+          <w:tab w:val="num" w:pos="3600"/>
+        </w:tabs>
+        <w:ind w:left="3600" w:hanging="360"/>
+      </w:pPr>
+      <w:rPr>
+        <w:rFonts w:ascii="Symbol" w:hAnsi="Symbol" w:hint="default"/>
+        <w:sz w:val="20"/>
+      </w:rPr>
+    </w:lvl>
+    <w:lvl w:ilvl="5" w:tentative="1">
+      <w:start w:val="1"/>
+      <w:numFmt w:val="bullet"/>
+      <w:lvlText w:val=""/>
+      <w:lvlJc w:val="left"/>
+      <w:pPr>
+        <w:tabs>
+          <w:tab w:val="num" w:pos="4320"/>
+        </w:tabs>
+        <w:ind w:left="4320" w:hanging="360"/>
+      </w:pPr>
+      <w:rPr>
+        <w:rFonts w:ascii="Symbol" w:hAnsi="Symbol" w:hint="default"/>
+        <w:sz w:val="20"/>
+      </w:rPr>
+    </w:lvl>
+    <w:lvl w:ilvl="6" w:tentative="1">
+      <w:start w:val="1"/>
+      <w:numFmt w:val="bullet"/>
+      <w:lvlText w:val=""/>
+      <w:lvlJc w:val="left"/>
+      <w:pPr>
+        <w:tabs>
+          <w:tab w:val="num" w:pos="5040"/>
+        </w:tabs>
+        <w:ind w:left="5040" w:hanging="360"/>
+      </w:pPr>
+      <w:rPr>
+        <w:rFonts w:ascii="Symbol" w:hAnsi="Symbol" w:hint="default"/>
+        <w:sz w:val="20"/>
+      </w:rPr>
+    </w:lvl>
+    <w:lvl w:ilvl="7" w:tentative="1">
+      <w:start w:val="1"/>
+      <w:numFmt w:val="bullet"/>
+      <w:lvlText w:val=""/>
+      <w:lvlJc w:val="left"/>
+      <w:pPr>
+        <w:tabs>
+          <w:tab w:val="num" w:pos="5760"/>
+        </w:tabs>
+        <w:ind w:left="5760" w:hanging="360"/>
+      </w:pPr>
+      <w:rPr>
+        <w:rFonts w:ascii="Symbol" w:hAnsi="Symbol" w:hint="default"/>
+        <w:sz w:val="20"/>
+      </w:rPr>
+    </w:lvl>
+    <w:lvl w:ilvl="8" w:tentative="1">
+      <w:start w:val="1"/>
+      <w:numFmt w:val="bullet"/>
+      <w:lvlText w:val=""/>
+      <w:lvlJc w:val="left"/>
+      <w:pPr>
+        <w:tabs>
+          <w:tab w:val="num" w:pos="6480"/>
+        </w:tabs>
+        <w:ind w:left="6480" w:hanging="360"/>
+      </w:pPr>
+      <w:rPr>
+        <w:rFonts w:ascii="Symbol" w:hAnsi="Symbol" w:hint="default"/>
+        <w:sz w:val="20"/>
+      </w:rPr>
+    </w:lvl>
+  </w:abstractNum>
+  <w:abstractNum w:abstractNumId="30" w15:restartNumberingAfterBreak="0">
+    <w:nsid w:val="66034F4B"/>
+    <w:multiLevelType w:val="multilevel"/>
+    <w:tmpl w:val="795A0FF0"/>
+    <w:lvl w:ilvl="0">
+      <w:start w:val="1"/>
+      <w:numFmt w:val="bullet"/>
+      <w:lvlText w:val=""/>
+      <w:lvlJc w:val="left"/>
+      <w:pPr>
+        <w:tabs>
+          <w:tab w:val="num" w:pos="720"/>
+        </w:tabs>
+        <w:ind w:left="720" w:hanging="360"/>
+      </w:pPr>
+      <w:rPr>
+        <w:rFonts w:ascii="Symbol" w:hAnsi="Symbol" w:hint="default"/>
+        <w:sz w:val="20"/>
+      </w:rPr>
+    </w:lvl>
+    <w:lvl w:ilvl="1">
+      <w:start w:val="1"/>
+      <w:numFmt w:val="bullet"/>
+      <w:lvlText w:val=""/>
+      <w:lvlJc w:val="left"/>
+      <w:pPr>
+        <w:tabs>
+          <w:tab w:val="num" w:pos="1440"/>
+        </w:tabs>
+        <w:ind w:left="1440" w:hanging="360"/>
+      </w:pPr>
+      <w:rPr>
+        <w:rFonts w:ascii="Symbol" w:hAnsi="Symbol" w:hint="default"/>
+        <w:sz w:val="20"/>
+      </w:rPr>
+    </w:lvl>
+    <w:lvl w:ilvl="2" w:tentative="1">
+      <w:start w:val="1"/>
+      <w:numFmt w:val="bullet"/>
+      <w:lvlText w:val=""/>
+      <w:lvlJc w:val="left"/>
+      <w:pPr>
+        <w:tabs>
+          <w:tab w:val="num" w:pos="2160"/>
+        </w:tabs>
+        <w:ind w:left="2160" w:hanging="360"/>
+      </w:pPr>
+      <w:rPr>
+        <w:rFonts w:ascii="Symbol" w:hAnsi="Symbol" w:hint="default"/>
+        <w:sz w:val="20"/>
+      </w:rPr>
+    </w:lvl>
+    <w:lvl w:ilvl="3" w:tentative="1">
+      <w:start w:val="1"/>
+      <w:numFmt w:val="bullet"/>
+      <w:lvlText w:val=""/>
+      <w:lvlJc w:val="left"/>
+      <w:pPr>
+        <w:tabs>
+          <w:tab w:val="num" w:pos="2880"/>
+        </w:tabs>
+        <w:ind w:left="2880" w:hanging="360"/>
+      </w:pPr>
+      <w:rPr>
+        <w:rFonts w:ascii="Symbol" w:hAnsi="Symbol" w:hint="default"/>
+        <w:sz w:val="20"/>
+      </w:rPr>
+    </w:lvl>
+    <w:lvl w:ilvl="4" w:tentative="1">
+      <w:start w:val="1"/>
+      <w:numFmt w:val="bullet"/>
+      <w:lvlText w:val=""/>
+      <w:lvlJc w:val="left"/>
+      <w:pPr>
+        <w:tabs>
+          <w:tab w:val="num" w:pos="3600"/>
+        </w:tabs>
+        <w:ind w:left="3600" w:hanging="360"/>
+      </w:pPr>
+      <w:rPr>
+        <w:rFonts w:ascii="Symbol" w:hAnsi="Symbol" w:hint="default"/>
+        <w:sz w:val="20"/>
+      </w:rPr>
+    </w:lvl>
+    <w:lvl w:ilvl="5" w:tentative="1">
+      <w:start w:val="1"/>
+      <w:numFmt w:val="bullet"/>
+      <w:lvlText w:val=""/>
+      <w:lvlJc w:val="left"/>
+      <w:pPr>
+        <w:tabs>
+          <w:tab w:val="num" w:pos="4320"/>
+        </w:tabs>
+        <w:ind w:left="4320" w:hanging="360"/>
+      </w:pPr>
+      <w:rPr>
+        <w:rFonts w:ascii="Symbol" w:hAnsi="Symbol" w:hint="default"/>
+        <w:sz w:val="20"/>
+      </w:rPr>
+    </w:lvl>
+    <w:lvl w:ilvl="6" w:tentative="1">
+      <w:start w:val="1"/>
+      <w:numFmt w:val="bullet"/>
+      <w:lvlText w:val=""/>
+      <w:lvlJc w:val="left"/>
+      <w:pPr>
+        <w:tabs>
+          <w:tab w:val="num" w:pos="5040"/>
+        </w:tabs>
+        <w:ind w:left="5040" w:hanging="360"/>
+      </w:pPr>
+      <w:rPr>
+        <w:rFonts w:ascii="Symbol" w:hAnsi="Symbol" w:hint="default"/>
+        <w:sz w:val="20"/>
+      </w:rPr>
+    </w:lvl>
+    <w:lvl w:ilvl="7" w:tentative="1">
+      <w:start w:val="1"/>
+      <w:numFmt w:val="bullet"/>
+      <w:lvlText w:val=""/>
+      <w:lvlJc w:val="left"/>
+      <w:pPr>
+        <w:tabs>
+          <w:tab w:val="num" w:pos="5760"/>
+        </w:tabs>
+        <w:ind w:left="5760" w:hanging="360"/>
+      </w:pPr>
+      <w:rPr>
+        <w:rFonts w:ascii="Symbol" w:hAnsi="Symbol" w:hint="default"/>
+        <w:sz w:val="20"/>
+      </w:rPr>
+    </w:lvl>
+    <w:lvl w:ilvl="8" w:tentative="1">
+      <w:start w:val="1"/>
+      <w:numFmt w:val="bullet"/>
+      <w:lvlText w:val=""/>
+      <w:lvlJc w:val="left"/>
+      <w:pPr>
+        <w:tabs>
+          <w:tab w:val="num" w:pos="6480"/>
+        </w:tabs>
+        <w:ind w:left="6480" w:hanging="360"/>
+      </w:pPr>
+      <w:rPr>
+        <w:rFonts w:ascii="Symbol" w:hAnsi="Symbol" w:hint="default"/>
+        <w:sz w:val="20"/>
+      </w:rPr>
+    </w:lvl>
+  </w:abstractNum>
+  <w:abstractNum w:abstractNumId="31" w15:restartNumberingAfterBreak="0">
     <w:nsid w:val="6734068B"/>
     <w:multiLevelType w:val="multilevel"/>
     <w:tmpl w:val="480A1480"/>
@@ -4712,7 +9477,120 @@
       </w:rPr>
     </w:lvl>
   </w:abstractNum>
-  <w:abstractNum w:abstractNumId="17" w15:restartNumberingAfterBreak="0">
+  <w:abstractNum w:abstractNumId="32" w15:restartNumberingAfterBreak="0">
+    <w:nsid w:val="68362944"/>
+    <w:multiLevelType w:val="hybridMultilevel"/>
+    <w:tmpl w:val="C598D836"/>
+    <w:lvl w:ilvl="0" w:tplc="04100001">
+      <w:start w:val="1"/>
+      <w:numFmt w:val="bullet"/>
+      <w:lvlText w:val=""/>
+      <w:lvlJc w:val="left"/>
+      <w:pPr>
+        <w:ind w:left="1428" w:hanging="360"/>
+      </w:pPr>
+      <w:rPr>
+        <w:rFonts w:ascii="Symbol" w:hAnsi="Symbol" w:hint="default"/>
+      </w:rPr>
+    </w:lvl>
+    <w:lvl w:ilvl="1" w:tplc="04100003" w:tentative="1">
+      <w:start w:val="1"/>
+      <w:numFmt w:val="bullet"/>
+      <w:lvlText w:val="o"/>
+      <w:lvlJc w:val="left"/>
+      <w:pPr>
+        <w:ind w:left="2148" w:hanging="360"/>
+      </w:pPr>
+      <w:rPr>
+        <w:rFonts w:ascii="Courier New" w:hAnsi="Courier New" w:cs="Courier New" w:hint="default"/>
+      </w:rPr>
+    </w:lvl>
+    <w:lvl w:ilvl="2" w:tplc="04100005" w:tentative="1">
+      <w:start w:val="1"/>
+      <w:numFmt w:val="bullet"/>
+      <w:lvlText w:val=""/>
+      <w:lvlJc w:val="left"/>
+      <w:pPr>
+        <w:ind w:left="2868" w:hanging="360"/>
+      </w:pPr>
+      <w:rPr>
+        <w:rFonts w:ascii="Wingdings" w:hAnsi="Wingdings" w:hint="default"/>
+      </w:rPr>
+    </w:lvl>
+    <w:lvl w:ilvl="3" w:tplc="04100001" w:tentative="1">
+      <w:start w:val="1"/>
+      <w:numFmt w:val="bullet"/>
+      <w:lvlText w:val=""/>
+      <w:lvlJc w:val="left"/>
+      <w:pPr>
+        <w:ind w:left="3588" w:hanging="360"/>
+      </w:pPr>
+      <w:rPr>
+        <w:rFonts w:ascii="Symbol" w:hAnsi="Symbol" w:hint="default"/>
+      </w:rPr>
+    </w:lvl>
+    <w:lvl w:ilvl="4" w:tplc="04100003" w:tentative="1">
+      <w:start w:val="1"/>
+      <w:numFmt w:val="bullet"/>
+      <w:lvlText w:val="o"/>
+      <w:lvlJc w:val="left"/>
+      <w:pPr>
+        <w:ind w:left="4308" w:hanging="360"/>
+      </w:pPr>
+      <w:rPr>
+        <w:rFonts w:ascii="Courier New" w:hAnsi="Courier New" w:cs="Courier New" w:hint="default"/>
+      </w:rPr>
+    </w:lvl>
+    <w:lvl w:ilvl="5" w:tplc="04100005" w:tentative="1">
+      <w:start w:val="1"/>
+      <w:numFmt w:val="bullet"/>
+      <w:lvlText w:val=""/>
+      <w:lvlJc w:val="left"/>
+      <w:pPr>
+        <w:ind w:left="5028" w:hanging="360"/>
+      </w:pPr>
+      <w:rPr>
+        <w:rFonts w:ascii="Wingdings" w:hAnsi="Wingdings" w:hint="default"/>
+      </w:rPr>
+    </w:lvl>
+    <w:lvl w:ilvl="6" w:tplc="04100001" w:tentative="1">
+      <w:start w:val="1"/>
+      <w:numFmt w:val="bullet"/>
+      <w:lvlText w:val=""/>
+      <w:lvlJc w:val="left"/>
+      <w:pPr>
+        <w:ind w:left="5748" w:hanging="360"/>
+      </w:pPr>
+      <w:rPr>
+        <w:rFonts w:ascii="Symbol" w:hAnsi="Symbol" w:hint="default"/>
+      </w:rPr>
+    </w:lvl>
+    <w:lvl w:ilvl="7" w:tplc="04100003" w:tentative="1">
+      <w:start w:val="1"/>
+      <w:numFmt w:val="bullet"/>
+      <w:lvlText w:val="o"/>
+      <w:lvlJc w:val="left"/>
+      <w:pPr>
+        <w:ind w:left="6468" w:hanging="360"/>
+      </w:pPr>
+      <w:rPr>
+        <w:rFonts w:ascii="Courier New" w:hAnsi="Courier New" w:cs="Courier New" w:hint="default"/>
+      </w:rPr>
+    </w:lvl>
+    <w:lvl w:ilvl="8" w:tplc="04100005" w:tentative="1">
+      <w:start w:val="1"/>
+      <w:numFmt w:val="bullet"/>
+      <w:lvlText w:val=""/>
+      <w:lvlJc w:val="left"/>
+      <w:pPr>
+        <w:ind w:left="7188" w:hanging="360"/>
+      </w:pPr>
+      <w:rPr>
+        <w:rFonts w:ascii="Wingdings" w:hAnsi="Wingdings" w:hint="default"/>
+      </w:rPr>
+    </w:lvl>
+  </w:abstractNum>
+  <w:abstractNum w:abstractNumId="33" w15:restartNumberingAfterBreak="0">
     <w:nsid w:val="6A725F25"/>
     <w:multiLevelType w:val="hybridMultilevel"/>
     <w:tmpl w:val="8C1A6272"/>
@@ -4825,59 +9703,375 @@
       </w:rPr>
     </w:lvl>
   </w:abstractNum>
+  <w:abstractNum w:abstractNumId="34" w15:restartNumberingAfterBreak="0">
+    <w:nsid w:val="7CBE6A6E"/>
+    <w:multiLevelType w:val="hybridMultilevel"/>
+    <w:tmpl w:val="AE348D38"/>
+    <w:lvl w:ilvl="0" w:tplc="04100001">
+      <w:start w:val="1"/>
+      <w:numFmt w:val="bullet"/>
+      <w:lvlText w:val=""/>
+      <w:lvlJc w:val="left"/>
+      <w:pPr>
+        <w:ind w:left="1776" w:hanging="360"/>
+      </w:pPr>
+      <w:rPr>
+        <w:rFonts w:ascii="Symbol" w:hAnsi="Symbol" w:hint="default"/>
+      </w:rPr>
+    </w:lvl>
+    <w:lvl w:ilvl="1" w:tplc="04100003" w:tentative="1">
+      <w:start w:val="1"/>
+      <w:numFmt w:val="bullet"/>
+      <w:lvlText w:val="o"/>
+      <w:lvlJc w:val="left"/>
+      <w:pPr>
+        <w:ind w:left="2496" w:hanging="360"/>
+      </w:pPr>
+      <w:rPr>
+        <w:rFonts w:ascii="Courier New" w:hAnsi="Courier New" w:cs="Courier New" w:hint="default"/>
+      </w:rPr>
+    </w:lvl>
+    <w:lvl w:ilvl="2" w:tplc="04100005" w:tentative="1">
+      <w:start w:val="1"/>
+      <w:numFmt w:val="bullet"/>
+      <w:lvlText w:val=""/>
+      <w:lvlJc w:val="left"/>
+      <w:pPr>
+        <w:ind w:left="3216" w:hanging="360"/>
+      </w:pPr>
+      <w:rPr>
+        <w:rFonts w:ascii="Wingdings" w:hAnsi="Wingdings" w:hint="default"/>
+      </w:rPr>
+    </w:lvl>
+    <w:lvl w:ilvl="3" w:tplc="04100001" w:tentative="1">
+      <w:start w:val="1"/>
+      <w:numFmt w:val="bullet"/>
+      <w:lvlText w:val=""/>
+      <w:lvlJc w:val="left"/>
+      <w:pPr>
+        <w:ind w:left="3936" w:hanging="360"/>
+      </w:pPr>
+      <w:rPr>
+        <w:rFonts w:ascii="Symbol" w:hAnsi="Symbol" w:hint="default"/>
+      </w:rPr>
+    </w:lvl>
+    <w:lvl w:ilvl="4" w:tplc="04100003" w:tentative="1">
+      <w:start w:val="1"/>
+      <w:numFmt w:val="bullet"/>
+      <w:lvlText w:val="o"/>
+      <w:lvlJc w:val="left"/>
+      <w:pPr>
+        <w:ind w:left="4656" w:hanging="360"/>
+      </w:pPr>
+      <w:rPr>
+        <w:rFonts w:ascii="Courier New" w:hAnsi="Courier New" w:cs="Courier New" w:hint="default"/>
+      </w:rPr>
+    </w:lvl>
+    <w:lvl w:ilvl="5" w:tplc="04100005" w:tentative="1">
+      <w:start w:val="1"/>
+      <w:numFmt w:val="bullet"/>
+      <w:lvlText w:val=""/>
+      <w:lvlJc w:val="left"/>
+      <w:pPr>
+        <w:ind w:left="5376" w:hanging="360"/>
+      </w:pPr>
+      <w:rPr>
+        <w:rFonts w:ascii="Wingdings" w:hAnsi="Wingdings" w:hint="default"/>
+      </w:rPr>
+    </w:lvl>
+    <w:lvl w:ilvl="6" w:tplc="04100001" w:tentative="1">
+      <w:start w:val="1"/>
+      <w:numFmt w:val="bullet"/>
+      <w:lvlText w:val=""/>
+      <w:lvlJc w:val="left"/>
+      <w:pPr>
+        <w:ind w:left="6096" w:hanging="360"/>
+      </w:pPr>
+      <w:rPr>
+        <w:rFonts w:ascii="Symbol" w:hAnsi="Symbol" w:hint="default"/>
+      </w:rPr>
+    </w:lvl>
+    <w:lvl w:ilvl="7" w:tplc="04100003" w:tentative="1">
+      <w:start w:val="1"/>
+      <w:numFmt w:val="bullet"/>
+      <w:lvlText w:val="o"/>
+      <w:lvlJc w:val="left"/>
+      <w:pPr>
+        <w:ind w:left="6816" w:hanging="360"/>
+      </w:pPr>
+      <w:rPr>
+        <w:rFonts w:ascii="Courier New" w:hAnsi="Courier New" w:cs="Courier New" w:hint="default"/>
+      </w:rPr>
+    </w:lvl>
+    <w:lvl w:ilvl="8" w:tplc="04100005" w:tentative="1">
+      <w:start w:val="1"/>
+      <w:numFmt w:val="bullet"/>
+      <w:lvlText w:val=""/>
+      <w:lvlJc w:val="left"/>
+      <w:pPr>
+        <w:ind w:left="7536" w:hanging="360"/>
+      </w:pPr>
+      <w:rPr>
+        <w:rFonts w:ascii="Wingdings" w:hAnsi="Wingdings" w:hint="default"/>
+      </w:rPr>
+    </w:lvl>
+  </w:abstractNum>
+  <w:abstractNum w:abstractNumId="35" w15:restartNumberingAfterBreak="0">
+    <w:nsid w:val="7F25104C"/>
+    <w:multiLevelType w:val="multilevel"/>
+    <w:tmpl w:val="C456AADC"/>
+    <w:lvl w:ilvl="0">
+      <w:start w:val="1"/>
+      <w:numFmt w:val="bullet"/>
+      <w:lvlText w:val=""/>
+      <w:lvlJc w:val="left"/>
+      <w:pPr>
+        <w:tabs>
+          <w:tab w:val="num" w:pos="720"/>
+        </w:tabs>
+        <w:ind w:left="720" w:hanging="360"/>
+      </w:pPr>
+      <w:rPr>
+        <w:rFonts w:ascii="Symbol" w:hAnsi="Symbol" w:hint="default"/>
+        <w:sz w:val="20"/>
+      </w:rPr>
+    </w:lvl>
+    <w:lvl w:ilvl="1">
+      <w:start w:val="1"/>
+      <w:numFmt w:val="bullet"/>
+      <w:lvlText w:val=""/>
+      <w:lvlJc w:val="left"/>
+      <w:pPr>
+        <w:tabs>
+          <w:tab w:val="num" w:pos="1440"/>
+        </w:tabs>
+        <w:ind w:left="1440" w:hanging="360"/>
+      </w:pPr>
+      <w:rPr>
+        <w:rFonts w:ascii="Symbol" w:hAnsi="Symbol" w:hint="default"/>
+        <w:sz w:val="20"/>
+      </w:rPr>
+    </w:lvl>
+    <w:lvl w:ilvl="2" w:tentative="1">
+      <w:start w:val="1"/>
+      <w:numFmt w:val="bullet"/>
+      <w:lvlText w:val=""/>
+      <w:lvlJc w:val="left"/>
+      <w:pPr>
+        <w:tabs>
+          <w:tab w:val="num" w:pos="2160"/>
+        </w:tabs>
+        <w:ind w:left="2160" w:hanging="360"/>
+      </w:pPr>
+      <w:rPr>
+        <w:rFonts w:ascii="Symbol" w:hAnsi="Symbol" w:hint="default"/>
+        <w:sz w:val="20"/>
+      </w:rPr>
+    </w:lvl>
+    <w:lvl w:ilvl="3" w:tentative="1">
+      <w:start w:val="1"/>
+      <w:numFmt w:val="bullet"/>
+      <w:lvlText w:val=""/>
+      <w:lvlJc w:val="left"/>
+      <w:pPr>
+        <w:tabs>
+          <w:tab w:val="num" w:pos="2880"/>
+        </w:tabs>
+        <w:ind w:left="2880" w:hanging="360"/>
+      </w:pPr>
+      <w:rPr>
+        <w:rFonts w:ascii="Symbol" w:hAnsi="Symbol" w:hint="default"/>
+        <w:sz w:val="20"/>
+      </w:rPr>
+    </w:lvl>
+    <w:lvl w:ilvl="4" w:tentative="1">
+      <w:start w:val="1"/>
+      <w:numFmt w:val="bullet"/>
+      <w:lvlText w:val=""/>
+      <w:lvlJc w:val="left"/>
+      <w:pPr>
+        <w:tabs>
+          <w:tab w:val="num" w:pos="3600"/>
+        </w:tabs>
+        <w:ind w:left="3600" w:hanging="360"/>
+      </w:pPr>
+      <w:rPr>
+        <w:rFonts w:ascii="Symbol" w:hAnsi="Symbol" w:hint="default"/>
+        <w:sz w:val="20"/>
+      </w:rPr>
+    </w:lvl>
+    <w:lvl w:ilvl="5" w:tentative="1">
+      <w:start w:val="1"/>
+      <w:numFmt w:val="bullet"/>
+      <w:lvlText w:val=""/>
+      <w:lvlJc w:val="left"/>
+      <w:pPr>
+        <w:tabs>
+          <w:tab w:val="num" w:pos="4320"/>
+        </w:tabs>
+        <w:ind w:left="4320" w:hanging="360"/>
+      </w:pPr>
+      <w:rPr>
+        <w:rFonts w:ascii="Symbol" w:hAnsi="Symbol" w:hint="default"/>
+        <w:sz w:val="20"/>
+      </w:rPr>
+    </w:lvl>
+    <w:lvl w:ilvl="6" w:tentative="1">
+      <w:start w:val="1"/>
+      <w:numFmt w:val="bullet"/>
+      <w:lvlText w:val=""/>
+      <w:lvlJc w:val="left"/>
+      <w:pPr>
+        <w:tabs>
+          <w:tab w:val="num" w:pos="5040"/>
+        </w:tabs>
+        <w:ind w:left="5040" w:hanging="360"/>
+      </w:pPr>
+      <w:rPr>
+        <w:rFonts w:ascii="Symbol" w:hAnsi="Symbol" w:hint="default"/>
+        <w:sz w:val="20"/>
+      </w:rPr>
+    </w:lvl>
+    <w:lvl w:ilvl="7" w:tentative="1">
+      <w:start w:val="1"/>
+      <w:numFmt w:val="bullet"/>
+      <w:lvlText w:val=""/>
+      <w:lvlJc w:val="left"/>
+      <w:pPr>
+        <w:tabs>
+          <w:tab w:val="num" w:pos="5760"/>
+        </w:tabs>
+        <w:ind w:left="5760" w:hanging="360"/>
+      </w:pPr>
+      <w:rPr>
+        <w:rFonts w:ascii="Symbol" w:hAnsi="Symbol" w:hint="default"/>
+        <w:sz w:val="20"/>
+      </w:rPr>
+    </w:lvl>
+    <w:lvl w:ilvl="8" w:tentative="1">
+      <w:start w:val="1"/>
+      <w:numFmt w:val="bullet"/>
+      <w:lvlText w:val=""/>
+      <w:lvlJc w:val="left"/>
+      <w:pPr>
+        <w:tabs>
+          <w:tab w:val="num" w:pos="6480"/>
+        </w:tabs>
+        <w:ind w:left="6480" w:hanging="360"/>
+      </w:pPr>
+      <w:rPr>
+        <w:rFonts w:ascii="Symbol" w:hAnsi="Symbol" w:hint="default"/>
+        <w:sz w:val="20"/>
+      </w:rPr>
+    </w:lvl>
+  </w:abstractNum>
   <w:num w:numId="1" w16cid:durableId="343282975">
-    <w:abstractNumId w:val="2"/>
+    <w:abstractNumId w:val="7"/>
   </w:num>
   <w:num w:numId="2" w16cid:durableId="820855661">
-    <w:abstractNumId w:val="3"/>
+    <w:abstractNumId w:val="9"/>
   </w:num>
   <w:num w:numId="3" w16cid:durableId="1333341650">
     <w:abstractNumId w:val="0"/>
   </w:num>
   <w:num w:numId="4" w16cid:durableId="1094283505">
+    <w:abstractNumId w:val="27"/>
+  </w:num>
+  <w:num w:numId="5" w16cid:durableId="477693538">
+    <w:abstractNumId w:val="22"/>
+  </w:num>
+  <w:num w:numId="6" w16cid:durableId="1948583185">
+    <w:abstractNumId w:val="26"/>
+  </w:num>
+  <w:num w:numId="7" w16cid:durableId="634067869">
+    <w:abstractNumId w:val="16"/>
+  </w:num>
+  <w:num w:numId="8" w16cid:durableId="224338851">
+    <w:abstractNumId w:val="23"/>
+  </w:num>
+  <w:num w:numId="9" w16cid:durableId="1362129943">
+    <w:abstractNumId w:val="33"/>
+  </w:num>
+  <w:num w:numId="10" w16cid:durableId="1729911989">
+    <w:abstractNumId w:val="18"/>
+  </w:num>
+  <w:num w:numId="11" w16cid:durableId="1405254666">
+    <w:abstractNumId w:val="13"/>
+  </w:num>
+  <w:num w:numId="12" w16cid:durableId="1969047606">
+    <w:abstractNumId w:val="25"/>
+  </w:num>
+  <w:num w:numId="13" w16cid:durableId="997228232">
+    <w:abstractNumId w:val="14"/>
+  </w:num>
+  <w:num w:numId="14" w16cid:durableId="1756366055">
+    <w:abstractNumId w:val="31"/>
+  </w:num>
+  <w:num w:numId="15" w16cid:durableId="940913522">
+    <w:abstractNumId w:val="20"/>
+  </w:num>
+  <w:num w:numId="16" w16cid:durableId="7485856">
+    <w:abstractNumId w:val="5"/>
+  </w:num>
+  <w:num w:numId="17" w16cid:durableId="72893205">
+    <w:abstractNumId w:val="21"/>
+  </w:num>
+  <w:num w:numId="18" w16cid:durableId="712584610">
+    <w:abstractNumId w:val="19"/>
+  </w:num>
+  <w:num w:numId="19" w16cid:durableId="1044714437">
+    <w:abstractNumId w:val="28"/>
+  </w:num>
+  <w:num w:numId="20" w16cid:durableId="937180078">
+    <w:abstractNumId w:val="11"/>
+  </w:num>
+  <w:num w:numId="21" w16cid:durableId="10572340">
     <w:abstractNumId w:val="15"/>
   </w:num>
-  <w:num w:numId="5" w16cid:durableId="477693538">
-    <w:abstractNumId w:val="11"/>
+  <w:num w:numId="22" w16cid:durableId="1264875640">
+    <w:abstractNumId w:val="29"/>
   </w:num>
-  <w:num w:numId="6" w16cid:durableId="1948583185">
-    <w:abstractNumId w:val="14"/>
+  <w:num w:numId="23" w16cid:durableId="1988242779">
+    <w:abstractNumId w:val="17"/>
   </w:num>
-  <w:num w:numId="7" w16cid:durableId="634067869">
+  <w:num w:numId="24" w16cid:durableId="352539125">
+    <w:abstractNumId w:val="32"/>
+  </w:num>
+  <w:num w:numId="25" w16cid:durableId="350573185">
+    <w:abstractNumId w:val="8"/>
+  </w:num>
+  <w:num w:numId="26" w16cid:durableId="881868664">
+    <w:abstractNumId w:val="24"/>
+  </w:num>
+  <w:num w:numId="27" w16cid:durableId="1570574232">
+    <w:abstractNumId w:val="10"/>
+  </w:num>
+  <w:num w:numId="28" w16cid:durableId="437795456">
+    <w:abstractNumId w:val="35"/>
+  </w:num>
+  <w:num w:numId="29" w16cid:durableId="2120180133">
+    <w:abstractNumId w:val="12"/>
+  </w:num>
+  <w:num w:numId="30" w16cid:durableId="177276189">
+    <w:abstractNumId w:val="4"/>
+  </w:num>
+  <w:num w:numId="31" w16cid:durableId="506411816">
+    <w:abstractNumId w:val="3"/>
+  </w:num>
+  <w:num w:numId="32" w16cid:durableId="1964531032">
+    <w:abstractNumId w:val="30"/>
+  </w:num>
+  <w:num w:numId="33" w16cid:durableId="1232617527">
     <w:abstractNumId w:val="6"/>
   </w:num>
-  <w:num w:numId="8" w16cid:durableId="224338851">
-    <w:abstractNumId w:val="12"/>
-  </w:num>
-  <w:num w:numId="9" w16cid:durableId="1362129943">
-    <w:abstractNumId w:val="17"/>
-  </w:num>
-  <w:num w:numId="10" w16cid:durableId="1729911989">
-    <w:abstractNumId w:val="7"/>
-  </w:num>
-  <w:num w:numId="11" w16cid:durableId="1405254666">
-    <w:abstractNumId w:val="4"/>
-  </w:num>
-  <w:num w:numId="12" w16cid:durableId="1969047606">
-    <w:abstractNumId w:val="13"/>
-  </w:num>
-  <w:num w:numId="13" w16cid:durableId="997228232">
-    <w:abstractNumId w:val="5"/>
-  </w:num>
-  <w:num w:numId="14" w16cid:durableId="1756366055">
-    <w:abstractNumId w:val="16"/>
-  </w:num>
-  <w:num w:numId="15" w16cid:durableId="940913522">
-    <w:abstractNumId w:val="9"/>
-  </w:num>
-  <w:num w:numId="16" w16cid:durableId="7485856">
+  <w:num w:numId="34" w16cid:durableId="569659446">
     <w:abstractNumId w:val="1"/>
   </w:num>
-  <w:num w:numId="17" w16cid:durableId="72893205">
-    <w:abstractNumId w:val="10"/>
+  <w:num w:numId="35" w16cid:durableId="1780024362">
+    <w:abstractNumId w:val="34"/>
   </w:num>
-  <w:num w:numId="18" w16cid:durableId="712584610">
-    <w:abstractNumId w:val="8"/>
+  <w:num w:numId="36" w16cid:durableId="1702245859">
+    <w:abstractNumId w:val="2"/>
   </w:num>
 </w:numbering>
 </file>
@@ -5280,6 +10474,7 @@
   <w:style w:type="paragraph" w:default="1" w:styleId="Normale">
     <w:name w:val="Normal"/>
     <w:qFormat/>
+    <w:rsid w:val="00430A26"/>
   </w:style>
   <w:style w:type="paragraph" w:styleId="Titolo1">
     <w:name w:val="heading 1"/>

--- a/WP-2/Data_cleaning/Data_Cleaning_Note.docx
+++ b/WP-2/Data_cleaning/Data_Cleaning_Note.docx
@@ -18,659 +18,40 @@
           <w:sz w:val="44"/>
           <w:szCs w:val="44"/>
         </w:rPr>
-        <w:t>Spiegazione della scala di valori e del significato dei parametri della tabella BLCHANGE</w:t>
-      </w:r>
-    </w:p>
-    <w:p>
-      <w:r>
-        <w:t>Dalla visualizzazione del file CSV, ho individuato la tabella con codice "BLCHANGE" che rappresenta "</w:t>
-      </w:r>
-      <w:proofErr w:type="spellStart"/>
-      <w:r>
-        <w:t>Diagnostic</w:t>
-      </w:r>
-      <w:proofErr w:type="spellEnd"/>
-      <w:r>
-        <w:t xml:space="preserve"> </w:t>
-      </w:r>
-      <w:proofErr w:type="spellStart"/>
-      <w:r>
-        <w:t>Summary</w:t>
-      </w:r>
-      <w:proofErr w:type="spellEnd"/>
-      <w:r>
-        <w:t xml:space="preserve"> - Baseline </w:t>
-      </w:r>
-      <w:proofErr w:type="spellStart"/>
-      <w:r>
-        <w:t>Changes</w:t>
-      </w:r>
-      <w:proofErr w:type="spellEnd"/>
-      <w:r>
-        <w:t>" (Sommario Diagnostico - Cambiamenti dalla Baseline). Ecco la spiegazione dei parametri e delle loro scale di valori:</w:t>
-      </w:r>
-    </w:p>
-    <w:p>
-      <w:pPr>
-        <w:rPr>
-          <w:b/>
-          <w:bCs/>
-        </w:rPr>
-      </w:pPr>
-      <w:r>
-        <w:rPr>
-          <w:b/>
-          <w:bCs/>
-        </w:rPr>
-        <w:t>Parametri di identificazione e visita:</w:t>
-      </w:r>
-    </w:p>
-    <w:p>
-      <w:pPr>
-        <w:numPr>
-          <w:ilvl w:val="0"/>
-          <w:numId w:val="1"/>
-        </w:numPr>
-      </w:pPr>
-      <w:r>
-        <w:rPr>
-          <w:b/>
-          <w:bCs/>
-        </w:rPr>
-        <w:t>PTID</w:t>
-      </w:r>
-      <w:r>
-        <w:t>: Identificatore del paziente (es. "022_S_0007", "100_S_0015")</w:t>
-      </w:r>
-    </w:p>
-    <w:p>
-      <w:pPr>
-        <w:numPr>
-          <w:ilvl w:val="0"/>
-          <w:numId w:val="1"/>
-        </w:numPr>
-      </w:pPr>
-      <w:r>
-        <w:rPr>
-          <w:b/>
-          <w:bCs/>
-        </w:rPr>
-        <w:t>PHASE</w:t>
-      </w:r>
-      <w:r>
-        <w:t>: Fase dello studio ADNI (valori: "ADNI1", "ADNIGO", "ADNI2", "ADNI3", "ADNI4")</w:t>
-      </w:r>
-    </w:p>
-    <w:p>
-      <w:pPr>
-        <w:numPr>
-          <w:ilvl w:val="0"/>
-          <w:numId w:val="1"/>
-        </w:numPr>
-      </w:pPr>
-      <w:r>
-        <w:rPr>
-          <w:b/>
-          <w:bCs/>
-        </w:rPr>
-        <w:t>RID</w:t>
-      </w:r>
-      <w:r>
-        <w:t>: Identificatore numerico del paziente (Range: da 2.0 a 10813.0)</w:t>
-      </w:r>
-    </w:p>
-    <w:p>
-      <w:pPr>
-        <w:numPr>
-          <w:ilvl w:val="0"/>
-          <w:numId w:val="1"/>
-        </w:numPr>
-      </w:pPr>
-      <w:r>
-        <w:rPr>
-          <w:b/>
-          <w:bCs/>
-        </w:rPr>
-        <w:t>VISCODE</w:t>
-      </w:r>
-      <w:r>
-        <w:t>: Codice visita (valori: "</w:t>
-      </w:r>
-      <w:proofErr w:type="spellStart"/>
-      <w:r>
-        <w:t>bl</w:t>
-      </w:r>
-      <w:proofErr w:type="spellEnd"/>
-      <w:r>
-        <w:t>" [baseline], "m06" [mese 6], "m12" [mese 12], ecc.)</w:t>
-      </w:r>
-    </w:p>
-    <w:p>
-      <w:pPr>
-        <w:numPr>
-          <w:ilvl w:val="0"/>
-          <w:numId w:val="1"/>
-        </w:numPr>
-      </w:pPr>
-      <w:r>
-        <w:rPr>
-          <w:b/>
-          <w:bCs/>
-        </w:rPr>
-        <w:t>VISCODE2</w:t>
-      </w:r>
-      <w:r>
-        <w:t>: Codice visita standardizzato (valori simili a VISCODE)</w:t>
-      </w:r>
-    </w:p>
-    <w:p>
-      <w:pPr>
-        <w:numPr>
-          <w:ilvl w:val="0"/>
-          <w:numId w:val="1"/>
-        </w:numPr>
-      </w:pPr>
-      <w:r>
-        <w:rPr>
-          <w:b/>
-          <w:bCs/>
-        </w:rPr>
-        <w:t>EXAMDATE</w:t>
-      </w:r>
-      <w:r>
-        <w:t>: Data dell'esame</w:t>
-      </w:r>
-    </w:p>
-    <w:p>
-      <w:pPr>
-        <w:numPr>
-          <w:ilvl w:val="0"/>
-          <w:numId w:val="1"/>
-        </w:numPr>
-      </w:pPr>
-      <w:r>
-        <w:rPr>
-          <w:b/>
-          <w:bCs/>
-        </w:rPr>
-        <w:t>ID</w:t>
-      </w:r>
-      <w:r>
-        <w:t>: Identificatore numerico del record</w:t>
-      </w:r>
-    </w:p>
-    <w:p>
-      <w:pPr>
-        <w:rPr>
-          <w:b/>
-          <w:bCs/>
-        </w:rPr>
-      </w:pPr>
-      <w:r>
-        <w:rPr>
-          <w:b/>
-          <w:bCs/>
-        </w:rPr>
-        <w:t>Parametri di valutazione clinica:</w:t>
-      </w:r>
-    </w:p>
-    <w:p>
-      <w:r>
-        <w:t>Tutti i parametri di valutazione clinica utilizzano una scala numerica comune:</w:t>
-      </w:r>
-    </w:p>
-    <w:p>
-      <w:pPr>
-        <w:numPr>
-          <w:ilvl w:val="0"/>
-          <w:numId w:val="2"/>
-        </w:numPr>
-      </w:pPr>
-      <w:r>
-        <w:rPr>
-          <w:b/>
-          <w:bCs/>
-        </w:rPr>
-        <w:t>-4.0</w:t>
-      </w:r>
-      <w:r>
-        <w:t>: Solitamente indica dato non disponibile o non applicabile</w:t>
-      </w:r>
-    </w:p>
-    <w:p>
-      <w:pPr>
-        <w:numPr>
-          <w:ilvl w:val="0"/>
-          <w:numId w:val="2"/>
-        </w:numPr>
-      </w:pPr>
-      <w:r>
-        <w:rPr>
-          <w:b/>
-          <w:bCs/>
-        </w:rPr>
-        <w:t>-1.0</w:t>
-      </w:r>
-      <w:r>
-        <w:t>: Solitamente indica un peggioramento</w:t>
-      </w:r>
-    </w:p>
-    <w:p>
-      <w:pPr>
-        <w:numPr>
-          <w:ilvl w:val="0"/>
-          <w:numId w:val="2"/>
-        </w:numPr>
-      </w:pPr>
-      <w:r>
-        <w:rPr>
-          <w:b/>
-          <w:bCs/>
-        </w:rPr>
-        <w:t>0.0</w:t>
-      </w:r>
-      <w:r>
-        <w:t>: Nessun cambiamento rispetto alla baseline</w:t>
-      </w:r>
-    </w:p>
-    <w:p>
-      <w:pPr>
-        <w:numPr>
-          <w:ilvl w:val="0"/>
-          <w:numId w:val="2"/>
-        </w:numPr>
-      </w:pPr>
-      <w:r>
-        <w:rPr>
-          <w:b/>
-          <w:bCs/>
-        </w:rPr>
-        <w:t>1.0</w:t>
-      </w:r>
-      <w:r>
-        <w:t>: Miglioramento rispetto alla baseline</w:t>
-      </w:r>
-    </w:p>
-    <w:p>
-      <w:r>
-        <w:t>I parametri specifici sono:</w:t>
-      </w:r>
-    </w:p>
-    <w:p>
-      <w:pPr>
-        <w:numPr>
-          <w:ilvl w:val="0"/>
-          <w:numId w:val="3"/>
-        </w:numPr>
-      </w:pPr>
-      <w:r>
-        <w:rPr>
-          <w:b/>
-          <w:bCs/>
-        </w:rPr>
-        <w:t>BCPREDX</w:t>
-      </w:r>
-      <w:r>
-        <w:t>: Cambiamenti nella diagnosi preliminare (Range: da -4.0 a 3.0)</w:t>
-      </w:r>
-    </w:p>
-    <w:p>
-      <w:pPr>
-        <w:numPr>
-          <w:ilvl w:val="0"/>
-          <w:numId w:val="3"/>
-        </w:numPr>
-      </w:pPr>
-      <w:r>
-        <w:rPr>
-          <w:b/>
-          <w:bCs/>
-        </w:rPr>
-        <w:t>BCADAS</w:t>
-      </w:r>
-      <w:r>
-        <w:t>: Cambiamenti nel punteggio ADAS (</w:t>
-      </w:r>
-      <w:proofErr w:type="spellStart"/>
-      <w:r>
-        <w:t>Alzheimer's</w:t>
-      </w:r>
-      <w:proofErr w:type="spellEnd"/>
-      <w:r>
-        <w:t xml:space="preserve"> </w:t>
-      </w:r>
-      <w:proofErr w:type="spellStart"/>
-      <w:r>
-        <w:t>Disease</w:t>
-      </w:r>
-      <w:proofErr w:type="spellEnd"/>
-      <w:r>
-        <w:t xml:space="preserve"> </w:t>
-      </w:r>
-      <w:proofErr w:type="spellStart"/>
-      <w:r>
-        <w:t>Assessment</w:t>
-      </w:r>
-      <w:proofErr w:type="spellEnd"/>
-      <w:r>
-        <w:t xml:space="preserve"> Scale)</w:t>
-      </w:r>
-    </w:p>
-    <w:p>
-      <w:pPr>
-        <w:numPr>
-          <w:ilvl w:val="0"/>
-          <w:numId w:val="3"/>
-        </w:numPr>
-      </w:pPr>
-      <w:r>
-        <w:rPr>
-          <w:b/>
-          <w:bCs/>
-        </w:rPr>
-        <w:t>BCMMSE</w:t>
-      </w:r>
-      <w:r>
-        <w:t>: Cambiamenti nel punteggio MMSE (Mini-</w:t>
-      </w:r>
-      <w:proofErr w:type="spellStart"/>
-      <w:r>
-        <w:t>Mental</w:t>
-      </w:r>
-      <w:proofErr w:type="spellEnd"/>
-      <w:r>
-        <w:t xml:space="preserve"> State </w:t>
-      </w:r>
-      <w:proofErr w:type="spellStart"/>
-      <w:r>
-        <w:t>Examination</w:t>
-      </w:r>
-      <w:proofErr w:type="spellEnd"/>
-      <w:r>
-        <w:t>)</w:t>
-      </w:r>
-    </w:p>
-    <w:p>
-      <w:pPr>
-        <w:numPr>
-          <w:ilvl w:val="0"/>
-          <w:numId w:val="3"/>
-        </w:numPr>
-      </w:pPr>
-      <w:r>
-        <w:rPr>
-          <w:b/>
-          <w:bCs/>
-        </w:rPr>
-        <w:t>BCMMSREC</w:t>
-      </w:r>
-      <w:r>
-        <w:t>: Cambiamenti nel punteggio di riconoscimento MMSE</w:t>
-      </w:r>
-    </w:p>
-    <w:p>
-      <w:pPr>
-        <w:numPr>
-          <w:ilvl w:val="0"/>
-          <w:numId w:val="3"/>
-        </w:numPr>
-      </w:pPr>
-      <w:r>
-        <w:rPr>
-          <w:b/>
-          <w:bCs/>
-        </w:rPr>
-        <w:t>BCNMMMS</w:t>
-      </w:r>
-      <w:r>
-        <w:t>: Cambiamenti in un altro aspetto del MMSE</w:t>
-      </w:r>
-    </w:p>
-    <w:p>
-      <w:pPr>
-        <w:numPr>
-          <w:ilvl w:val="0"/>
-          <w:numId w:val="3"/>
-        </w:numPr>
-      </w:pPr>
-      <w:r>
-        <w:rPr>
-          <w:b/>
-          <w:bCs/>
-        </w:rPr>
-        <w:t>BCNEUPSY</w:t>
-      </w:r>
-      <w:r>
-        <w:t>: Cambiamenti nella valutazione neuropsicologica</w:t>
-      </w:r>
-    </w:p>
-    <w:p>
-      <w:pPr>
-        <w:numPr>
-          <w:ilvl w:val="0"/>
-          <w:numId w:val="3"/>
-        </w:numPr>
-      </w:pPr>
-      <w:r>
-        <w:rPr>
-          <w:b/>
-          <w:bCs/>
-        </w:rPr>
-        <w:t>BCNONMEM</w:t>
-      </w:r>
-      <w:r>
-        <w:t>: Cambiamenti nelle funzioni non-memoria</w:t>
-      </w:r>
-    </w:p>
-    <w:p>
-      <w:pPr>
-        <w:numPr>
-          <w:ilvl w:val="0"/>
-          <w:numId w:val="3"/>
-        </w:numPr>
-      </w:pPr>
-      <w:r>
-        <w:rPr>
-          <w:b/>
-          <w:bCs/>
-        </w:rPr>
-        <w:t>BCFAQ</w:t>
-      </w:r>
-      <w:r>
-        <w:t>: Cambiamenti nella FAQ (</w:t>
-      </w:r>
-      <w:proofErr w:type="spellStart"/>
-      <w:r>
-        <w:t>Functional</w:t>
-      </w:r>
-      <w:proofErr w:type="spellEnd"/>
-      <w:r>
-        <w:t xml:space="preserve"> Activities </w:t>
-      </w:r>
-      <w:proofErr w:type="spellStart"/>
-      <w:r>
-        <w:t>Questionnaire</w:t>
-      </w:r>
-      <w:proofErr w:type="spellEnd"/>
-      <w:r>
-        <w:t>)</w:t>
-      </w:r>
-    </w:p>
-    <w:p>
-      <w:pPr>
-        <w:numPr>
-          <w:ilvl w:val="0"/>
-          <w:numId w:val="3"/>
-        </w:numPr>
-      </w:pPr>
-      <w:r>
-        <w:rPr>
-          <w:b/>
-          <w:bCs/>
-        </w:rPr>
-        <w:t>BCDEPRES</w:t>
-      </w:r>
-      <w:r>
-        <w:t>: Cambiamenti nei sintomi depressivi</w:t>
-      </w:r>
-    </w:p>
-    <w:p>
-      <w:pPr>
-        <w:numPr>
-          <w:ilvl w:val="0"/>
-          <w:numId w:val="3"/>
-        </w:numPr>
-      </w:pPr>
-      <w:r>
-        <w:rPr>
-          <w:b/>
-          <w:bCs/>
-        </w:rPr>
-        <w:t>BCSTROKE</w:t>
-      </w:r>
-      <w:r>
-        <w:t>: Cambiamenti associati a stroke/ictus</w:t>
-      </w:r>
-    </w:p>
-    <w:p>
-      <w:pPr>
-        <w:numPr>
-          <w:ilvl w:val="0"/>
-          <w:numId w:val="3"/>
-        </w:numPr>
-      </w:pPr>
-      <w:r>
-        <w:rPr>
-          <w:b/>
-          <w:bCs/>
-        </w:rPr>
-        <w:t>BCCDR</w:t>
-      </w:r>
-      <w:r>
-        <w:t xml:space="preserve">: Cambiamenti nel punteggio CDR (Clinical </w:t>
-      </w:r>
-      <w:proofErr w:type="spellStart"/>
-      <w:r>
-        <w:t>Dementia</w:t>
-      </w:r>
-      <w:proofErr w:type="spellEnd"/>
-      <w:r>
-        <w:t xml:space="preserve"> Rating)</w:t>
-      </w:r>
-    </w:p>
-    <w:p>
-      <w:pPr>
-        <w:rPr>
-          <w:b/>
-          <w:bCs/>
-        </w:rPr>
-      </w:pPr>
-      <w:r>
-        <w:rPr>
-          <w:b/>
-          <w:bCs/>
-        </w:rPr>
-        <w:lastRenderedPageBreak/>
-        <w:t>Note aggiuntive:</w:t>
-      </w:r>
-    </w:p>
-    <w:p>
-      <w:pPr>
-        <w:numPr>
-          <w:ilvl w:val="0"/>
-          <w:numId w:val="4"/>
-        </w:numPr>
-      </w:pPr>
-      <w:r>
-        <w:t>Per la maggior parte delle variabili, valori più alti (1.0) indicano un miglioramento rispetto alla baseline, mentre valori più bassi (-1.0) indicano un peggioramento.</w:t>
-      </w:r>
-    </w:p>
-    <w:p>
-      <w:pPr>
-        <w:numPr>
-          <w:ilvl w:val="0"/>
-          <w:numId w:val="4"/>
-        </w:numPr>
-      </w:pPr>
-      <w:r>
-        <w:t>I valori "</w:t>
-      </w:r>
-      <w:proofErr w:type="spellStart"/>
-      <w:r>
-        <w:t>nan</w:t>
-      </w:r>
-      <w:proofErr w:type="spellEnd"/>
-      <w:r>
-        <w:t>" indicano dati mancanti.</w:t>
-      </w:r>
-    </w:p>
-    <w:p>
-      <w:pPr>
-        <w:numPr>
-          <w:ilvl w:val="0"/>
-          <w:numId w:val="4"/>
-        </w:numPr>
-      </w:pPr>
-      <w:r>
-        <w:t>La colonna "</w:t>
-      </w:r>
-      <w:proofErr w:type="spellStart"/>
-      <w:r>
-        <w:t>missing_values</w:t>
-      </w:r>
-      <w:proofErr w:type="spellEnd"/>
-      <w:r>
-        <w:t>" indica quanti valori mancanti ci sono per ciascun parametro.</w:t>
-      </w:r>
-    </w:p>
-    <w:p>
-      <w:pPr>
-        <w:numPr>
-          <w:ilvl w:val="0"/>
-          <w:numId w:val="4"/>
-        </w:numPr>
-      </w:pPr>
-      <w:r>
-        <w:t>La colonna "</w:t>
-      </w:r>
-      <w:proofErr w:type="spellStart"/>
-      <w:r>
-        <w:t>missing_pop</w:t>
-      </w:r>
-      <w:proofErr w:type="spellEnd"/>
-      <w:r>
-        <w:t>" indica in quali popolazioni ADNI (fasi dello studio) il parametro potrebbe non essere stato raccolto.</w:t>
-      </w:r>
-    </w:p>
-    <w:p>
-      <w:r>
-        <w:t>Questi dati fanno parte del dataset ADNI (</w:t>
-      </w:r>
-      <w:proofErr w:type="spellStart"/>
-      <w:r>
-        <w:t>Alzheimer's</w:t>
-      </w:r>
-      <w:proofErr w:type="spellEnd"/>
-      <w:r>
-        <w:t xml:space="preserve"> </w:t>
-      </w:r>
-      <w:proofErr w:type="spellStart"/>
-      <w:r>
-        <w:t>Disease</w:t>
-      </w:r>
-      <w:proofErr w:type="spellEnd"/>
-      <w:r>
-        <w:t xml:space="preserve"> Neuroimaging </w:t>
-      </w:r>
-      <w:proofErr w:type="spellStart"/>
-      <w:r>
-        <w:t>Initiative</w:t>
-      </w:r>
-      <w:proofErr w:type="spellEnd"/>
-      <w:r>
-        <w:t>) e sono utilizzati per monitorare i cambiamenti nella condizione clinica dei pazienti rispetto alla loro valutazione iniziale (baseline).</w:t>
-      </w:r>
-    </w:p>
+        <w:t>INDICE file analizzati</w:t>
+      </w:r>
+    </w:p>
+    <w:p>
+      <w:r>
+        <w:t>ADNIMERGE</w:t>
+      </w:r>
+    </w:p>
+    <w:p>
+      <w:r>
+        <w:t>BLCHANGE</w:t>
+      </w:r>
+    </w:p>
+    <w:p>
+      <w:r>
+        <w:t>MMSE</w:t>
+      </w:r>
+    </w:p>
+    <w:p>
+      <w:r>
+        <w:t>PTDEMOG</w:t>
+      </w:r>
+    </w:p>
+    <w:p>
+      <w:r>
+        <w:t>ADSP_PHC_BIOMARKER</w:t>
+      </w:r>
+    </w:p>
+    <w:p>
+      <w:r>
+        <w:t>DXSUM</w:t>
+      </w:r>
+    </w:p>
+    <w:p/>
     <w:p>
       <w:pPr>
         <w:rPr>
@@ -687,6 +68,675 @@
           <w:sz w:val="44"/>
           <w:szCs w:val="44"/>
         </w:rPr>
+        <w:t>Spiegazione della scala di valori e del significato dei parametri della tabella BLCHANGE</w:t>
+      </w:r>
+    </w:p>
+    <w:p>
+      <w:r>
+        <w:t>Dalla visualizzazione del file CSV, ho individuato la tabella con codice "BLCHANGE" che rappresenta "</w:t>
+      </w:r>
+      <w:proofErr w:type="spellStart"/>
+      <w:r>
+        <w:t>Diagnostic</w:t>
+      </w:r>
+      <w:proofErr w:type="spellEnd"/>
+      <w:r>
+        <w:t xml:space="preserve"> </w:t>
+      </w:r>
+      <w:proofErr w:type="spellStart"/>
+      <w:r>
+        <w:t>Summary</w:t>
+      </w:r>
+      <w:proofErr w:type="spellEnd"/>
+      <w:r>
+        <w:t xml:space="preserve"> - Baseline </w:t>
+      </w:r>
+      <w:proofErr w:type="spellStart"/>
+      <w:r>
+        <w:t>Changes</w:t>
+      </w:r>
+      <w:proofErr w:type="spellEnd"/>
+      <w:r>
+        <w:t>" (Sommario Diagnostico - Cambiamenti dalla Baseline). Ecco la spiegazione dei parametri e delle loro scale di valori:</w:t>
+      </w:r>
+    </w:p>
+    <w:p>
+      <w:pPr>
+        <w:rPr>
+          <w:b/>
+          <w:bCs/>
+        </w:rPr>
+      </w:pPr>
+      <w:r>
+        <w:rPr>
+          <w:b/>
+          <w:bCs/>
+        </w:rPr>
+        <w:t>Parametri di identificazione e visita:</w:t>
+      </w:r>
+    </w:p>
+    <w:p>
+      <w:pPr>
+        <w:numPr>
+          <w:ilvl w:val="0"/>
+          <w:numId w:val="1"/>
+        </w:numPr>
+      </w:pPr>
+      <w:r>
+        <w:rPr>
+          <w:b/>
+          <w:bCs/>
+        </w:rPr>
+        <w:t>PTID</w:t>
+      </w:r>
+      <w:r>
+        <w:t>: Identificatore del paziente (es. "022_S_0007", "100_S_0015")</w:t>
+      </w:r>
+    </w:p>
+    <w:p>
+      <w:pPr>
+        <w:numPr>
+          <w:ilvl w:val="0"/>
+          <w:numId w:val="1"/>
+        </w:numPr>
+      </w:pPr>
+      <w:r>
+        <w:rPr>
+          <w:b/>
+          <w:bCs/>
+        </w:rPr>
+        <w:t>PHASE</w:t>
+      </w:r>
+      <w:r>
+        <w:t>: Fase dello studio ADNI (valori: "ADNI1", "ADNIGO", "ADNI2", "ADNI3", "ADNI4")</w:t>
+      </w:r>
+    </w:p>
+    <w:p>
+      <w:pPr>
+        <w:numPr>
+          <w:ilvl w:val="0"/>
+          <w:numId w:val="1"/>
+        </w:numPr>
+      </w:pPr>
+      <w:r>
+        <w:rPr>
+          <w:b/>
+          <w:bCs/>
+        </w:rPr>
+        <w:t>RID</w:t>
+      </w:r>
+      <w:r>
+        <w:t>: Identificatore numerico del paziente (Range: da 2.0 a 10813.0)</w:t>
+      </w:r>
+    </w:p>
+    <w:p>
+      <w:pPr>
+        <w:numPr>
+          <w:ilvl w:val="0"/>
+          <w:numId w:val="1"/>
+        </w:numPr>
+      </w:pPr>
+      <w:r>
+        <w:rPr>
+          <w:b/>
+          <w:bCs/>
+        </w:rPr>
+        <w:t>VISCODE</w:t>
+      </w:r>
+      <w:r>
+        <w:t>: Codice visita (valori: "</w:t>
+      </w:r>
+      <w:proofErr w:type="spellStart"/>
+      <w:r>
+        <w:t>bl</w:t>
+      </w:r>
+      <w:proofErr w:type="spellEnd"/>
+      <w:r>
+        <w:t>" [baseline], "m06" [mese 6], "m12" [mese 12], ecc.)</w:t>
+      </w:r>
+    </w:p>
+    <w:p>
+      <w:pPr>
+        <w:numPr>
+          <w:ilvl w:val="0"/>
+          <w:numId w:val="1"/>
+        </w:numPr>
+      </w:pPr>
+      <w:r>
+        <w:rPr>
+          <w:b/>
+          <w:bCs/>
+        </w:rPr>
+        <w:t>VISCODE2</w:t>
+      </w:r>
+      <w:r>
+        <w:t>: Codice visita standardizzato (valori simili a VISCODE)</w:t>
+      </w:r>
+    </w:p>
+    <w:p>
+      <w:pPr>
+        <w:numPr>
+          <w:ilvl w:val="0"/>
+          <w:numId w:val="1"/>
+        </w:numPr>
+      </w:pPr>
+      <w:r>
+        <w:rPr>
+          <w:b/>
+          <w:bCs/>
+        </w:rPr>
+        <w:t>EXAMDATE</w:t>
+      </w:r>
+      <w:r>
+        <w:t>: Data dell'esame</w:t>
+      </w:r>
+    </w:p>
+    <w:p>
+      <w:pPr>
+        <w:numPr>
+          <w:ilvl w:val="0"/>
+          <w:numId w:val="1"/>
+        </w:numPr>
+      </w:pPr>
+      <w:r>
+        <w:rPr>
+          <w:b/>
+          <w:bCs/>
+        </w:rPr>
+        <w:t>ID</w:t>
+      </w:r>
+      <w:r>
+        <w:t>: Identificatore numerico del record</w:t>
+      </w:r>
+    </w:p>
+    <w:p>
+      <w:pPr>
+        <w:rPr>
+          <w:b/>
+          <w:bCs/>
+        </w:rPr>
+      </w:pPr>
+      <w:r>
+        <w:rPr>
+          <w:b/>
+          <w:bCs/>
+        </w:rPr>
+        <w:t>Parametri di valutazione clinica:</w:t>
+      </w:r>
+    </w:p>
+    <w:p>
+      <w:r>
+        <w:t>Tutti i parametri di valutazione clinica utilizzano una scala numerica comune:</w:t>
+      </w:r>
+    </w:p>
+    <w:p>
+      <w:pPr>
+        <w:numPr>
+          <w:ilvl w:val="0"/>
+          <w:numId w:val="2"/>
+        </w:numPr>
+      </w:pPr>
+      <w:r>
+        <w:rPr>
+          <w:b/>
+          <w:bCs/>
+        </w:rPr>
+        <w:t>-4.0</w:t>
+      </w:r>
+      <w:r>
+        <w:t>: Solitamente indica dato non disponibile o non applicabile</w:t>
+      </w:r>
+    </w:p>
+    <w:p>
+      <w:pPr>
+        <w:numPr>
+          <w:ilvl w:val="0"/>
+          <w:numId w:val="2"/>
+        </w:numPr>
+      </w:pPr>
+      <w:r>
+        <w:rPr>
+          <w:b/>
+          <w:bCs/>
+        </w:rPr>
+        <w:t>-1.0</w:t>
+      </w:r>
+      <w:r>
+        <w:t>: Solitamente indica un peggioramento</w:t>
+      </w:r>
+    </w:p>
+    <w:p>
+      <w:pPr>
+        <w:numPr>
+          <w:ilvl w:val="0"/>
+          <w:numId w:val="2"/>
+        </w:numPr>
+      </w:pPr>
+      <w:r>
+        <w:rPr>
+          <w:b/>
+          <w:bCs/>
+        </w:rPr>
+        <w:t>0.0</w:t>
+      </w:r>
+      <w:r>
+        <w:t>: Nessun cambiamento rispetto alla baseline</w:t>
+      </w:r>
+    </w:p>
+    <w:p>
+      <w:pPr>
+        <w:numPr>
+          <w:ilvl w:val="0"/>
+          <w:numId w:val="2"/>
+        </w:numPr>
+      </w:pPr>
+      <w:r>
+        <w:rPr>
+          <w:b/>
+          <w:bCs/>
+        </w:rPr>
+        <w:t>1.0</w:t>
+      </w:r>
+      <w:r>
+        <w:t>: Miglioramento rispetto alla baseline</w:t>
+      </w:r>
+    </w:p>
+    <w:p>
+      <w:r>
+        <w:t>I parametri specifici sono:</w:t>
+      </w:r>
+    </w:p>
+    <w:p>
+      <w:pPr>
+        <w:numPr>
+          <w:ilvl w:val="0"/>
+          <w:numId w:val="3"/>
+        </w:numPr>
+      </w:pPr>
+      <w:r>
+        <w:rPr>
+          <w:b/>
+          <w:bCs/>
+        </w:rPr>
+        <w:t>BCPREDX</w:t>
+      </w:r>
+      <w:r>
+        <w:t>: Cambiamenti nella diagnosi preliminare (Range: da -4.0 a 3.0)</w:t>
+      </w:r>
+    </w:p>
+    <w:p>
+      <w:pPr>
+        <w:numPr>
+          <w:ilvl w:val="0"/>
+          <w:numId w:val="3"/>
+        </w:numPr>
+      </w:pPr>
+      <w:r>
+        <w:rPr>
+          <w:b/>
+          <w:bCs/>
+        </w:rPr>
+        <w:t>BCADAS</w:t>
+      </w:r>
+      <w:r>
+        <w:t>: Cambiamenti nel punteggio ADAS (</w:t>
+      </w:r>
+      <w:proofErr w:type="spellStart"/>
+      <w:r>
+        <w:t>Alzheimer's</w:t>
+      </w:r>
+      <w:proofErr w:type="spellEnd"/>
+      <w:r>
+        <w:t xml:space="preserve"> </w:t>
+      </w:r>
+      <w:proofErr w:type="spellStart"/>
+      <w:r>
+        <w:t>Disease</w:t>
+      </w:r>
+      <w:proofErr w:type="spellEnd"/>
+      <w:r>
+        <w:t xml:space="preserve"> </w:t>
+      </w:r>
+      <w:proofErr w:type="spellStart"/>
+      <w:r>
+        <w:t>Assessment</w:t>
+      </w:r>
+      <w:proofErr w:type="spellEnd"/>
+      <w:r>
+        <w:t xml:space="preserve"> Scale)</w:t>
+      </w:r>
+    </w:p>
+    <w:p>
+      <w:pPr>
+        <w:numPr>
+          <w:ilvl w:val="0"/>
+          <w:numId w:val="3"/>
+        </w:numPr>
+      </w:pPr>
+      <w:r>
+        <w:rPr>
+          <w:b/>
+          <w:bCs/>
+        </w:rPr>
+        <w:t>BCMMSE</w:t>
+      </w:r>
+      <w:r>
+        <w:t>: Cambiamenti nel punteggio MMSE (Mini-</w:t>
+      </w:r>
+      <w:proofErr w:type="spellStart"/>
+      <w:r>
+        <w:t>Mental</w:t>
+      </w:r>
+      <w:proofErr w:type="spellEnd"/>
+      <w:r>
+        <w:t xml:space="preserve"> State </w:t>
+      </w:r>
+      <w:proofErr w:type="spellStart"/>
+      <w:r>
+        <w:t>Examination</w:t>
+      </w:r>
+      <w:proofErr w:type="spellEnd"/>
+      <w:r>
+        <w:t>)</w:t>
+      </w:r>
+    </w:p>
+    <w:p>
+      <w:pPr>
+        <w:numPr>
+          <w:ilvl w:val="0"/>
+          <w:numId w:val="3"/>
+        </w:numPr>
+      </w:pPr>
+      <w:r>
+        <w:rPr>
+          <w:b/>
+          <w:bCs/>
+        </w:rPr>
+        <w:lastRenderedPageBreak/>
+        <w:t>BCMMSREC</w:t>
+      </w:r>
+      <w:r>
+        <w:t>: Cambiamenti nel punteggio di riconoscimento MMSE</w:t>
+      </w:r>
+    </w:p>
+    <w:p>
+      <w:pPr>
+        <w:numPr>
+          <w:ilvl w:val="0"/>
+          <w:numId w:val="3"/>
+        </w:numPr>
+      </w:pPr>
+      <w:r>
+        <w:rPr>
+          <w:b/>
+          <w:bCs/>
+        </w:rPr>
+        <w:t>BCNMMMS</w:t>
+      </w:r>
+      <w:r>
+        <w:t>: Cambiamenti in un altro aspetto del MMSE</w:t>
+      </w:r>
+    </w:p>
+    <w:p>
+      <w:pPr>
+        <w:numPr>
+          <w:ilvl w:val="0"/>
+          <w:numId w:val="3"/>
+        </w:numPr>
+      </w:pPr>
+      <w:r>
+        <w:rPr>
+          <w:b/>
+          <w:bCs/>
+        </w:rPr>
+        <w:t>BCNEUPSY</w:t>
+      </w:r>
+      <w:r>
+        <w:t>: Cambiamenti nella valutazione neuropsicologica</w:t>
+      </w:r>
+    </w:p>
+    <w:p>
+      <w:pPr>
+        <w:numPr>
+          <w:ilvl w:val="0"/>
+          <w:numId w:val="3"/>
+        </w:numPr>
+      </w:pPr>
+      <w:r>
+        <w:rPr>
+          <w:b/>
+          <w:bCs/>
+        </w:rPr>
+        <w:t>BCNONMEM</w:t>
+      </w:r>
+      <w:r>
+        <w:t>: Cambiamenti nelle funzioni non-memoria</w:t>
+      </w:r>
+    </w:p>
+    <w:p>
+      <w:pPr>
+        <w:numPr>
+          <w:ilvl w:val="0"/>
+          <w:numId w:val="3"/>
+        </w:numPr>
+      </w:pPr>
+      <w:r>
+        <w:rPr>
+          <w:b/>
+          <w:bCs/>
+        </w:rPr>
+        <w:t>BCFAQ</w:t>
+      </w:r>
+      <w:r>
+        <w:t>: Cambiamenti nella FAQ (</w:t>
+      </w:r>
+      <w:proofErr w:type="spellStart"/>
+      <w:r>
+        <w:t>Functional</w:t>
+      </w:r>
+      <w:proofErr w:type="spellEnd"/>
+      <w:r>
+        <w:t xml:space="preserve"> Activities </w:t>
+      </w:r>
+      <w:proofErr w:type="spellStart"/>
+      <w:r>
+        <w:t>Questionnaire</w:t>
+      </w:r>
+      <w:proofErr w:type="spellEnd"/>
+      <w:r>
+        <w:t>)</w:t>
+      </w:r>
+    </w:p>
+    <w:p>
+      <w:pPr>
+        <w:numPr>
+          <w:ilvl w:val="0"/>
+          <w:numId w:val="3"/>
+        </w:numPr>
+      </w:pPr>
+      <w:r>
+        <w:rPr>
+          <w:b/>
+          <w:bCs/>
+        </w:rPr>
+        <w:t>BCDEPRES</w:t>
+      </w:r>
+      <w:r>
+        <w:t>: Cambiamenti nei sintomi depressivi</w:t>
+      </w:r>
+    </w:p>
+    <w:p>
+      <w:pPr>
+        <w:numPr>
+          <w:ilvl w:val="0"/>
+          <w:numId w:val="3"/>
+        </w:numPr>
+      </w:pPr>
+      <w:r>
+        <w:rPr>
+          <w:b/>
+          <w:bCs/>
+        </w:rPr>
+        <w:t>BCSTROKE</w:t>
+      </w:r>
+      <w:r>
+        <w:t>: Cambiamenti associati a stroke/ictus</w:t>
+      </w:r>
+    </w:p>
+    <w:p>
+      <w:pPr>
+        <w:numPr>
+          <w:ilvl w:val="0"/>
+          <w:numId w:val="3"/>
+        </w:numPr>
+      </w:pPr>
+      <w:r>
+        <w:rPr>
+          <w:b/>
+          <w:bCs/>
+        </w:rPr>
+        <w:t>BCCDR</w:t>
+      </w:r>
+      <w:r>
+        <w:t xml:space="preserve">: Cambiamenti nel punteggio CDR (Clinical </w:t>
+      </w:r>
+      <w:proofErr w:type="spellStart"/>
+      <w:r>
+        <w:t>Dementia</w:t>
+      </w:r>
+      <w:proofErr w:type="spellEnd"/>
+      <w:r>
+        <w:t xml:space="preserve"> Rating)</w:t>
+      </w:r>
+    </w:p>
+    <w:p>
+      <w:pPr>
+        <w:rPr>
+          <w:b/>
+          <w:bCs/>
+        </w:rPr>
+      </w:pPr>
+      <w:r>
+        <w:rPr>
+          <w:b/>
+          <w:bCs/>
+        </w:rPr>
+        <w:t>Note aggiuntive:</w:t>
+      </w:r>
+    </w:p>
+    <w:p>
+      <w:pPr>
+        <w:numPr>
+          <w:ilvl w:val="0"/>
+          <w:numId w:val="4"/>
+        </w:numPr>
+      </w:pPr>
+      <w:r>
+        <w:t>Per la maggior parte delle variabili, valori più alti (1.0) indicano un miglioramento rispetto alla baseline, mentre valori più bassi (-1.0) indicano un peggioramento.</w:t>
+      </w:r>
+    </w:p>
+    <w:p>
+      <w:pPr>
+        <w:numPr>
+          <w:ilvl w:val="0"/>
+          <w:numId w:val="4"/>
+        </w:numPr>
+      </w:pPr>
+      <w:r>
+        <w:t>I valori "</w:t>
+      </w:r>
+      <w:proofErr w:type="spellStart"/>
+      <w:r>
+        <w:t>nan</w:t>
+      </w:r>
+      <w:proofErr w:type="spellEnd"/>
+      <w:r>
+        <w:t>" indicano dati mancanti.</w:t>
+      </w:r>
+    </w:p>
+    <w:p>
+      <w:pPr>
+        <w:numPr>
+          <w:ilvl w:val="0"/>
+          <w:numId w:val="4"/>
+        </w:numPr>
+      </w:pPr>
+      <w:r>
+        <w:t>La colonna "</w:t>
+      </w:r>
+      <w:proofErr w:type="spellStart"/>
+      <w:r>
+        <w:t>missing_values</w:t>
+      </w:r>
+      <w:proofErr w:type="spellEnd"/>
+      <w:r>
+        <w:t>" indica quanti valori mancanti ci sono per ciascun parametro.</w:t>
+      </w:r>
+    </w:p>
+    <w:p>
+      <w:pPr>
+        <w:numPr>
+          <w:ilvl w:val="0"/>
+          <w:numId w:val="4"/>
+        </w:numPr>
+      </w:pPr>
+      <w:r>
+        <w:t>La colonna "</w:t>
+      </w:r>
+      <w:proofErr w:type="spellStart"/>
+      <w:r>
+        <w:t>missing_pop</w:t>
+      </w:r>
+      <w:proofErr w:type="spellEnd"/>
+      <w:r>
+        <w:t>" indica in quali popolazioni ADNI (fasi dello studio) il parametro potrebbe non essere stato raccolto.</w:t>
+      </w:r>
+    </w:p>
+    <w:p>
+      <w:r>
+        <w:t>Questi dati fanno parte del dataset ADNI (</w:t>
+      </w:r>
+      <w:proofErr w:type="spellStart"/>
+      <w:r>
+        <w:t>Alzheimer's</w:t>
+      </w:r>
+      <w:proofErr w:type="spellEnd"/>
+      <w:r>
+        <w:t xml:space="preserve"> </w:t>
+      </w:r>
+      <w:proofErr w:type="spellStart"/>
+      <w:r>
+        <w:t>Disease</w:t>
+      </w:r>
+      <w:proofErr w:type="spellEnd"/>
+      <w:r>
+        <w:t xml:space="preserve"> Neuroimaging </w:t>
+      </w:r>
+      <w:proofErr w:type="spellStart"/>
+      <w:r>
+        <w:t>Initiative</w:t>
+      </w:r>
+      <w:proofErr w:type="spellEnd"/>
+      <w:r>
+        <w:t>) e sono utilizzati per monitorare i cambiamenti nella condizione clinica dei pazienti rispetto alla loro valutazione iniziale (baseline).</w:t>
+      </w:r>
+    </w:p>
+    <w:p>
+      <w:pPr>
+        <w:rPr>
+          <w:b/>
+          <w:bCs/>
+          <w:sz w:val="44"/>
+          <w:szCs w:val="44"/>
+        </w:rPr>
+      </w:pPr>
+      <w:r>
+        <w:rPr>
+          <w:b/>
+          <w:bCs/>
+          <w:sz w:val="44"/>
+          <w:szCs w:val="44"/>
+        </w:rPr>
         <w:t>Spiegazione della scala di valori e del significato dei parametri della tabella MMSE</w:t>
       </w:r>
     </w:p>
@@ -897,6 +947,7 @@
           <w:b/>
           <w:bCs/>
         </w:rPr>
+        <w:lastRenderedPageBreak/>
         <w:t>MMSCORE</w:t>
       </w:r>
       <w:r>
@@ -1035,7 +1086,6 @@
           <w:b/>
           <w:bCs/>
         </w:rPr>
-        <w:lastRenderedPageBreak/>
         <w:t>24-30</w:t>
       </w:r>
       <w:r>
@@ -1140,8 +1190,19 @@
           <w:sz w:val="44"/>
           <w:szCs w:val="44"/>
         </w:rPr>
-        <w:t>Spiegazione dei parametri e valori della tabella PTDEMOG</w:t>
-      </w:r>
+        <w:t xml:space="preserve">Spiegazione dei parametri e valori della tabella </w:t>
+      </w:r>
+      <w:bookmarkStart w:id="0" w:name="_Hlk200722298"/>
+      <w:r>
+        <w:rPr>
+          <w:b/>
+          <w:bCs/>
+          <w:sz w:val="44"/>
+          <w:szCs w:val="44"/>
+        </w:rPr>
+        <w:t>PTDEMOG</w:t>
+      </w:r>
+      <w:bookmarkEnd w:id="0"/>
     </w:p>
     <w:p>
       <w:r>
@@ -1340,6 +1401,7 @@
           <w:b/>
           <w:bCs/>
         </w:rPr>
+        <w:lastRenderedPageBreak/>
         <w:t>VISDATE</w:t>
       </w:r>
       <w:r>
@@ -1481,7 +1543,6 @@
           <w:b/>
           <w:bCs/>
         </w:rPr>
-        <w:lastRenderedPageBreak/>
         <w:t>PTMARRY</w:t>
       </w:r>
       <w:r>
@@ -1893,6 +1954,7 @@
           <w:b/>
           <w:bCs/>
         </w:rPr>
+        <w:lastRenderedPageBreak/>
         <w:t>PTADBEG</w:t>
       </w:r>
       <w:r>
@@ -2016,7 +2078,6 @@
           <w:b/>
           <w:bCs/>
         </w:rPr>
-        <w:lastRenderedPageBreak/>
         <w:t>Note aggiuntive:</w:t>
       </w:r>
     </w:p>
@@ -2072,15 +2133,7 @@
         </w:numPr>
       </w:pPr>
       <w:r>
-        <w:t xml:space="preserve">Alcuni parametri sono stati aggiunti o modificati nelle diverse fasi dello studio </w:t>
-      </w:r>
-      <w:proofErr w:type="gramStart"/>
-      <w:r>
-        <w:t>ADNI, quindi</w:t>
-      </w:r>
-      <w:proofErr w:type="gramEnd"/>
-      <w:r>
-        <w:t xml:space="preserve"> non tutti i parametri sono disponibili per tutti i partecipanti, come indicato nella colonna "</w:t>
+        <w:t>Alcuni parametri sono stati aggiunti o modificati nelle diverse fasi dello studio ADNI, quindi non tutti i parametri sono disponibili per tutti i partecipanti, come indicato nella colonna "</w:t>
       </w:r>
       <w:proofErr w:type="spellStart"/>
       <w:r>
@@ -2291,6 +2344,7 @@
           <w:b/>
           <w:bCs/>
         </w:rPr>
+        <w:lastRenderedPageBreak/>
         <w:t>PHC_Ethnicity</w:t>
       </w:r>
       <w:proofErr w:type="spellEnd"/>
@@ -2456,7 +2510,6 @@
           <w:b/>
           <w:bCs/>
         </w:rPr>
-        <w:lastRenderedPageBreak/>
         <w:t>6</w:t>
       </w:r>
       <w:r>
@@ -2769,6 +2822,7 @@
     </w:p>
     <w:p>
       <w:r>
+        <w:lastRenderedPageBreak/>
         <w:t>La tabella include anche riferimenti a parametri che sembrano essere duplicati o provenienti da altre tabelle:</w:t>
       </w:r>
     </w:p>
@@ -2905,7 +2959,6 @@
         </w:numPr>
       </w:pPr>
       <w:r>
-        <w:lastRenderedPageBreak/>
         <w:t>I dati di questa tabella sono assenti per le popolazioni ADNI3 e ADNI4, come indicato nella colonna "</w:t>
       </w:r>
       <w:proofErr w:type="spellStart"/>
@@ -3206,6 +3259,7 @@
           <w:b/>
           <w:bCs/>
         </w:rPr>
+        <w:lastRenderedPageBreak/>
         <w:t>EXAMDATE</w:t>
       </w:r>
       <w:r>
@@ -3420,7 +3474,6 @@
           <w:bCs/>
           <w:lang w:val="en-GB"/>
         </w:rPr>
-        <w:lastRenderedPageBreak/>
         <w:t>PTMARRY</w:t>
       </w:r>
       <w:r>
@@ -3881,6 +3934,7 @@
           <w:b/>
           <w:bCs/>
         </w:rPr>
+        <w:lastRenderedPageBreak/>
         <w:t>Ventricles</w:t>
       </w:r>
       <w:proofErr w:type="spellEnd"/>
@@ -4021,7 +4075,6 @@
           <w:b/>
           <w:bCs/>
         </w:rPr>
-        <w:lastRenderedPageBreak/>
         <w:t>DX</w:t>
       </w:r>
       <w:r>
@@ -4357,19 +4410,1750 @@
         </w:numPr>
       </w:pPr>
       <w:r>
+        <w:lastRenderedPageBreak/>
         <w:t>Ci sono diversi valori mancanti per alcuni parametri, specialmente per i biomarcatori e le misure volumetriche che potrebbero non essere stati raccolti in tutti i pazienti o in tutte le visite.</w:t>
       </w:r>
     </w:p>
     <w:p>
       <w:r>
         <w:t>Questa tabella fornisce un quadro completo dei pazienti ADNI, combinando dati demografici, clinici, neuropsicologici, di imaging e biomolecolari, ed è quindi fondamentale per analisi longitudinali della progressione dell'Alzheimer.</w:t>
+      </w:r>
+    </w:p>
+    <w:p/>
+    <w:p>
+      <w:pPr>
+        <w:rPr>
+          <w:b/>
+          <w:bCs/>
+          <w:sz w:val="44"/>
+          <w:szCs w:val="44"/>
+        </w:rPr>
+      </w:pPr>
+      <w:r>
+        <w:rPr>
+          <w:b/>
+          <w:bCs/>
+          <w:sz w:val="44"/>
+          <w:szCs w:val="44"/>
+        </w:rPr>
+        <w:t xml:space="preserve">Spiegazione della scala di valori e del significato dei parametri della tabella </w:t>
+      </w:r>
+      <w:r>
+        <w:rPr>
+          <w:b/>
+          <w:bCs/>
+          <w:sz w:val="44"/>
+          <w:szCs w:val="44"/>
+        </w:rPr>
+        <w:t>DXSUM</w:t>
+      </w:r>
+    </w:p>
+    <w:p>
+      <w:pPr>
+        <w:rPr>
+          <w:b/>
+          <w:bCs/>
+        </w:rPr>
+      </w:pPr>
+    </w:p>
+    <w:p>
+      <w:pPr>
+        <w:rPr>
+          <w:b/>
+          <w:bCs/>
+        </w:rPr>
+      </w:pPr>
+      <w:r>
+        <w:rPr>
+          <w:b/>
+          <w:bCs/>
+        </w:rPr>
+        <w:t>Parametri di identificazione:</w:t>
+      </w:r>
+    </w:p>
+    <w:p>
+      <w:pPr>
+        <w:numPr>
+          <w:ilvl w:val="0"/>
+          <w:numId w:val="25"/>
+        </w:numPr>
+      </w:pPr>
+      <w:r>
+        <w:rPr>
+          <w:b/>
+          <w:bCs/>
+        </w:rPr>
+        <w:t>PTID</w:t>
+      </w:r>
+      <w:r>
+        <w:t>: Identificatore del paziente (es. "011_S_0002", "011_S_0003")</w:t>
+      </w:r>
+    </w:p>
+    <w:p>
+      <w:pPr>
+        <w:numPr>
+          <w:ilvl w:val="0"/>
+          <w:numId w:val="25"/>
+        </w:numPr>
+      </w:pPr>
+      <w:r>
+        <w:rPr>
+          <w:b/>
+          <w:bCs/>
+        </w:rPr>
+        <w:t>RID</w:t>
+      </w:r>
+      <w:r>
+        <w:t>: Identificatore numerico del paziente (Range: da 2.0 a 7125.0)</w:t>
+      </w:r>
+    </w:p>
+    <w:p>
+      <w:pPr>
+        <w:numPr>
+          <w:ilvl w:val="0"/>
+          <w:numId w:val="25"/>
+        </w:numPr>
+      </w:pPr>
+      <w:r>
+        <w:rPr>
+          <w:b/>
+          <w:bCs/>
+        </w:rPr>
+        <w:t>PHASE</w:t>
+      </w:r>
+      <w:r>
+        <w:t>: Protocollo della coorte (valori: "ADNI1", "ADNI2", "ADNIGO", "ADNI3")</w:t>
+      </w:r>
+    </w:p>
+    <w:p>
+      <w:pPr>
+        <w:numPr>
+          <w:ilvl w:val="0"/>
+          <w:numId w:val="25"/>
+        </w:numPr>
+      </w:pPr>
+      <w:r>
+        <w:rPr>
+          <w:b/>
+          <w:bCs/>
+        </w:rPr>
+        <w:t>ID</w:t>
+      </w:r>
+      <w:r>
+        <w:t>: Identificatore interno del record.</w:t>
+      </w:r>
+    </w:p>
+    <w:p>
+      <w:pPr>
+        <w:rPr>
+          <w:b/>
+          <w:bCs/>
+        </w:rPr>
+      </w:pPr>
+      <w:r>
+        <w:rPr>
+          <w:b/>
+          <w:bCs/>
+        </w:rPr>
+        <w:t>Parametri temporali e di visita:</w:t>
+      </w:r>
+    </w:p>
+    <w:p>
+      <w:pPr>
+        <w:numPr>
+          <w:ilvl w:val="0"/>
+          <w:numId w:val="26"/>
+        </w:numPr>
+      </w:pPr>
+      <w:r>
+        <w:rPr>
+          <w:b/>
+          <w:bCs/>
+        </w:rPr>
+        <w:t>VISCODE</w:t>
+      </w:r>
+      <w:r>
+        <w:t>: Codice visita (valori: "</w:t>
+      </w:r>
+      <w:proofErr w:type="spellStart"/>
+      <w:r>
+        <w:t>bl</w:t>
+      </w:r>
+      <w:proofErr w:type="spellEnd"/>
+      <w:r>
+        <w:t>" [baseline], "m06" [mese 6], "m12" [mese 12], "m18" [mese 18], "m24" [mese 24])</w:t>
+      </w:r>
+    </w:p>
+    <w:p>
+      <w:pPr>
+        <w:numPr>
+          <w:ilvl w:val="0"/>
+          <w:numId w:val="26"/>
+        </w:numPr>
+      </w:pPr>
+      <w:r>
+        <w:rPr>
+          <w:b/>
+          <w:bCs/>
+        </w:rPr>
+        <w:t>EXAMDATE</w:t>
+      </w:r>
+      <w:r>
+        <w:t>: Data dell'esame (formato: "YYYY-MM-DD")</w:t>
+      </w:r>
+    </w:p>
+    <w:p>
+      <w:pPr>
+        <w:rPr>
+          <w:b/>
+          <w:bCs/>
+        </w:rPr>
+      </w:pPr>
+      <w:r>
+        <w:rPr>
+          <w:b/>
+          <w:bCs/>
+        </w:rPr>
+        <w:t>Diagnosi e Stato Cognitivo</w:t>
+      </w:r>
+    </w:p>
+    <w:p>
+      <w:pPr>
+        <w:pStyle w:val="Paragrafoelenco"/>
+        <w:numPr>
+          <w:ilvl w:val="0"/>
+          <w:numId w:val="42"/>
+        </w:numPr>
+      </w:pPr>
+      <w:r>
+        <w:rPr>
+          <w:b/>
+          <w:bCs/>
+        </w:rPr>
+        <w:t xml:space="preserve">DIAGNOSIS: </w:t>
+      </w:r>
+      <w:r>
+        <w:t xml:space="preserve">Indica la diagnosi corrente del partecipante. </w:t>
+      </w:r>
+      <w:r>
+        <w:t xml:space="preserve">diagnosi clinica assegnata al soggetto. È una delle più importanti nei dataset ADNI perché rappresenta il </w:t>
+      </w:r>
+      <w:r>
+        <w:rPr>
+          <w:i/>
+          <w:iCs/>
+        </w:rPr>
+        <w:t>target</w:t>
+      </w:r>
+      <w:r>
+        <w:t xml:space="preserve"> diagnostico (es. normale, MCI, AD).</w:t>
+      </w:r>
+      <w:r>
+        <w:t>I valori tipici sono:</w:t>
+      </w:r>
+    </w:p>
+    <w:p>
+      <w:pPr>
+        <w:pStyle w:val="Paragrafoelenco"/>
+        <w:numPr>
+          <w:ilvl w:val="1"/>
+          <w:numId w:val="42"/>
+        </w:numPr>
+      </w:pPr>
+      <w:r>
+        <w:t>1: Cognitivamente normale (CN)</w:t>
+      </w:r>
+    </w:p>
+    <w:p>
+      <w:pPr>
+        <w:pStyle w:val="Paragrafoelenco"/>
+        <w:numPr>
+          <w:ilvl w:val="1"/>
+          <w:numId w:val="42"/>
+        </w:numPr>
+      </w:pPr>
+      <w:r>
+        <w:t>2: Compromissione cognitiva lieve (MCI)</w:t>
+      </w:r>
+    </w:p>
+    <w:p>
+      <w:pPr>
+        <w:pStyle w:val="Paragrafoelenco"/>
+        <w:numPr>
+          <w:ilvl w:val="1"/>
+          <w:numId w:val="42"/>
+        </w:numPr>
+      </w:pPr>
+      <w:r>
+        <w:t>3: Malattia di Alzheimer (AD)</w:t>
+      </w:r>
+    </w:p>
+    <w:p>
+      <w:pPr>
+        <w:pStyle w:val="Paragrafoelenco"/>
+        <w:numPr>
+          <w:ilvl w:val="0"/>
+          <w:numId w:val="42"/>
+        </w:numPr>
+        <w:rPr>
+          <w:b/>
+          <w:bCs/>
+        </w:rPr>
+      </w:pPr>
+      <w:r>
+        <w:rPr>
+          <w:b/>
+          <w:bCs/>
+        </w:rPr>
+        <w:t>DXNORM</w:t>
+      </w:r>
+      <w:r>
+        <w:t>: Indicatore se il partecipante è cognitivamente normale.</w:t>
+      </w:r>
+      <w:r>
+        <w:t xml:space="preserve"> </w:t>
+      </w:r>
+      <w:r>
+        <w:t>(</w:t>
+      </w:r>
+      <w:r>
+        <w:t xml:space="preserve">1.0, -4.0, </w:t>
+      </w:r>
+      <w:proofErr w:type="spellStart"/>
+      <w:r>
+        <w:t>nan</w:t>
+      </w:r>
+      <w:proofErr w:type="spellEnd"/>
+      <w:r>
+        <w:t xml:space="preserve"> –</w:t>
+      </w:r>
+      <w:r>
+        <w:t xml:space="preserve"> ipotesi 1 verificato, -4 non presente, </w:t>
+      </w:r>
+      <w:proofErr w:type="spellStart"/>
+      <w:r>
+        <w:t>nan</w:t>
+      </w:r>
+      <w:proofErr w:type="spellEnd"/>
+      <w:r>
+        <w:t xml:space="preserve"> </w:t>
+      </w:r>
+      <w:r>
+        <w:t>mancante</w:t>
+      </w:r>
+      <w:r>
+        <w:t>)</w:t>
+      </w:r>
+    </w:p>
+    <w:p>
+      <w:pPr>
+        <w:pStyle w:val="Paragrafoelenco"/>
+        <w:numPr>
+          <w:ilvl w:val="0"/>
+          <w:numId w:val="42"/>
+        </w:numPr>
+        <w:rPr>
+          <w:b/>
+          <w:bCs/>
+        </w:rPr>
+      </w:pPr>
+      <w:r>
+        <w:rPr>
+          <w:b/>
+          <w:bCs/>
+        </w:rPr>
+        <w:t>DXNODEP</w:t>
+      </w:r>
+      <w:r>
+        <w:t>: Indicatore se il partecipante ha depressione lieve.</w:t>
+      </w:r>
+      <w:r>
+        <w:t xml:space="preserve"> </w:t>
+      </w:r>
+      <w:r>
+        <w:t>(</w:t>
+      </w:r>
+      <w:r>
+        <w:t xml:space="preserve">1.0, -4.0, </w:t>
+      </w:r>
+      <w:proofErr w:type="spellStart"/>
+      <w:r>
+        <w:t>nan</w:t>
+      </w:r>
+      <w:proofErr w:type="spellEnd"/>
+      <w:r>
+        <w:t xml:space="preserve"> – ipotesi 1 verificato, -4 non presente, </w:t>
+      </w:r>
+      <w:proofErr w:type="spellStart"/>
+      <w:r>
+        <w:t>nan</w:t>
+      </w:r>
+      <w:proofErr w:type="spellEnd"/>
+      <w:r>
+        <w:t xml:space="preserve"> mancante)</w:t>
+      </w:r>
+    </w:p>
+    <w:p>
+      <w:pPr>
+        <w:pStyle w:val="Paragrafoelenco"/>
+        <w:numPr>
+          <w:ilvl w:val="0"/>
+          <w:numId w:val="42"/>
+        </w:numPr>
+        <w:rPr>
+          <w:b/>
+          <w:bCs/>
+        </w:rPr>
+      </w:pPr>
+      <w:r>
+        <w:rPr>
+          <w:b/>
+          <w:bCs/>
+        </w:rPr>
+        <w:t>DXMCI</w:t>
+      </w:r>
+      <w:r>
+        <w:t>: Indicatore se il partecipante ha MCI (Mild Cognitive Impairment).</w:t>
+      </w:r>
+      <w:r>
+        <w:t xml:space="preserve"> </w:t>
+      </w:r>
+      <w:r>
+        <w:t>(</w:t>
+      </w:r>
+      <w:r>
+        <w:t xml:space="preserve">1.0, -4.0, </w:t>
+      </w:r>
+      <w:proofErr w:type="spellStart"/>
+      <w:r>
+        <w:t>nan</w:t>
+      </w:r>
+      <w:proofErr w:type="spellEnd"/>
+      <w:r>
+        <w:t xml:space="preserve"> – ipotesi 1 verificato, -4 non presente, </w:t>
+      </w:r>
+      <w:proofErr w:type="spellStart"/>
+      <w:r>
+        <w:t>nan</w:t>
+      </w:r>
+      <w:proofErr w:type="spellEnd"/>
+      <w:r>
+        <w:t xml:space="preserve"> mancante)</w:t>
+      </w:r>
+    </w:p>
+    <w:p>
+      <w:pPr>
+        <w:numPr>
+          <w:ilvl w:val="0"/>
+          <w:numId w:val="44"/>
+        </w:numPr>
+      </w:pPr>
+      <w:r>
+        <w:rPr>
+          <w:b/>
+          <w:bCs/>
+        </w:rPr>
+        <w:t>DXMDES</w:t>
+      </w:r>
+      <w:r>
+        <w:t>: Descrizione delle caratteristiche dell'MCI.</w:t>
+      </w:r>
+    </w:p>
+    <w:p>
+      <w:pPr>
+        <w:numPr>
+          <w:ilvl w:val="1"/>
+          <w:numId w:val="44"/>
+        </w:numPr>
+      </w:pPr>
+      <w:r>
+        <w:t>1</w:t>
+      </w:r>
+      <w:r>
+        <w:t xml:space="preserve"> - </w:t>
+      </w:r>
+      <w:r>
+        <w:t>Indica la presenza di una specifica caratteristica dell'MCI</w:t>
+      </w:r>
+      <w:r>
+        <w:t xml:space="preserve">, </w:t>
+      </w:r>
+    </w:p>
+    <w:p>
+      <w:pPr>
+        <w:numPr>
+          <w:ilvl w:val="1"/>
+          <w:numId w:val="44"/>
+        </w:numPr>
+      </w:pPr>
+      <w:r>
+        <w:t>2</w:t>
+      </w:r>
+      <w:r>
+        <w:t xml:space="preserve"> - </w:t>
+      </w:r>
+      <w:r>
+        <w:t>Indica la presenza di un'altra specifica caratteristica dell'MCI</w:t>
+      </w:r>
+      <w:r>
+        <w:t xml:space="preserve">, </w:t>
+      </w:r>
+    </w:p>
+    <w:p>
+      <w:pPr>
+        <w:numPr>
+          <w:ilvl w:val="1"/>
+          <w:numId w:val="44"/>
+        </w:numPr>
+      </w:pPr>
+      <w:r>
+        <w:t>1|2</w:t>
+      </w:r>
+      <w:r>
+        <w:t xml:space="preserve"> (o </w:t>
+      </w:r>
+      <w:r>
+        <w:t>1|02</w:t>
+      </w:r>
+      <w:r>
+        <w:t xml:space="preserve">, magari un errore) - </w:t>
+      </w:r>
+      <w:r>
+        <w:t>Indicano la presenza combinata delle caratteristiche rappresentate dai codici 1 e 2</w:t>
+      </w:r>
+      <w:r>
+        <w:t>,</w:t>
+      </w:r>
+    </w:p>
+    <w:p>
+      <w:pPr>
+        <w:numPr>
+          <w:ilvl w:val="1"/>
+          <w:numId w:val="44"/>
+        </w:numPr>
+      </w:pPr>
+      <w:r>
+        <w:lastRenderedPageBreak/>
+        <w:t xml:space="preserve"> </w:t>
+      </w:r>
+      <w:proofErr w:type="spellStart"/>
+      <w:r>
+        <w:t>N</w:t>
+      </w:r>
+      <w:r>
+        <w:t>an</w:t>
+      </w:r>
+      <w:proofErr w:type="spellEnd"/>
+      <w:r>
+        <w:t xml:space="preserve"> o -4</w:t>
+      </w:r>
+      <w:r>
+        <w:t xml:space="preserve"> – valore mancante.</w:t>
+      </w:r>
+      <w:r>
+        <w:t xml:space="preserve"> </w:t>
+      </w:r>
+    </w:p>
+    <w:p>
+      <w:pPr>
+        <w:numPr>
+          <w:ilvl w:val="0"/>
+          <w:numId w:val="44"/>
+        </w:numPr>
+      </w:pPr>
+      <w:r>
+        <w:rPr>
+          <w:b/>
+          <w:bCs/>
+        </w:rPr>
+        <w:t>DXMPTR1</w:t>
+      </w:r>
+      <w:r>
+        <w:t>: Criterio di Petersen: Reclamo soggettivo di memoria.</w:t>
+      </w:r>
+      <w:r>
+        <w:t xml:space="preserve"> (</w:t>
+      </w:r>
+      <w:r>
+        <w:t>1.0</w:t>
+      </w:r>
+      <w:r>
+        <w:t xml:space="preserve"> </w:t>
+      </w:r>
+      <w:r>
+        <w:t>- si ha un reclamo</w:t>
+      </w:r>
+      <w:r>
+        <w:t>, 0.0</w:t>
+      </w:r>
+      <w:r>
+        <w:t xml:space="preserve"> – no non ha un reclamo</w:t>
+      </w:r>
+      <w:r>
+        <w:t xml:space="preserve">, </w:t>
+      </w:r>
+      <w:proofErr w:type="spellStart"/>
+      <w:r>
+        <w:t>nan</w:t>
+      </w:r>
+      <w:proofErr w:type="spellEnd"/>
+      <w:r>
+        <w:t xml:space="preserve"> e -4 dato non disponibile)</w:t>
+      </w:r>
+    </w:p>
+    <w:p>
+      <w:pPr>
+        <w:numPr>
+          <w:ilvl w:val="0"/>
+          <w:numId w:val="44"/>
+        </w:numPr>
+      </w:pPr>
+      <w:r>
+        <w:rPr>
+          <w:b/>
+          <w:bCs/>
+        </w:rPr>
+        <w:t>DXMPTR2</w:t>
+      </w:r>
+      <w:r>
+        <w:t>: Criterio di Petersen: Reclamo di memoria da parte di un informatore.</w:t>
+      </w:r>
+      <w:r>
+        <w:t xml:space="preserve"> </w:t>
+      </w:r>
+      <w:r>
+        <w:t>(</w:t>
+      </w:r>
+      <w:r>
+        <w:t>1.0</w:t>
+      </w:r>
+      <w:r>
+        <w:t xml:space="preserve"> - si ha un reclamo</w:t>
+      </w:r>
+      <w:r>
+        <w:t>, 0.0</w:t>
+      </w:r>
+      <w:r>
+        <w:t xml:space="preserve"> – no non ha un reclamo</w:t>
+      </w:r>
+      <w:r>
+        <w:t xml:space="preserve">, </w:t>
+      </w:r>
+      <w:proofErr w:type="spellStart"/>
+      <w:r>
+        <w:t>nan</w:t>
+      </w:r>
+      <w:proofErr w:type="spellEnd"/>
+      <w:r>
+        <w:t xml:space="preserve"> e -4 dato non disponibile)</w:t>
+      </w:r>
+    </w:p>
+    <w:p>
+      <w:pPr>
+        <w:numPr>
+          <w:ilvl w:val="0"/>
+          <w:numId w:val="44"/>
+        </w:numPr>
+      </w:pPr>
+      <w:r>
+        <w:rPr>
+          <w:b/>
+          <w:bCs/>
+        </w:rPr>
+        <w:t>DXMPTR3</w:t>
+      </w:r>
+      <w:r>
+        <w:t>: Criterio di Petersen: Funzione cognitiva generale normale.</w:t>
+      </w:r>
+      <w:r>
+        <w:t>(</w:t>
+      </w:r>
+      <w:r>
+        <w:t>1.0</w:t>
+      </w:r>
+      <w:r>
+        <w:t xml:space="preserve"> </w:t>
+      </w:r>
+      <w:r>
+        <w:t>–</w:t>
+      </w:r>
+      <w:r>
+        <w:t xml:space="preserve"> </w:t>
+      </w:r>
+      <w:r>
+        <w:t xml:space="preserve">funzione normale, 2 – funzione lievemente </w:t>
+      </w:r>
+      <w:r>
+        <w:t>impattata</w:t>
+      </w:r>
+      <w:r>
+        <w:t>, 0.0</w:t>
+      </w:r>
+      <w:r>
+        <w:t xml:space="preserve"> – </w:t>
+      </w:r>
+      <w:r>
+        <w:t>funzione compromessa</w:t>
+      </w:r>
+      <w:r>
+        <w:t xml:space="preserve">, </w:t>
+      </w:r>
+      <w:proofErr w:type="spellStart"/>
+      <w:r>
+        <w:t>nan</w:t>
+      </w:r>
+      <w:proofErr w:type="spellEnd"/>
+      <w:r>
+        <w:t xml:space="preserve"> e -4 dato non disponibile)</w:t>
+      </w:r>
+    </w:p>
+    <w:p>
+      <w:pPr>
+        <w:numPr>
+          <w:ilvl w:val="0"/>
+          <w:numId w:val="44"/>
+        </w:numPr>
+      </w:pPr>
+      <w:r>
+        <w:rPr>
+          <w:b/>
+          <w:bCs/>
+        </w:rPr>
+        <w:t>DXMPTR4</w:t>
+      </w:r>
+      <w:r>
+        <w:t>: Criterio di Petersen: Attività quotidiane normali.</w:t>
+      </w:r>
+      <w:r>
+        <w:t xml:space="preserve">(1.0 </w:t>
+      </w:r>
+      <w:r>
+        <w:t>–</w:t>
+      </w:r>
+      <w:r>
+        <w:t xml:space="preserve"> </w:t>
+      </w:r>
+      <w:r>
+        <w:t>attività normali</w:t>
+      </w:r>
+      <w:r>
+        <w:t xml:space="preserve">, </w:t>
+      </w:r>
+      <w:r>
+        <w:t xml:space="preserve">2.0 -  attività lievemente compromesse, </w:t>
+      </w:r>
+      <w:r>
+        <w:t xml:space="preserve">0.0 – </w:t>
+      </w:r>
+      <w:r>
+        <w:t>attività compromesse</w:t>
+      </w:r>
+      <w:r>
+        <w:t xml:space="preserve">, </w:t>
+      </w:r>
+      <w:proofErr w:type="spellStart"/>
+      <w:r>
+        <w:t>nan</w:t>
+      </w:r>
+      <w:proofErr w:type="spellEnd"/>
+      <w:r>
+        <w:t xml:space="preserve"> e -4 dato non disponibile)</w:t>
+      </w:r>
+    </w:p>
+    <w:p>
+      <w:pPr>
+        <w:numPr>
+          <w:ilvl w:val="0"/>
+          <w:numId w:val="44"/>
+        </w:numPr>
+      </w:pPr>
+      <w:r>
+        <w:rPr>
+          <w:b/>
+          <w:bCs/>
+        </w:rPr>
+        <w:t>DXMPTR5</w:t>
+      </w:r>
+      <w:r>
+        <w:t>: Criterio di Petersen: Compromissione oggettiva della memoria per età e istruzione.</w:t>
+      </w:r>
+      <w:r>
+        <w:t xml:space="preserve">(1.0 </w:t>
+      </w:r>
+      <w:r>
+        <w:t>–</w:t>
+      </w:r>
+      <w:r>
+        <w:t xml:space="preserve"> </w:t>
+      </w:r>
+      <w:r>
+        <w:t xml:space="preserve">comprensione </w:t>
+      </w:r>
+      <w:r>
+        <w:t>normal</w:t>
+      </w:r>
+      <w:r>
+        <w:t>e</w:t>
+      </w:r>
+      <w:r>
+        <w:t xml:space="preserve">, </w:t>
+      </w:r>
+      <w:r>
+        <w:t xml:space="preserve">2.0 - </w:t>
+      </w:r>
+      <w:r>
+        <w:t>comprensione</w:t>
+      </w:r>
+      <w:r>
+        <w:t xml:space="preserve"> lievemente compromess</w:t>
+      </w:r>
+      <w:r>
+        <w:t>a</w:t>
+      </w:r>
+      <w:r>
+        <w:t xml:space="preserve">, </w:t>
+      </w:r>
+      <w:r>
+        <w:t xml:space="preserve">0.0 – </w:t>
+      </w:r>
+      <w:r>
+        <w:t xml:space="preserve">comprensione </w:t>
+      </w:r>
+      <w:r>
+        <w:t>compromess</w:t>
+      </w:r>
+      <w:r>
+        <w:t>a</w:t>
+      </w:r>
+      <w:r>
+        <w:t xml:space="preserve">, </w:t>
+      </w:r>
+      <w:proofErr w:type="spellStart"/>
+      <w:r>
+        <w:t>nan</w:t>
+      </w:r>
+      <w:proofErr w:type="spellEnd"/>
+      <w:r>
+        <w:t xml:space="preserve"> e -4 dato non disponibile)</w:t>
+      </w:r>
+    </w:p>
+    <w:p>
+      <w:pPr>
+        <w:numPr>
+          <w:ilvl w:val="0"/>
+          <w:numId w:val="44"/>
+        </w:numPr>
+      </w:pPr>
+      <w:r>
+        <w:rPr>
+          <w:b/>
+          <w:bCs/>
+        </w:rPr>
+        <w:t>DXMPTR6</w:t>
+      </w:r>
+      <w:r>
+        <w:t>: Criterio di Petersen: Non demente secondo i criteri diagnostici.</w:t>
+      </w:r>
+      <w:r>
+        <w:t xml:space="preserve"> </w:t>
+      </w:r>
+      <w:r>
+        <w:t>(</w:t>
+      </w:r>
+      <w:r>
+        <w:t>1.0</w:t>
+      </w:r>
+      <w:r>
+        <w:t xml:space="preserve"> - si ha un reclamo</w:t>
+      </w:r>
+      <w:r>
+        <w:t>, 0.0</w:t>
+      </w:r>
+      <w:r>
+        <w:t xml:space="preserve"> – no non ha un reclamo</w:t>
+      </w:r>
+      <w:r>
+        <w:t xml:space="preserve">, </w:t>
+      </w:r>
+      <w:proofErr w:type="spellStart"/>
+      <w:r>
+        <w:t>nan</w:t>
+      </w:r>
+      <w:proofErr w:type="spellEnd"/>
+      <w:r>
+        <w:t xml:space="preserve"> e -4 dato non disponibile)</w:t>
+      </w:r>
+    </w:p>
+    <w:p>
+      <w:pPr>
+        <w:numPr>
+          <w:ilvl w:val="0"/>
+          <w:numId w:val="44"/>
+        </w:numPr>
+      </w:pPr>
+      <w:r>
+        <w:rPr>
+          <w:b/>
+          <w:bCs/>
+        </w:rPr>
+        <w:t>DXMDUE</w:t>
+      </w:r>
+      <w:r>
+        <w:t>: Causa sospetta dell'MCI.</w:t>
+      </w:r>
+    </w:p>
+    <w:p>
+      <w:pPr>
+        <w:numPr>
+          <w:ilvl w:val="0"/>
+          <w:numId w:val="44"/>
+        </w:numPr>
+      </w:pPr>
+      <w:r>
+        <w:rPr>
+          <w:b/>
+          <w:bCs/>
+        </w:rPr>
+        <w:t>DXMOTHET</w:t>
+      </w:r>
+      <w:r>
+        <w:t>: Se l'MCI è dovuto ad altra eziologia, indicare la causa.</w:t>
+      </w:r>
+    </w:p>
+    <w:p>
+      <w:r>
+        <w:pict w14:anchorId="0888CDE6">
+          <v:rect id="_x0000_i1174" style="width:0;height:1.5pt" o:hralign="center" o:hrstd="t" o:hr="t" fillcolor="#a0a0a0" stroked="f"/>
+        </w:pict>
+      </w:r>
+    </w:p>
+    <w:p>
+      <w:pPr>
+        <w:rPr>
+          <w:b/>
+          <w:bCs/>
+        </w:rPr>
+      </w:pPr>
+      <w:r>
+        <w:rPr>
+          <w:rFonts w:ascii="Segoe UI Emoji" w:hAnsi="Segoe UI Emoji" w:cs="Segoe UI Emoji"/>
+          <w:b/>
+          <w:bCs/>
+        </w:rPr>
+        <w:t>🧬</w:t>
+      </w:r>
+      <w:r>
+        <w:rPr>
+          <w:b/>
+          <w:bCs/>
+        </w:rPr>
+        <w:t xml:space="preserve"> Diagnosi di Alzheimer e Altre Demenze</w:t>
+      </w:r>
+    </w:p>
+    <w:p>
+      <w:pPr>
+        <w:numPr>
+          <w:ilvl w:val="0"/>
+          <w:numId w:val="45"/>
+        </w:numPr>
+      </w:pPr>
+      <w:r>
+        <w:rPr>
+          <w:b/>
+          <w:bCs/>
+        </w:rPr>
+        <w:t>DXAD</w:t>
+      </w:r>
+      <w:r>
+        <w:t>: Indicatore di diagnosi di Alzheimer.</w:t>
+      </w:r>
+    </w:p>
+    <w:p>
+      <w:pPr>
+        <w:numPr>
+          <w:ilvl w:val="0"/>
+          <w:numId w:val="45"/>
+        </w:numPr>
+      </w:pPr>
+      <w:r>
+        <w:rPr>
+          <w:b/>
+          <w:bCs/>
+        </w:rPr>
+        <w:t>DXAPP</w:t>
+      </w:r>
+      <w:r>
+        <w:t>: Probabilità che la demenza sia dovuta all'Alzheimer.</w:t>
+      </w:r>
+    </w:p>
+    <w:p>
+      <w:pPr>
+        <w:pStyle w:val="Paragrafoelenco"/>
+        <w:numPr>
+          <w:ilvl w:val="1"/>
+          <w:numId w:val="45"/>
+        </w:numPr>
+      </w:pPr>
+      <w:r>
+        <w:t>1: Probabile</w:t>
+      </w:r>
+    </w:p>
+    <w:p>
+      <w:pPr>
+        <w:pStyle w:val="Paragrafoelenco"/>
+        <w:numPr>
+          <w:ilvl w:val="1"/>
+          <w:numId w:val="45"/>
+        </w:numPr>
+        <w:rPr>
+          <w:b/>
+          <w:bCs/>
+        </w:rPr>
+      </w:pPr>
+      <w:r>
+        <w:t>2: Possibile</w:t>
+      </w:r>
+    </w:p>
+    <w:p>
+      <w:pPr>
+        <w:numPr>
+          <w:ilvl w:val="0"/>
+          <w:numId w:val="45"/>
+        </w:numPr>
+      </w:pPr>
+      <w:r>
+        <w:rPr>
+          <w:b/>
+          <w:bCs/>
+        </w:rPr>
+        <w:t>DXAPROB</w:t>
+      </w:r>
+      <w:r>
+        <w:t>: Se probabile AD, indicare altri sintomi presenti.</w:t>
+      </w:r>
+    </w:p>
+    <w:p>
+      <w:pPr>
+        <w:numPr>
+          <w:ilvl w:val="0"/>
+          <w:numId w:val="45"/>
+        </w:numPr>
+      </w:pPr>
+      <w:r>
+        <w:rPr>
+          <w:b/>
+          <w:bCs/>
+        </w:rPr>
+        <w:t>DXAPOSS</w:t>
+      </w:r>
+      <w:r>
+        <w:t>: Motivo della diagnosi di AD.(</w:t>
+      </w:r>
+      <w:hyperlink r:id="rId5" w:tooltip="Diagnosis in DX and DX_bl in ADNIMERGE.csv - Google Groups" w:history="1">
+        <w:r>
+          <w:rPr>
+            <w:rStyle w:val="Collegamentoipertestuale"/>
+          </w:rPr>
+          <w:t>groups.google.com</w:t>
+        </w:r>
+      </w:hyperlink>
+      <w:r>
+        <w:t>)</w:t>
+      </w:r>
+    </w:p>
+    <w:p>
+      <w:pPr>
+        <w:numPr>
+          <w:ilvl w:val="0"/>
+          <w:numId w:val="45"/>
+        </w:numPr>
+      </w:pPr>
+      <w:r>
+        <w:rPr>
+          <w:b/>
+          <w:bCs/>
+        </w:rPr>
+        <w:t>DXDSEV</w:t>
+      </w:r>
+      <w:r>
+        <w:t>: Gravità della demenza secondo l'impressione clinica.</w:t>
+      </w:r>
+    </w:p>
+    <w:p>
+      <w:pPr>
+        <w:numPr>
+          <w:ilvl w:val="0"/>
+          <w:numId w:val="45"/>
+        </w:numPr>
+      </w:pPr>
+      <w:r>
+        <w:rPr>
+          <w:b/>
+          <w:bCs/>
+        </w:rPr>
+        <w:t>DXDDUE</w:t>
+      </w:r>
+      <w:r>
+        <w:t>: Causa sospetta della demenza.</w:t>
+      </w:r>
+    </w:p>
+    <w:p>
+      <w:pPr>
+        <w:pStyle w:val="Paragrafoelenco"/>
+        <w:numPr>
+          <w:ilvl w:val="1"/>
+          <w:numId w:val="45"/>
+        </w:numPr>
+      </w:pPr>
+      <w:r>
+        <w:t>1: Malattia di Alzheimer</w:t>
+      </w:r>
+    </w:p>
+    <w:p>
+      <w:pPr>
+        <w:pStyle w:val="Paragrafoelenco"/>
+        <w:numPr>
+          <w:ilvl w:val="1"/>
+          <w:numId w:val="45"/>
+        </w:numPr>
+      </w:pPr>
+      <w:r>
+        <w:t>2: Altra eziologia</w:t>
+      </w:r>
+    </w:p>
+    <w:p>
+      <w:pPr>
+        <w:numPr>
+          <w:ilvl w:val="0"/>
+          <w:numId w:val="45"/>
+        </w:numPr>
+      </w:pPr>
+      <w:r>
+        <w:rPr>
+          <w:b/>
+          <w:bCs/>
+        </w:rPr>
+        <w:t>DXOTHDEM</w:t>
+      </w:r>
+      <w:r>
+        <w:t>: Se demenza dovuta ad altra eziologia, indicare.</w:t>
+      </w:r>
+    </w:p>
+    <w:p>
+      <w:pPr>
+        <w:numPr>
+          <w:ilvl w:val="0"/>
+          <w:numId w:val="45"/>
+        </w:numPr>
+      </w:pPr>
+      <w:r>
+        <w:rPr>
+          <w:b/>
+          <w:bCs/>
+        </w:rPr>
+        <w:t>DXODES</w:t>
+      </w:r>
+      <w:r>
+        <w:t>: Se demenza dovuta ad altra eziologia, specificare la diagnosi.</w:t>
+      </w:r>
+      <w:r>
+        <w:t xml:space="preserve"> </w:t>
+      </w:r>
+      <w:r>
+        <w:t>Se la demenza non è attribuita all'Alzheimer, questa variabile fornisce una diagnosi alternativa.</w:t>
+      </w:r>
+    </w:p>
+    <w:p>
+      <w:r>
+        <w:pict w14:anchorId="034FAE3A">
+          <v:rect id="_x0000_i1175" style="width:0;height:1.5pt" o:hralign="center" o:hrstd="t" o:hr="t" fillcolor="#a0a0a0" stroked="f"/>
+        </w:pict>
+      </w:r>
+    </w:p>
+    <w:p>
+      <w:pPr>
+        <w:rPr>
+          <w:b/>
+          <w:bCs/>
+        </w:rPr>
+      </w:pPr>
+      <w:r>
+        <w:rPr>
+          <w:rFonts w:ascii="Segoe UI Emoji" w:hAnsi="Segoe UI Emoji" w:cs="Segoe UI Emoji"/>
+          <w:b/>
+          <w:bCs/>
+        </w:rPr>
+        <w:t>🧩</w:t>
+      </w:r>
+      <w:r>
+        <w:rPr>
+          <w:b/>
+          <w:bCs/>
+        </w:rPr>
+        <w:t xml:space="preserve"> Altri Sintomi e Condizioni</w:t>
+      </w:r>
+    </w:p>
+    <w:p>
+      <w:pPr>
+        <w:numPr>
+          <w:ilvl w:val="0"/>
+          <w:numId w:val="46"/>
+        </w:numPr>
+      </w:pPr>
+      <w:r>
+        <w:rPr>
+          <w:b/>
+          <w:bCs/>
+        </w:rPr>
+        <w:t>DXPARK</w:t>
+      </w:r>
+      <w:r>
+        <w:t>: Presenza di sintomi parkinsoniani.</w:t>
+      </w:r>
+    </w:p>
+    <w:p>
+      <w:pPr>
+        <w:numPr>
+          <w:ilvl w:val="0"/>
+          <w:numId w:val="46"/>
+        </w:numPr>
+      </w:pPr>
+      <w:r>
+        <w:rPr>
+          <w:b/>
+          <w:bCs/>
+        </w:rPr>
+        <w:lastRenderedPageBreak/>
+        <w:t>DXPDES</w:t>
+      </w:r>
+      <w:r>
+        <w:t>: Descrizione dei sintomi parkinsoniani.</w:t>
+      </w:r>
+    </w:p>
+    <w:p>
+      <w:pPr>
+        <w:numPr>
+          <w:ilvl w:val="0"/>
+          <w:numId w:val="46"/>
+        </w:numPr>
+      </w:pPr>
+      <w:r>
+        <w:rPr>
+          <w:b/>
+          <w:bCs/>
+        </w:rPr>
+        <w:t>DXPCOG</w:t>
+      </w:r>
+      <w:r>
+        <w:t>: Se parkinsonismo con compromissione cognitiva, indicare se demente.</w:t>
+      </w:r>
+    </w:p>
+    <w:p>
+      <w:pPr>
+        <w:numPr>
+          <w:ilvl w:val="0"/>
+          <w:numId w:val="46"/>
+        </w:numPr>
+      </w:pPr>
+      <w:r>
+        <w:rPr>
+          <w:b/>
+          <w:bCs/>
+        </w:rPr>
+        <w:t>DXPATYP</w:t>
+      </w:r>
+      <w:r>
+        <w:t>: Presenza di parkinsonismo atipico.</w:t>
+      </w:r>
+    </w:p>
+    <w:p>
+      <w:pPr>
+        <w:numPr>
+          <w:ilvl w:val="0"/>
+          <w:numId w:val="46"/>
+        </w:numPr>
+      </w:pPr>
+      <w:r>
+        <w:rPr>
+          <w:b/>
+          <w:bCs/>
+        </w:rPr>
+        <w:t>DXCONFID</w:t>
+      </w:r>
+      <w:r>
+        <w:t>: Fiducia del medico nella diagnosi.</w:t>
+      </w:r>
+    </w:p>
+    <w:p>
+      <w:pPr>
+        <w:numPr>
+          <w:ilvl w:val="0"/>
+          <w:numId w:val="46"/>
+        </w:numPr>
+      </w:pPr>
+      <w:r>
+        <w:rPr>
+          <w:b/>
+          <w:bCs/>
+        </w:rPr>
+        <w:t>DXDEP</w:t>
+      </w:r>
+      <w:r>
+        <w:t>: Presenza di sintomi depressivi.(</w:t>
+      </w:r>
+      <w:hyperlink r:id="rId6" w:tooltip="ADNI-terms-table.md · GitHub" w:history="1">
+        <w:r>
+          <w:rPr>
+            <w:rStyle w:val="Collegamentoipertestuale"/>
+          </w:rPr>
+          <w:t>gist.github.com</w:t>
+        </w:r>
+      </w:hyperlink>
+      <w:r>
+        <w:t>)</w:t>
+      </w:r>
+    </w:p>
+    <w:p>
+      <w:r>
+        <w:pict w14:anchorId="22DB86FE">
+          <v:rect id="_x0000_i1176" style="width:0;height:1.5pt" o:hralign="center" o:hrstd="t" o:hr="t" fillcolor="#a0a0a0" stroked="f"/>
+        </w:pict>
+      </w:r>
+    </w:p>
+    <w:p>
+      <w:pPr>
+        <w:rPr>
+          <w:b/>
+          <w:bCs/>
+        </w:rPr>
+      </w:pPr>
+      <w:r>
+        <w:rPr>
+          <w:rFonts w:ascii="Segoe UI Emoji" w:hAnsi="Segoe UI Emoji" w:cs="Segoe UI Emoji"/>
+          <w:b/>
+          <w:bCs/>
+        </w:rPr>
+        <w:t>🧠</w:t>
+      </w:r>
+      <w:r>
+        <w:rPr>
+          <w:b/>
+          <w:bCs/>
+        </w:rPr>
+        <w:t xml:space="preserve"> Diagnosi Generale</w:t>
+      </w:r>
+    </w:p>
+    <w:p>
+      <w:pPr>
+        <w:numPr>
+          <w:ilvl w:val="0"/>
+          <w:numId w:val="47"/>
+        </w:numPr>
+      </w:pPr>
+      <w:r>
+        <w:rPr>
+          <w:b/>
+          <w:bCs/>
+        </w:rPr>
+        <w:t>DIAGNOSIS</w:t>
+      </w:r>
+      <w:r>
+        <w:t>: Diagnosi corrente del partecipante.</w:t>
+      </w:r>
+    </w:p>
+    <w:p>
+      <w:r>
+        <w:pict w14:anchorId="5AD68049">
+          <v:rect id="_x0000_i1177" style="width:0;height:1.5pt" o:hralign="center" o:hrstd="t" o:hr="t" fillcolor="#a0a0a0" stroked="f"/>
+        </w:pict>
+      </w:r>
+    </w:p>
+    <w:p>
+      <w:r>
+        <w:t>Se desideri ulteriori dettagli su specifiche variabili o hai bisogno di chiarimenti aggiuntivi, non esitare a chiedere.</w:t>
+      </w:r>
+    </w:p>
+    <w:p/>
+    <w:p>
+      <w:pPr>
+        <w:rPr>
+          <w:b/>
+          <w:bCs/>
+        </w:rPr>
+      </w:pPr>
+      <w:r>
+        <w:rPr>
+          <w:b/>
+          <w:bCs/>
+        </w:rPr>
+        <w:t>• DXAD</w:t>
+      </w:r>
+    </w:p>
+    <w:p>
+      <w:pPr>
+        <w:numPr>
+          <w:ilvl w:val="0"/>
+          <w:numId w:val="38"/>
+        </w:numPr>
+      </w:pPr>
+      <w:r>
+        <w:rPr>
+          <w:b/>
+          <w:bCs/>
+        </w:rPr>
+        <w:t>Significato</w:t>
+      </w:r>
+      <w:r>
+        <w:t>: Diagnosi legata in modo più specifico all'Alzheimer. Può rappresentare uno stato più o meno definito di malattia.</w:t>
+      </w:r>
+    </w:p>
+    <w:p>
+      <w:pPr>
+        <w:numPr>
+          <w:ilvl w:val="0"/>
+          <w:numId w:val="38"/>
+        </w:numPr>
+      </w:pPr>
+      <w:r>
+        <w:rPr>
+          <w:b/>
+          <w:bCs/>
+        </w:rPr>
+        <w:t>Range</w:t>
+      </w:r>
+      <w:r>
+        <w:t>: -4.0 – 1.0</w:t>
+      </w:r>
+    </w:p>
+    <w:p>
+      <w:pPr>
+        <w:numPr>
+          <w:ilvl w:val="0"/>
+          <w:numId w:val="38"/>
+        </w:numPr>
+      </w:pPr>
+      <w:r>
+        <w:rPr>
+          <w:b/>
+          <w:bCs/>
+        </w:rPr>
+        <w:t>Classi</w:t>
+      </w:r>
+      <w:r>
+        <w:t>: -4.0, 1.0</w:t>
+      </w:r>
+    </w:p>
+    <w:p>
+      <w:pPr>
+        <w:numPr>
+          <w:ilvl w:val="0"/>
+          <w:numId w:val="38"/>
+        </w:numPr>
+      </w:pPr>
+      <w:r>
+        <w:rPr>
+          <w:b/>
+          <w:bCs/>
+        </w:rPr>
+        <w:t>Analisi delle classi</w:t>
+      </w:r>
+      <w:r>
+        <w:t>:</w:t>
+      </w:r>
+    </w:p>
+    <w:p>
+      <w:pPr>
+        <w:numPr>
+          <w:ilvl w:val="1"/>
+          <w:numId w:val="38"/>
+        </w:numPr>
+      </w:pPr>
+      <w:r>
+        <w:rPr>
+          <w:b/>
+          <w:bCs/>
+        </w:rPr>
+        <w:t>1.0</w:t>
+      </w:r>
+      <w:r>
+        <w:t xml:space="preserve"> → Diagnosi positiva per AD.</w:t>
+      </w:r>
+    </w:p>
+    <w:p>
+      <w:pPr>
+        <w:numPr>
+          <w:ilvl w:val="1"/>
+          <w:numId w:val="38"/>
+        </w:numPr>
+      </w:pPr>
+      <w:r>
+        <w:rPr>
+          <w:b/>
+          <w:bCs/>
+        </w:rPr>
+        <w:t>-4.0</w:t>
+      </w:r>
+      <w:r>
+        <w:t xml:space="preserve"> → Valore mancante o </w:t>
+      </w:r>
+      <w:r>
+        <w:rPr>
+          <w:i/>
+          <w:iCs/>
+        </w:rPr>
+        <w:t>non applicabile</w:t>
+      </w:r>
+      <w:r>
+        <w:t xml:space="preserve"> (tipico codice nei dati ADNI per indicare assenza di informazione).</w:t>
+      </w:r>
+    </w:p>
+    <w:p>
+      <w:pPr>
+        <w:numPr>
+          <w:ilvl w:val="0"/>
+          <w:numId w:val="38"/>
+        </w:numPr>
+      </w:pPr>
+      <w:r>
+        <w:rPr>
+          <w:rFonts w:ascii="Segoe UI Symbol" w:hAnsi="Segoe UI Symbol" w:cs="Segoe UI Symbol"/>
+        </w:rPr>
+        <w:t>➤</w:t>
+      </w:r>
+      <w:r>
+        <w:t xml:space="preserve"> Usata quando si desidera un'etichetta binaria AD / non-AD.</w:t>
+      </w:r>
+    </w:p>
+    <w:p>
+      <w:r>
+        <w:pict w14:anchorId="0B9F70CA">
+          <v:rect id="_x0000_i1050" style="width:0;height:1.5pt" o:hralign="center" o:hrstd="t" o:hr="t" fillcolor="#a0a0a0" stroked="f"/>
+        </w:pict>
+      </w:r>
+    </w:p>
+    <w:p>
+      <w:pPr>
+        <w:rPr>
+          <w:b/>
+          <w:bCs/>
+        </w:rPr>
+      </w:pPr>
+      <w:r>
+        <w:rPr>
+          <w:b/>
+          <w:bCs/>
+        </w:rPr>
+        <w:t>• DXADES</w:t>
+      </w:r>
+    </w:p>
+    <w:p>
+      <w:pPr>
+        <w:numPr>
+          <w:ilvl w:val="0"/>
+          <w:numId w:val="39"/>
+        </w:numPr>
+      </w:pPr>
+      <w:r>
+        <w:rPr>
+          <w:b/>
+          <w:bCs/>
+        </w:rPr>
+        <w:t>Significato</w:t>
+      </w:r>
+      <w:r>
+        <w:t>: Etichetta potenzialmente testuale o descrittiva legata a DXAD, ma non presenta dati nel file analizzato.</w:t>
+      </w:r>
+    </w:p>
+    <w:p>
+      <w:pPr>
+        <w:numPr>
+          <w:ilvl w:val="0"/>
+          <w:numId w:val="39"/>
+        </w:numPr>
+      </w:pPr>
+      <w:r>
+        <w:rPr>
+          <w:b/>
+          <w:bCs/>
+        </w:rPr>
+        <w:t>Range e Classi</w:t>
+      </w:r>
+      <w:r>
+        <w:t>: Non disponibili.</w:t>
+      </w:r>
+    </w:p>
+    <w:p>
+      <w:pPr>
+        <w:numPr>
+          <w:ilvl w:val="0"/>
+          <w:numId w:val="39"/>
+        </w:numPr>
+      </w:pPr>
+      <w:r>
+        <w:rPr>
+          <w:rFonts w:ascii="Segoe UI Symbol" w:hAnsi="Segoe UI Symbol" w:cs="Segoe UI Symbol"/>
+        </w:rPr>
+        <w:t>➤</w:t>
+      </w:r>
+      <w:r>
+        <w:t xml:space="preserve"> Potrebbe rappresentare la descrizione testuale della diagnosi (DXAD), ma nel tuo estratto è vuota.</w:t>
+      </w:r>
+    </w:p>
+    <w:p>
+      <w:r>
+        <w:pict w14:anchorId="7EB6B96A">
+          <v:rect id="_x0000_i1051" style="width:0;height:1.5pt" o:hralign="center" o:hrstd="t" o:hr="t" fillcolor="#a0a0a0" stroked="f"/>
+        </w:pict>
+      </w:r>
+    </w:p>
+    <w:p>
+      <w:pPr>
+        <w:rPr>
+          <w:b/>
+          <w:bCs/>
+        </w:rPr>
+      </w:pPr>
+      <w:r>
+        <w:rPr>
+          <w:b/>
+          <w:bCs/>
+        </w:rPr>
+        <w:t>• DXAMETASP</w:t>
+      </w:r>
+    </w:p>
+    <w:p>
+      <w:pPr>
+        <w:numPr>
+          <w:ilvl w:val="0"/>
+          <w:numId w:val="40"/>
+        </w:numPr>
+      </w:pPr>
+      <w:r>
+        <w:rPr>
+          <w:b/>
+          <w:bCs/>
+        </w:rPr>
+        <w:t>Significato</w:t>
+      </w:r>
+      <w:r>
+        <w:t>: Potenziale misura o metadato associato alla diagnosi (p.e. stato di supporto diagnostico, presenza di biomarcatori). Tuttavia, è vuota nel dataset attuale.</w:t>
+      </w:r>
+    </w:p>
+    <w:p>
+      <w:pPr>
+        <w:numPr>
+          <w:ilvl w:val="0"/>
+          <w:numId w:val="40"/>
+        </w:numPr>
+      </w:pPr>
+      <w:r>
+        <w:rPr>
+          <w:b/>
+          <w:bCs/>
+        </w:rPr>
+        <w:t>Range e Classi</w:t>
+      </w:r>
+      <w:r>
+        <w:t>: Non disponibili.</w:t>
+      </w:r>
+    </w:p>
+    <w:p>
+      <w:pPr>
+        <w:numPr>
+          <w:ilvl w:val="0"/>
+          <w:numId w:val="40"/>
+        </w:numPr>
+      </w:pPr>
+      <w:r>
+        <w:rPr>
+          <w:rFonts w:ascii="Segoe UI Symbol" w:hAnsi="Segoe UI Symbol" w:cs="Segoe UI Symbol"/>
+        </w:rPr>
+        <w:lastRenderedPageBreak/>
+        <w:t>➤</w:t>
+      </w:r>
+      <w:r>
+        <w:t xml:space="preserve"> Potrebbe essere legata a metodi di supporto diagnostico, ma è priva di contenuti.</w:t>
+      </w:r>
+    </w:p>
+    <w:p>
+      <w:r>
+        <w:pict w14:anchorId="42F41503">
+          <v:rect id="_x0000_i1052" style="width:0;height:1.5pt" o:hralign="center" o:hrstd="t" o:hr="t" fillcolor="#a0a0a0" stroked="f"/>
+        </w:pict>
+      </w:r>
+    </w:p>
+    <w:p>
+      <w:pPr>
+        <w:rPr>
+          <w:b/>
+          <w:bCs/>
+        </w:rPr>
+      </w:pPr>
+      <w:r>
+        <w:rPr>
+          <w:b/>
+          <w:bCs/>
+        </w:rPr>
+        <w:t>• DXAMETSP</w:t>
+      </w:r>
+    </w:p>
+    <w:p>
+      <w:pPr>
+        <w:numPr>
+          <w:ilvl w:val="0"/>
+          <w:numId w:val="41"/>
+        </w:numPr>
+      </w:pPr>
+      <w:r>
+        <w:rPr>
+          <w:b/>
+          <w:bCs/>
+        </w:rPr>
+        <w:t>Significato</w:t>
+      </w:r>
+      <w:r>
+        <w:t>: Simile a DXAMETASP, probabilmente indica metadati diagnostici supplementari (forse da imaging o test cognitivi).</w:t>
+      </w:r>
+    </w:p>
+    <w:p>
+      <w:pPr>
+        <w:numPr>
+          <w:ilvl w:val="0"/>
+          <w:numId w:val="41"/>
+        </w:numPr>
+      </w:pPr>
+      <w:r>
+        <w:rPr>
+          <w:b/>
+          <w:bCs/>
+        </w:rPr>
+        <w:t>Range e Classi</w:t>
+      </w:r>
+      <w:r>
+        <w:t>: Non disponibili.</w:t>
+      </w:r>
+    </w:p>
+    <w:p>
+      <w:pPr>
+        <w:numPr>
+          <w:ilvl w:val="0"/>
+          <w:numId w:val="41"/>
+        </w:numPr>
+      </w:pPr>
+      <w:r>
+        <w:rPr>
+          <w:rFonts w:ascii="Segoe UI Symbol" w:hAnsi="Segoe UI Symbol" w:cs="Segoe UI Symbol"/>
+        </w:rPr>
+        <w:t>➤</w:t>
+      </w:r>
+      <w:r>
+        <w:t xml:space="preserve"> Non utilizzabile nel dataset attuale per mancanza di valori.</w:t>
       </w:r>
     </w:p>
     <w:p/>
     <w:p/>
     <w:p/>
     <w:p/>
-    <w:p/>
     <w:p>
       <w:pPr>
         <w:rPr>
@@ -4795,6 +6579,7 @@
         </w:numPr>
       </w:pPr>
       <w:r>
+        <w:lastRenderedPageBreak/>
         <w:t>Trasformare i mesi in numeri VISCODE</w:t>
       </w:r>
     </w:p>
@@ -5005,7 +6790,6 @@
         </w:numPr>
       </w:pPr>
       <w:r>
-        <w:lastRenderedPageBreak/>
         <w:t xml:space="preserve">Normalizzare i valori per tau, </w:t>
       </w:r>
       <w:proofErr w:type="spellStart"/>
@@ -5046,7 +6830,72 @@
     </w:p>
     <w:p>
       <w:pPr>
-        <w:ind w:left="708"/>
+        <w:ind w:firstLine="708"/>
+        <w:rPr>
+          <w:b/>
+          <w:bCs/>
+        </w:rPr>
+      </w:pPr>
+      <w:r>
+        <w:rPr>
+          <w:b/>
+          <w:bCs/>
+        </w:rPr>
+        <w:t>TABELLA DXSUM</w:t>
+      </w:r>
+    </w:p>
+    <w:p>
+      <w:pPr>
+        <w:pStyle w:val="Paragrafoelenco"/>
+        <w:numPr>
+          <w:ilvl w:val="0"/>
+          <w:numId w:val="48"/>
+        </w:numPr>
+      </w:pPr>
+      <w:r>
+        <w:t xml:space="preserve">Convertire -4 in </w:t>
+      </w:r>
+      <w:proofErr w:type="spellStart"/>
+      <w:r>
+        <w:t>nan</w:t>
+      </w:r>
+      <w:proofErr w:type="spellEnd"/>
+    </w:p>
+    <w:p>
+      <w:pPr>
+        <w:pStyle w:val="Paragrafoelenco"/>
+        <w:numPr>
+          <w:ilvl w:val="0"/>
+          <w:numId w:val="48"/>
+        </w:numPr>
+        <w:rPr>
+          <w:b/>
+          <w:bCs/>
+        </w:rPr>
+      </w:pPr>
+      <w:r>
+        <w:t xml:space="preserve">Verificare </w:t>
+      </w:r>
+      <w:proofErr w:type="spellStart"/>
+      <w:r>
+        <w:t>typos</w:t>
+      </w:r>
+      <w:proofErr w:type="spellEnd"/>
+      <w:r>
+        <w:t xml:space="preserve"> nelle classi 1|2 e 1|02</w:t>
+      </w:r>
+    </w:p>
+    <w:p>
+      <w:pPr>
+        <w:pStyle w:val="Paragrafoelenco"/>
+        <w:numPr>
+          <w:ilvl w:val="0"/>
+          <w:numId w:val="48"/>
+        </w:numPr>
+        <w:rPr>
+          <w:b/>
+          <w:bCs/>
+        </w:rPr>
       </w:pPr>
     </w:p>
     <w:sectPr>
@@ -5437,6 +7286,155 @@
     </w:lvl>
   </w:abstractNum>
   <w:abstractNum w:abstractNumId="3" w15:restartNumberingAfterBreak="0">
+    <w:nsid w:val="15EC2412"/>
+    <w:multiLevelType w:val="multilevel"/>
+    <w:tmpl w:val="22EE6D70"/>
+    <w:lvl w:ilvl="0">
+      <w:start w:val="1"/>
+      <w:numFmt w:val="bullet"/>
+      <w:lvlText w:val=""/>
+      <w:lvlJc w:val="left"/>
+      <w:pPr>
+        <w:tabs>
+          <w:tab w:val="num" w:pos="720"/>
+        </w:tabs>
+        <w:ind w:left="720" w:hanging="360"/>
+      </w:pPr>
+      <w:rPr>
+        <w:rFonts w:ascii="Symbol" w:hAnsi="Symbol" w:hint="default"/>
+        <w:sz w:val="20"/>
+      </w:rPr>
+    </w:lvl>
+    <w:lvl w:ilvl="1">
+      <w:start w:val="1"/>
+      <w:numFmt w:val="bullet"/>
+      <w:lvlText w:val="o"/>
+      <w:lvlJc w:val="left"/>
+      <w:pPr>
+        <w:tabs>
+          <w:tab w:val="num" w:pos="1440"/>
+        </w:tabs>
+        <w:ind w:left="1440" w:hanging="360"/>
+      </w:pPr>
+      <w:rPr>
+        <w:rFonts w:ascii="Courier New" w:hAnsi="Courier New" w:hint="default"/>
+        <w:sz w:val="20"/>
+      </w:rPr>
+    </w:lvl>
+    <w:lvl w:ilvl="2" w:tentative="1">
+      <w:start w:val="1"/>
+      <w:numFmt w:val="bullet"/>
+      <w:lvlText w:val=""/>
+      <w:lvlJc w:val="left"/>
+      <w:pPr>
+        <w:tabs>
+          <w:tab w:val="num" w:pos="2160"/>
+        </w:tabs>
+        <w:ind w:left="2160" w:hanging="360"/>
+      </w:pPr>
+      <w:rPr>
+        <w:rFonts w:ascii="Wingdings" w:hAnsi="Wingdings" w:hint="default"/>
+        <w:sz w:val="20"/>
+      </w:rPr>
+    </w:lvl>
+    <w:lvl w:ilvl="3" w:tentative="1">
+      <w:start w:val="1"/>
+      <w:numFmt w:val="bullet"/>
+      <w:lvlText w:val=""/>
+      <w:lvlJc w:val="left"/>
+      <w:pPr>
+        <w:tabs>
+          <w:tab w:val="num" w:pos="2880"/>
+        </w:tabs>
+        <w:ind w:left="2880" w:hanging="360"/>
+      </w:pPr>
+      <w:rPr>
+        <w:rFonts w:ascii="Wingdings" w:hAnsi="Wingdings" w:hint="default"/>
+        <w:sz w:val="20"/>
+      </w:rPr>
+    </w:lvl>
+    <w:lvl w:ilvl="4" w:tentative="1">
+      <w:start w:val="1"/>
+      <w:numFmt w:val="bullet"/>
+      <w:lvlText w:val=""/>
+      <w:lvlJc w:val="left"/>
+      <w:pPr>
+        <w:tabs>
+          <w:tab w:val="num" w:pos="3600"/>
+        </w:tabs>
+        <w:ind w:left="3600" w:hanging="360"/>
+      </w:pPr>
+      <w:rPr>
+        <w:rFonts w:ascii="Wingdings" w:hAnsi="Wingdings" w:hint="default"/>
+        <w:sz w:val="20"/>
+      </w:rPr>
+    </w:lvl>
+    <w:lvl w:ilvl="5" w:tentative="1">
+      <w:start w:val="1"/>
+      <w:numFmt w:val="bullet"/>
+      <w:lvlText w:val=""/>
+      <w:lvlJc w:val="left"/>
+      <w:pPr>
+        <w:tabs>
+          <w:tab w:val="num" w:pos="4320"/>
+        </w:tabs>
+        <w:ind w:left="4320" w:hanging="360"/>
+      </w:pPr>
+      <w:rPr>
+        <w:rFonts w:ascii="Wingdings" w:hAnsi="Wingdings" w:hint="default"/>
+        <w:sz w:val="20"/>
+      </w:rPr>
+    </w:lvl>
+    <w:lvl w:ilvl="6" w:tentative="1">
+      <w:start w:val="1"/>
+      <w:numFmt w:val="bullet"/>
+      <w:lvlText w:val=""/>
+      <w:lvlJc w:val="left"/>
+      <w:pPr>
+        <w:tabs>
+          <w:tab w:val="num" w:pos="5040"/>
+        </w:tabs>
+        <w:ind w:left="5040" w:hanging="360"/>
+      </w:pPr>
+      <w:rPr>
+        <w:rFonts w:ascii="Wingdings" w:hAnsi="Wingdings" w:hint="default"/>
+        <w:sz w:val="20"/>
+      </w:rPr>
+    </w:lvl>
+    <w:lvl w:ilvl="7" w:tentative="1">
+      <w:start w:val="1"/>
+      <w:numFmt w:val="bullet"/>
+      <w:lvlText w:val=""/>
+      <w:lvlJc w:val="left"/>
+      <w:pPr>
+        <w:tabs>
+          <w:tab w:val="num" w:pos="5760"/>
+        </w:tabs>
+        <w:ind w:left="5760" w:hanging="360"/>
+      </w:pPr>
+      <w:rPr>
+        <w:rFonts w:ascii="Wingdings" w:hAnsi="Wingdings" w:hint="default"/>
+        <w:sz w:val="20"/>
+      </w:rPr>
+    </w:lvl>
+    <w:lvl w:ilvl="8" w:tentative="1">
+      <w:start w:val="1"/>
+      <w:numFmt w:val="bullet"/>
+      <w:lvlText w:val=""/>
+      <w:lvlJc w:val="left"/>
+      <w:pPr>
+        <w:tabs>
+          <w:tab w:val="num" w:pos="6480"/>
+        </w:tabs>
+        <w:ind w:left="6480" w:hanging="360"/>
+      </w:pPr>
+      <w:rPr>
+        <w:rFonts w:ascii="Wingdings" w:hAnsi="Wingdings" w:hint="default"/>
+        <w:sz w:val="20"/>
+      </w:rPr>
+    </w:lvl>
+  </w:abstractNum>
+  <w:abstractNum w:abstractNumId="4" w15:restartNumberingAfterBreak="0">
     <w:nsid w:val="16AE4192"/>
     <w:multiLevelType w:val="multilevel"/>
     <w:tmpl w:val="7E527D2A"/>
@@ -5585,7 +7583,7 @@
       </w:rPr>
     </w:lvl>
   </w:abstractNum>
-  <w:abstractNum w:abstractNumId="4" w15:restartNumberingAfterBreak="0">
+  <w:abstractNum w:abstractNumId="5" w15:restartNumberingAfterBreak="0">
     <w:nsid w:val="1B93145B"/>
     <w:multiLevelType w:val="multilevel"/>
     <w:tmpl w:val="1448861A"/>
@@ -5734,7 +7732,156 @@
       </w:rPr>
     </w:lvl>
   </w:abstractNum>
-  <w:abstractNum w:abstractNumId="5" w15:restartNumberingAfterBreak="0">
+  <w:abstractNum w:abstractNumId="6" w15:restartNumberingAfterBreak="0">
+    <w:nsid w:val="1C99607C"/>
+    <w:multiLevelType w:val="multilevel"/>
+    <w:tmpl w:val="674A0D88"/>
+    <w:lvl w:ilvl="0">
+      <w:start w:val="1"/>
+      <w:numFmt w:val="bullet"/>
+      <w:lvlText w:val=""/>
+      <w:lvlJc w:val="left"/>
+      <w:pPr>
+        <w:tabs>
+          <w:tab w:val="num" w:pos="720"/>
+        </w:tabs>
+        <w:ind w:left="720" w:hanging="360"/>
+      </w:pPr>
+      <w:rPr>
+        <w:rFonts w:ascii="Symbol" w:hAnsi="Symbol" w:hint="default"/>
+        <w:sz w:val="20"/>
+      </w:rPr>
+    </w:lvl>
+    <w:lvl w:ilvl="1" w:tentative="1">
+      <w:start w:val="1"/>
+      <w:numFmt w:val="bullet"/>
+      <w:lvlText w:val="o"/>
+      <w:lvlJc w:val="left"/>
+      <w:pPr>
+        <w:tabs>
+          <w:tab w:val="num" w:pos="1440"/>
+        </w:tabs>
+        <w:ind w:left="1440" w:hanging="360"/>
+      </w:pPr>
+      <w:rPr>
+        <w:rFonts w:ascii="Courier New" w:hAnsi="Courier New" w:hint="default"/>
+        <w:sz w:val="20"/>
+      </w:rPr>
+    </w:lvl>
+    <w:lvl w:ilvl="2" w:tentative="1">
+      <w:start w:val="1"/>
+      <w:numFmt w:val="bullet"/>
+      <w:lvlText w:val=""/>
+      <w:lvlJc w:val="left"/>
+      <w:pPr>
+        <w:tabs>
+          <w:tab w:val="num" w:pos="2160"/>
+        </w:tabs>
+        <w:ind w:left="2160" w:hanging="360"/>
+      </w:pPr>
+      <w:rPr>
+        <w:rFonts w:ascii="Wingdings" w:hAnsi="Wingdings" w:hint="default"/>
+        <w:sz w:val="20"/>
+      </w:rPr>
+    </w:lvl>
+    <w:lvl w:ilvl="3" w:tentative="1">
+      <w:start w:val="1"/>
+      <w:numFmt w:val="bullet"/>
+      <w:lvlText w:val=""/>
+      <w:lvlJc w:val="left"/>
+      <w:pPr>
+        <w:tabs>
+          <w:tab w:val="num" w:pos="2880"/>
+        </w:tabs>
+        <w:ind w:left="2880" w:hanging="360"/>
+      </w:pPr>
+      <w:rPr>
+        <w:rFonts w:ascii="Wingdings" w:hAnsi="Wingdings" w:hint="default"/>
+        <w:sz w:val="20"/>
+      </w:rPr>
+    </w:lvl>
+    <w:lvl w:ilvl="4" w:tentative="1">
+      <w:start w:val="1"/>
+      <w:numFmt w:val="bullet"/>
+      <w:lvlText w:val=""/>
+      <w:lvlJc w:val="left"/>
+      <w:pPr>
+        <w:tabs>
+          <w:tab w:val="num" w:pos="3600"/>
+        </w:tabs>
+        <w:ind w:left="3600" w:hanging="360"/>
+      </w:pPr>
+      <w:rPr>
+        <w:rFonts w:ascii="Wingdings" w:hAnsi="Wingdings" w:hint="default"/>
+        <w:sz w:val="20"/>
+      </w:rPr>
+    </w:lvl>
+    <w:lvl w:ilvl="5" w:tentative="1">
+      <w:start w:val="1"/>
+      <w:numFmt w:val="bullet"/>
+      <w:lvlText w:val=""/>
+      <w:lvlJc w:val="left"/>
+      <w:pPr>
+        <w:tabs>
+          <w:tab w:val="num" w:pos="4320"/>
+        </w:tabs>
+        <w:ind w:left="4320" w:hanging="360"/>
+      </w:pPr>
+      <w:rPr>
+        <w:rFonts w:ascii="Wingdings" w:hAnsi="Wingdings" w:hint="default"/>
+        <w:sz w:val="20"/>
+      </w:rPr>
+    </w:lvl>
+    <w:lvl w:ilvl="6" w:tentative="1">
+      <w:start w:val="1"/>
+      <w:numFmt w:val="bullet"/>
+      <w:lvlText w:val=""/>
+      <w:lvlJc w:val="left"/>
+      <w:pPr>
+        <w:tabs>
+          <w:tab w:val="num" w:pos="5040"/>
+        </w:tabs>
+        <w:ind w:left="5040" w:hanging="360"/>
+      </w:pPr>
+      <w:rPr>
+        <w:rFonts w:ascii="Wingdings" w:hAnsi="Wingdings" w:hint="default"/>
+        <w:sz w:val="20"/>
+      </w:rPr>
+    </w:lvl>
+    <w:lvl w:ilvl="7" w:tentative="1">
+      <w:start w:val="1"/>
+      <w:numFmt w:val="bullet"/>
+      <w:lvlText w:val=""/>
+      <w:lvlJc w:val="left"/>
+      <w:pPr>
+        <w:tabs>
+          <w:tab w:val="num" w:pos="5760"/>
+        </w:tabs>
+        <w:ind w:left="5760" w:hanging="360"/>
+      </w:pPr>
+      <w:rPr>
+        <w:rFonts w:ascii="Wingdings" w:hAnsi="Wingdings" w:hint="default"/>
+        <w:sz w:val="20"/>
+      </w:rPr>
+    </w:lvl>
+    <w:lvl w:ilvl="8" w:tentative="1">
+      <w:start w:val="1"/>
+      <w:numFmt w:val="bullet"/>
+      <w:lvlText w:val=""/>
+      <w:lvlJc w:val="left"/>
+      <w:pPr>
+        <w:tabs>
+          <w:tab w:val="num" w:pos="6480"/>
+        </w:tabs>
+        <w:ind w:left="6480" w:hanging="360"/>
+      </w:pPr>
+      <w:rPr>
+        <w:rFonts w:ascii="Wingdings" w:hAnsi="Wingdings" w:hint="default"/>
+        <w:sz w:val="20"/>
+      </w:rPr>
+    </w:lvl>
+  </w:abstractNum>
+  <w:abstractNum w:abstractNumId="7" w15:restartNumberingAfterBreak="0">
     <w:nsid w:val="1D806B22"/>
     <w:multiLevelType w:val="multilevel"/>
     <w:tmpl w:val="71761E12"/>
@@ -5847,7 +7994,269 @@
       </w:pPr>
     </w:lvl>
   </w:abstractNum>
-  <w:abstractNum w:abstractNumId="6" w15:restartNumberingAfterBreak="0">
+  <w:abstractNum w:abstractNumId="8" w15:restartNumberingAfterBreak="0">
+    <w:nsid w:val="209F34A7"/>
+    <w:multiLevelType w:val="multilevel"/>
+    <w:tmpl w:val="5078659E"/>
+    <w:lvl w:ilvl="0">
+      <w:start w:val="1"/>
+      <w:numFmt w:val="bullet"/>
+      <w:lvlText w:val=""/>
+      <w:lvlJc w:val="left"/>
+      <w:pPr>
+        <w:tabs>
+          <w:tab w:val="num" w:pos="720"/>
+        </w:tabs>
+        <w:ind w:left="720" w:hanging="360"/>
+      </w:pPr>
+      <w:rPr>
+        <w:rFonts w:ascii="Symbol" w:hAnsi="Symbol" w:hint="default"/>
+        <w:sz w:val="20"/>
+      </w:rPr>
+    </w:lvl>
+    <w:lvl w:ilvl="1">
+      <w:start w:val="1"/>
+      <w:numFmt w:val="bullet"/>
+      <w:lvlText w:val="o"/>
+      <w:lvlJc w:val="left"/>
+      <w:pPr>
+        <w:tabs>
+          <w:tab w:val="num" w:pos="1440"/>
+        </w:tabs>
+        <w:ind w:left="1440" w:hanging="360"/>
+      </w:pPr>
+      <w:rPr>
+        <w:rFonts w:ascii="Courier New" w:hAnsi="Courier New" w:hint="default"/>
+        <w:sz w:val="20"/>
+      </w:rPr>
+    </w:lvl>
+    <w:lvl w:ilvl="2" w:tentative="1">
+      <w:start w:val="1"/>
+      <w:numFmt w:val="bullet"/>
+      <w:lvlText w:val=""/>
+      <w:lvlJc w:val="left"/>
+      <w:pPr>
+        <w:tabs>
+          <w:tab w:val="num" w:pos="2160"/>
+        </w:tabs>
+        <w:ind w:left="2160" w:hanging="360"/>
+      </w:pPr>
+      <w:rPr>
+        <w:rFonts w:ascii="Wingdings" w:hAnsi="Wingdings" w:hint="default"/>
+        <w:sz w:val="20"/>
+      </w:rPr>
+    </w:lvl>
+    <w:lvl w:ilvl="3" w:tentative="1">
+      <w:start w:val="1"/>
+      <w:numFmt w:val="bullet"/>
+      <w:lvlText w:val=""/>
+      <w:lvlJc w:val="left"/>
+      <w:pPr>
+        <w:tabs>
+          <w:tab w:val="num" w:pos="2880"/>
+        </w:tabs>
+        <w:ind w:left="2880" w:hanging="360"/>
+      </w:pPr>
+      <w:rPr>
+        <w:rFonts w:ascii="Wingdings" w:hAnsi="Wingdings" w:hint="default"/>
+        <w:sz w:val="20"/>
+      </w:rPr>
+    </w:lvl>
+    <w:lvl w:ilvl="4" w:tentative="1">
+      <w:start w:val="1"/>
+      <w:numFmt w:val="bullet"/>
+      <w:lvlText w:val=""/>
+      <w:lvlJc w:val="left"/>
+      <w:pPr>
+        <w:tabs>
+          <w:tab w:val="num" w:pos="3600"/>
+        </w:tabs>
+        <w:ind w:left="3600" w:hanging="360"/>
+      </w:pPr>
+      <w:rPr>
+        <w:rFonts w:ascii="Wingdings" w:hAnsi="Wingdings" w:hint="default"/>
+        <w:sz w:val="20"/>
+      </w:rPr>
+    </w:lvl>
+    <w:lvl w:ilvl="5" w:tentative="1">
+      <w:start w:val="1"/>
+      <w:numFmt w:val="bullet"/>
+      <w:lvlText w:val=""/>
+      <w:lvlJc w:val="left"/>
+      <w:pPr>
+        <w:tabs>
+          <w:tab w:val="num" w:pos="4320"/>
+        </w:tabs>
+        <w:ind w:left="4320" w:hanging="360"/>
+      </w:pPr>
+      <w:rPr>
+        <w:rFonts w:ascii="Wingdings" w:hAnsi="Wingdings" w:hint="default"/>
+        <w:sz w:val="20"/>
+      </w:rPr>
+    </w:lvl>
+    <w:lvl w:ilvl="6" w:tentative="1">
+      <w:start w:val="1"/>
+      <w:numFmt w:val="bullet"/>
+      <w:lvlText w:val=""/>
+      <w:lvlJc w:val="left"/>
+      <w:pPr>
+        <w:tabs>
+          <w:tab w:val="num" w:pos="5040"/>
+        </w:tabs>
+        <w:ind w:left="5040" w:hanging="360"/>
+      </w:pPr>
+      <w:rPr>
+        <w:rFonts w:ascii="Wingdings" w:hAnsi="Wingdings" w:hint="default"/>
+        <w:sz w:val="20"/>
+      </w:rPr>
+    </w:lvl>
+    <w:lvl w:ilvl="7" w:tentative="1">
+      <w:start w:val="1"/>
+      <w:numFmt w:val="bullet"/>
+      <w:lvlText w:val=""/>
+      <w:lvlJc w:val="left"/>
+      <w:pPr>
+        <w:tabs>
+          <w:tab w:val="num" w:pos="5760"/>
+        </w:tabs>
+        <w:ind w:left="5760" w:hanging="360"/>
+      </w:pPr>
+      <w:rPr>
+        <w:rFonts w:ascii="Wingdings" w:hAnsi="Wingdings" w:hint="default"/>
+        <w:sz w:val="20"/>
+      </w:rPr>
+    </w:lvl>
+    <w:lvl w:ilvl="8" w:tentative="1">
+      <w:start w:val="1"/>
+      <w:numFmt w:val="bullet"/>
+      <w:lvlText w:val=""/>
+      <w:lvlJc w:val="left"/>
+      <w:pPr>
+        <w:tabs>
+          <w:tab w:val="num" w:pos="6480"/>
+        </w:tabs>
+        <w:ind w:left="6480" w:hanging="360"/>
+      </w:pPr>
+      <w:rPr>
+        <w:rFonts w:ascii="Wingdings" w:hAnsi="Wingdings" w:hint="default"/>
+        <w:sz w:val="20"/>
+      </w:rPr>
+    </w:lvl>
+  </w:abstractNum>
+  <w:abstractNum w:abstractNumId="9" w15:restartNumberingAfterBreak="0">
+    <w:nsid w:val="21627500"/>
+    <w:multiLevelType w:val="hybridMultilevel"/>
+    <w:tmpl w:val="8DFA1DA6"/>
+    <w:lvl w:ilvl="0" w:tplc="04100001">
+      <w:start w:val="1"/>
+      <w:numFmt w:val="bullet"/>
+      <w:lvlText w:val=""/>
+      <w:lvlJc w:val="left"/>
+      <w:pPr>
+        <w:ind w:left="720" w:hanging="360"/>
+      </w:pPr>
+      <w:rPr>
+        <w:rFonts w:ascii="Symbol" w:hAnsi="Symbol" w:hint="default"/>
+      </w:rPr>
+    </w:lvl>
+    <w:lvl w:ilvl="1" w:tplc="04100003">
+      <w:start w:val="1"/>
+      <w:numFmt w:val="bullet"/>
+      <w:lvlText w:val="o"/>
+      <w:lvlJc w:val="left"/>
+      <w:pPr>
+        <w:ind w:left="1440" w:hanging="360"/>
+      </w:pPr>
+      <w:rPr>
+        <w:rFonts w:ascii="Courier New" w:hAnsi="Courier New" w:cs="Courier New" w:hint="default"/>
+      </w:rPr>
+    </w:lvl>
+    <w:lvl w:ilvl="2" w:tplc="04100005" w:tentative="1">
+      <w:start w:val="1"/>
+      <w:numFmt w:val="bullet"/>
+      <w:lvlText w:val=""/>
+      <w:lvlJc w:val="left"/>
+      <w:pPr>
+        <w:ind w:left="2160" w:hanging="360"/>
+      </w:pPr>
+      <w:rPr>
+        <w:rFonts w:ascii="Wingdings" w:hAnsi="Wingdings" w:hint="default"/>
+      </w:rPr>
+    </w:lvl>
+    <w:lvl w:ilvl="3" w:tplc="04100001" w:tentative="1">
+      <w:start w:val="1"/>
+      <w:numFmt w:val="bullet"/>
+      <w:lvlText w:val=""/>
+      <w:lvlJc w:val="left"/>
+      <w:pPr>
+        <w:ind w:left="2880" w:hanging="360"/>
+      </w:pPr>
+      <w:rPr>
+        <w:rFonts w:ascii="Symbol" w:hAnsi="Symbol" w:hint="default"/>
+      </w:rPr>
+    </w:lvl>
+    <w:lvl w:ilvl="4" w:tplc="04100003" w:tentative="1">
+      <w:start w:val="1"/>
+      <w:numFmt w:val="bullet"/>
+      <w:lvlText w:val="o"/>
+      <w:lvlJc w:val="left"/>
+      <w:pPr>
+        <w:ind w:left="3600" w:hanging="360"/>
+      </w:pPr>
+      <w:rPr>
+        <w:rFonts w:ascii="Courier New" w:hAnsi="Courier New" w:cs="Courier New" w:hint="default"/>
+      </w:rPr>
+    </w:lvl>
+    <w:lvl w:ilvl="5" w:tplc="04100005" w:tentative="1">
+      <w:start w:val="1"/>
+      <w:numFmt w:val="bullet"/>
+      <w:lvlText w:val=""/>
+      <w:lvlJc w:val="left"/>
+      <w:pPr>
+        <w:ind w:left="4320" w:hanging="360"/>
+      </w:pPr>
+      <w:rPr>
+        <w:rFonts w:ascii="Wingdings" w:hAnsi="Wingdings" w:hint="default"/>
+      </w:rPr>
+    </w:lvl>
+    <w:lvl w:ilvl="6" w:tplc="04100001" w:tentative="1">
+      <w:start w:val="1"/>
+      <w:numFmt w:val="bullet"/>
+      <w:lvlText w:val=""/>
+      <w:lvlJc w:val="left"/>
+      <w:pPr>
+        <w:ind w:left="5040" w:hanging="360"/>
+      </w:pPr>
+      <w:rPr>
+        <w:rFonts w:ascii="Symbol" w:hAnsi="Symbol" w:hint="default"/>
+      </w:rPr>
+    </w:lvl>
+    <w:lvl w:ilvl="7" w:tplc="04100003" w:tentative="1">
+      <w:start w:val="1"/>
+      <w:numFmt w:val="bullet"/>
+      <w:lvlText w:val="o"/>
+      <w:lvlJc w:val="left"/>
+      <w:pPr>
+        <w:ind w:left="5760" w:hanging="360"/>
+      </w:pPr>
+      <w:rPr>
+        <w:rFonts w:ascii="Courier New" w:hAnsi="Courier New" w:cs="Courier New" w:hint="default"/>
+      </w:rPr>
+    </w:lvl>
+    <w:lvl w:ilvl="8" w:tplc="04100005" w:tentative="1">
+      <w:start w:val="1"/>
+      <w:numFmt w:val="bullet"/>
+      <w:lvlText w:val=""/>
+      <w:lvlJc w:val="left"/>
+      <w:pPr>
+        <w:ind w:left="6480" w:hanging="360"/>
+      </w:pPr>
+      <w:rPr>
+        <w:rFonts w:ascii="Wingdings" w:hAnsi="Wingdings" w:hint="default"/>
+      </w:rPr>
+    </w:lvl>
+  </w:abstractNum>
+  <w:abstractNum w:abstractNumId="10" w15:restartNumberingAfterBreak="0">
     <w:nsid w:val="236334F6"/>
     <w:multiLevelType w:val="multilevel"/>
     <w:tmpl w:val="E00A6E86"/>
@@ -5996,7 +8405,7 @@
       </w:rPr>
     </w:lvl>
   </w:abstractNum>
-  <w:abstractNum w:abstractNumId="7" w15:restartNumberingAfterBreak="0">
+  <w:abstractNum w:abstractNumId="11" w15:restartNumberingAfterBreak="0">
     <w:nsid w:val="27D2659F"/>
     <w:multiLevelType w:val="multilevel"/>
     <w:tmpl w:val="A8762816"/>
@@ -6145,7 +8554,305 @@
       </w:rPr>
     </w:lvl>
   </w:abstractNum>
-  <w:abstractNum w:abstractNumId="8" w15:restartNumberingAfterBreak="0">
+  <w:abstractNum w:abstractNumId="12" w15:restartNumberingAfterBreak="0">
+    <w:nsid w:val="288530F2"/>
+    <w:multiLevelType w:val="multilevel"/>
+    <w:tmpl w:val="E586D662"/>
+    <w:lvl w:ilvl="0">
+      <w:start w:val="1"/>
+      <w:numFmt w:val="bullet"/>
+      <w:lvlText w:val=""/>
+      <w:lvlJc w:val="left"/>
+      <w:pPr>
+        <w:tabs>
+          <w:tab w:val="num" w:pos="720"/>
+        </w:tabs>
+        <w:ind w:left="720" w:hanging="360"/>
+      </w:pPr>
+      <w:rPr>
+        <w:rFonts w:ascii="Symbol" w:hAnsi="Symbol" w:hint="default"/>
+        <w:sz w:val="20"/>
+      </w:rPr>
+    </w:lvl>
+    <w:lvl w:ilvl="1" w:tentative="1">
+      <w:start w:val="1"/>
+      <w:numFmt w:val="bullet"/>
+      <w:lvlText w:val="o"/>
+      <w:lvlJc w:val="left"/>
+      <w:pPr>
+        <w:tabs>
+          <w:tab w:val="num" w:pos="1440"/>
+        </w:tabs>
+        <w:ind w:left="1440" w:hanging="360"/>
+      </w:pPr>
+      <w:rPr>
+        <w:rFonts w:ascii="Courier New" w:hAnsi="Courier New" w:hint="default"/>
+        <w:sz w:val="20"/>
+      </w:rPr>
+    </w:lvl>
+    <w:lvl w:ilvl="2" w:tentative="1">
+      <w:start w:val="1"/>
+      <w:numFmt w:val="bullet"/>
+      <w:lvlText w:val=""/>
+      <w:lvlJc w:val="left"/>
+      <w:pPr>
+        <w:tabs>
+          <w:tab w:val="num" w:pos="2160"/>
+        </w:tabs>
+        <w:ind w:left="2160" w:hanging="360"/>
+      </w:pPr>
+      <w:rPr>
+        <w:rFonts w:ascii="Wingdings" w:hAnsi="Wingdings" w:hint="default"/>
+        <w:sz w:val="20"/>
+      </w:rPr>
+    </w:lvl>
+    <w:lvl w:ilvl="3" w:tentative="1">
+      <w:start w:val="1"/>
+      <w:numFmt w:val="bullet"/>
+      <w:lvlText w:val=""/>
+      <w:lvlJc w:val="left"/>
+      <w:pPr>
+        <w:tabs>
+          <w:tab w:val="num" w:pos="2880"/>
+        </w:tabs>
+        <w:ind w:left="2880" w:hanging="360"/>
+      </w:pPr>
+      <w:rPr>
+        <w:rFonts w:ascii="Wingdings" w:hAnsi="Wingdings" w:hint="default"/>
+        <w:sz w:val="20"/>
+      </w:rPr>
+    </w:lvl>
+    <w:lvl w:ilvl="4" w:tentative="1">
+      <w:start w:val="1"/>
+      <w:numFmt w:val="bullet"/>
+      <w:lvlText w:val=""/>
+      <w:lvlJc w:val="left"/>
+      <w:pPr>
+        <w:tabs>
+          <w:tab w:val="num" w:pos="3600"/>
+        </w:tabs>
+        <w:ind w:left="3600" w:hanging="360"/>
+      </w:pPr>
+      <w:rPr>
+        <w:rFonts w:ascii="Wingdings" w:hAnsi="Wingdings" w:hint="default"/>
+        <w:sz w:val="20"/>
+      </w:rPr>
+    </w:lvl>
+    <w:lvl w:ilvl="5" w:tentative="1">
+      <w:start w:val="1"/>
+      <w:numFmt w:val="bullet"/>
+      <w:lvlText w:val=""/>
+      <w:lvlJc w:val="left"/>
+      <w:pPr>
+        <w:tabs>
+          <w:tab w:val="num" w:pos="4320"/>
+        </w:tabs>
+        <w:ind w:left="4320" w:hanging="360"/>
+      </w:pPr>
+      <w:rPr>
+        <w:rFonts w:ascii="Wingdings" w:hAnsi="Wingdings" w:hint="default"/>
+        <w:sz w:val="20"/>
+      </w:rPr>
+    </w:lvl>
+    <w:lvl w:ilvl="6" w:tentative="1">
+      <w:start w:val="1"/>
+      <w:numFmt w:val="bullet"/>
+      <w:lvlText w:val=""/>
+      <w:lvlJc w:val="left"/>
+      <w:pPr>
+        <w:tabs>
+          <w:tab w:val="num" w:pos="5040"/>
+        </w:tabs>
+        <w:ind w:left="5040" w:hanging="360"/>
+      </w:pPr>
+      <w:rPr>
+        <w:rFonts w:ascii="Wingdings" w:hAnsi="Wingdings" w:hint="default"/>
+        <w:sz w:val="20"/>
+      </w:rPr>
+    </w:lvl>
+    <w:lvl w:ilvl="7" w:tentative="1">
+      <w:start w:val="1"/>
+      <w:numFmt w:val="bullet"/>
+      <w:lvlText w:val=""/>
+      <w:lvlJc w:val="left"/>
+      <w:pPr>
+        <w:tabs>
+          <w:tab w:val="num" w:pos="5760"/>
+        </w:tabs>
+        <w:ind w:left="5760" w:hanging="360"/>
+      </w:pPr>
+      <w:rPr>
+        <w:rFonts w:ascii="Wingdings" w:hAnsi="Wingdings" w:hint="default"/>
+        <w:sz w:val="20"/>
+      </w:rPr>
+    </w:lvl>
+    <w:lvl w:ilvl="8" w:tentative="1">
+      <w:start w:val="1"/>
+      <w:numFmt w:val="bullet"/>
+      <w:lvlText w:val=""/>
+      <w:lvlJc w:val="left"/>
+      <w:pPr>
+        <w:tabs>
+          <w:tab w:val="num" w:pos="6480"/>
+        </w:tabs>
+        <w:ind w:left="6480" w:hanging="360"/>
+      </w:pPr>
+      <w:rPr>
+        <w:rFonts w:ascii="Wingdings" w:hAnsi="Wingdings" w:hint="default"/>
+        <w:sz w:val="20"/>
+      </w:rPr>
+    </w:lvl>
+  </w:abstractNum>
+  <w:abstractNum w:abstractNumId="13" w15:restartNumberingAfterBreak="0">
+    <w:nsid w:val="2BB91474"/>
+    <w:multiLevelType w:val="multilevel"/>
+    <w:tmpl w:val="ABD46A74"/>
+    <w:lvl w:ilvl="0">
+      <w:start w:val="1"/>
+      <w:numFmt w:val="bullet"/>
+      <w:lvlText w:val=""/>
+      <w:lvlJc w:val="left"/>
+      <w:pPr>
+        <w:tabs>
+          <w:tab w:val="num" w:pos="720"/>
+        </w:tabs>
+        <w:ind w:left="720" w:hanging="360"/>
+      </w:pPr>
+      <w:rPr>
+        <w:rFonts w:ascii="Symbol" w:hAnsi="Symbol" w:hint="default"/>
+        <w:sz w:val="20"/>
+      </w:rPr>
+    </w:lvl>
+    <w:lvl w:ilvl="1" w:tentative="1">
+      <w:start w:val="1"/>
+      <w:numFmt w:val="bullet"/>
+      <w:lvlText w:val="o"/>
+      <w:lvlJc w:val="left"/>
+      <w:pPr>
+        <w:tabs>
+          <w:tab w:val="num" w:pos="1440"/>
+        </w:tabs>
+        <w:ind w:left="1440" w:hanging="360"/>
+      </w:pPr>
+      <w:rPr>
+        <w:rFonts w:ascii="Courier New" w:hAnsi="Courier New" w:hint="default"/>
+        <w:sz w:val="20"/>
+      </w:rPr>
+    </w:lvl>
+    <w:lvl w:ilvl="2" w:tentative="1">
+      <w:start w:val="1"/>
+      <w:numFmt w:val="bullet"/>
+      <w:lvlText w:val=""/>
+      <w:lvlJc w:val="left"/>
+      <w:pPr>
+        <w:tabs>
+          <w:tab w:val="num" w:pos="2160"/>
+        </w:tabs>
+        <w:ind w:left="2160" w:hanging="360"/>
+      </w:pPr>
+      <w:rPr>
+        <w:rFonts w:ascii="Wingdings" w:hAnsi="Wingdings" w:hint="default"/>
+        <w:sz w:val="20"/>
+      </w:rPr>
+    </w:lvl>
+    <w:lvl w:ilvl="3" w:tentative="1">
+      <w:start w:val="1"/>
+      <w:numFmt w:val="bullet"/>
+      <w:lvlText w:val=""/>
+      <w:lvlJc w:val="left"/>
+      <w:pPr>
+        <w:tabs>
+          <w:tab w:val="num" w:pos="2880"/>
+        </w:tabs>
+        <w:ind w:left="2880" w:hanging="360"/>
+      </w:pPr>
+      <w:rPr>
+        <w:rFonts w:ascii="Wingdings" w:hAnsi="Wingdings" w:hint="default"/>
+        <w:sz w:val="20"/>
+      </w:rPr>
+    </w:lvl>
+    <w:lvl w:ilvl="4" w:tentative="1">
+      <w:start w:val="1"/>
+      <w:numFmt w:val="bullet"/>
+      <w:lvlText w:val=""/>
+      <w:lvlJc w:val="left"/>
+      <w:pPr>
+        <w:tabs>
+          <w:tab w:val="num" w:pos="3600"/>
+        </w:tabs>
+        <w:ind w:left="3600" w:hanging="360"/>
+      </w:pPr>
+      <w:rPr>
+        <w:rFonts w:ascii="Wingdings" w:hAnsi="Wingdings" w:hint="default"/>
+        <w:sz w:val="20"/>
+      </w:rPr>
+    </w:lvl>
+    <w:lvl w:ilvl="5" w:tentative="1">
+      <w:start w:val="1"/>
+      <w:numFmt w:val="bullet"/>
+      <w:lvlText w:val=""/>
+      <w:lvlJc w:val="left"/>
+      <w:pPr>
+        <w:tabs>
+          <w:tab w:val="num" w:pos="4320"/>
+        </w:tabs>
+        <w:ind w:left="4320" w:hanging="360"/>
+      </w:pPr>
+      <w:rPr>
+        <w:rFonts w:ascii="Wingdings" w:hAnsi="Wingdings" w:hint="default"/>
+        <w:sz w:val="20"/>
+      </w:rPr>
+    </w:lvl>
+    <w:lvl w:ilvl="6" w:tentative="1">
+      <w:start w:val="1"/>
+      <w:numFmt w:val="bullet"/>
+      <w:lvlText w:val=""/>
+      <w:lvlJc w:val="left"/>
+      <w:pPr>
+        <w:tabs>
+          <w:tab w:val="num" w:pos="5040"/>
+        </w:tabs>
+        <w:ind w:left="5040" w:hanging="360"/>
+      </w:pPr>
+      <w:rPr>
+        <w:rFonts w:ascii="Wingdings" w:hAnsi="Wingdings" w:hint="default"/>
+        <w:sz w:val="20"/>
+      </w:rPr>
+    </w:lvl>
+    <w:lvl w:ilvl="7" w:tentative="1">
+      <w:start w:val="1"/>
+      <w:numFmt w:val="bullet"/>
+      <w:lvlText w:val=""/>
+      <w:lvlJc w:val="left"/>
+      <w:pPr>
+        <w:tabs>
+          <w:tab w:val="num" w:pos="5760"/>
+        </w:tabs>
+        <w:ind w:left="5760" w:hanging="360"/>
+      </w:pPr>
+      <w:rPr>
+        <w:rFonts w:ascii="Wingdings" w:hAnsi="Wingdings" w:hint="default"/>
+        <w:sz w:val="20"/>
+      </w:rPr>
+    </w:lvl>
+    <w:lvl w:ilvl="8" w:tentative="1">
+      <w:start w:val="1"/>
+      <w:numFmt w:val="bullet"/>
+      <w:lvlText w:val=""/>
+      <w:lvlJc w:val="left"/>
+      <w:pPr>
+        <w:tabs>
+          <w:tab w:val="num" w:pos="6480"/>
+        </w:tabs>
+        <w:ind w:left="6480" w:hanging="360"/>
+      </w:pPr>
+      <w:rPr>
+        <w:rFonts w:ascii="Wingdings" w:hAnsi="Wingdings" w:hint="default"/>
+        <w:sz w:val="20"/>
+      </w:rPr>
+    </w:lvl>
+  </w:abstractNum>
+  <w:abstractNum w:abstractNumId="14" w15:restartNumberingAfterBreak="0">
     <w:nsid w:val="2C0E4FC2"/>
     <w:multiLevelType w:val="multilevel"/>
     <w:tmpl w:val="FF96A226"/>
@@ -6294,7 +9001,7 @@
       </w:rPr>
     </w:lvl>
   </w:abstractNum>
-  <w:abstractNum w:abstractNumId="9" w15:restartNumberingAfterBreak="0">
+  <w:abstractNum w:abstractNumId="15" w15:restartNumberingAfterBreak="0">
     <w:nsid w:val="2DC52B91"/>
     <w:multiLevelType w:val="multilevel"/>
     <w:tmpl w:val="185CFB10"/>
@@ -6443,7 +9150,156 @@
       </w:rPr>
     </w:lvl>
   </w:abstractNum>
-  <w:abstractNum w:abstractNumId="10" w15:restartNumberingAfterBreak="0">
+  <w:abstractNum w:abstractNumId="16" w15:restartNumberingAfterBreak="0">
+    <w:nsid w:val="2F725BCB"/>
+    <w:multiLevelType w:val="multilevel"/>
+    <w:tmpl w:val="94C4B90C"/>
+    <w:lvl w:ilvl="0">
+      <w:start w:val="1"/>
+      <w:numFmt w:val="bullet"/>
+      <w:lvlText w:val=""/>
+      <w:lvlJc w:val="left"/>
+      <w:pPr>
+        <w:tabs>
+          <w:tab w:val="num" w:pos="720"/>
+        </w:tabs>
+        <w:ind w:left="720" w:hanging="360"/>
+      </w:pPr>
+      <w:rPr>
+        <w:rFonts w:ascii="Symbol" w:hAnsi="Symbol" w:hint="default"/>
+        <w:sz w:val="20"/>
+      </w:rPr>
+    </w:lvl>
+    <w:lvl w:ilvl="1" w:tentative="1">
+      <w:start w:val="1"/>
+      <w:numFmt w:val="bullet"/>
+      <w:lvlText w:val="o"/>
+      <w:lvlJc w:val="left"/>
+      <w:pPr>
+        <w:tabs>
+          <w:tab w:val="num" w:pos="1440"/>
+        </w:tabs>
+        <w:ind w:left="1440" w:hanging="360"/>
+      </w:pPr>
+      <w:rPr>
+        <w:rFonts w:ascii="Courier New" w:hAnsi="Courier New" w:hint="default"/>
+        <w:sz w:val="20"/>
+      </w:rPr>
+    </w:lvl>
+    <w:lvl w:ilvl="2" w:tentative="1">
+      <w:start w:val="1"/>
+      <w:numFmt w:val="bullet"/>
+      <w:lvlText w:val=""/>
+      <w:lvlJc w:val="left"/>
+      <w:pPr>
+        <w:tabs>
+          <w:tab w:val="num" w:pos="2160"/>
+        </w:tabs>
+        <w:ind w:left="2160" w:hanging="360"/>
+      </w:pPr>
+      <w:rPr>
+        <w:rFonts w:ascii="Wingdings" w:hAnsi="Wingdings" w:hint="default"/>
+        <w:sz w:val="20"/>
+      </w:rPr>
+    </w:lvl>
+    <w:lvl w:ilvl="3" w:tentative="1">
+      <w:start w:val="1"/>
+      <w:numFmt w:val="bullet"/>
+      <w:lvlText w:val=""/>
+      <w:lvlJc w:val="left"/>
+      <w:pPr>
+        <w:tabs>
+          <w:tab w:val="num" w:pos="2880"/>
+        </w:tabs>
+        <w:ind w:left="2880" w:hanging="360"/>
+      </w:pPr>
+      <w:rPr>
+        <w:rFonts w:ascii="Wingdings" w:hAnsi="Wingdings" w:hint="default"/>
+        <w:sz w:val="20"/>
+      </w:rPr>
+    </w:lvl>
+    <w:lvl w:ilvl="4" w:tentative="1">
+      <w:start w:val="1"/>
+      <w:numFmt w:val="bullet"/>
+      <w:lvlText w:val=""/>
+      <w:lvlJc w:val="left"/>
+      <w:pPr>
+        <w:tabs>
+          <w:tab w:val="num" w:pos="3600"/>
+        </w:tabs>
+        <w:ind w:left="3600" w:hanging="360"/>
+      </w:pPr>
+      <w:rPr>
+        <w:rFonts w:ascii="Wingdings" w:hAnsi="Wingdings" w:hint="default"/>
+        <w:sz w:val="20"/>
+      </w:rPr>
+    </w:lvl>
+    <w:lvl w:ilvl="5" w:tentative="1">
+      <w:start w:val="1"/>
+      <w:numFmt w:val="bullet"/>
+      <w:lvlText w:val=""/>
+      <w:lvlJc w:val="left"/>
+      <w:pPr>
+        <w:tabs>
+          <w:tab w:val="num" w:pos="4320"/>
+        </w:tabs>
+        <w:ind w:left="4320" w:hanging="360"/>
+      </w:pPr>
+      <w:rPr>
+        <w:rFonts w:ascii="Wingdings" w:hAnsi="Wingdings" w:hint="default"/>
+        <w:sz w:val="20"/>
+      </w:rPr>
+    </w:lvl>
+    <w:lvl w:ilvl="6" w:tentative="1">
+      <w:start w:val="1"/>
+      <w:numFmt w:val="bullet"/>
+      <w:lvlText w:val=""/>
+      <w:lvlJc w:val="left"/>
+      <w:pPr>
+        <w:tabs>
+          <w:tab w:val="num" w:pos="5040"/>
+        </w:tabs>
+        <w:ind w:left="5040" w:hanging="360"/>
+      </w:pPr>
+      <w:rPr>
+        <w:rFonts w:ascii="Wingdings" w:hAnsi="Wingdings" w:hint="default"/>
+        <w:sz w:val="20"/>
+      </w:rPr>
+    </w:lvl>
+    <w:lvl w:ilvl="7" w:tentative="1">
+      <w:start w:val="1"/>
+      <w:numFmt w:val="bullet"/>
+      <w:lvlText w:val=""/>
+      <w:lvlJc w:val="left"/>
+      <w:pPr>
+        <w:tabs>
+          <w:tab w:val="num" w:pos="5760"/>
+        </w:tabs>
+        <w:ind w:left="5760" w:hanging="360"/>
+      </w:pPr>
+      <w:rPr>
+        <w:rFonts w:ascii="Wingdings" w:hAnsi="Wingdings" w:hint="default"/>
+        <w:sz w:val="20"/>
+      </w:rPr>
+    </w:lvl>
+    <w:lvl w:ilvl="8" w:tentative="1">
+      <w:start w:val="1"/>
+      <w:numFmt w:val="bullet"/>
+      <w:lvlText w:val=""/>
+      <w:lvlJc w:val="left"/>
+      <w:pPr>
+        <w:tabs>
+          <w:tab w:val="num" w:pos="6480"/>
+        </w:tabs>
+        <w:ind w:left="6480" w:hanging="360"/>
+      </w:pPr>
+      <w:rPr>
+        <w:rFonts w:ascii="Wingdings" w:hAnsi="Wingdings" w:hint="default"/>
+        <w:sz w:val="20"/>
+      </w:rPr>
+    </w:lvl>
+  </w:abstractNum>
+  <w:abstractNum w:abstractNumId="17" w15:restartNumberingAfterBreak="0">
     <w:nsid w:val="2F953466"/>
     <w:multiLevelType w:val="multilevel"/>
     <w:tmpl w:val="F5C4F104"/>
@@ -6592,7 +9448,7 @@
       </w:rPr>
     </w:lvl>
   </w:abstractNum>
-  <w:abstractNum w:abstractNumId="11" w15:restartNumberingAfterBreak="0">
+  <w:abstractNum w:abstractNumId="18" w15:restartNumberingAfterBreak="0">
     <w:nsid w:val="32D72AEF"/>
     <w:multiLevelType w:val="multilevel"/>
     <w:tmpl w:val="A4D8778A"/>
@@ -6741,7 +9597,7 @@
       </w:rPr>
     </w:lvl>
   </w:abstractNum>
-  <w:abstractNum w:abstractNumId="12" w15:restartNumberingAfterBreak="0">
+  <w:abstractNum w:abstractNumId="19" w15:restartNumberingAfterBreak="0">
     <w:nsid w:val="342350C7"/>
     <w:multiLevelType w:val="multilevel"/>
     <w:tmpl w:val="76EE0382"/>
@@ -6890,7 +9746,7 @@
       </w:rPr>
     </w:lvl>
   </w:abstractNum>
-  <w:abstractNum w:abstractNumId="13" w15:restartNumberingAfterBreak="0">
+  <w:abstractNum w:abstractNumId="20" w15:restartNumberingAfterBreak="0">
     <w:nsid w:val="34427A9F"/>
     <w:multiLevelType w:val="multilevel"/>
     <w:tmpl w:val="F0241720"/>
@@ -7039,7 +9895,156 @@
       </w:rPr>
     </w:lvl>
   </w:abstractNum>
-  <w:abstractNum w:abstractNumId="14" w15:restartNumberingAfterBreak="0">
+  <w:abstractNum w:abstractNumId="21" w15:restartNumberingAfterBreak="0">
+    <w:nsid w:val="38351B5D"/>
+    <w:multiLevelType w:val="multilevel"/>
+    <w:tmpl w:val="EB641DDA"/>
+    <w:lvl w:ilvl="0">
+      <w:start w:val="1"/>
+      <w:numFmt w:val="bullet"/>
+      <w:lvlText w:val=""/>
+      <w:lvlJc w:val="left"/>
+      <w:pPr>
+        <w:tabs>
+          <w:tab w:val="num" w:pos="720"/>
+        </w:tabs>
+        <w:ind w:left="720" w:hanging="360"/>
+      </w:pPr>
+      <w:rPr>
+        <w:rFonts w:ascii="Symbol" w:hAnsi="Symbol" w:hint="default"/>
+        <w:sz w:val="20"/>
+      </w:rPr>
+    </w:lvl>
+    <w:lvl w:ilvl="1" w:tentative="1">
+      <w:start w:val="1"/>
+      <w:numFmt w:val="bullet"/>
+      <w:lvlText w:val="o"/>
+      <w:lvlJc w:val="left"/>
+      <w:pPr>
+        <w:tabs>
+          <w:tab w:val="num" w:pos="1440"/>
+        </w:tabs>
+        <w:ind w:left="1440" w:hanging="360"/>
+      </w:pPr>
+      <w:rPr>
+        <w:rFonts w:ascii="Courier New" w:hAnsi="Courier New" w:hint="default"/>
+        <w:sz w:val="20"/>
+      </w:rPr>
+    </w:lvl>
+    <w:lvl w:ilvl="2" w:tentative="1">
+      <w:start w:val="1"/>
+      <w:numFmt w:val="bullet"/>
+      <w:lvlText w:val=""/>
+      <w:lvlJc w:val="left"/>
+      <w:pPr>
+        <w:tabs>
+          <w:tab w:val="num" w:pos="2160"/>
+        </w:tabs>
+        <w:ind w:left="2160" w:hanging="360"/>
+      </w:pPr>
+      <w:rPr>
+        <w:rFonts w:ascii="Wingdings" w:hAnsi="Wingdings" w:hint="default"/>
+        <w:sz w:val="20"/>
+      </w:rPr>
+    </w:lvl>
+    <w:lvl w:ilvl="3" w:tentative="1">
+      <w:start w:val="1"/>
+      <w:numFmt w:val="bullet"/>
+      <w:lvlText w:val=""/>
+      <w:lvlJc w:val="left"/>
+      <w:pPr>
+        <w:tabs>
+          <w:tab w:val="num" w:pos="2880"/>
+        </w:tabs>
+        <w:ind w:left="2880" w:hanging="360"/>
+      </w:pPr>
+      <w:rPr>
+        <w:rFonts w:ascii="Wingdings" w:hAnsi="Wingdings" w:hint="default"/>
+        <w:sz w:val="20"/>
+      </w:rPr>
+    </w:lvl>
+    <w:lvl w:ilvl="4" w:tentative="1">
+      <w:start w:val="1"/>
+      <w:numFmt w:val="bullet"/>
+      <w:lvlText w:val=""/>
+      <w:lvlJc w:val="left"/>
+      <w:pPr>
+        <w:tabs>
+          <w:tab w:val="num" w:pos="3600"/>
+        </w:tabs>
+        <w:ind w:left="3600" w:hanging="360"/>
+      </w:pPr>
+      <w:rPr>
+        <w:rFonts w:ascii="Wingdings" w:hAnsi="Wingdings" w:hint="default"/>
+        <w:sz w:val="20"/>
+      </w:rPr>
+    </w:lvl>
+    <w:lvl w:ilvl="5" w:tentative="1">
+      <w:start w:val="1"/>
+      <w:numFmt w:val="bullet"/>
+      <w:lvlText w:val=""/>
+      <w:lvlJc w:val="left"/>
+      <w:pPr>
+        <w:tabs>
+          <w:tab w:val="num" w:pos="4320"/>
+        </w:tabs>
+        <w:ind w:left="4320" w:hanging="360"/>
+      </w:pPr>
+      <w:rPr>
+        <w:rFonts w:ascii="Wingdings" w:hAnsi="Wingdings" w:hint="default"/>
+        <w:sz w:val="20"/>
+      </w:rPr>
+    </w:lvl>
+    <w:lvl w:ilvl="6" w:tentative="1">
+      <w:start w:val="1"/>
+      <w:numFmt w:val="bullet"/>
+      <w:lvlText w:val=""/>
+      <w:lvlJc w:val="left"/>
+      <w:pPr>
+        <w:tabs>
+          <w:tab w:val="num" w:pos="5040"/>
+        </w:tabs>
+        <w:ind w:left="5040" w:hanging="360"/>
+      </w:pPr>
+      <w:rPr>
+        <w:rFonts w:ascii="Wingdings" w:hAnsi="Wingdings" w:hint="default"/>
+        <w:sz w:val="20"/>
+      </w:rPr>
+    </w:lvl>
+    <w:lvl w:ilvl="7" w:tentative="1">
+      <w:start w:val="1"/>
+      <w:numFmt w:val="bullet"/>
+      <w:lvlText w:val=""/>
+      <w:lvlJc w:val="left"/>
+      <w:pPr>
+        <w:tabs>
+          <w:tab w:val="num" w:pos="5760"/>
+        </w:tabs>
+        <w:ind w:left="5760" w:hanging="360"/>
+      </w:pPr>
+      <w:rPr>
+        <w:rFonts w:ascii="Wingdings" w:hAnsi="Wingdings" w:hint="default"/>
+        <w:sz w:val="20"/>
+      </w:rPr>
+    </w:lvl>
+    <w:lvl w:ilvl="8" w:tentative="1">
+      <w:start w:val="1"/>
+      <w:numFmt w:val="bullet"/>
+      <w:lvlText w:val=""/>
+      <w:lvlJc w:val="left"/>
+      <w:pPr>
+        <w:tabs>
+          <w:tab w:val="num" w:pos="6480"/>
+        </w:tabs>
+        <w:ind w:left="6480" w:hanging="360"/>
+      </w:pPr>
+      <w:rPr>
+        <w:rFonts w:ascii="Wingdings" w:hAnsi="Wingdings" w:hint="default"/>
+        <w:sz w:val="20"/>
+      </w:rPr>
+    </w:lvl>
+  </w:abstractNum>
+  <w:abstractNum w:abstractNumId="22" w15:restartNumberingAfterBreak="0">
     <w:nsid w:val="38D21986"/>
     <w:multiLevelType w:val="multilevel"/>
     <w:tmpl w:val="DF7416D0"/>
@@ -7188,7 +10193,156 @@
       </w:rPr>
     </w:lvl>
   </w:abstractNum>
-  <w:abstractNum w:abstractNumId="15" w15:restartNumberingAfterBreak="0">
+  <w:abstractNum w:abstractNumId="23" w15:restartNumberingAfterBreak="0">
+    <w:nsid w:val="398A30D2"/>
+    <w:multiLevelType w:val="multilevel"/>
+    <w:tmpl w:val="4C98B33A"/>
+    <w:lvl w:ilvl="0">
+      <w:start w:val="1"/>
+      <w:numFmt w:val="bullet"/>
+      <w:lvlText w:val=""/>
+      <w:lvlJc w:val="left"/>
+      <w:pPr>
+        <w:tabs>
+          <w:tab w:val="num" w:pos="720"/>
+        </w:tabs>
+        <w:ind w:left="720" w:hanging="360"/>
+      </w:pPr>
+      <w:rPr>
+        <w:rFonts w:ascii="Symbol" w:hAnsi="Symbol" w:hint="default"/>
+        <w:sz w:val="20"/>
+      </w:rPr>
+    </w:lvl>
+    <w:lvl w:ilvl="1">
+      <w:start w:val="1"/>
+      <w:numFmt w:val="bullet"/>
+      <w:lvlText w:val="o"/>
+      <w:lvlJc w:val="left"/>
+      <w:pPr>
+        <w:tabs>
+          <w:tab w:val="num" w:pos="1440"/>
+        </w:tabs>
+        <w:ind w:left="1440" w:hanging="360"/>
+      </w:pPr>
+      <w:rPr>
+        <w:rFonts w:ascii="Courier New" w:hAnsi="Courier New" w:hint="default"/>
+        <w:sz w:val="20"/>
+      </w:rPr>
+    </w:lvl>
+    <w:lvl w:ilvl="2" w:tentative="1">
+      <w:start w:val="1"/>
+      <w:numFmt w:val="bullet"/>
+      <w:lvlText w:val=""/>
+      <w:lvlJc w:val="left"/>
+      <w:pPr>
+        <w:tabs>
+          <w:tab w:val="num" w:pos="2160"/>
+        </w:tabs>
+        <w:ind w:left="2160" w:hanging="360"/>
+      </w:pPr>
+      <w:rPr>
+        <w:rFonts w:ascii="Wingdings" w:hAnsi="Wingdings" w:hint="default"/>
+        <w:sz w:val="20"/>
+      </w:rPr>
+    </w:lvl>
+    <w:lvl w:ilvl="3" w:tentative="1">
+      <w:start w:val="1"/>
+      <w:numFmt w:val="bullet"/>
+      <w:lvlText w:val=""/>
+      <w:lvlJc w:val="left"/>
+      <w:pPr>
+        <w:tabs>
+          <w:tab w:val="num" w:pos="2880"/>
+        </w:tabs>
+        <w:ind w:left="2880" w:hanging="360"/>
+      </w:pPr>
+      <w:rPr>
+        <w:rFonts w:ascii="Wingdings" w:hAnsi="Wingdings" w:hint="default"/>
+        <w:sz w:val="20"/>
+      </w:rPr>
+    </w:lvl>
+    <w:lvl w:ilvl="4" w:tentative="1">
+      <w:start w:val="1"/>
+      <w:numFmt w:val="bullet"/>
+      <w:lvlText w:val=""/>
+      <w:lvlJc w:val="left"/>
+      <w:pPr>
+        <w:tabs>
+          <w:tab w:val="num" w:pos="3600"/>
+        </w:tabs>
+        <w:ind w:left="3600" w:hanging="360"/>
+      </w:pPr>
+      <w:rPr>
+        <w:rFonts w:ascii="Wingdings" w:hAnsi="Wingdings" w:hint="default"/>
+        <w:sz w:val="20"/>
+      </w:rPr>
+    </w:lvl>
+    <w:lvl w:ilvl="5" w:tentative="1">
+      <w:start w:val="1"/>
+      <w:numFmt w:val="bullet"/>
+      <w:lvlText w:val=""/>
+      <w:lvlJc w:val="left"/>
+      <w:pPr>
+        <w:tabs>
+          <w:tab w:val="num" w:pos="4320"/>
+        </w:tabs>
+        <w:ind w:left="4320" w:hanging="360"/>
+      </w:pPr>
+      <w:rPr>
+        <w:rFonts w:ascii="Wingdings" w:hAnsi="Wingdings" w:hint="default"/>
+        <w:sz w:val="20"/>
+      </w:rPr>
+    </w:lvl>
+    <w:lvl w:ilvl="6" w:tentative="1">
+      <w:start w:val="1"/>
+      <w:numFmt w:val="bullet"/>
+      <w:lvlText w:val=""/>
+      <w:lvlJc w:val="left"/>
+      <w:pPr>
+        <w:tabs>
+          <w:tab w:val="num" w:pos="5040"/>
+        </w:tabs>
+        <w:ind w:left="5040" w:hanging="360"/>
+      </w:pPr>
+      <w:rPr>
+        <w:rFonts w:ascii="Wingdings" w:hAnsi="Wingdings" w:hint="default"/>
+        <w:sz w:val="20"/>
+      </w:rPr>
+    </w:lvl>
+    <w:lvl w:ilvl="7" w:tentative="1">
+      <w:start w:val="1"/>
+      <w:numFmt w:val="bullet"/>
+      <w:lvlText w:val=""/>
+      <w:lvlJc w:val="left"/>
+      <w:pPr>
+        <w:tabs>
+          <w:tab w:val="num" w:pos="5760"/>
+        </w:tabs>
+        <w:ind w:left="5760" w:hanging="360"/>
+      </w:pPr>
+      <w:rPr>
+        <w:rFonts w:ascii="Wingdings" w:hAnsi="Wingdings" w:hint="default"/>
+        <w:sz w:val="20"/>
+      </w:rPr>
+    </w:lvl>
+    <w:lvl w:ilvl="8" w:tentative="1">
+      <w:start w:val="1"/>
+      <w:numFmt w:val="bullet"/>
+      <w:lvlText w:val=""/>
+      <w:lvlJc w:val="left"/>
+      <w:pPr>
+        <w:tabs>
+          <w:tab w:val="num" w:pos="6480"/>
+        </w:tabs>
+        <w:ind w:left="6480" w:hanging="360"/>
+      </w:pPr>
+      <w:rPr>
+        <w:rFonts w:ascii="Wingdings" w:hAnsi="Wingdings" w:hint="default"/>
+        <w:sz w:val="20"/>
+      </w:rPr>
+    </w:lvl>
+  </w:abstractNum>
+  <w:abstractNum w:abstractNumId="24" w15:restartNumberingAfterBreak="0">
     <w:nsid w:val="3D2F7700"/>
     <w:multiLevelType w:val="multilevel"/>
     <w:tmpl w:val="0A84B570"/>
@@ -7337,7 +10491,156 @@
       </w:rPr>
     </w:lvl>
   </w:abstractNum>
-  <w:abstractNum w:abstractNumId="16" w15:restartNumberingAfterBreak="0">
+  <w:abstractNum w:abstractNumId="25" w15:restartNumberingAfterBreak="0">
+    <w:nsid w:val="4270106C"/>
+    <w:multiLevelType w:val="multilevel"/>
+    <w:tmpl w:val="5C7A0B18"/>
+    <w:lvl w:ilvl="0">
+      <w:start w:val="1"/>
+      <w:numFmt w:val="bullet"/>
+      <w:lvlText w:val=""/>
+      <w:lvlJc w:val="left"/>
+      <w:pPr>
+        <w:tabs>
+          <w:tab w:val="num" w:pos="720"/>
+        </w:tabs>
+        <w:ind w:left="720" w:hanging="360"/>
+      </w:pPr>
+      <w:rPr>
+        <w:rFonts w:ascii="Symbol" w:hAnsi="Symbol" w:hint="default"/>
+        <w:sz w:val="20"/>
+      </w:rPr>
+    </w:lvl>
+    <w:lvl w:ilvl="1">
+      <w:start w:val="1"/>
+      <w:numFmt w:val="bullet"/>
+      <w:lvlText w:val="o"/>
+      <w:lvlJc w:val="left"/>
+      <w:pPr>
+        <w:tabs>
+          <w:tab w:val="num" w:pos="1440"/>
+        </w:tabs>
+        <w:ind w:left="1440" w:hanging="360"/>
+      </w:pPr>
+      <w:rPr>
+        <w:rFonts w:ascii="Courier New" w:hAnsi="Courier New" w:hint="default"/>
+        <w:sz w:val="20"/>
+      </w:rPr>
+    </w:lvl>
+    <w:lvl w:ilvl="2" w:tentative="1">
+      <w:start w:val="1"/>
+      <w:numFmt w:val="bullet"/>
+      <w:lvlText w:val=""/>
+      <w:lvlJc w:val="left"/>
+      <w:pPr>
+        <w:tabs>
+          <w:tab w:val="num" w:pos="2160"/>
+        </w:tabs>
+        <w:ind w:left="2160" w:hanging="360"/>
+      </w:pPr>
+      <w:rPr>
+        <w:rFonts w:ascii="Wingdings" w:hAnsi="Wingdings" w:hint="default"/>
+        <w:sz w:val="20"/>
+      </w:rPr>
+    </w:lvl>
+    <w:lvl w:ilvl="3" w:tentative="1">
+      <w:start w:val="1"/>
+      <w:numFmt w:val="bullet"/>
+      <w:lvlText w:val=""/>
+      <w:lvlJc w:val="left"/>
+      <w:pPr>
+        <w:tabs>
+          <w:tab w:val="num" w:pos="2880"/>
+        </w:tabs>
+        <w:ind w:left="2880" w:hanging="360"/>
+      </w:pPr>
+      <w:rPr>
+        <w:rFonts w:ascii="Wingdings" w:hAnsi="Wingdings" w:hint="default"/>
+        <w:sz w:val="20"/>
+      </w:rPr>
+    </w:lvl>
+    <w:lvl w:ilvl="4" w:tentative="1">
+      <w:start w:val="1"/>
+      <w:numFmt w:val="bullet"/>
+      <w:lvlText w:val=""/>
+      <w:lvlJc w:val="left"/>
+      <w:pPr>
+        <w:tabs>
+          <w:tab w:val="num" w:pos="3600"/>
+        </w:tabs>
+        <w:ind w:left="3600" w:hanging="360"/>
+      </w:pPr>
+      <w:rPr>
+        <w:rFonts w:ascii="Wingdings" w:hAnsi="Wingdings" w:hint="default"/>
+        <w:sz w:val="20"/>
+      </w:rPr>
+    </w:lvl>
+    <w:lvl w:ilvl="5" w:tentative="1">
+      <w:start w:val="1"/>
+      <w:numFmt w:val="bullet"/>
+      <w:lvlText w:val=""/>
+      <w:lvlJc w:val="left"/>
+      <w:pPr>
+        <w:tabs>
+          <w:tab w:val="num" w:pos="4320"/>
+        </w:tabs>
+        <w:ind w:left="4320" w:hanging="360"/>
+      </w:pPr>
+      <w:rPr>
+        <w:rFonts w:ascii="Wingdings" w:hAnsi="Wingdings" w:hint="default"/>
+        <w:sz w:val="20"/>
+      </w:rPr>
+    </w:lvl>
+    <w:lvl w:ilvl="6" w:tentative="1">
+      <w:start w:val="1"/>
+      <w:numFmt w:val="bullet"/>
+      <w:lvlText w:val=""/>
+      <w:lvlJc w:val="left"/>
+      <w:pPr>
+        <w:tabs>
+          <w:tab w:val="num" w:pos="5040"/>
+        </w:tabs>
+        <w:ind w:left="5040" w:hanging="360"/>
+      </w:pPr>
+      <w:rPr>
+        <w:rFonts w:ascii="Wingdings" w:hAnsi="Wingdings" w:hint="default"/>
+        <w:sz w:val="20"/>
+      </w:rPr>
+    </w:lvl>
+    <w:lvl w:ilvl="7" w:tentative="1">
+      <w:start w:val="1"/>
+      <w:numFmt w:val="bullet"/>
+      <w:lvlText w:val=""/>
+      <w:lvlJc w:val="left"/>
+      <w:pPr>
+        <w:tabs>
+          <w:tab w:val="num" w:pos="5760"/>
+        </w:tabs>
+        <w:ind w:left="5760" w:hanging="360"/>
+      </w:pPr>
+      <w:rPr>
+        <w:rFonts w:ascii="Wingdings" w:hAnsi="Wingdings" w:hint="default"/>
+        <w:sz w:val="20"/>
+      </w:rPr>
+    </w:lvl>
+    <w:lvl w:ilvl="8" w:tentative="1">
+      <w:start w:val="1"/>
+      <w:numFmt w:val="bullet"/>
+      <w:lvlText w:val=""/>
+      <w:lvlJc w:val="left"/>
+      <w:pPr>
+        <w:tabs>
+          <w:tab w:val="num" w:pos="6480"/>
+        </w:tabs>
+        <w:ind w:left="6480" w:hanging="360"/>
+      </w:pPr>
+      <w:rPr>
+        <w:rFonts w:ascii="Wingdings" w:hAnsi="Wingdings" w:hint="default"/>
+        <w:sz w:val="20"/>
+      </w:rPr>
+    </w:lvl>
+  </w:abstractNum>
+  <w:abstractNum w:abstractNumId="26" w15:restartNumberingAfterBreak="0">
     <w:nsid w:val="42F87866"/>
     <w:multiLevelType w:val="multilevel"/>
     <w:tmpl w:val="50A66676"/>
@@ -7454,7 +10757,156 @@
       </w:pPr>
     </w:lvl>
   </w:abstractNum>
-  <w:abstractNum w:abstractNumId="17" w15:restartNumberingAfterBreak="0">
+  <w:abstractNum w:abstractNumId="27" w15:restartNumberingAfterBreak="0">
+    <w:nsid w:val="46711BCF"/>
+    <w:multiLevelType w:val="multilevel"/>
+    <w:tmpl w:val="1F4E4C7C"/>
+    <w:lvl w:ilvl="0">
+      <w:start w:val="1"/>
+      <w:numFmt w:val="bullet"/>
+      <w:lvlText w:val=""/>
+      <w:lvlJc w:val="left"/>
+      <w:pPr>
+        <w:tabs>
+          <w:tab w:val="num" w:pos="720"/>
+        </w:tabs>
+        <w:ind w:left="720" w:hanging="360"/>
+      </w:pPr>
+      <w:rPr>
+        <w:rFonts w:ascii="Symbol" w:hAnsi="Symbol" w:hint="default"/>
+        <w:sz w:val="20"/>
+      </w:rPr>
+    </w:lvl>
+    <w:lvl w:ilvl="1" w:tentative="1">
+      <w:start w:val="1"/>
+      <w:numFmt w:val="bullet"/>
+      <w:lvlText w:val="o"/>
+      <w:lvlJc w:val="left"/>
+      <w:pPr>
+        <w:tabs>
+          <w:tab w:val="num" w:pos="1440"/>
+        </w:tabs>
+        <w:ind w:left="1440" w:hanging="360"/>
+      </w:pPr>
+      <w:rPr>
+        <w:rFonts w:ascii="Courier New" w:hAnsi="Courier New" w:hint="default"/>
+        <w:sz w:val="20"/>
+      </w:rPr>
+    </w:lvl>
+    <w:lvl w:ilvl="2" w:tentative="1">
+      <w:start w:val="1"/>
+      <w:numFmt w:val="bullet"/>
+      <w:lvlText w:val=""/>
+      <w:lvlJc w:val="left"/>
+      <w:pPr>
+        <w:tabs>
+          <w:tab w:val="num" w:pos="2160"/>
+        </w:tabs>
+        <w:ind w:left="2160" w:hanging="360"/>
+      </w:pPr>
+      <w:rPr>
+        <w:rFonts w:ascii="Wingdings" w:hAnsi="Wingdings" w:hint="default"/>
+        <w:sz w:val="20"/>
+      </w:rPr>
+    </w:lvl>
+    <w:lvl w:ilvl="3" w:tentative="1">
+      <w:start w:val="1"/>
+      <w:numFmt w:val="bullet"/>
+      <w:lvlText w:val=""/>
+      <w:lvlJc w:val="left"/>
+      <w:pPr>
+        <w:tabs>
+          <w:tab w:val="num" w:pos="2880"/>
+        </w:tabs>
+        <w:ind w:left="2880" w:hanging="360"/>
+      </w:pPr>
+      <w:rPr>
+        <w:rFonts w:ascii="Wingdings" w:hAnsi="Wingdings" w:hint="default"/>
+        <w:sz w:val="20"/>
+      </w:rPr>
+    </w:lvl>
+    <w:lvl w:ilvl="4" w:tentative="1">
+      <w:start w:val="1"/>
+      <w:numFmt w:val="bullet"/>
+      <w:lvlText w:val=""/>
+      <w:lvlJc w:val="left"/>
+      <w:pPr>
+        <w:tabs>
+          <w:tab w:val="num" w:pos="3600"/>
+        </w:tabs>
+        <w:ind w:left="3600" w:hanging="360"/>
+      </w:pPr>
+      <w:rPr>
+        <w:rFonts w:ascii="Wingdings" w:hAnsi="Wingdings" w:hint="default"/>
+        <w:sz w:val="20"/>
+      </w:rPr>
+    </w:lvl>
+    <w:lvl w:ilvl="5" w:tentative="1">
+      <w:start w:val="1"/>
+      <w:numFmt w:val="bullet"/>
+      <w:lvlText w:val=""/>
+      <w:lvlJc w:val="left"/>
+      <w:pPr>
+        <w:tabs>
+          <w:tab w:val="num" w:pos="4320"/>
+        </w:tabs>
+        <w:ind w:left="4320" w:hanging="360"/>
+      </w:pPr>
+      <w:rPr>
+        <w:rFonts w:ascii="Wingdings" w:hAnsi="Wingdings" w:hint="default"/>
+        <w:sz w:val="20"/>
+      </w:rPr>
+    </w:lvl>
+    <w:lvl w:ilvl="6" w:tentative="1">
+      <w:start w:val="1"/>
+      <w:numFmt w:val="bullet"/>
+      <w:lvlText w:val=""/>
+      <w:lvlJc w:val="left"/>
+      <w:pPr>
+        <w:tabs>
+          <w:tab w:val="num" w:pos="5040"/>
+        </w:tabs>
+        <w:ind w:left="5040" w:hanging="360"/>
+      </w:pPr>
+      <w:rPr>
+        <w:rFonts w:ascii="Wingdings" w:hAnsi="Wingdings" w:hint="default"/>
+        <w:sz w:val="20"/>
+      </w:rPr>
+    </w:lvl>
+    <w:lvl w:ilvl="7" w:tentative="1">
+      <w:start w:val="1"/>
+      <w:numFmt w:val="bullet"/>
+      <w:lvlText w:val=""/>
+      <w:lvlJc w:val="left"/>
+      <w:pPr>
+        <w:tabs>
+          <w:tab w:val="num" w:pos="5760"/>
+        </w:tabs>
+        <w:ind w:left="5760" w:hanging="360"/>
+      </w:pPr>
+      <w:rPr>
+        <w:rFonts w:ascii="Wingdings" w:hAnsi="Wingdings" w:hint="default"/>
+        <w:sz w:val="20"/>
+      </w:rPr>
+    </w:lvl>
+    <w:lvl w:ilvl="8" w:tentative="1">
+      <w:start w:val="1"/>
+      <w:numFmt w:val="bullet"/>
+      <w:lvlText w:val=""/>
+      <w:lvlJc w:val="left"/>
+      <w:pPr>
+        <w:tabs>
+          <w:tab w:val="num" w:pos="6480"/>
+        </w:tabs>
+        <w:ind w:left="6480" w:hanging="360"/>
+      </w:pPr>
+      <w:rPr>
+        <w:rFonts w:ascii="Wingdings" w:hAnsi="Wingdings" w:hint="default"/>
+        <w:sz w:val="20"/>
+      </w:rPr>
+    </w:lvl>
+  </w:abstractNum>
+  <w:abstractNum w:abstractNumId="28" w15:restartNumberingAfterBreak="0">
     <w:nsid w:val="47F3066F"/>
     <w:multiLevelType w:val="multilevel"/>
     <w:tmpl w:val="FC34F72C"/>
@@ -7571,7 +11023,7 @@
       </w:pPr>
     </w:lvl>
   </w:abstractNum>
-  <w:abstractNum w:abstractNumId="18" w15:restartNumberingAfterBreak="0">
+  <w:abstractNum w:abstractNumId="29" w15:restartNumberingAfterBreak="0">
     <w:nsid w:val="496C7F94"/>
     <w:multiLevelType w:val="hybridMultilevel"/>
     <w:tmpl w:val="3AF2BDC6"/>
@@ -7684,7 +11136,7 @@
       </w:rPr>
     </w:lvl>
   </w:abstractNum>
-  <w:abstractNum w:abstractNumId="19" w15:restartNumberingAfterBreak="0">
+  <w:abstractNum w:abstractNumId="30" w15:restartNumberingAfterBreak="0">
     <w:nsid w:val="4B33390D"/>
     <w:multiLevelType w:val="hybridMultilevel"/>
     <w:tmpl w:val="EF60ED1A"/>
@@ -7797,7 +11249,7 @@
       </w:rPr>
     </w:lvl>
   </w:abstractNum>
-  <w:abstractNum w:abstractNumId="20" w15:restartNumberingAfterBreak="0">
+  <w:abstractNum w:abstractNumId="31" w15:restartNumberingAfterBreak="0">
     <w:nsid w:val="4C88401E"/>
     <w:multiLevelType w:val="multilevel"/>
     <w:tmpl w:val="26026530"/>
@@ -7946,7 +11398,7 @@
       </w:rPr>
     </w:lvl>
   </w:abstractNum>
-  <w:abstractNum w:abstractNumId="21" w15:restartNumberingAfterBreak="0">
+  <w:abstractNum w:abstractNumId="32" w15:restartNumberingAfterBreak="0">
     <w:nsid w:val="4F0662BF"/>
     <w:multiLevelType w:val="hybridMultilevel"/>
     <w:tmpl w:val="EB7CB714"/>
@@ -8059,7 +11511,7 @@
       </w:rPr>
     </w:lvl>
   </w:abstractNum>
-  <w:abstractNum w:abstractNumId="22" w15:restartNumberingAfterBreak="0">
+  <w:abstractNum w:abstractNumId="33" w15:restartNumberingAfterBreak="0">
     <w:nsid w:val="4F0F3F3E"/>
     <w:multiLevelType w:val="multilevel"/>
     <w:tmpl w:val="004EFC86"/>
@@ -8208,7 +11660,7 @@
       </w:rPr>
     </w:lvl>
   </w:abstractNum>
-  <w:abstractNum w:abstractNumId="23" w15:restartNumberingAfterBreak="0">
+  <w:abstractNum w:abstractNumId="34" w15:restartNumberingAfterBreak="0">
     <w:nsid w:val="515A353A"/>
     <w:multiLevelType w:val="hybridMultilevel"/>
     <w:tmpl w:val="762CCFE8"/>
@@ -8321,7 +11773,7 @@
       </w:rPr>
     </w:lvl>
   </w:abstractNum>
-  <w:abstractNum w:abstractNumId="24" w15:restartNumberingAfterBreak="0">
+  <w:abstractNum w:abstractNumId="35" w15:restartNumberingAfterBreak="0">
     <w:nsid w:val="56DC0D01"/>
     <w:multiLevelType w:val="multilevel"/>
     <w:tmpl w:val="03F4E896"/>
@@ -8470,7 +11922,7 @@
       </w:rPr>
     </w:lvl>
   </w:abstractNum>
-  <w:abstractNum w:abstractNumId="25" w15:restartNumberingAfterBreak="0">
+  <w:abstractNum w:abstractNumId="36" w15:restartNumberingAfterBreak="0">
     <w:nsid w:val="5ACE4F54"/>
     <w:multiLevelType w:val="multilevel"/>
     <w:tmpl w:val="F9DE7116"/>
@@ -8619,7 +12071,120 @@
       </w:rPr>
     </w:lvl>
   </w:abstractNum>
-  <w:abstractNum w:abstractNumId="26" w15:restartNumberingAfterBreak="0">
+  <w:abstractNum w:abstractNumId="37" w15:restartNumberingAfterBreak="0">
+    <w:nsid w:val="5AF704B7"/>
+    <w:multiLevelType w:val="hybridMultilevel"/>
+    <w:tmpl w:val="39BC3E28"/>
+    <w:lvl w:ilvl="0" w:tplc="04100001">
+      <w:start w:val="1"/>
+      <w:numFmt w:val="bullet"/>
+      <w:lvlText w:val=""/>
+      <w:lvlJc w:val="left"/>
+      <w:pPr>
+        <w:ind w:left="1428" w:hanging="360"/>
+      </w:pPr>
+      <w:rPr>
+        <w:rFonts w:ascii="Symbol" w:hAnsi="Symbol" w:hint="default"/>
+      </w:rPr>
+    </w:lvl>
+    <w:lvl w:ilvl="1" w:tplc="04100003" w:tentative="1">
+      <w:start w:val="1"/>
+      <w:numFmt w:val="bullet"/>
+      <w:lvlText w:val="o"/>
+      <w:lvlJc w:val="left"/>
+      <w:pPr>
+        <w:ind w:left="2148" w:hanging="360"/>
+      </w:pPr>
+      <w:rPr>
+        <w:rFonts w:ascii="Courier New" w:hAnsi="Courier New" w:cs="Courier New" w:hint="default"/>
+      </w:rPr>
+    </w:lvl>
+    <w:lvl w:ilvl="2" w:tplc="04100005" w:tentative="1">
+      <w:start w:val="1"/>
+      <w:numFmt w:val="bullet"/>
+      <w:lvlText w:val=""/>
+      <w:lvlJc w:val="left"/>
+      <w:pPr>
+        <w:ind w:left="2868" w:hanging="360"/>
+      </w:pPr>
+      <w:rPr>
+        <w:rFonts w:ascii="Wingdings" w:hAnsi="Wingdings" w:hint="default"/>
+      </w:rPr>
+    </w:lvl>
+    <w:lvl w:ilvl="3" w:tplc="04100001" w:tentative="1">
+      <w:start w:val="1"/>
+      <w:numFmt w:val="bullet"/>
+      <w:lvlText w:val=""/>
+      <w:lvlJc w:val="left"/>
+      <w:pPr>
+        <w:ind w:left="3588" w:hanging="360"/>
+      </w:pPr>
+      <w:rPr>
+        <w:rFonts w:ascii="Symbol" w:hAnsi="Symbol" w:hint="default"/>
+      </w:rPr>
+    </w:lvl>
+    <w:lvl w:ilvl="4" w:tplc="04100003" w:tentative="1">
+      <w:start w:val="1"/>
+      <w:numFmt w:val="bullet"/>
+      <w:lvlText w:val="o"/>
+      <w:lvlJc w:val="left"/>
+      <w:pPr>
+        <w:ind w:left="4308" w:hanging="360"/>
+      </w:pPr>
+      <w:rPr>
+        <w:rFonts w:ascii="Courier New" w:hAnsi="Courier New" w:cs="Courier New" w:hint="default"/>
+      </w:rPr>
+    </w:lvl>
+    <w:lvl w:ilvl="5" w:tplc="04100005" w:tentative="1">
+      <w:start w:val="1"/>
+      <w:numFmt w:val="bullet"/>
+      <w:lvlText w:val=""/>
+      <w:lvlJc w:val="left"/>
+      <w:pPr>
+        <w:ind w:left="5028" w:hanging="360"/>
+      </w:pPr>
+      <w:rPr>
+        <w:rFonts w:ascii="Wingdings" w:hAnsi="Wingdings" w:hint="default"/>
+      </w:rPr>
+    </w:lvl>
+    <w:lvl w:ilvl="6" w:tplc="04100001" w:tentative="1">
+      <w:start w:val="1"/>
+      <w:numFmt w:val="bullet"/>
+      <w:lvlText w:val=""/>
+      <w:lvlJc w:val="left"/>
+      <w:pPr>
+        <w:ind w:left="5748" w:hanging="360"/>
+      </w:pPr>
+      <w:rPr>
+        <w:rFonts w:ascii="Symbol" w:hAnsi="Symbol" w:hint="default"/>
+      </w:rPr>
+    </w:lvl>
+    <w:lvl w:ilvl="7" w:tplc="04100003" w:tentative="1">
+      <w:start w:val="1"/>
+      <w:numFmt w:val="bullet"/>
+      <w:lvlText w:val="o"/>
+      <w:lvlJc w:val="left"/>
+      <w:pPr>
+        <w:ind w:left="6468" w:hanging="360"/>
+      </w:pPr>
+      <w:rPr>
+        <w:rFonts w:ascii="Courier New" w:hAnsi="Courier New" w:cs="Courier New" w:hint="default"/>
+      </w:rPr>
+    </w:lvl>
+    <w:lvl w:ilvl="8" w:tplc="04100005" w:tentative="1">
+      <w:start w:val="1"/>
+      <w:numFmt w:val="bullet"/>
+      <w:lvlText w:val=""/>
+      <w:lvlJc w:val="left"/>
+      <w:pPr>
+        <w:ind w:left="7188" w:hanging="360"/>
+      </w:pPr>
+      <w:rPr>
+        <w:rFonts w:ascii="Wingdings" w:hAnsi="Wingdings" w:hint="default"/>
+      </w:rPr>
+    </w:lvl>
+  </w:abstractNum>
+  <w:abstractNum w:abstractNumId="38" w15:restartNumberingAfterBreak="0">
     <w:nsid w:val="5C7540F7"/>
     <w:multiLevelType w:val="multilevel"/>
     <w:tmpl w:val="1312054E"/>
@@ -8768,7 +12333,7 @@
       </w:rPr>
     </w:lvl>
   </w:abstractNum>
-  <w:abstractNum w:abstractNumId="27" w15:restartNumberingAfterBreak="0">
+  <w:abstractNum w:abstractNumId="39" w15:restartNumberingAfterBreak="0">
     <w:nsid w:val="5E8B521A"/>
     <w:multiLevelType w:val="multilevel"/>
     <w:tmpl w:val="EDF677CE"/>
@@ -8881,7 +12446,7 @@
       </w:pPr>
     </w:lvl>
   </w:abstractNum>
-  <w:abstractNum w:abstractNumId="28" w15:restartNumberingAfterBreak="0">
+  <w:abstractNum w:abstractNumId="40" w15:restartNumberingAfterBreak="0">
     <w:nsid w:val="5ED2767C"/>
     <w:multiLevelType w:val="multilevel"/>
     <w:tmpl w:val="A1E8C232"/>
@@ -9030,7 +12595,7 @@
       </w:rPr>
     </w:lvl>
   </w:abstractNum>
-  <w:abstractNum w:abstractNumId="29" w15:restartNumberingAfterBreak="0">
+  <w:abstractNum w:abstractNumId="41" w15:restartNumberingAfterBreak="0">
     <w:nsid w:val="61FB3366"/>
     <w:multiLevelType w:val="multilevel"/>
     <w:tmpl w:val="0DACC8D2"/>
@@ -9179,7 +12744,7 @@
       </w:rPr>
     </w:lvl>
   </w:abstractNum>
-  <w:abstractNum w:abstractNumId="30" w15:restartNumberingAfterBreak="0">
+  <w:abstractNum w:abstractNumId="42" w15:restartNumberingAfterBreak="0">
     <w:nsid w:val="66034F4B"/>
     <w:multiLevelType w:val="multilevel"/>
     <w:tmpl w:val="795A0FF0"/>
@@ -9328,7 +12893,7 @@
       </w:rPr>
     </w:lvl>
   </w:abstractNum>
-  <w:abstractNum w:abstractNumId="31" w15:restartNumberingAfterBreak="0">
+  <w:abstractNum w:abstractNumId="43" w15:restartNumberingAfterBreak="0">
     <w:nsid w:val="6734068B"/>
     <w:multiLevelType w:val="multilevel"/>
     <w:tmpl w:val="480A1480"/>
@@ -9477,7 +13042,7 @@
       </w:rPr>
     </w:lvl>
   </w:abstractNum>
-  <w:abstractNum w:abstractNumId="32" w15:restartNumberingAfterBreak="0">
+  <w:abstractNum w:abstractNumId="44" w15:restartNumberingAfterBreak="0">
     <w:nsid w:val="68362944"/>
     <w:multiLevelType w:val="hybridMultilevel"/>
     <w:tmpl w:val="C598D836"/>
@@ -9590,7 +13155,7 @@
       </w:rPr>
     </w:lvl>
   </w:abstractNum>
-  <w:abstractNum w:abstractNumId="33" w15:restartNumberingAfterBreak="0">
+  <w:abstractNum w:abstractNumId="45" w15:restartNumberingAfterBreak="0">
     <w:nsid w:val="6A725F25"/>
     <w:multiLevelType w:val="hybridMultilevel"/>
     <w:tmpl w:val="8C1A6272"/>
@@ -9703,7 +13268,7 @@
       </w:rPr>
     </w:lvl>
   </w:abstractNum>
-  <w:abstractNum w:abstractNumId="34" w15:restartNumberingAfterBreak="0">
+  <w:abstractNum w:abstractNumId="46" w15:restartNumberingAfterBreak="0">
     <w:nsid w:val="7CBE6A6E"/>
     <w:multiLevelType w:val="hybridMultilevel"/>
     <w:tmpl w:val="AE348D38"/>
@@ -9816,7 +13381,7 @@
       </w:rPr>
     </w:lvl>
   </w:abstractNum>
-  <w:abstractNum w:abstractNumId="35" w15:restartNumberingAfterBreak="0">
+  <w:abstractNum w:abstractNumId="47" w15:restartNumberingAfterBreak="0">
     <w:nsid w:val="7F25104C"/>
     <w:multiLevelType w:val="multilevel"/>
     <w:tmpl w:val="C456AADC"/>
@@ -9966,112 +13531,148 @@
     </w:lvl>
   </w:abstractNum>
   <w:num w:numId="1" w16cid:durableId="343282975">
-    <w:abstractNumId w:val="7"/>
+    <w:abstractNumId w:val="11"/>
   </w:num>
   <w:num w:numId="2" w16cid:durableId="820855661">
-    <w:abstractNumId w:val="9"/>
+    <w:abstractNumId w:val="15"/>
   </w:num>
   <w:num w:numId="3" w16cid:durableId="1333341650">
     <w:abstractNumId w:val="0"/>
   </w:num>
   <w:num w:numId="4" w16cid:durableId="1094283505">
-    <w:abstractNumId w:val="27"/>
+    <w:abstractNumId w:val="39"/>
   </w:num>
   <w:num w:numId="5" w16cid:durableId="477693538">
+    <w:abstractNumId w:val="33"/>
+  </w:num>
+  <w:num w:numId="6" w16cid:durableId="1948583185">
+    <w:abstractNumId w:val="38"/>
+  </w:num>
+  <w:num w:numId="7" w16cid:durableId="634067869">
+    <w:abstractNumId w:val="26"/>
+  </w:num>
+  <w:num w:numId="8" w16cid:durableId="224338851">
+    <w:abstractNumId w:val="34"/>
+  </w:num>
+  <w:num w:numId="9" w16cid:durableId="1362129943">
+    <w:abstractNumId w:val="45"/>
+  </w:num>
+  <w:num w:numId="10" w16cid:durableId="1729911989">
+    <w:abstractNumId w:val="29"/>
+  </w:num>
+  <w:num w:numId="11" w16cid:durableId="1405254666">
+    <w:abstractNumId w:val="20"/>
+  </w:num>
+  <w:num w:numId="12" w16cid:durableId="1969047606">
+    <w:abstractNumId w:val="36"/>
+  </w:num>
+  <w:num w:numId="13" w16cid:durableId="997228232">
     <w:abstractNumId w:val="22"/>
   </w:num>
-  <w:num w:numId="6" w16cid:durableId="1948583185">
-    <w:abstractNumId w:val="26"/>
+  <w:num w:numId="14" w16cid:durableId="1756366055">
+    <w:abstractNumId w:val="43"/>
   </w:num>
-  <w:num w:numId="7" w16cid:durableId="634067869">
-    <w:abstractNumId w:val="16"/>
+  <w:num w:numId="15" w16cid:durableId="940913522">
+    <w:abstractNumId w:val="31"/>
   </w:num>
-  <w:num w:numId="8" w16cid:durableId="224338851">
-    <w:abstractNumId w:val="23"/>
+  <w:num w:numId="16" w16cid:durableId="7485856">
+    <w:abstractNumId w:val="7"/>
   </w:num>
-  <w:num w:numId="9" w16cid:durableId="1362129943">
-    <w:abstractNumId w:val="33"/>
+  <w:num w:numId="17" w16cid:durableId="72893205">
+    <w:abstractNumId w:val="32"/>
   </w:num>
-  <w:num w:numId="10" w16cid:durableId="1729911989">
+  <w:num w:numId="18" w16cid:durableId="712584610">
+    <w:abstractNumId w:val="30"/>
+  </w:num>
+  <w:num w:numId="19" w16cid:durableId="1044714437">
+    <w:abstractNumId w:val="40"/>
+  </w:num>
+  <w:num w:numId="20" w16cid:durableId="937180078">
     <w:abstractNumId w:val="18"/>
   </w:num>
-  <w:num w:numId="11" w16cid:durableId="1405254666">
-    <w:abstractNumId w:val="13"/>
+  <w:num w:numId="21" w16cid:durableId="10572340">
+    <w:abstractNumId w:val="24"/>
   </w:num>
-  <w:num w:numId="12" w16cid:durableId="1969047606">
-    <w:abstractNumId w:val="25"/>
+  <w:num w:numId="22" w16cid:durableId="1264875640">
+    <w:abstractNumId w:val="41"/>
   </w:num>
-  <w:num w:numId="13" w16cid:durableId="997228232">
+  <w:num w:numId="23" w16cid:durableId="1988242779">
+    <w:abstractNumId w:val="28"/>
+  </w:num>
+  <w:num w:numId="24" w16cid:durableId="352539125">
+    <w:abstractNumId w:val="44"/>
+  </w:num>
+  <w:num w:numId="25" w16cid:durableId="350573185">
     <w:abstractNumId w:val="14"/>
   </w:num>
-  <w:num w:numId="14" w16cid:durableId="1756366055">
-    <w:abstractNumId w:val="31"/>
+  <w:num w:numId="26" w16cid:durableId="881868664">
+    <w:abstractNumId w:val="35"/>
   </w:num>
-  <w:num w:numId="15" w16cid:durableId="940913522">
-    <w:abstractNumId w:val="20"/>
+  <w:num w:numId="27" w16cid:durableId="1570574232">
+    <w:abstractNumId w:val="17"/>
   </w:num>
-  <w:num w:numId="16" w16cid:durableId="7485856">
+  <w:num w:numId="28" w16cid:durableId="437795456">
+    <w:abstractNumId w:val="47"/>
+  </w:num>
+  <w:num w:numId="29" w16cid:durableId="2120180133">
+    <w:abstractNumId w:val="19"/>
+  </w:num>
+  <w:num w:numId="30" w16cid:durableId="177276189">
     <w:abstractNumId w:val="5"/>
   </w:num>
-  <w:num w:numId="17" w16cid:durableId="72893205">
-    <w:abstractNumId w:val="21"/>
-  </w:num>
-  <w:num w:numId="18" w16cid:durableId="712584610">
-    <w:abstractNumId w:val="19"/>
-  </w:num>
-  <w:num w:numId="19" w16cid:durableId="1044714437">
-    <w:abstractNumId w:val="28"/>
-  </w:num>
-  <w:num w:numId="20" w16cid:durableId="937180078">
-    <w:abstractNumId w:val="11"/>
-  </w:num>
-  <w:num w:numId="21" w16cid:durableId="10572340">
-    <w:abstractNumId w:val="15"/>
-  </w:num>
-  <w:num w:numId="22" w16cid:durableId="1264875640">
-    <w:abstractNumId w:val="29"/>
-  </w:num>
-  <w:num w:numId="23" w16cid:durableId="1988242779">
-    <w:abstractNumId w:val="17"/>
-  </w:num>
-  <w:num w:numId="24" w16cid:durableId="352539125">
-    <w:abstractNumId w:val="32"/>
-  </w:num>
-  <w:num w:numId="25" w16cid:durableId="350573185">
-    <w:abstractNumId w:val="8"/>
-  </w:num>
-  <w:num w:numId="26" w16cid:durableId="881868664">
-    <w:abstractNumId w:val="24"/>
-  </w:num>
-  <w:num w:numId="27" w16cid:durableId="1570574232">
-    <w:abstractNumId w:val="10"/>
-  </w:num>
-  <w:num w:numId="28" w16cid:durableId="437795456">
-    <w:abstractNumId w:val="35"/>
-  </w:num>
-  <w:num w:numId="29" w16cid:durableId="2120180133">
-    <w:abstractNumId w:val="12"/>
-  </w:num>
-  <w:num w:numId="30" w16cid:durableId="177276189">
+  <w:num w:numId="31" w16cid:durableId="506411816">
     <w:abstractNumId w:val="4"/>
   </w:num>
-  <w:num w:numId="31" w16cid:durableId="506411816">
-    <w:abstractNumId w:val="3"/>
-  </w:num>
   <w:num w:numId="32" w16cid:durableId="1964531032">
-    <w:abstractNumId w:val="30"/>
+    <w:abstractNumId w:val="42"/>
   </w:num>
   <w:num w:numId="33" w16cid:durableId="1232617527">
-    <w:abstractNumId w:val="6"/>
+    <w:abstractNumId w:val="10"/>
   </w:num>
   <w:num w:numId="34" w16cid:durableId="569659446">
     <w:abstractNumId w:val="1"/>
   </w:num>
   <w:num w:numId="35" w16cid:durableId="1780024362">
-    <w:abstractNumId w:val="34"/>
+    <w:abstractNumId w:val="46"/>
   </w:num>
   <w:num w:numId="36" w16cid:durableId="1702245859">
     <w:abstractNumId w:val="2"/>
+  </w:num>
+  <w:num w:numId="37" w16cid:durableId="1945576511">
+    <w:abstractNumId w:val="3"/>
+  </w:num>
+  <w:num w:numId="38" w16cid:durableId="878780039">
+    <w:abstractNumId w:val="23"/>
+  </w:num>
+  <w:num w:numId="39" w16cid:durableId="1150487670">
+    <w:abstractNumId w:val="27"/>
+  </w:num>
+  <w:num w:numId="40" w16cid:durableId="1121344749">
+    <w:abstractNumId w:val="13"/>
+  </w:num>
+  <w:num w:numId="41" w16cid:durableId="386420635">
+    <w:abstractNumId w:val="12"/>
+  </w:num>
+  <w:num w:numId="42" w16cid:durableId="1833443894">
+    <w:abstractNumId w:val="9"/>
+  </w:num>
+  <w:num w:numId="43" w16cid:durableId="1260093216">
+    <w:abstractNumId w:val="16"/>
+  </w:num>
+  <w:num w:numId="44" w16cid:durableId="2124690732">
+    <w:abstractNumId w:val="25"/>
+  </w:num>
+  <w:num w:numId="45" w16cid:durableId="1992248468">
+    <w:abstractNumId w:val="8"/>
+  </w:num>
+  <w:num w:numId="46" w16cid:durableId="920529670">
+    <w:abstractNumId w:val="6"/>
+  </w:num>
+  <w:num w:numId="47" w16cid:durableId="991644859">
+    <w:abstractNumId w:val="21"/>
+  </w:num>
+  <w:num w:numId="48" w16cid:durableId="6517369">
+    <w:abstractNumId w:val="37"/>
   </w:num>
 </w:numbering>
 </file>
@@ -10474,7 +14075,7 @@
   <w:style w:type="paragraph" w:default="1" w:styleId="Normale">
     <w:name w:val="Normal"/>
     <w:qFormat/>
-    <w:rsid w:val="00430A26"/>
+    <w:rsid w:val="00022768"/>
   </w:style>
   <w:style w:type="paragraph" w:styleId="Titolo1">
     <w:name w:val="heading 1"/>
@@ -10991,6 +14592,29 @@
       <w:spacing w:val="5"/>
     </w:rPr>
   </w:style>
+  <w:style w:type="character" w:styleId="Collegamentoipertestuale">
+    <w:name w:val="Hyperlink"/>
+    <w:basedOn w:val="Carpredefinitoparagrafo"/>
+    <w:uiPriority w:val="99"/>
+    <w:unhideWhenUsed/>
+    <w:rsid w:val="00200511"/>
+    <w:rPr>
+      <w:color w:val="467886" w:themeColor="hyperlink"/>
+      <w:u w:val="single"/>
+    </w:rPr>
+  </w:style>
+  <w:style w:type="character" w:styleId="Menzionenonrisolta">
+    <w:name w:val="Unresolved Mention"/>
+    <w:basedOn w:val="Carpredefinitoparagrafo"/>
+    <w:uiPriority w:val="99"/>
+    <w:semiHidden/>
+    <w:unhideWhenUsed/>
+    <w:rsid w:val="00200511"/>
+    <w:rPr>
+      <w:color w:val="605E5C"/>
+      <w:shd w:val="clear" w:color="auto" w:fill="E1DFDD"/>
+    </w:rPr>
+  </w:style>
 </w:styles>
 </file>
 
